--- a/HISTORIAS_DE_USUARIO.docx
+++ b/HISTORIAS_DE_USUARIO.docx
@@ -30,10 +30,11 @@
         <w:rPr>
           <w:rStyle w:val="Fuerte"/>
           <w:rFonts w:ascii="Raleway" w:hAnsi="Raleway"/>
-          <w:sz w:val="22"/>
-          <w:szCs w:val="22"/>
-        </w:rPr>
-        <w:t>Versión 1.0</w:t>
+          <w:color w:val="1D1D1B"/>
+          <w:sz w:val="22"/>
+          <w:szCs w:val="22"/>
+        </w:rPr>
+        <w:t>Versión 1.1</w:t>
       </w:r>
     </w:p>
     <w:p>
@@ -72,7 +73,7 @@
           <w:sz w:val="22"/>
           <w:szCs w:val="22"/>
         </w:rPr>
-        <w:pict w14:anchorId="5AB023ED">
+        <w:pict w14:anchorId="7FD82F87">
           <v:rect id="_x0000_i1025" style="width:0;height:1.5pt" o:hralign="center" o:hrstd="t" o:hr="t" fillcolor="#a0a0a0" stroked="f"/>
         </w:pict>
       </w:r>
@@ -111,9 +112,9 @@
       <w:tblGrid>
         <w:gridCol w:w="1518"/>
         <w:gridCol w:w="1117"/>
-        <w:gridCol w:w="3433"/>
-        <w:gridCol w:w="1412"/>
-        <w:gridCol w:w="1342"/>
+        <w:gridCol w:w="3602"/>
+        <w:gridCol w:w="1326"/>
+        <w:gridCol w:w="1259"/>
       </w:tblGrid>
       <w:tr>
         <w:trPr>
@@ -517,6 +518,193 @@
           </w:p>
         </w:tc>
       </w:tr>
+      <w:tr>
+        <w:tc>
+          <w:tcPr>
+            <w:tcW w:w="0" w:type="auto"/>
+            <w:tcBorders>
+              <w:top w:val="single" w:sz="6" w:space="0" w:color="9A9A96"/>
+              <w:left w:val="single" w:sz="6" w:space="0" w:color="9A9A96"/>
+              <w:bottom w:val="single" w:sz="6" w:space="0" w:color="9A9A96"/>
+              <w:right w:val="single" w:sz="6" w:space="0" w:color="9A9A96"/>
+            </w:tcBorders>
+            <w:tcMar>
+              <w:top w:w="75" w:type="dxa"/>
+              <w:left w:w="120" w:type="dxa"/>
+              <w:bottom w:w="75" w:type="dxa"/>
+              <w:right w:w="120" w:type="dxa"/>
+            </w:tcMar>
+            <w:hideMark/>
+          </w:tcPr>
+          <w:p>
+            <w:pPr>
+              <w:rPr>
+                <w:rFonts w:ascii="Raleway" w:eastAsia="Times New Roman" w:hAnsi="Raleway"/>
+                <w:color w:val="1D1D1B"/>
+                <w:sz w:val="22"/>
+                <w:szCs w:val="22"/>
+              </w:rPr>
+            </w:pPr>
+            <w:r>
+              <w:rPr>
+                <w:rFonts w:ascii="Raleway" w:eastAsia="Times New Roman" w:hAnsi="Raleway"/>
+                <w:color w:val="1D1D1B"/>
+                <w:sz w:val="22"/>
+                <w:szCs w:val="22"/>
+              </w:rPr>
+              <w:t>03/09/2026</w:t>
+            </w:r>
+          </w:p>
+        </w:tc>
+        <w:tc>
+          <w:tcPr>
+            <w:tcW w:w="0" w:type="auto"/>
+            <w:tcBorders>
+              <w:top w:val="single" w:sz="6" w:space="0" w:color="9A9A96"/>
+              <w:left w:val="single" w:sz="6" w:space="0" w:color="9A9A96"/>
+              <w:bottom w:val="single" w:sz="6" w:space="0" w:color="9A9A96"/>
+              <w:right w:val="single" w:sz="6" w:space="0" w:color="9A9A96"/>
+            </w:tcBorders>
+            <w:tcMar>
+              <w:top w:w="75" w:type="dxa"/>
+              <w:left w:w="120" w:type="dxa"/>
+              <w:bottom w:w="75" w:type="dxa"/>
+              <w:right w:w="120" w:type="dxa"/>
+            </w:tcMar>
+            <w:hideMark/>
+          </w:tcPr>
+          <w:p>
+            <w:pPr>
+              <w:rPr>
+                <w:rFonts w:ascii="Raleway" w:eastAsia="Times New Roman" w:hAnsi="Raleway"/>
+                <w:color w:val="1D1D1B"/>
+                <w:sz w:val="22"/>
+                <w:szCs w:val="22"/>
+              </w:rPr>
+            </w:pPr>
+            <w:r>
+              <w:rPr>
+                <w:rFonts w:ascii="Raleway" w:eastAsia="Times New Roman" w:hAnsi="Raleway"/>
+                <w:color w:val="1D1D1B"/>
+                <w:sz w:val="22"/>
+                <w:szCs w:val="22"/>
+              </w:rPr>
+              <w:t>1.1</w:t>
+            </w:r>
+          </w:p>
+        </w:tc>
+        <w:tc>
+          <w:tcPr>
+            <w:tcW w:w="0" w:type="auto"/>
+            <w:tcBorders>
+              <w:top w:val="single" w:sz="6" w:space="0" w:color="9A9A96"/>
+              <w:left w:val="single" w:sz="6" w:space="0" w:color="9A9A96"/>
+              <w:bottom w:val="single" w:sz="6" w:space="0" w:color="9A9A96"/>
+              <w:right w:val="single" w:sz="6" w:space="0" w:color="9A9A96"/>
+            </w:tcBorders>
+            <w:tcMar>
+              <w:top w:w="75" w:type="dxa"/>
+              <w:left w:w="120" w:type="dxa"/>
+              <w:bottom w:w="75" w:type="dxa"/>
+              <w:right w:w="120" w:type="dxa"/>
+            </w:tcMar>
+            <w:hideMark/>
+          </w:tcPr>
+          <w:p>
+            <w:pPr>
+              <w:rPr>
+                <w:rFonts w:ascii="Raleway" w:eastAsia="Times New Roman" w:hAnsi="Raleway"/>
+                <w:color w:val="1D1D1B"/>
+                <w:sz w:val="22"/>
+                <w:szCs w:val="22"/>
+              </w:rPr>
+            </w:pPr>
+            <w:r>
+              <w:rPr>
+                <w:rFonts w:ascii="Raleway" w:eastAsia="Times New Roman" w:hAnsi="Raleway"/>
+                <w:color w:val="1D1D1B"/>
+                <w:sz w:val="22"/>
+                <w:szCs w:val="22"/>
+              </w:rPr>
+              <w:t>Se alinea la columna de iteración con el mapa de versiones y con las cuatro versiones que evalúa el curso: la v2 pasa a ser TODAS las tablas restantes, no solo cátedra y sesión. Se deja explícito que el proyecto versiona back y front en paralelo</w:t>
+            </w:r>
+          </w:p>
+        </w:tc>
+        <w:tc>
+          <w:tcPr>
+            <w:tcW w:w="0" w:type="auto"/>
+            <w:tcBorders>
+              <w:top w:val="single" w:sz="6" w:space="0" w:color="9A9A96"/>
+              <w:left w:val="single" w:sz="6" w:space="0" w:color="9A9A96"/>
+              <w:bottom w:val="single" w:sz="6" w:space="0" w:color="9A9A96"/>
+              <w:right w:val="single" w:sz="6" w:space="0" w:color="9A9A96"/>
+            </w:tcBorders>
+            <w:tcMar>
+              <w:top w:w="75" w:type="dxa"/>
+              <w:left w:w="120" w:type="dxa"/>
+              <w:bottom w:w="75" w:type="dxa"/>
+              <w:right w:w="120" w:type="dxa"/>
+            </w:tcMar>
+            <w:hideMark/>
+          </w:tcPr>
+          <w:p>
+            <w:pPr>
+              <w:rPr>
+                <w:rFonts w:ascii="Raleway" w:eastAsia="Times New Roman" w:hAnsi="Raleway"/>
+                <w:color w:val="1D1D1B"/>
+                <w:sz w:val="22"/>
+                <w:szCs w:val="22"/>
+              </w:rPr>
+            </w:pPr>
+            <w:r>
+              <w:rPr>
+                <w:rFonts w:ascii="Raleway" w:eastAsia="Times New Roman" w:hAnsi="Raleway"/>
+                <w:color w:val="1D1D1B"/>
+                <w:sz w:val="22"/>
+                <w:szCs w:val="22"/>
+              </w:rPr>
+              <w:t>Equipo del proyecto de aula</w:t>
+            </w:r>
+          </w:p>
+        </w:tc>
+        <w:tc>
+          <w:tcPr>
+            <w:tcW w:w="0" w:type="auto"/>
+            <w:tcBorders>
+              <w:top w:val="single" w:sz="6" w:space="0" w:color="9A9A96"/>
+              <w:left w:val="single" w:sz="6" w:space="0" w:color="9A9A96"/>
+              <w:bottom w:val="single" w:sz="6" w:space="0" w:color="9A9A96"/>
+              <w:right w:val="single" w:sz="6" w:space="0" w:color="9A9A96"/>
+            </w:tcBorders>
+            <w:tcMar>
+              <w:top w:w="75" w:type="dxa"/>
+              <w:left w:w="120" w:type="dxa"/>
+              <w:bottom w:w="75" w:type="dxa"/>
+              <w:right w:w="120" w:type="dxa"/>
+            </w:tcMar>
+            <w:hideMark/>
+          </w:tcPr>
+          <w:p>
+            <w:pPr>
+              <w:rPr>
+                <w:rFonts w:ascii="Raleway" w:eastAsia="Times New Roman" w:hAnsi="Raleway"/>
+                <w:color w:val="1D1D1B"/>
+                <w:sz w:val="22"/>
+                <w:szCs w:val="22"/>
+              </w:rPr>
+            </w:pPr>
+            <w:r>
+              <w:rPr>
+                <w:rFonts w:ascii="Raleway" w:eastAsia="Times New Roman" w:hAnsi="Raleway"/>
+                <w:color w:val="1D1D1B"/>
+                <w:sz w:val="22"/>
+                <w:szCs w:val="22"/>
+              </w:rPr>
+              <w:t>Carlos Arturo Castro Castro</w:t>
+            </w:r>
+          </w:p>
+        </w:tc>
+      </w:tr>
     </w:tbl>
     <w:p>
       <w:pPr>
@@ -534,7 +722,7 @@
           <w:sz w:val="22"/>
           <w:szCs w:val="22"/>
         </w:rPr>
-        <w:pict w14:anchorId="325F2F9D">
+        <w:pict w14:anchorId="23A44854">
           <v:rect id="_x0000_i1026" style="width:0;height:1.5pt" o:hralign="center" o:hrstd="t" o:hr="t" fillcolor="#a0a0a0" stroked="f"/>
         </w:pict>
       </w:r>
@@ -576,6 +764,7 @@
         <w:rPr>
           <w:rStyle w:val="Fuerte"/>
           <w:rFonts w:ascii="Raleway" w:hAnsi="Raleway"/>
+          <w:color w:val="1D1D1B"/>
           <w:sz w:val="22"/>
           <w:szCs w:val="22"/>
         </w:rPr>
@@ -628,6 +817,7 @@
         <w:rPr>
           <w:rStyle w:val="Fuerte"/>
           <w:rFonts w:ascii="Raleway" w:hAnsi="Raleway"/>
+          <w:color w:val="1D1D1B"/>
           <w:sz w:val="22"/>
           <w:szCs w:val="22"/>
         </w:rPr>
@@ -646,6 +836,7 @@
         <w:rPr>
           <w:rStyle w:val="Fuerte"/>
           <w:rFonts w:ascii="Raleway" w:hAnsi="Raleway"/>
+          <w:color w:val="1D1D1B"/>
           <w:sz w:val="22"/>
           <w:szCs w:val="22"/>
         </w:rPr>
@@ -678,12 +869,14 @@
           <w:sz w:val="22"/>
           <w:szCs w:val="22"/>
         </w:rPr>
+        <w:lastRenderedPageBreak/>
         <w:t xml:space="preserve">Los criterios están escritos </w:t>
       </w:r>
       <w:r>
         <w:rPr>
           <w:rStyle w:val="Fuerte"/>
           <w:rFonts w:ascii="Raleway" w:hAnsi="Raleway"/>
+          <w:color w:val="1D1D1B"/>
           <w:sz w:val="22"/>
           <w:szCs w:val="22"/>
         </w:rPr>
@@ -774,6 +967,7 @@
         <w:rPr>
           <w:rStyle w:val="Fuerte"/>
           <w:rFonts w:ascii="Raleway" w:hAnsi="Raleway"/>
+          <w:color w:val="1D1D1B"/>
           <w:sz w:val="22"/>
           <w:szCs w:val="22"/>
         </w:rPr>
@@ -853,7 +1047,6 @@
                 <w:sz w:val="22"/>
                 <w:szCs w:val="22"/>
               </w:rPr>
-              <w:lastRenderedPageBreak/>
               <w:t>Versión</w:t>
             </w:r>
           </w:p>
@@ -938,7 +1131,17 @@
                 <w:sz w:val="22"/>
                 <w:szCs w:val="22"/>
               </w:rPr>
-              <w:t>Qué queda funcionando</w:t>
+              <w:t xml:space="preserve">Qué queda funcionando — </w:t>
+            </w:r>
+            <w:r>
+              <w:rPr>
+                <w:rStyle w:val="Fuerte"/>
+                <w:rFonts w:ascii="Montserrat" w:eastAsia="Times New Roman" w:hAnsi="Montserrat"/>
+                <w:color w:val="FFFFFF"/>
+                <w:sz w:val="22"/>
+                <w:szCs w:val="22"/>
+              </w:rPr>
+              <w:t>API y pantallas</w:t>
             </w:r>
           </w:p>
         </w:tc>
@@ -974,6 +1177,7 @@
               <w:rPr>
                 <w:rStyle w:val="Fuerte"/>
                 <w:rFonts w:ascii="Raleway" w:eastAsia="Times New Roman" w:hAnsi="Raleway"/>
+                <w:color w:val="1D1D1B"/>
                 <w:sz w:val="22"/>
                 <w:szCs w:val="22"/>
               </w:rPr>
@@ -1051,7 +1255,17 @@
                 <w:sz w:val="22"/>
                 <w:szCs w:val="22"/>
               </w:rPr>
-              <w:t>El catálogo de sedes, completo: consultarlo, agregar, corregir y retirar</w:t>
+              <w:t xml:space="preserve">Las tablas sin llave foránea, con sus pantallas. </w:t>
+            </w:r>
+            <w:r>
+              <w:rPr>
+                <w:rStyle w:val="nfasis"/>
+                <w:rFonts w:ascii="Raleway" w:eastAsia="Times New Roman" w:hAnsi="Raleway"/>
+                <w:color w:val="1D1D1B"/>
+                <w:sz w:val="22"/>
+                <w:szCs w:val="22"/>
+              </w:rPr>
+              <w:t>Este ejemplo construye una: el catálogo de sedes, completo</w:t>
             </w:r>
           </w:p>
         </w:tc>
@@ -1087,6 +1301,7 @@
               <w:rPr>
                 <w:rStyle w:val="Fuerte"/>
                 <w:rFonts w:ascii="Raleway" w:eastAsia="Times New Roman" w:hAnsi="Raleway"/>
+                <w:color w:val="1D1D1B"/>
                 <w:sz w:val="22"/>
                 <w:szCs w:val="22"/>
               </w:rPr>
@@ -1164,7 +1379,7 @@
                 <w:sz w:val="22"/>
                 <w:szCs w:val="22"/>
               </w:rPr>
-              <w:t>Las cátedras y sus sesiones, con las listas desplegables cargadas del sistema</w:t>
+              <w:t>Todas las demás tablas —cátedras, sesiones y catálogos— con las listas desplegables cargadas del sistema</w:t>
             </w:r>
           </w:p>
         </w:tc>
@@ -1200,6 +1415,7 @@
               <w:rPr>
                 <w:rStyle w:val="Fuerte"/>
                 <w:rFonts w:ascii="Raleway" w:eastAsia="Times New Roman" w:hAnsi="Raleway"/>
+                <w:color w:val="1D1D1B"/>
                 <w:sz w:val="22"/>
                 <w:szCs w:val="22"/>
               </w:rPr>
@@ -1313,6 +1529,7 @@
               <w:rPr>
                 <w:rStyle w:val="Fuerte"/>
                 <w:rFonts w:ascii="Raleway" w:eastAsia="Times New Roman" w:hAnsi="Raleway"/>
+                <w:color w:val="1D1D1B"/>
                 <w:sz w:val="22"/>
                 <w:szCs w:val="22"/>
               </w:rPr>
@@ -1390,7 +1607,7 @@
                 <w:sz w:val="22"/>
                 <w:szCs w:val="22"/>
               </w:rPr>
-              <w:t>El registro de asistencia y los informes de acreditación</w:t>
+              <w:t>El registro de asistencia, las consultas de acreditación y el tablero</w:t>
             </w:r>
           </w:p>
         </w:tc>
@@ -1399,7 +1616,125 @@
     <w:p>
       <w:pPr>
         <w:pStyle w:val="NormalWeb"/>
-        <w:divId w:val="1223173990"/>
+        <w:rPr>
+          <w:rFonts w:ascii="Raleway" w:hAnsi="Raleway"/>
+          <w:color w:val="1D1D1B"/>
+          <w:sz w:val="22"/>
+          <w:szCs w:val="22"/>
+        </w:rPr>
+      </w:pPr>
+      <w:r>
+        <w:rPr>
+          <w:rStyle w:val="Fuerte"/>
+          <w:rFonts w:ascii="Raleway" w:hAnsi="Raleway"/>
+          <w:color w:val="1D1D1B"/>
+          <w:sz w:val="22"/>
+          <w:szCs w:val="22"/>
+        </w:rPr>
+        <w:t>Este proyecto versiona back y front EN PARALELO.</w:t>
+      </w:r>
+      <w:r>
+        <w:rPr>
+          <w:rFonts w:ascii="Raleway" w:hAnsi="Raleway"/>
+          <w:color w:val="1D1D1B"/>
+          <w:sz w:val="22"/>
+          <w:szCs w:val="22"/>
+        </w:rPr>
+        <w:t xml:space="preserve"> Cada versión entrega su parte de la API </w:t>
+      </w:r>
+      <w:r>
+        <w:rPr>
+          <w:rStyle w:val="nfasis"/>
+          <w:rFonts w:ascii="Raleway" w:hAnsi="Raleway"/>
+          <w:color w:val="1D1D1B"/>
+          <w:sz w:val="22"/>
+          <w:szCs w:val="22"/>
+        </w:rPr>
+        <w:t>y</w:t>
+      </w:r>
+      <w:r>
+        <w:rPr>
+          <w:rFonts w:ascii="Raleway" w:hAnsi="Raleway"/>
+          <w:color w:val="1D1D1B"/>
+          <w:sz w:val="22"/>
+          <w:szCs w:val="22"/>
+        </w:rPr>
+        <w:t xml:space="preserve"> sus pantallas: no hay una versión "de back" y otra "de front". La razón, con sus costos, está en el </w:t>
+      </w:r>
+      <w:hyperlink r:id="rId5" w:history="1">
+        <w:r>
+          <w:rPr>
+            <w:rStyle w:val="Hipervnculo"/>
+            <w:rFonts w:ascii="Raleway" w:hAnsi="Raleway"/>
+            <w:sz w:val="22"/>
+            <w:szCs w:val="22"/>
+          </w:rPr>
+          <w:t>mapa de versiones</w:t>
+        </w:r>
+      </w:hyperlink>
+      <w:r>
+        <w:rPr>
+          <w:rFonts w:ascii="Raleway" w:hAnsi="Raleway"/>
+          <w:color w:val="1D1D1B"/>
+          <w:sz w:val="22"/>
+          <w:szCs w:val="22"/>
+        </w:rPr>
+        <w:t>.</w:t>
+      </w:r>
+    </w:p>
+    <w:p>
+      <w:pPr>
+        <w:pStyle w:val="NormalWeb"/>
+        <w:rPr>
+          <w:rFonts w:ascii="Raleway" w:hAnsi="Raleway"/>
+          <w:color w:val="1D1D1B"/>
+          <w:sz w:val="22"/>
+          <w:szCs w:val="22"/>
+        </w:rPr>
+      </w:pPr>
+      <w:r>
+        <w:rPr>
+          <w:rFonts w:ascii="Raleway" w:hAnsi="Raleway"/>
+          <w:color w:val="1D1D1B"/>
+          <w:sz w:val="22"/>
+          <w:szCs w:val="22"/>
+        </w:rPr>
+        <w:t xml:space="preserve">Lo que eso significa para estas historias: </w:t>
+      </w:r>
+      <w:r>
+        <w:rPr>
+          <w:rStyle w:val="Fuerte"/>
+          <w:rFonts w:ascii="Raleway" w:hAnsi="Raleway"/>
+          <w:color w:val="1D1D1B"/>
+          <w:sz w:val="22"/>
+          <w:szCs w:val="22"/>
+        </w:rPr>
+        <w:t xml:space="preserve">una historia no está cumplida si </w:t>
+      </w:r>
+      <w:r>
+        <w:rPr>
+          <w:rStyle w:val="Fuerte"/>
+          <w:rFonts w:ascii="Raleway" w:hAnsi="Raleway"/>
+          <w:color w:val="1D1D1B"/>
+          <w:sz w:val="22"/>
+          <w:szCs w:val="22"/>
+        </w:rPr>
+        <w:t>el dato se puede consultar por la API pero no se ve en una pantalla.</w:t>
+      </w:r>
+      <w:r>
+        <w:rPr>
+          <w:rFonts w:ascii="Raleway" w:hAnsi="Raleway"/>
+          <w:color w:val="1D1D1B"/>
+          <w:sz w:val="22"/>
+          <w:szCs w:val="22"/>
+        </w:rPr>
+        <w:t xml:space="preserve"> Sus criterios de aceptación están escritos así a propósito — hablan de lo que ve quien usa el sistema, no de lo que responde un endpoint.</w:t>
+      </w:r>
+    </w:p>
+    <w:p>
+      <w:pPr>
+        <w:pStyle w:val="NormalWeb"/>
+        <w:divId w:val="1325351333"/>
         <w:rPr>
           <w:rFonts w:ascii="Raleway" w:hAnsi="Raleway"/>
           <w:color w:val="4A4A47"/>
@@ -1411,6 +1746,7 @@
         <w:rPr>
           <w:rStyle w:val="Fuerte"/>
           <w:rFonts w:ascii="Raleway" w:hAnsi="Raleway"/>
+          <w:color w:val="4A4A47"/>
           <w:sz w:val="22"/>
           <w:szCs w:val="22"/>
         </w:rPr>
@@ -1425,7 +1761,7 @@
         </w:rPr>
         <w:t xml:space="preserve"> y se puede ejecutar: es el ejemplo de referencia de este repositorio. Las historias 1 a 4 tienen sus criterios verificados contra el sistema corriendo, y el detalle técnico está en </w:t>
       </w:r>
-      <w:hyperlink r:id="rId5" w:history="1">
+      <w:hyperlink r:id="rId6" w:history="1">
         <w:r>
           <w:rPr>
             <w:rStyle w:val="CdigoHTML"/>
@@ -1482,6 +1818,7 @@
         <w:rPr>
           <w:rStyle w:val="Fuerte"/>
           <w:rFonts w:ascii="Raleway" w:hAnsi="Raleway"/>
+          <w:color w:val="1D1D1B"/>
           <w:sz w:val="22"/>
           <w:szCs w:val="22"/>
         </w:rPr>
@@ -1494,16 +1831,7 @@
           <w:sz w:val="22"/>
           <w:szCs w:val="22"/>
         </w:rPr>
-        <w:t xml:space="preserve"> </w:t>
-      </w:r>
-      <w:r>
-        <w:rPr>
-          <w:rFonts w:ascii="Raleway" w:hAnsi="Raleway"/>
-          <w:color w:val="1D1D1B"/>
-          <w:sz w:val="22"/>
-          <w:szCs w:val="22"/>
-        </w:rPr>
-        <w:t xml:space="preserve">(Resolución de Rectoría General N.º 404 del 14 de mayo de 2024), que está en la raíz de este repositorio como </w:t>
+        <w:t xml:space="preserve"> (Resolución de Rectoría General N.º 404 del 14 de mayo de 2024), que está en la raíz de este repositorio como </w:t>
       </w:r>
       <w:r>
         <w:rPr>
@@ -1820,6 +2148,7 @@
                 <w:sz w:val="22"/>
                 <w:szCs w:val="22"/>
               </w:rPr>
+              <w:lastRenderedPageBreak/>
               <w:t>Negro institucional</w:t>
             </w:r>
           </w:p>
@@ -1965,6 +2294,7 @@
               <w:rPr>
                 <w:rStyle w:val="Fuerte"/>
                 <w:rFonts w:ascii="Raleway" w:eastAsia="Times New Roman" w:hAnsi="Raleway"/>
+                <w:color w:val="1D1D1B"/>
                 <w:sz w:val="22"/>
                 <w:szCs w:val="22"/>
               </w:rPr>
@@ -1983,6 +2313,7 @@
               <w:rPr>
                 <w:rStyle w:val="Fuerte"/>
                 <w:rFonts w:ascii="Raleway" w:eastAsia="Times New Roman" w:hAnsi="Raleway"/>
+                <w:color w:val="1D1D1B"/>
                 <w:sz w:val="22"/>
                 <w:szCs w:val="22"/>
               </w:rPr>
@@ -2278,6 +2609,7 @@
         <w:rPr>
           <w:rStyle w:val="Fuerte"/>
           <w:rFonts w:ascii="Raleway" w:hAnsi="Raleway"/>
+          <w:color w:val="1D1D1B"/>
           <w:sz w:val="22"/>
           <w:szCs w:val="22"/>
         </w:rPr>
@@ -2323,6 +2655,7 @@
         <w:rPr>
           <w:rStyle w:val="Fuerte"/>
           <w:rFonts w:ascii="Raleway" w:hAnsi="Raleway"/>
+          <w:color w:val="1D1D1B"/>
           <w:sz w:val="22"/>
           <w:szCs w:val="22"/>
         </w:rPr>
@@ -2354,16 +2687,7 @@
           <w:sz w:val="22"/>
           <w:szCs w:val="22"/>
         </w:rPr>
-        <w:t xml:space="preserve"> </w:t>
-      </w:r>
-      <w:r>
-        <w:rPr>
-          <w:rFonts w:ascii="Raleway" w:hAnsi="Raleway"/>
-          <w:color w:val="1D1D1B"/>
-          <w:sz w:val="22"/>
-          <w:szCs w:val="22"/>
-        </w:rPr>
-        <w:t>prohíbe. El archivo oficial lo entrega Comunicaciones de la Universidad; mientras llega, la pantalla reserva su sitio respetando el tamaño mínimo y el área de reserva.</w:t>
+        <w:t xml:space="preserve"> prohíbe. El archivo oficial lo entrega Comunicaciones de la Universidad; mientras llega, la pantalla reserva su sitio respetando el tamaño mínimo y el área de reserva.</w:t>
       </w:r>
     </w:p>
     <w:p>
@@ -2382,7 +2706,7 @@
           <w:sz w:val="22"/>
           <w:szCs w:val="22"/>
         </w:rPr>
-        <w:pict w14:anchorId="08B25ED3">
+        <w:pict w14:anchorId="707782C6">
           <v:rect id="_x0000_i1027" style="width:0;height:1.5pt" o:hralign="center" o:hrstd="t" o:hr="t" fillcolor="#a0a0a0" stroked="f"/>
         </w:pict>
       </w:r>
@@ -2398,7 +2722,6 @@
         <w:rPr>
           <w:rFonts w:eastAsia="Times New Roman"/>
         </w:rPr>
-        <w:lastRenderedPageBreak/>
         <w:t>Historias</w:t>
       </w:r>
     </w:p>
@@ -2527,6 +2850,7 @@
               <w:rPr>
                 <w:rStyle w:val="Fuerte"/>
                 <w:rFonts w:ascii="Raleway" w:eastAsia="Times New Roman" w:hAnsi="Raleway"/>
+                <w:color w:val="1D1D1B"/>
                 <w:sz w:val="22"/>
                 <w:szCs w:val="22"/>
               </w:rPr>
@@ -2573,6 +2897,7 @@
               <w:rPr>
                 <w:rStyle w:val="Fuerte"/>
                 <w:rFonts w:ascii="Raleway" w:eastAsia="Times New Roman" w:hAnsi="Raleway"/>
+                <w:color w:val="1D1D1B"/>
                 <w:sz w:val="22"/>
                 <w:szCs w:val="22"/>
               </w:rPr>
@@ -2621,6 +2946,7 @@
               <w:rPr>
                 <w:rStyle w:val="Fuerte"/>
                 <w:rFonts w:ascii="Raleway" w:eastAsia="Times New Roman" w:hAnsi="Raleway"/>
+                <w:color w:val="1D1D1B"/>
                 <w:sz w:val="22"/>
                 <w:szCs w:val="22"/>
               </w:rPr>
@@ -2697,6 +3023,7 @@
               <w:rPr>
                 <w:rStyle w:val="Fuerte"/>
                 <w:rFonts w:ascii="Raleway" w:eastAsia="Times New Roman" w:hAnsi="Raleway"/>
+                <w:color w:val="1D1D1B"/>
                 <w:sz w:val="22"/>
                 <w:szCs w:val="22"/>
               </w:rPr>
@@ -2773,6 +3100,7 @@
               <w:rPr>
                 <w:rStyle w:val="Fuerte"/>
                 <w:rFonts w:ascii="Raleway" w:eastAsia="Times New Roman" w:hAnsi="Raleway"/>
+                <w:color w:val="1D1D1B"/>
                 <w:sz w:val="22"/>
                 <w:szCs w:val="22"/>
               </w:rPr>
@@ -2819,6 +3147,7 @@
               <w:rPr>
                 <w:rStyle w:val="Fuerte"/>
                 <w:rFonts w:ascii="Raleway" w:eastAsia="Times New Roman" w:hAnsi="Raleway"/>
+                <w:color w:val="1D1D1B"/>
                 <w:sz w:val="22"/>
                 <w:szCs w:val="22"/>
               </w:rPr>
@@ -2867,6 +3196,7 @@
               <w:rPr>
                 <w:rStyle w:val="Fuerte"/>
                 <w:rFonts w:ascii="Raleway" w:eastAsia="Times New Roman" w:hAnsi="Raleway"/>
+                <w:color w:val="1D1D1B"/>
                 <w:sz w:val="22"/>
                 <w:szCs w:val="22"/>
               </w:rPr>
@@ -2885,6 +3215,7 @@
               <w:rPr>
                 <w:rStyle w:val="Fuerte"/>
                 <w:rFonts w:ascii="Raleway" w:eastAsia="Times New Roman" w:hAnsi="Raleway"/>
+                <w:color w:val="1D1D1B"/>
                 <w:sz w:val="22"/>
                 <w:szCs w:val="22"/>
               </w:rPr>
@@ -2931,6 +3262,7 @@
               <w:rPr>
                 <w:rStyle w:val="Fuerte"/>
                 <w:rFonts w:ascii="Raleway" w:eastAsia="Times New Roman" w:hAnsi="Raleway"/>
+                <w:color w:val="1D1D1B"/>
                 <w:sz w:val="22"/>
                 <w:szCs w:val="22"/>
               </w:rPr>
@@ -2979,6 +3311,7 @@
               <w:rPr>
                 <w:rStyle w:val="Fuerte"/>
                 <w:rFonts w:ascii="Raleway" w:eastAsia="Times New Roman" w:hAnsi="Raleway"/>
+                <w:color w:val="1D1D1B"/>
                 <w:sz w:val="22"/>
                 <w:szCs w:val="22"/>
               </w:rPr>
@@ -3039,6 +3372,7 @@
         <w:rPr>
           <w:rStyle w:val="Fuerte"/>
           <w:rFonts w:ascii="Raleway" w:hAnsi="Raleway"/>
+          <w:color w:val="1D1D1B"/>
           <w:sz w:val="22"/>
           <w:szCs w:val="22"/>
         </w:rPr>
@@ -3062,7 +3396,16 @@
           <w:sz w:val="22"/>
           <w:szCs w:val="22"/>
         </w:rPr>
-        <w:t>Yo Ana Gómez, como coordinadora de Bienestar Institucional, quiero ver en una pantalla la lista de las sedes donde se dictan las cátedras abiertas, con su nombre, su dirección y si son virtuales, para saber dónde se puede programar una sesión sin tener que preguntarle a nadie ni abrir la base de datos.</w:t>
+        <w:t>Yo Ana Gómez, como coordinadora de Bienestar Institucional, quiero ver en una pantalla la lista de las sedes donde se dictan las cátedras abiertas, con su nombre, su dirección y si son virtuales, para sabe</w:t>
+      </w:r>
+      <w:r>
+        <w:rPr>
+          <w:rFonts w:ascii="Raleway" w:hAnsi="Raleway"/>
+          <w:color w:val="1D1D1B"/>
+          <w:sz w:val="22"/>
+          <w:szCs w:val="22"/>
+        </w:rPr>
+        <w:t>r dónde se puede programar una sesión sin tener que preguntarle a nadie ni abrir la base de datos.</w:t>
       </w:r>
     </w:p>
     <w:p>
@@ -3079,6 +3422,7 @@
         <w:rPr>
           <w:rStyle w:val="Fuerte"/>
           <w:rFonts w:ascii="Raleway" w:hAnsi="Raleway"/>
+          <w:color w:val="1D1D1B"/>
           <w:sz w:val="22"/>
           <w:szCs w:val="22"/>
         </w:rPr>
@@ -3123,6 +3467,7 @@
         <w:rPr>
           <w:rStyle w:val="Fuerte"/>
           <w:rFonts w:ascii="Raleway" w:hAnsi="Raleway"/>
+          <w:color w:val="1D1D1B"/>
           <w:sz w:val="22"/>
           <w:szCs w:val="22"/>
         </w:rPr>
@@ -3289,7 +3634,7 @@
           <w:sz w:val="22"/>
           <w:szCs w:val="22"/>
         </w:rPr>
-        <w:pict w14:anchorId="3DEC6E63">
+        <w:pict w14:anchorId="33E0D1FA">
           <v:rect id="_x0000_i1028" style="width:0;height:1.5pt" o:hralign="center" o:hrstd="t" o:hr="t" fillcolor="#a0a0a0" stroked="f"/>
         </w:pict>
       </w:r>
@@ -3419,6 +3764,7 @@
               <w:rPr>
                 <w:rStyle w:val="Fuerte"/>
                 <w:rFonts w:ascii="Raleway" w:eastAsia="Times New Roman" w:hAnsi="Raleway"/>
+                <w:color w:val="1D1D1B"/>
                 <w:sz w:val="22"/>
                 <w:szCs w:val="22"/>
               </w:rPr>
@@ -3465,6 +3811,7 @@
               <w:rPr>
                 <w:rStyle w:val="Fuerte"/>
                 <w:rFonts w:ascii="Raleway" w:eastAsia="Times New Roman" w:hAnsi="Raleway"/>
+                <w:color w:val="1D1D1B"/>
                 <w:sz w:val="22"/>
                 <w:szCs w:val="22"/>
               </w:rPr>
@@ -3477,7 +3824,16 @@
                 <w:sz w:val="22"/>
                 <w:szCs w:val="22"/>
               </w:rPr>
-              <w:t xml:space="preserve"> Ana Gómez · Coordinadora de Bienestar Institucional</w:t>
+              <w:t xml:space="preserve"> </w:t>
+            </w:r>
+            <w:r>
+              <w:rPr>
+                <w:rFonts w:ascii="Raleway" w:eastAsia="Times New Roman" w:hAnsi="Raleway"/>
+                <w:color w:val="1D1D1B"/>
+                <w:sz w:val="22"/>
+                <w:szCs w:val="22"/>
+              </w:rPr>
+              <w:t>Ana Gómez · Coordinadora de Bienestar Institucional</w:t>
             </w:r>
           </w:p>
         </w:tc>
@@ -3513,6 +3869,7 @@
               <w:rPr>
                 <w:rStyle w:val="Fuerte"/>
                 <w:rFonts w:ascii="Raleway" w:eastAsia="Times New Roman" w:hAnsi="Raleway"/>
+                <w:color w:val="1D1D1B"/>
                 <w:sz w:val="22"/>
                 <w:szCs w:val="22"/>
               </w:rPr>
@@ -3589,6 +3946,7 @@
               <w:rPr>
                 <w:rStyle w:val="Fuerte"/>
                 <w:rFonts w:ascii="Raleway" w:eastAsia="Times New Roman" w:hAnsi="Raleway"/>
+                <w:color w:val="1D1D1B"/>
                 <w:sz w:val="22"/>
                 <w:szCs w:val="22"/>
               </w:rPr>
@@ -3665,6 +4023,7 @@
               <w:rPr>
                 <w:rStyle w:val="Fuerte"/>
                 <w:rFonts w:ascii="Raleway" w:eastAsia="Times New Roman" w:hAnsi="Raleway"/>
+                <w:color w:val="1D1D1B"/>
                 <w:sz w:val="22"/>
                 <w:szCs w:val="22"/>
               </w:rPr>
@@ -3711,6 +4070,7 @@
               <w:rPr>
                 <w:rStyle w:val="Fuerte"/>
                 <w:rFonts w:ascii="Raleway" w:eastAsia="Times New Roman" w:hAnsi="Raleway"/>
+                <w:color w:val="1D1D1B"/>
                 <w:sz w:val="22"/>
                 <w:szCs w:val="22"/>
               </w:rPr>
@@ -3759,6 +4119,7 @@
               <w:rPr>
                 <w:rStyle w:val="Fuerte"/>
                 <w:rFonts w:ascii="Raleway" w:eastAsia="Times New Roman" w:hAnsi="Raleway"/>
+                <w:color w:val="1D1D1B"/>
                 <w:sz w:val="22"/>
                 <w:szCs w:val="22"/>
               </w:rPr>
@@ -3777,6 +4138,7 @@
               <w:rPr>
                 <w:rStyle w:val="Fuerte"/>
                 <w:rFonts w:ascii="Raleway" w:eastAsia="Times New Roman" w:hAnsi="Raleway"/>
+                <w:color w:val="1D1D1B"/>
                 <w:sz w:val="22"/>
                 <w:szCs w:val="22"/>
               </w:rPr>
@@ -3823,6 +4185,7 @@
               <w:rPr>
                 <w:rStyle w:val="Fuerte"/>
                 <w:rFonts w:ascii="Raleway" w:eastAsia="Times New Roman" w:hAnsi="Raleway"/>
+                <w:color w:val="1D1D1B"/>
                 <w:sz w:val="22"/>
                 <w:szCs w:val="22"/>
               </w:rPr>
@@ -3871,6 +4234,7 @@
               <w:rPr>
                 <w:rStyle w:val="Fuerte"/>
                 <w:rFonts w:ascii="Raleway" w:eastAsia="Times New Roman" w:hAnsi="Raleway"/>
+                <w:color w:val="1D1D1B"/>
                 <w:sz w:val="22"/>
                 <w:szCs w:val="22"/>
               </w:rPr>
@@ -3883,16 +4247,7 @@
                 <w:sz w:val="22"/>
                 <w:szCs w:val="22"/>
               </w:rPr>
-              <w:t xml:space="preserve"> </w:t>
-            </w:r>
-            <w:r>
-              <w:rPr>
-                <w:rFonts w:ascii="Raleway" w:eastAsia="Times New Roman" w:hAnsi="Raleway"/>
-                <w:color w:val="1D1D1B"/>
-                <w:sz w:val="22"/>
-                <w:szCs w:val="22"/>
-              </w:rPr>
-              <w:t>Equipo del proyecto de aula</w:t>
+              <w:t xml:space="preserve"> Equipo del proyecto de aula</w:t>
             </w:r>
           </w:p>
         </w:tc>
@@ -3940,6 +4295,7 @@
         <w:rPr>
           <w:rStyle w:val="Fuerte"/>
           <w:rFonts w:ascii="Raleway" w:hAnsi="Raleway"/>
+          <w:color w:val="1D1D1B"/>
           <w:sz w:val="22"/>
           <w:szCs w:val="22"/>
         </w:rPr>
@@ -3980,6 +4336,7 @@
         <w:rPr>
           <w:rStyle w:val="Fuerte"/>
           <w:rFonts w:ascii="Raleway" w:hAnsi="Raleway"/>
+          <w:color w:val="1D1D1B"/>
           <w:sz w:val="22"/>
           <w:szCs w:val="22"/>
         </w:rPr>
@@ -4024,6 +4381,7 @@
         <w:rPr>
           <w:rStyle w:val="Fuerte"/>
           <w:rFonts w:ascii="Raleway" w:hAnsi="Raleway"/>
+          <w:color w:val="1D1D1B"/>
           <w:sz w:val="22"/>
           <w:szCs w:val="22"/>
         </w:rPr>
@@ -4190,7 +4548,7 @@
           <w:sz w:val="22"/>
           <w:szCs w:val="22"/>
         </w:rPr>
-        <w:pict w14:anchorId="3253AC79">
+        <w:pict w14:anchorId="52E43AF6">
           <v:rect id="_x0000_i1029" style="width:0;height:1.5pt" o:hralign="center" o:hrstd="t" o:hr="t" fillcolor="#a0a0a0" stroked="f"/>
         </w:pict>
       </w:r>
@@ -4320,6 +4678,7 @@
               <w:rPr>
                 <w:rStyle w:val="Fuerte"/>
                 <w:rFonts w:ascii="Raleway" w:eastAsia="Times New Roman" w:hAnsi="Raleway"/>
+                <w:color w:val="1D1D1B"/>
                 <w:sz w:val="22"/>
                 <w:szCs w:val="22"/>
               </w:rPr>
@@ -4366,6 +4725,7 @@
               <w:rPr>
                 <w:rStyle w:val="Fuerte"/>
                 <w:rFonts w:ascii="Raleway" w:eastAsia="Times New Roman" w:hAnsi="Raleway"/>
+                <w:color w:val="1D1D1B"/>
                 <w:sz w:val="22"/>
                 <w:szCs w:val="22"/>
               </w:rPr>
@@ -4414,6 +4774,7 @@
               <w:rPr>
                 <w:rStyle w:val="Fuerte"/>
                 <w:rFonts w:ascii="Raleway" w:eastAsia="Times New Roman" w:hAnsi="Raleway"/>
+                <w:color w:val="1D1D1B"/>
                 <w:sz w:val="22"/>
                 <w:szCs w:val="22"/>
               </w:rPr>
@@ -4490,6 +4851,7 @@
               <w:rPr>
                 <w:rStyle w:val="Fuerte"/>
                 <w:rFonts w:ascii="Raleway" w:eastAsia="Times New Roman" w:hAnsi="Raleway"/>
+                <w:color w:val="1D1D1B"/>
                 <w:sz w:val="22"/>
                 <w:szCs w:val="22"/>
               </w:rPr>
@@ -4502,7 +4864,16 @@
                 <w:sz w:val="22"/>
                 <w:szCs w:val="22"/>
               </w:rPr>
-              <w:t xml:space="preserve"> Carlos Arturo Castro Castro</w:t>
+              <w:t xml:space="preserve"> </w:t>
+            </w:r>
+            <w:r>
+              <w:rPr>
+                <w:rFonts w:ascii="Raleway" w:eastAsia="Times New Roman" w:hAnsi="Raleway"/>
+                <w:color w:val="1D1D1B"/>
+                <w:sz w:val="22"/>
+                <w:szCs w:val="22"/>
+              </w:rPr>
+              <w:t>Carlos Arturo Castro Castro</w:t>
             </w:r>
           </w:p>
         </w:tc>
@@ -4566,6 +4937,7 @@
               <w:rPr>
                 <w:rStyle w:val="Fuerte"/>
                 <w:rFonts w:ascii="Raleway" w:eastAsia="Times New Roman" w:hAnsi="Raleway"/>
+                <w:color w:val="1D1D1B"/>
                 <w:sz w:val="22"/>
                 <w:szCs w:val="22"/>
               </w:rPr>
@@ -4612,6 +4984,7 @@
               <w:rPr>
                 <w:rStyle w:val="Fuerte"/>
                 <w:rFonts w:ascii="Raleway" w:eastAsia="Times New Roman" w:hAnsi="Raleway"/>
+                <w:color w:val="1D1D1B"/>
                 <w:sz w:val="22"/>
                 <w:szCs w:val="22"/>
               </w:rPr>
@@ -4660,6 +5033,7 @@
               <w:rPr>
                 <w:rStyle w:val="Fuerte"/>
                 <w:rFonts w:ascii="Raleway" w:eastAsia="Times New Roman" w:hAnsi="Raleway"/>
+                <w:color w:val="1D1D1B"/>
                 <w:sz w:val="22"/>
                 <w:szCs w:val="22"/>
               </w:rPr>
@@ -4678,6 +5052,7 @@
               <w:rPr>
                 <w:rStyle w:val="Fuerte"/>
                 <w:rFonts w:ascii="Raleway" w:eastAsia="Times New Roman" w:hAnsi="Raleway"/>
+                <w:color w:val="1D1D1B"/>
                 <w:sz w:val="22"/>
                 <w:szCs w:val="22"/>
               </w:rPr>
@@ -4724,6 +5099,7 @@
               <w:rPr>
                 <w:rStyle w:val="Fuerte"/>
                 <w:rFonts w:ascii="Raleway" w:eastAsia="Times New Roman" w:hAnsi="Raleway"/>
+                <w:color w:val="1D1D1B"/>
                 <w:sz w:val="22"/>
                 <w:szCs w:val="22"/>
               </w:rPr>
@@ -4772,6 +5148,7 @@
               <w:rPr>
                 <w:rStyle w:val="Fuerte"/>
                 <w:rFonts w:ascii="Raleway" w:eastAsia="Times New Roman" w:hAnsi="Raleway"/>
+                <w:color w:val="1D1D1B"/>
                 <w:sz w:val="22"/>
                 <w:szCs w:val="22"/>
               </w:rPr>
@@ -4832,6 +5209,7 @@
         <w:rPr>
           <w:rStyle w:val="Fuerte"/>
           <w:rFonts w:ascii="Raleway" w:hAnsi="Raleway"/>
+          <w:color w:val="1D1D1B"/>
           <w:sz w:val="22"/>
           <w:szCs w:val="22"/>
         </w:rPr>
@@ -4872,6 +5250,7 @@
         <w:rPr>
           <w:rStyle w:val="Fuerte"/>
           <w:rFonts w:ascii="Raleway" w:hAnsi="Raleway"/>
+          <w:color w:val="1D1D1B"/>
           <w:sz w:val="22"/>
           <w:szCs w:val="22"/>
         </w:rPr>
@@ -4916,6 +5295,7 @@
         <w:rPr>
           <w:rStyle w:val="Fuerte"/>
           <w:rFonts w:ascii="Raleway" w:hAnsi="Raleway"/>
+          <w:color w:val="1D1D1B"/>
           <w:sz w:val="22"/>
           <w:szCs w:val="22"/>
         </w:rPr>
@@ -5082,7 +5462,7 @@
           <w:sz w:val="22"/>
           <w:szCs w:val="22"/>
         </w:rPr>
-        <w:pict w14:anchorId="4F0C75FF">
+        <w:pict w14:anchorId="18B6D2BA">
           <v:rect id="_x0000_i1030" style="width:0;height:1.5pt" o:hralign="center" o:hrstd="t" o:hr="t" fillcolor="#a0a0a0" stroked="f"/>
         </w:pict>
       </w:r>
@@ -5212,6 +5592,7 @@
               <w:rPr>
                 <w:rStyle w:val="Fuerte"/>
                 <w:rFonts w:ascii="Raleway" w:eastAsia="Times New Roman" w:hAnsi="Raleway"/>
+                <w:color w:val="1D1D1B"/>
                 <w:sz w:val="22"/>
                 <w:szCs w:val="22"/>
               </w:rPr>
@@ -5258,6 +5639,7 @@
               <w:rPr>
                 <w:rStyle w:val="Fuerte"/>
                 <w:rFonts w:ascii="Raleway" w:eastAsia="Times New Roman" w:hAnsi="Raleway"/>
+                <w:color w:val="1D1D1B"/>
                 <w:sz w:val="22"/>
                 <w:szCs w:val="22"/>
               </w:rPr>
@@ -5306,6 +5688,7 @@
               <w:rPr>
                 <w:rStyle w:val="Fuerte"/>
                 <w:rFonts w:ascii="Raleway" w:eastAsia="Times New Roman" w:hAnsi="Raleway"/>
+                <w:color w:val="1D1D1B"/>
                 <w:sz w:val="22"/>
                 <w:szCs w:val="22"/>
               </w:rPr>
@@ -5382,6 +5765,7 @@
               <w:rPr>
                 <w:rStyle w:val="Fuerte"/>
                 <w:rFonts w:ascii="Raleway" w:eastAsia="Times New Roman" w:hAnsi="Raleway"/>
+                <w:color w:val="1D1D1B"/>
                 <w:sz w:val="22"/>
                 <w:szCs w:val="22"/>
               </w:rPr>
@@ -5458,6 +5842,7 @@
               <w:rPr>
                 <w:rStyle w:val="Fuerte"/>
                 <w:rFonts w:ascii="Raleway" w:eastAsia="Times New Roman" w:hAnsi="Raleway"/>
+                <w:color w:val="1D1D1B"/>
                 <w:sz w:val="22"/>
                 <w:szCs w:val="22"/>
               </w:rPr>
@@ -5504,6 +5889,7 @@
               <w:rPr>
                 <w:rStyle w:val="Fuerte"/>
                 <w:rFonts w:ascii="Raleway" w:eastAsia="Times New Roman" w:hAnsi="Raleway"/>
+                <w:color w:val="1D1D1B"/>
                 <w:sz w:val="22"/>
                 <w:szCs w:val="22"/>
               </w:rPr>
@@ -5552,6 +5938,7 @@
               <w:rPr>
                 <w:rStyle w:val="Fuerte"/>
                 <w:rFonts w:ascii="Raleway" w:eastAsia="Times New Roman" w:hAnsi="Raleway"/>
+                <w:color w:val="1D1D1B"/>
                 <w:sz w:val="22"/>
                 <w:szCs w:val="22"/>
               </w:rPr>
@@ -5570,6 +5957,7 @@
               <w:rPr>
                 <w:rStyle w:val="Fuerte"/>
                 <w:rFonts w:ascii="Raleway" w:eastAsia="Times New Roman" w:hAnsi="Raleway"/>
+                <w:color w:val="1D1D1B"/>
                 <w:sz w:val="22"/>
                 <w:szCs w:val="22"/>
               </w:rPr>
@@ -5616,6 +6004,7 @@
               <w:rPr>
                 <w:rStyle w:val="Fuerte"/>
                 <w:rFonts w:ascii="Raleway" w:eastAsia="Times New Roman" w:hAnsi="Raleway"/>
+                <w:color w:val="1D1D1B"/>
                 <w:sz w:val="22"/>
                 <w:szCs w:val="22"/>
               </w:rPr>
@@ -5664,6 +6053,7 @@
               <w:rPr>
                 <w:rStyle w:val="Fuerte"/>
                 <w:rFonts w:ascii="Raleway" w:eastAsia="Times New Roman" w:hAnsi="Raleway"/>
+                <w:color w:val="1D1D1B"/>
                 <w:sz w:val="22"/>
                 <w:szCs w:val="22"/>
               </w:rPr>
@@ -5724,6 +6114,7 @@
         <w:rPr>
           <w:rStyle w:val="Fuerte"/>
           <w:rFonts w:ascii="Raleway" w:hAnsi="Raleway"/>
+          <w:color w:val="1D1D1B"/>
           <w:sz w:val="22"/>
           <w:szCs w:val="22"/>
         </w:rPr>
@@ -5764,6 +6155,7 @@
         <w:rPr>
           <w:rStyle w:val="Fuerte"/>
           <w:rFonts w:ascii="Raleway" w:hAnsi="Raleway"/>
+          <w:color w:val="1D1D1B"/>
           <w:sz w:val="22"/>
           <w:szCs w:val="22"/>
         </w:rPr>
@@ -5808,6 +6200,7 @@
         <w:rPr>
           <w:rStyle w:val="Fuerte"/>
           <w:rFonts w:ascii="Raleway" w:hAnsi="Raleway"/>
+          <w:color w:val="1D1D1B"/>
           <w:sz w:val="22"/>
           <w:szCs w:val="22"/>
         </w:rPr>
@@ -5974,7 +6367,7 @@
           <w:sz w:val="22"/>
           <w:szCs w:val="22"/>
         </w:rPr>
-        <w:pict w14:anchorId="2C17A1E3">
+        <w:pict w14:anchorId="38BED781">
           <v:rect id="_x0000_i1031" style="width:0;height:1.5pt" o:hralign="center" o:hrstd="t" o:hr="t" fillcolor="#a0a0a0" stroked="f"/>
         </w:pict>
       </w:r>
@@ -6104,6 +6497,7 @@
               <w:rPr>
                 <w:rStyle w:val="Fuerte"/>
                 <w:rFonts w:ascii="Raleway" w:eastAsia="Times New Roman" w:hAnsi="Raleway"/>
+                <w:color w:val="1D1D1B"/>
                 <w:sz w:val="22"/>
                 <w:szCs w:val="22"/>
               </w:rPr>
@@ -6150,6 +6544,7 @@
               <w:rPr>
                 <w:rStyle w:val="Fuerte"/>
                 <w:rFonts w:ascii="Raleway" w:eastAsia="Times New Roman" w:hAnsi="Raleway"/>
+                <w:color w:val="1D1D1B"/>
                 <w:sz w:val="22"/>
                 <w:szCs w:val="22"/>
               </w:rPr>
@@ -6198,6 +6593,7 @@
               <w:rPr>
                 <w:rStyle w:val="Fuerte"/>
                 <w:rFonts w:ascii="Raleway" w:eastAsia="Times New Roman" w:hAnsi="Raleway"/>
+                <w:color w:val="1D1D1B"/>
                 <w:sz w:val="22"/>
                 <w:szCs w:val="22"/>
               </w:rPr>
@@ -6274,6 +6670,7 @@
               <w:rPr>
                 <w:rStyle w:val="Fuerte"/>
                 <w:rFonts w:ascii="Raleway" w:eastAsia="Times New Roman" w:hAnsi="Raleway"/>
+                <w:color w:val="1D1D1B"/>
                 <w:sz w:val="22"/>
                 <w:szCs w:val="22"/>
               </w:rPr>
@@ -6350,6 +6747,7 @@
               <w:rPr>
                 <w:rStyle w:val="Fuerte"/>
                 <w:rFonts w:ascii="Raleway" w:eastAsia="Times New Roman" w:hAnsi="Raleway"/>
+                <w:color w:val="1D1D1B"/>
                 <w:sz w:val="22"/>
                 <w:szCs w:val="22"/>
               </w:rPr>
@@ -6396,6 +6794,7 @@
               <w:rPr>
                 <w:rStyle w:val="Fuerte"/>
                 <w:rFonts w:ascii="Raleway" w:eastAsia="Times New Roman" w:hAnsi="Raleway"/>
+                <w:color w:val="1D1D1B"/>
                 <w:sz w:val="22"/>
                 <w:szCs w:val="22"/>
               </w:rPr>
@@ -6444,6 +6843,7 @@
               <w:rPr>
                 <w:rStyle w:val="Fuerte"/>
                 <w:rFonts w:ascii="Raleway" w:eastAsia="Times New Roman" w:hAnsi="Raleway"/>
+                <w:color w:val="1D1D1B"/>
                 <w:sz w:val="22"/>
                 <w:szCs w:val="22"/>
               </w:rPr>
@@ -6462,6 +6862,7 @@
               <w:rPr>
                 <w:rStyle w:val="Fuerte"/>
                 <w:rFonts w:ascii="Raleway" w:eastAsia="Times New Roman" w:hAnsi="Raleway"/>
+                <w:color w:val="1D1D1B"/>
                 <w:sz w:val="22"/>
                 <w:szCs w:val="22"/>
               </w:rPr>
@@ -6508,6 +6909,7 @@
               <w:rPr>
                 <w:rStyle w:val="Fuerte"/>
                 <w:rFonts w:ascii="Raleway" w:eastAsia="Times New Roman" w:hAnsi="Raleway"/>
+                <w:color w:val="1D1D1B"/>
                 <w:sz w:val="22"/>
                 <w:szCs w:val="22"/>
               </w:rPr>
@@ -6556,6 +6958,7 @@
               <w:rPr>
                 <w:rStyle w:val="Fuerte"/>
                 <w:rFonts w:ascii="Raleway" w:eastAsia="Times New Roman" w:hAnsi="Raleway"/>
+                <w:color w:val="1D1D1B"/>
                 <w:sz w:val="22"/>
                 <w:szCs w:val="22"/>
               </w:rPr>
@@ -6625,6 +7028,7 @@
         <w:rPr>
           <w:rStyle w:val="Fuerte"/>
           <w:rFonts w:ascii="Raleway" w:hAnsi="Raleway"/>
+          <w:color w:val="1D1D1B"/>
           <w:sz w:val="22"/>
           <w:szCs w:val="22"/>
         </w:rPr>
@@ -6665,6 +7069,7 @@
         <w:rPr>
           <w:rStyle w:val="Fuerte"/>
           <w:rFonts w:ascii="Raleway" w:hAnsi="Raleway"/>
+          <w:color w:val="1D1D1B"/>
           <w:sz w:val="22"/>
           <w:szCs w:val="22"/>
         </w:rPr>
@@ -6709,6 +7114,7 @@
         <w:rPr>
           <w:rStyle w:val="Fuerte"/>
           <w:rFonts w:ascii="Raleway" w:hAnsi="Raleway"/>
+          <w:color w:val="1D1D1B"/>
           <w:sz w:val="22"/>
           <w:szCs w:val="22"/>
         </w:rPr>
@@ -6851,7 +7257,7 @@
           <w:sz w:val="22"/>
           <w:szCs w:val="22"/>
         </w:rPr>
-        <w:pict w14:anchorId="21AA4AAC">
+        <w:pict w14:anchorId="0C5E309B">
           <v:rect id="_x0000_i1032" style="width:0;height:1.5pt" o:hralign="center" o:hrstd="t" o:hr="t" fillcolor="#a0a0a0" stroked="f"/>
         </w:pict>
       </w:r>
@@ -6981,6 +7387,7 @@
               <w:rPr>
                 <w:rStyle w:val="Fuerte"/>
                 <w:rFonts w:ascii="Raleway" w:eastAsia="Times New Roman" w:hAnsi="Raleway"/>
+                <w:color w:val="1D1D1B"/>
                 <w:sz w:val="22"/>
                 <w:szCs w:val="22"/>
               </w:rPr>
@@ -7027,6 +7434,7 @@
               <w:rPr>
                 <w:rStyle w:val="Fuerte"/>
                 <w:rFonts w:ascii="Raleway" w:eastAsia="Times New Roman" w:hAnsi="Raleway"/>
+                <w:color w:val="1D1D1B"/>
                 <w:sz w:val="22"/>
                 <w:szCs w:val="22"/>
               </w:rPr>
@@ -7075,6 +7483,7 @@
               <w:rPr>
                 <w:rStyle w:val="Fuerte"/>
                 <w:rFonts w:ascii="Raleway" w:eastAsia="Times New Roman" w:hAnsi="Raleway"/>
+                <w:color w:val="1D1D1B"/>
                 <w:sz w:val="22"/>
                 <w:szCs w:val="22"/>
               </w:rPr>
@@ -7151,6 +7560,7 @@
               <w:rPr>
                 <w:rStyle w:val="Fuerte"/>
                 <w:rFonts w:ascii="Raleway" w:eastAsia="Times New Roman" w:hAnsi="Raleway"/>
+                <w:color w:val="1D1D1B"/>
                 <w:sz w:val="22"/>
                 <w:szCs w:val="22"/>
               </w:rPr>
@@ -7227,6 +7637,7 @@
               <w:rPr>
                 <w:rStyle w:val="Fuerte"/>
                 <w:rFonts w:ascii="Raleway" w:eastAsia="Times New Roman" w:hAnsi="Raleway"/>
+                <w:color w:val="1D1D1B"/>
                 <w:sz w:val="22"/>
                 <w:szCs w:val="22"/>
               </w:rPr>
@@ -7273,6 +7684,7 @@
               <w:rPr>
                 <w:rStyle w:val="Fuerte"/>
                 <w:rFonts w:ascii="Raleway" w:eastAsia="Times New Roman" w:hAnsi="Raleway"/>
+                <w:color w:val="1D1D1B"/>
                 <w:sz w:val="22"/>
                 <w:szCs w:val="22"/>
               </w:rPr>
@@ -7321,6 +7733,7 @@
               <w:rPr>
                 <w:rStyle w:val="Fuerte"/>
                 <w:rFonts w:ascii="Raleway" w:eastAsia="Times New Roman" w:hAnsi="Raleway"/>
+                <w:color w:val="1D1D1B"/>
                 <w:sz w:val="22"/>
                 <w:szCs w:val="22"/>
               </w:rPr>
@@ -7339,6 +7752,7 @@
               <w:rPr>
                 <w:rStyle w:val="Fuerte"/>
                 <w:rFonts w:ascii="Raleway" w:eastAsia="Times New Roman" w:hAnsi="Raleway"/>
+                <w:color w:val="1D1D1B"/>
                 <w:sz w:val="22"/>
                 <w:szCs w:val="22"/>
               </w:rPr>
@@ -7385,6 +7799,7 @@
               <w:rPr>
                 <w:rStyle w:val="Fuerte"/>
                 <w:rFonts w:ascii="Raleway" w:eastAsia="Times New Roman" w:hAnsi="Raleway"/>
+                <w:color w:val="1D1D1B"/>
                 <w:sz w:val="22"/>
                 <w:szCs w:val="22"/>
               </w:rPr>
@@ -7433,6 +7848,7 @@
               <w:rPr>
                 <w:rStyle w:val="Fuerte"/>
                 <w:rFonts w:ascii="Raleway" w:eastAsia="Times New Roman" w:hAnsi="Raleway"/>
+                <w:color w:val="1D1D1B"/>
                 <w:sz w:val="22"/>
                 <w:szCs w:val="22"/>
               </w:rPr>
@@ -7502,6 +7918,7 @@
         <w:rPr>
           <w:rStyle w:val="Fuerte"/>
           <w:rFonts w:ascii="Raleway" w:hAnsi="Raleway"/>
+          <w:color w:val="1D1D1B"/>
           <w:sz w:val="22"/>
           <w:szCs w:val="22"/>
         </w:rPr>
@@ -7542,6 +7959,7 @@
         <w:rPr>
           <w:rStyle w:val="Fuerte"/>
           <w:rFonts w:ascii="Raleway" w:hAnsi="Raleway"/>
+          <w:color w:val="1D1D1B"/>
           <w:sz w:val="22"/>
           <w:szCs w:val="22"/>
         </w:rPr>
@@ -7610,6 +8028,7 @@
         <w:rPr>
           <w:rStyle w:val="Fuerte"/>
           <w:rFonts w:ascii="Raleway" w:hAnsi="Raleway"/>
+          <w:color w:val="1D1D1B"/>
           <w:sz w:val="22"/>
           <w:szCs w:val="22"/>
         </w:rPr>
@@ -7800,7 +8219,7 @@
           <w:sz w:val="22"/>
           <w:szCs w:val="22"/>
         </w:rPr>
-        <w:pict w14:anchorId="1CFF6DB8">
+        <w:pict w14:anchorId="147B5B64">
           <v:rect id="_x0000_i1033" style="width:0;height:1.5pt" o:hralign="center" o:hrstd="t" o:hr="t" fillcolor="#a0a0a0" stroked="f"/>
         </w:pict>
       </w:r>
@@ -7837,8 +8256,8 @@
         <w:tblLook w:val="04A0" w:firstRow="1" w:lastRow="0" w:firstColumn="1" w:lastColumn="0" w:noHBand="0" w:noVBand="1"/>
       </w:tblPr>
       <w:tblGrid>
-        <w:gridCol w:w="4887"/>
-        <w:gridCol w:w="3935"/>
+        <w:gridCol w:w="4886"/>
+        <w:gridCol w:w="3936"/>
       </w:tblGrid>
       <w:tr>
         <w:trPr>
@@ -7930,6 +8349,7 @@
               <w:rPr>
                 <w:rStyle w:val="Fuerte"/>
                 <w:rFonts w:ascii="Raleway" w:eastAsia="Times New Roman" w:hAnsi="Raleway"/>
+                <w:color w:val="1D1D1B"/>
                 <w:sz w:val="22"/>
                 <w:szCs w:val="22"/>
               </w:rPr>
@@ -7976,6 +8396,7 @@
               <w:rPr>
                 <w:rStyle w:val="Fuerte"/>
                 <w:rFonts w:ascii="Raleway" w:eastAsia="Times New Roman" w:hAnsi="Raleway"/>
+                <w:color w:val="1D1D1B"/>
                 <w:sz w:val="22"/>
                 <w:szCs w:val="22"/>
               </w:rPr>
@@ -8024,6 +8445,7 @@
               <w:rPr>
                 <w:rStyle w:val="Fuerte"/>
                 <w:rFonts w:ascii="Raleway" w:eastAsia="Times New Roman" w:hAnsi="Raleway"/>
+                <w:color w:val="1D1D1B"/>
                 <w:sz w:val="22"/>
                 <w:szCs w:val="22"/>
               </w:rPr>
@@ -8100,6 +8522,7 @@
               <w:rPr>
                 <w:rStyle w:val="Fuerte"/>
                 <w:rFonts w:ascii="Raleway" w:eastAsia="Times New Roman" w:hAnsi="Raleway"/>
+                <w:color w:val="1D1D1B"/>
                 <w:sz w:val="22"/>
                 <w:szCs w:val="22"/>
               </w:rPr>
@@ -8176,6 +8599,7 @@
               <w:rPr>
                 <w:rStyle w:val="Fuerte"/>
                 <w:rFonts w:ascii="Raleway" w:eastAsia="Times New Roman" w:hAnsi="Raleway"/>
+                <w:color w:val="1D1D1B"/>
                 <w:sz w:val="22"/>
                 <w:szCs w:val="22"/>
               </w:rPr>
@@ -8222,6 +8646,7 @@
               <w:rPr>
                 <w:rStyle w:val="Fuerte"/>
                 <w:rFonts w:ascii="Raleway" w:eastAsia="Times New Roman" w:hAnsi="Raleway"/>
+                <w:color w:val="1D1D1B"/>
                 <w:sz w:val="22"/>
                 <w:szCs w:val="22"/>
               </w:rPr>
@@ -8270,6 +8695,7 @@
               <w:rPr>
                 <w:rStyle w:val="Fuerte"/>
                 <w:rFonts w:ascii="Raleway" w:eastAsia="Times New Roman" w:hAnsi="Raleway"/>
+                <w:color w:val="1D1D1B"/>
                 <w:sz w:val="22"/>
                 <w:szCs w:val="22"/>
               </w:rPr>
@@ -8288,6 +8714,7 @@
               <w:rPr>
                 <w:rStyle w:val="Fuerte"/>
                 <w:rFonts w:ascii="Raleway" w:eastAsia="Times New Roman" w:hAnsi="Raleway"/>
+                <w:color w:val="1D1D1B"/>
                 <w:sz w:val="22"/>
                 <w:szCs w:val="22"/>
               </w:rPr>
@@ -8334,6 +8761,7 @@
               <w:rPr>
                 <w:rStyle w:val="Fuerte"/>
                 <w:rFonts w:ascii="Raleway" w:eastAsia="Times New Roman" w:hAnsi="Raleway"/>
+                <w:color w:val="1D1D1B"/>
                 <w:sz w:val="22"/>
                 <w:szCs w:val="22"/>
               </w:rPr>
@@ -8382,6 +8810,7 @@
               <w:rPr>
                 <w:rStyle w:val="Fuerte"/>
                 <w:rFonts w:ascii="Raleway" w:eastAsia="Times New Roman" w:hAnsi="Raleway"/>
+                <w:color w:val="1D1D1B"/>
                 <w:sz w:val="22"/>
                 <w:szCs w:val="22"/>
               </w:rPr>
@@ -8442,6 +8871,7 @@
         <w:rPr>
           <w:rStyle w:val="Fuerte"/>
           <w:rFonts w:ascii="Raleway" w:hAnsi="Raleway"/>
+          <w:color w:val="1D1D1B"/>
           <w:sz w:val="22"/>
           <w:szCs w:val="22"/>
         </w:rPr>
@@ -8482,6 +8912,7 @@
         <w:rPr>
           <w:rStyle w:val="Fuerte"/>
           <w:rFonts w:ascii="Raleway" w:hAnsi="Raleway"/>
+          <w:color w:val="1D1D1B"/>
           <w:sz w:val="22"/>
           <w:szCs w:val="22"/>
         </w:rPr>
@@ -8526,6 +8957,7 @@
         <w:rPr>
           <w:rStyle w:val="Fuerte"/>
           <w:rFonts w:ascii="Raleway" w:hAnsi="Raleway"/>
+          <w:color w:val="1D1D1B"/>
           <w:sz w:val="22"/>
           <w:szCs w:val="22"/>
         </w:rPr>
@@ -8668,7 +9100,7 @@
           <w:sz w:val="22"/>
           <w:szCs w:val="22"/>
         </w:rPr>
-        <w:pict w14:anchorId="0E20FF64">
+        <w:pict w14:anchorId="5B6DBDD4">
           <v:rect id="_x0000_i1034" style="width:0;height:1.5pt" o:hralign="center" o:hrstd="t" o:hr="t" fillcolor="#a0a0a0" stroked="f"/>
         </w:pict>
       </w:r>
@@ -8798,6 +9230,7 @@
               <w:rPr>
                 <w:rStyle w:val="Fuerte"/>
                 <w:rFonts w:ascii="Raleway" w:eastAsia="Times New Roman" w:hAnsi="Raleway"/>
+                <w:color w:val="1D1D1B"/>
                 <w:sz w:val="22"/>
                 <w:szCs w:val="22"/>
               </w:rPr>
@@ -8844,6 +9277,7 @@
               <w:rPr>
                 <w:rStyle w:val="Fuerte"/>
                 <w:rFonts w:ascii="Raleway" w:eastAsia="Times New Roman" w:hAnsi="Raleway"/>
+                <w:color w:val="1D1D1B"/>
                 <w:sz w:val="22"/>
                 <w:szCs w:val="22"/>
               </w:rPr>
@@ -8892,6 +9326,7 @@
               <w:rPr>
                 <w:rStyle w:val="Fuerte"/>
                 <w:rFonts w:ascii="Raleway" w:eastAsia="Times New Roman" w:hAnsi="Raleway"/>
+                <w:color w:val="1D1D1B"/>
                 <w:sz w:val="22"/>
                 <w:szCs w:val="22"/>
               </w:rPr>
@@ -8968,6 +9403,7 @@
               <w:rPr>
                 <w:rStyle w:val="Fuerte"/>
                 <w:rFonts w:ascii="Raleway" w:eastAsia="Times New Roman" w:hAnsi="Raleway"/>
+                <w:color w:val="1D1D1B"/>
                 <w:sz w:val="22"/>
                 <w:szCs w:val="22"/>
               </w:rPr>
@@ -9044,6 +9480,7 @@
               <w:rPr>
                 <w:rStyle w:val="Fuerte"/>
                 <w:rFonts w:ascii="Raleway" w:eastAsia="Times New Roman" w:hAnsi="Raleway"/>
+                <w:color w:val="1D1D1B"/>
                 <w:sz w:val="22"/>
                 <w:szCs w:val="22"/>
               </w:rPr>
@@ -9090,6 +9527,7 @@
               <w:rPr>
                 <w:rStyle w:val="Fuerte"/>
                 <w:rFonts w:ascii="Raleway" w:eastAsia="Times New Roman" w:hAnsi="Raleway"/>
+                <w:color w:val="1D1D1B"/>
                 <w:sz w:val="22"/>
                 <w:szCs w:val="22"/>
               </w:rPr>
@@ -9138,6 +9576,7 @@
               <w:rPr>
                 <w:rStyle w:val="Fuerte"/>
                 <w:rFonts w:ascii="Raleway" w:eastAsia="Times New Roman" w:hAnsi="Raleway"/>
+                <w:color w:val="1D1D1B"/>
                 <w:sz w:val="22"/>
                 <w:szCs w:val="22"/>
               </w:rPr>
@@ -9156,6 +9595,7 @@
               <w:rPr>
                 <w:rStyle w:val="Fuerte"/>
                 <w:rFonts w:ascii="Raleway" w:eastAsia="Times New Roman" w:hAnsi="Raleway"/>
+                <w:color w:val="1D1D1B"/>
                 <w:sz w:val="22"/>
                 <w:szCs w:val="22"/>
               </w:rPr>
@@ -9202,6 +9642,7 @@
               <w:rPr>
                 <w:rStyle w:val="Fuerte"/>
                 <w:rFonts w:ascii="Raleway" w:eastAsia="Times New Roman" w:hAnsi="Raleway"/>
+                <w:color w:val="1D1D1B"/>
                 <w:sz w:val="22"/>
                 <w:szCs w:val="22"/>
               </w:rPr>
@@ -9250,6 +9691,7 @@
               <w:rPr>
                 <w:rStyle w:val="Fuerte"/>
                 <w:rFonts w:ascii="Raleway" w:eastAsia="Times New Roman" w:hAnsi="Raleway"/>
+                <w:color w:val="1D1D1B"/>
                 <w:sz w:val="22"/>
                 <w:szCs w:val="22"/>
               </w:rPr>
@@ -9310,6 +9752,7 @@
         <w:rPr>
           <w:rStyle w:val="Fuerte"/>
           <w:rFonts w:ascii="Raleway" w:hAnsi="Raleway"/>
+          <w:color w:val="1D1D1B"/>
           <w:sz w:val="22"/>
           <w:szCs w:val="22"/>
         </w:rPr>
@@ -9350,6 +9793,7 @@
         <w:rPr>
           <w:rStyle w:val="Fuerte"/>
           <w:rFonts w:ascii="Raleway" w:hAnsi="Raleway"/>
+          <w:color w:val="1D1D1B"/>
           <w:sz w:val="22"/>
           <w:szCs w:val="22"/>
         </w:rPr>
@@ -9418,6 +9862,7 @@
         <w:rPr>
           <w:rStyle w:val="Fuerte"/>
           <w:rFonts w:ascii="Raleway" w:hAnsi="Raleway"/>
+          <w:color w:val="1D1D1B"/>
           <w:sz w:val="22"/>
           <w:szCs w:val="22"/>
         </w:rPr>
@@ -9584,7 +10029,7 @@
           <w:sz w:val="22"/>
           <w:szCs w:val="22"/>
         </w:rPr>
-        <w:pict w14:anchorId="22F2671D">
+        <w:pict w14:anchorId="1C185831">
           <v:rect id="_x0000_i1035" style="width:0;height:1.5pt" o:hralign="center" o:hrstd="t" o:hr="t" fillcolor="#a0a0a0" stroked="f"/>
         </w:pict>
       </w:r>
@@ -10001,7 +10446,7 @@
       <w:pPr>
         <w:pStyle w:val="NormalWeb"/>
         <w:ind w:right="720"/>
-        <w:divId w:val="505170798"/>
+        <w:divId w:val="1068577606"/>
         <w:rPr>
           <w:rFonts w:ascii="Raleway" w:hAnsi="Raleway"/>
           <w:color w:val="4A4A47"/>
@@ -10022,6 +10467,7 @@
         <w:rPr>
           <w:rStyle w:val="Fuerte"/>
           <w:rFonts w:ascii="Raleway" w:hAnsi="Raleway"/>
+          <w:color w:val="4A4A47"/>
           <w:sz w:val="22"/>
           <w:szCs w:val="22"/>
         </w:rPr>
@@ -10050,9 +10496,9 @@
 <file path=word/numbering.xml><?xml version="1.0" encoding="utf-8"?>
 <w:numbering xmlns:wpc="http://schemas.microsoft.com/office/word/2010/wordprocessingCanvas" xmlns:cx="http://schemas.microsoft.com/office/drawing/2014/chartex" xmlns:cx1="http://schemas.microsoft.com/office/drawing/2015/9/8/chartex" xmlns:cx2="http://schemas.microsoft.com/office/drawing/2015/10/21/chartex" xmlns:cx3="http://schemas.microsoft.com/office/drawing/2016/5/9/chartex" xmlns:cx4="http://schemas.microsoft.com/office/drawing/2016/5/10/chartex" xmlns:cx5="http://schemas.microsoft.com/office/drawing/2016/5/11/chartex" xmlns:cx6="http://schemas.microsoft.com/office/drawing/2016/5/12/chartex" xmlns:cx7="http://schemas.microsoft.com/office/drawing/2016/5/13/chartex" xmlns:cx8="http://schemas.microsoft.com/office/drawing/2016/5/14/chartex" xmlns:mc="http://schemas.openxmlformats.org/markup-compatibility/2006" xmlns:aink="http://schemas.microsoft.com/office/drawing/2016/ink" xmlns:am3d="http://schemas.microsoft.com/office/drawing/2017/model3d" xmlns:o="urn:schemas-microsoft-com:office:office" xmlns:oel="http://schemas.microsoft.com/office/2019/extlst" xmlns:r="http://schemas.openxmlformats.org/officeDocument/2006/relationships" xmlns:m="http://schemas.openxmlformats.org/officeDocument/2006/math" xmlns:v="urn:schemas-microsoft-com:vml" xmlns:wp14="http://schemas.microsoft.com/office/word/2010/wordprocessingDrawing" xmlns:wp="http://schemas.openxmlformats.org/drawingml/2006/wordprocessingDrawing" xmlns:w10="urn:schemas-microsoft-com:office:word" xmlns:w="http://schemas.openxmlformats.org/wordprocessingml/2006/main" xmlns:w14="http://schemas.microsoft.com/office/word/2010/wordml" xmlns:w15="http://schemas.microsoft.com/office/word/2012/wordml" xmlns:w16cex="http://schemas.microsoft.com/office/word/2018/wordml/cex" xmlns:w16cid="http://schemas.microsoft.com/office/word/2016/wordml/cid" xmlns:w16="http://schemas.microsoft.com/office/word/2018/wordml" xmlns:w16du="http://schemas.microsoft.com/office/word/2023/wordml/word16du" xmlns:w16sdtdh="http://schemas.microsoft.com/office/word/2020/wordml/sdtdatahash" xmlns:w16sdtfl="http://schemas.microsoft.com/office/word/2024/wordml/sdtformatlock" xmlns:w16se="http://schemas.microsoft.com/office/word/2015/wordml/symex" xmlns:wpg="http://schemas.microsoft.com/office/word/2010/wordprocessingGroup" xmlns:wpi="http://schemas.microsoft.com/office/word/2010/wordprocessingInk" xmlns:wne="http://schemas.microsoft.com/office/word/2006/wordml" xmlns:wps="http://schemas.microsoft.com/office/word/2010/wordprocessingShape" mc:Ignorable="w14 w15 w16se w16cid w16 w16cex w16sdtdh w16sdtfl w16du wp14">
   <w:abstractNum w:abstractNumId="0" w15:restartNumberingAfterBreak="0">
-    <w:nsid w:val="01025CE9"/>
+    <w:nsid w:val="001A0AFF"/>
     <w:multiLevelType w:val="multilevel"/>
-    <w:tmpl w:val="554EEBF6"/>
+    <w:tmpl w:val="F0E8978C"/>
     <w:lvl w:ilvl="0">
       <w:start w:val="1"/>
       <w:numFmt w:val="bullet"/>
@@ -10199,9 +10645,9 @@
     </w:lvl>
   </w:abstractNum>
   <w:abstractNum w:abstractNumId="1" w15:restartNumberingAfterBreak="0">
-    <w:nsid w:val="17CB0201"/>
+    <w:nsid w:val="018A3F93"/>
     <w:multiLevelType w:val="multilevel"/>
-    <w:tmpl w:val="FC9C7868"/>
+    <w:tmpl w:val="7564EF26"/>
     <w:lvl w:ilvl="0">
       <w:start w:val="1"/>
       <w:numFmt w:val="bullet"/>
@@ -10348,9 +10794,9 @@
     </w:lvl>
   </w:abstractNum>
   <w:abstractNum w:abstractNumId="2" w15:restartNumberingAfterBreak="0">
-    <w:nsid w:val="1B8B69EC"/>
+    <w:nsid w:val="04B83ED6"/>
     <w:multiLevelType w:val="multilevel"/>
-    <w:tmpl w:val="81BA45BA"/>
+    <w:tmpl w:val="90DE2048"/>
     <w:lvl w:ilvl="0">
       <w:start w:val="1"/>
       <w:numFmt w:val="bullet"/>
@@ -10497,9 +10943,9 @@
     </w:lvl>
   </w:abstractNum>
   <w:abstractNum w:abstractNumId="3" w15:restartNumberingAfterBreak="0">
-    <w:nsid w:val="1D841A43"/>
+    <w:nsid w:val="15E93E90"/>
     <w:multiLevelType w:val="multilevel"/>
-    <w:tmpl w:val="8868890A"/>
+    <w:tmpl w:val="B988237A"/>
     <w:lvl w:ilvl="0">
       <w:start w:val="1"/>
       <w:numFmt w:val="bullet"/>
@@ -10646,9 +11092,9 @@
     </w:lvl>
   </w:abstractNum>
   <w:abstractNum w:abstractNumId="4" w15:restartNumberingAfterBreak="0">
-    <w:nsid w:val="21F26D13"/>
+    <w:nsid w:val="18076920"/>
     <w:multiLevelType w:val="multilevel"/>
-    <w:tmpl w:val="A2A4FE00"/>
+    <w:tmpl w:val="63C2A668"/>
     <w:lvl w:ilvl="0">
       <w:start w:val="1"/>
       <w:numFmt w:val="bullet"/>
@@ -10795,9 +11241,9 @@
     </w:lvl>
   </w:abstractNum>
   <w:abstractNum w:abstractNumId="5" w15:restartNumberingAfterBreak="0">
-    <w:nsid w:val="22C51D9D"/>
+    <w:nsid w:val="20B57090"/>
     <w:multiLevelType w:val="multilevel"/>
-    <w:tmpl w:val="9A86A6E2"/>
+    <w:tmpl w:val="28048D48"/>
     <w:lvl w:ilvl="0">
       <w:start w:val="1"/>
       <w:numFmt w:val="bullet"/>
@@ -10944,9 +11390,9 @@
     </w:lvl>
   </w:abstractNum>
   <w:abstractNum w:abstractNumId="6" w15:restartNumberingAfterBreak="0">
-    <w:nsid w:val="25CB1F04"/>
+    <w:nsid w:val="2457441E"/>
     <w:multiLevelType w:val="multilevel"/>
-    <w:tmpl w:val="BC20C4AE"/>
+    <w:tmpl w:val="CB9EECD6"/>
     <w:lvl w:ilvl="0">
       <w:start w:val="1"/>
       <w:numFmt w:val="bullet"/>
@@ -11093,9 +11539,9 @@
     </w:lvl>
   </w:abstractNum>
   <w:abstractNum w:abstractNumId="7" w15:restartNumberingAfterBreak="0">
-    <w:nsid w:val="2D8515C7"/>
+    <w:nsid w:val="2931693B"/>
     <w:multiLevelType w:val="multilevel"/>
-    <w:tmpl w:val="32904E46"/>
+    <w:tmpl w:val="9904CFE0"/>
     <w:lvl w:ilvl="0">
       <w:start w:val="1"/>
       <w:numFmt w:val="bullet"/>
@@ -11242,9 +11688,9 @@
     </w:lvl>
   </w:abstractNum>
   <w:abstractNum w:abstractNumId="8" w15:restartNumberingAfterBreak="0">
-    <w:nsid w:val="2F691830"/>
+    <w:nsid w:val="2AEE379C"/>
     <w:multiLevelType w:val="multilevel"/>
-    <w:tmpl w:val="5C441F2A"/>
+    <w:tmpl w:val="2090B9A0"/>
     <w:lvl w:ilvl="0">
       <w:start w:val="1"/>
       <w:numFmt w:val="bullet"/>
@@ -11391,9 +11837,9 @@
     </w:lvl>
   </w:abstractNum>
   <w:abstractNum w:abstractNumId="9" w15:restartNumberingAfterBreak="0">
-    <w:nsid w:val="30F01665"/>
+    <w:nsid w:val="2EB04C38"/>
     <w:multiLevelType w:val="multilevel"/>
-    <w:tmpl w:val="A29607D2"/>
+    <w:tmpl w:val="7778D5C0"/>
     <w:lvl w:ilvl="0">
       <w:start w:val="1"/>
       <w:numFmt w:val="bullet"/>
@@ -11540,9 +11986,9 @@
     </w:lvl>
   </w:abstractNum>
   <w:abstractNum w:abstractNumId="10" w15:restartNumberingAfterBreak="0">
-    <w:nsid w:val="59304464"/>
+    <w:nsid w:val="404E3975"/>
     <w:multiLevelType w:val="multilevel"/>
-    <w:tmpl w:val="00CE5E84"/>
+    <w:tmpl w:val="E07CAA5C"/>
     <w:lvl w:ilvl="0">
       <w:start w:val="1"/>
       <w:numFmt w:val="bullet"/>
@@ -11689,9 +12135,9 @@
     </w:lvl>
   </w:abstractNum>
   <w:abstractNum w:abstractNumId="11" w15:restartNumberingAfterBreak="0">
-    <w:nsid w:val="5B202127"/>
+    <w:nsid w:val="465443E8"/>
     <w:multiLevelType w:val="multilevel"/>
-    <w:tmpl w:val="132E3CC4"/>
+    <w:tmpl w:val="B24A2F88"/>
     <w:lvl w:ilvl="0">
       <w:start w:val="1"/>
       <w:numFmt w:val="bullet"/>
@@ -11838,9 +12284,9 @@
     </w:lvl>
   </w:abstractNum>
   <w:abstractNum w:abstractNumId="12" w15:restartNumberingAfterBreak="0">
-    <w:nsid w:val="5B773E23"/>
+    <w:nsid w:val="51CF49F2"/>
     <w:multiLevelType w:val="multilevel"/>
-    <w:tmpl w:val="2F8EABB4"/>
+    <w:tmpl w:val="FD0A13F2"/>
     <w:lvl w:ilvl="0">
       <w:start w:val="1"/>
       <w:numFmt w:val="bullet"/>
@@ -11987,9 +12433,9 @@
     </w:lvl>
   </w:abstractNum>
   <w:abstractNum w:abstractNumId="13" w15:restartNumberingAfterBreak="0">
-    <w:nsid w:val="6997194D"/>
+    <w:nsid w:val="5361737A"/>
     <w:multiLevelType w:val="multilevel"/>
-    <w:tmpl w:val="99DE5810"/>
+    <w:tmpl w:val="D8167FD4"/>
     <w:lvl w:ilvl="0">
       <w:start w:val="1"/>
       <w:numFmt w:val="bullet"/>
@@ -12136,9 +12582,9 @@
     </w:lvl>
   </w:abstractNum>
   <w:abstractNum w:abstractNumId="14" w15:restartNumberingAfterBreak="0">
-    <w:nsid w:val="6CD02435"/>
+    <w:nsid w:val="6A463E02"/>
     <w:multiLevelType w:val="multilevel"/>
-    <w:tmpl w:val="8A58CCB4"/>
+    <w:tmpl w:val="22428E8A"/>
     <w:lvl w:ilvl="0">
       <w:start w:val="1"/>
       <w:numFmt w:val="bullet"/>
@@ -12285,9 +12731,9 @@
     </w:lvl>
   </w:abstractNum>
   <w:abstractNum w:abstractNumId="15" w15:restartNumberingAfterBreak="0">
-    <w:nsid w:val="717A30A4"/>
+    <w:nsid w:val="6E0A3DB3"/>
     <w:multiLevelType w:val="multilevel"/>
-    <w:tmpl w:val="5B984FCE"/>
+    <w:tmpl w:val="64FEFAFE"/>
     <w:lvl w:ilvl="0">
       <w:start w:val="1"/>
       <w:numFmt w:val="bullet"/>
@@ -12433,53 +12879,53 @@
       </w:rPr>
     </w:lvl>
   </w:abstractNum>
-  <w:num w:numId="1" w16cid:durableId="1774666737">
+  <w:num w:numId="1" w16cid:durableId="320742659">
+    <w:abstractNumId w:val="1"/>
+  </w:num>
+  <w:num w:numId="2" w16cid:durableId="1504590941">
+    <w:abstractNumId w:val="8"/>
+  </w:num>
+  <w:num w:numId="3" w16cid:durableId="1077632887">
+    <w:abstractNumId w:val="12"/>
+  </w:num>
+  <w:num w:numId="4" w16cid:durableId="902758863">
+    <w:abstractNumId w:val="4"/>
+  </w:num>
+  <w:num w:numId="5" w16cid:durableId="1104350355">
+    <w:abstractNumId w:val="7"/>
+  </w:num>
+  <w:num w:numId="6" w16cid:durableId="1456754078">
+    <w:abstractNumId w:val="2"/>
+  </w:num>
+  <w:num w:numId="7" w16cid:durableId="1149787259">
+    <w:abstractNumId w:val="5"/>
+  </w:num>
+  <w:num w:numId="8" w16cid:durableId="1117334813">
     <w:abstractNumId w:val="6"/>
   </w:num>
-  <w:num w:numId="2" w16cid:durableId="950941236">
+  <w:num w:numId="9" w16cid:durableId="402920112">
+    <w:abstractNumId w:val="10"/>
+  </w:num>
+  <w:num w:numId="10" w16cid:durableId="957570156">
+    <w:abstractNumId w:val="3"/>
+  </w:num>
+  <w:num w:numId="11" w16cid:durableId="1433940968">
+    <w:abstractNumId w:val="14"/>
+  </w:num>
+  <w:num w:numId="12" w16cid:durableId="501899016">
+    <w:abstractNumId w:val="0"/>
+  </w:num>
+  <w:num w:numId="13" w16cid:durableId="1412314825">
     <w:abstractNumId w:val="9"/>
   </w:num>
-  <w:num w:numId="3" w16cid:durableId="1864975845">
-    <w:abstractNumId w:val="5"/>
+  <w:num w:numId="14" w16cid:durableId="1123576533">
+    <w:abstractNumId w:val="15"/>
   </w:num>
-  <w:num w:numId="4" w16cid:durableId="1846046014">
-    <w:abstractNumId w:val="8"/>
-  </w:num>
-  <w:num w:numId="5" w16cid:durableId="1264805542">
-    <w:abstractNumId w:val="11"/>
-  </w:num>
-  <w:num w:numId="6" w16cid:durableId="597712252">
-    <w:abstractNumId w:val="7"/>
-  </w:num>
-  <w:num w:numId="7" w16cid:durableId="602111807">
-    <w:abstractNumId w:val="2"/>
-  </w:num>
-  <w:num w:numId="8" w16cid:durableId="1357273436">
-    <w:abstractNumId w:val="14"/>
-  </w:num>
-  <w:num w:numId="9" w16cid:durableId="1194684801">
-    <w:abstractNumId w:val="12"/>
-  </w:num>
-  <w:num w:numId="10" w16cid:durableId="1901163696">
-    <w:abstractNumId w:val="4"/>
-  </w:num>
-  <w:num w:numId="11" w16cid:durableId="1847476671">
+  <w:num w:numId="15" w16cid:durableId="1167330442">
     <w:abstractNumId w:val="13"/>
   </w:num>
-  <w:num w:numId="12" w16cid:durableId="2172360">
-    <w:abstractNumId w:val="0"/>
-  </w:num>
-  <w:num w:numId="13" w16cid:durableId="574167809">
-    <w:abstractNumId w:val="10"/>
-  </w:num>
-  <w:num w:numId="14" w16cid:durableId="1965188233">
-    <w:abstractNumId w:val="3"/>
-  </w:num>
-  <w:num w:numId="15" w16cid:durableId="369427102">
-    <w:abstractNumId w:val="15"/>
-  </w:num>
-  <w:num w:numId="16" w16cid:durableId="1207839023">
-    <w:abstractNumId w:val="1"/>
+  <w:num w:numId="16" w16cid:durableId="2086994492">
+    <w:abstractNumId w:val="11"/>
   </w:num>
 </w:numbering>
 </file>
@@ -13021,17 +13467,6 @@
       <w:szCs w:val="28"/>
     </w:rPr>
   </w:style>
-  <w:style w:type="character" w:styleId="Fuerte">
-    <w:name w:val="Strong"/>
-    <w:basedOn w:val="Fuentedeprrafopredeter"/>
-    <w:uiPriority w:val="22"/>
-    <w:qFormat/>
-    <w:rPr>
-      <w:b/>
-      <w:bCs/>
-      <w:color w:val="1D1D1B"/>
-    </w:rPr>
-  </w:style>
   <w:style w:type="paragraph" w:customStyle="1" w:styleId="msonormal0">
     <w:name w:val="msonormal"/>
     <w:basedOn w:val="Normal"/>
@@ -13048,6 +13483,16 @@
     <w:pPr>
       <w:spacing w:before="100" w:beforeAutospacing="1" w:after="100" w:afterAutospacing="1"/>
     </w:pPr>
+  </w:style>
+  <w:style w:type="character" w:styleId="Fuerte">
+    <w:name w:val="Strong"/>
+    <w:basedOn w:val="Fuentedeprrafopredeter"/>
+    <w:uiPriority w:val="22"/>
+    <w:qFormat/>
+    <w:rPr>
+      <w:b/>
+      <w:bCs/>
+    </w:rPr>
   </w:style>
   <w:style w:type="character" w:styleId="nfasis">
     <w:name w:val="Emphasis"/>

--- a/HISTORIAS_DE_USUARIO.docx
+++ b/HISTORIAS_DE_USUARIO.docx
@@ -59,6 +59,483 @@
     </w:p>
     <w:p>
       <w:pPr>
+        <w:pStyle w:val="NormalWeb"/>
+        <w:divId w:val="974409354"/>
+        <w:rPr>
+          <w:rFonts w:ascii="Raleway" w:hAnsi="Raleway"/>
+          <w:color w:val="4A4A47"/>
+          <w:sz w:val="22"/>
+          <w:szCs w:val="22"/>
+        </w:rPr>
+      </w:pPr>
+      <w:r>
+        <w:rPr>
+          <w:rStyle w:val="Fuerte"/>
+          <w:rFonts w:ascii="Raleway" w:hAnsi="Raleway"/>
+          <w:color w:val="4A4A47"/>
+          <w:sz w:val="22"/>
+          <w:szCs w:val="22"/>
+        </w:rPr>
+        <w:t xml:space="preserve">Este documento es el </w:t>
+      </w:r>
+      <w:r>
+        <w:rPr>
+          <w:rStyle w:val="CdigoHTML"/>
+          <w:b/>
+          <w:bCs/>
+          <w:color w:val="4A4A47"/>
+        </w:rPr>
+        <w:t>0</w:t>
+      </w:r>
+      <w:r>
+        <w:rPr>
+          <w:rStyle w:val="Fuerte"/>
+          <w:rFonts w:ascii="Raleway" w:hAnsi="Raleway"/>
+          <w:color w:val="4A4A47"/>
+          <w:sz w:val="22"/>
+          <w:szCs w:val="22"/>
+        </w:rPr>
+        <w:t xml:space="preserve"> del spec kit</w:t>
+      </w:r>
+      <w:r>
+        <w:rPr>
+          <w:rFonts w:ascii="Raleway" w:hAnsi="Raleway"/>
+          <w:color w:val="4A4A47"/>
+          <w:sz w:val="22"/>
+          <w:szCs w:val="22"/>
+        </w:rPr>
+        <w:t xml:space="preserve">, y el número no es decorativo: las </w:t>
+      </w:r>
+      <w:r>
+        <w:rPr>
+          <w:rStyle w:val="Fuerte"/>
+          <w:rFonts w:ascii="Raleway" w:hAnsi="Raleway"/>
+          <w:color w:val="4A4A47"/>
+          <w:sz w:val="22"/>
+          <w:szCs w:val="22"/>
+        </w:rPr>
+        <w:t>necesidades van antes que las reglas</w:t>
+      </w:r>
+      <w:r>
+        <w:rPr>
+          <w:rFonts w:ascii="Raleway" w:hAnsi="Raleway"/>
+          <w:color w:val="4A4A47"/>
+          <w:sz w:val="22"/>
+          <w:szCs w:val="22"/>
+        </w:rPr>
+        <w:t>. La constitución dice cómo se construye; esto dice para quién y para qué.</w:t>
+      </w:r>
+    </w:p>
+    <w:tbl>
+      <w:tblPr>
+        <w:tblW w:w="5000" w:type="pct"/>
+        <w:tblBorders>
+          <w:top w:val="single" w:sz="6" w:space="0" w:color="9A9A96"/>
+          <w:left w:val="single" w:sz="6" w:space="0" w:color="9A9A96"/>
+          <w:bottom w:val="single" w:sz="6" w:space="0" w:color="9A9A96"/>
+          <w:right w:val="single" w:sz="6" w:space="0" w:color="9A9A96"/>
+        </w:tblBorders>
+        <w:tblCellMar>
+          <w:top w:w="15" w:type="dxa"/>
+          <w:left w:w="15" w:type="dxa"/>
+          <w:bottom w:w="15" w:type="dxa"/>
+          <w:right w:w="15" w:type="dxa"/>
+        </w:tblCellMar>
+        <w:tblLook w:val="04A0" w:firstRow="1" w:lastRow="0" w:firstColumn="1" w:lastColumn="0" w:noHBand="0" w:noVBand="1"/>
+      </w:tblPr>
+      <w:tblGrid>
+        <w:gridCol w:w="3429"/>
+        <w:gridCol w:w="5393"/>
+      </w:tblGrid>
+      <w:tr>
+        <w:trPr>
+          <w:divId w:val="974409354"/>
+          <w:tblHeader/>
+        </w:trPr>
+        <w:tc>
+          <w:tcPr>
+            <w:tcW w:w="0" w:type="auto"/>
+            <w:tcBorders>
+              <w:top w:val="single" w:sz="6" w:space="0" w:color="9A9A96"/>
+              <w:left w:val="single" w:sz="6" w:space="0" w:color="9A9A96"/>
+              <w:bottom w:val="single" w:sz="6" w:space="0" w:color="9A9A96"/>
+              <w:right w:val="single" w:sz="6" w:space="0" w:color="9A9A96"/>
+            </w:tcBorders>
+            <w:shd w:val="clear" w:color="auto" w:fill="EF7D00"/>
+            <w:tcMar>
+              <w:top w:w="75" w:type="dxa"/>
+              <w:left w:w="120" w:type="dxa"/>
+              <w:bottom w:w="75" w:type="dxa"/>
+              <w:right w:w="120" w:type="dxa"/>
+            </w:tcMar>
+            <w:hideMark/>
+          </w:tcPr>
+          <w:p>
+            <w:pPr>
+              <w:rPr>
+                <w:rFonts w:ascii="Montserrat" w:eastAsia="Times New Roman" w:hAnsi="Montserrat"/>
+                <w:b/>
+                <w:bCs/>
+                <w:color w:val="FFFFFF"/>
+                <w:sz w:val="22"/>
+                <w:szCs w:val="22"/>
+              </w:rPr>
+            </w:pPr>
+            <w:r>
+              <w:rPr>
+                <w:rFonts w:ascii="Montserrat" w:eastAsia="Times New Roman" w:hAnsi="Montserrat"/>
+                <w:b/>
+                <w:bCs/>
+                <w:color w:val="FFFFFF"/>
+                <w:sz w:val="22"/>
+                <w:szCs w:val="22"/>
+              </w:rPr>
+              <w:t>Vecino</w:t>
+            </w:r>
+          </w:p>
+        </w:tc>
+        <w:tc>
+          <w:tcPr>
+            <w:tcW w:w="0" w:type="auto"/>
+            <w:tcBorders>
+              <w:top w:val="single" w:sz="6" w:space="0" w:color="9A9A96"/>
+              <w:left w:val="single" w:sz="6" w:space="0" w:color="9A9A96"/>
+              <w:bottom w:val="single" w:sz="6" w:space="0" w:color="9A9A96"/>
+              <w:right w:val="single" w:sz="6" w:space="0" w:color="9A9A96"/>
+            </w:tcBorders>
+            <w:shd w:val="clear" w:color="auto" w:fill="EF7D00"/>
+            <w:tcMar>
+              <w:top w:w="75" w:type="dxa"/>
+              <w:left w:w="120" w:type="dxa"/>
+              <w:bottom w:w="75" w:type="dxa"/>
+              <w:right w:w="120" w:type="dxa"/>
+            </w:tcMar>
+            <w:hideMark/>
+          </w:tcPr>
+          <w:p>
+            <w:pPr>
+              <w:rPr>
+                <w:rFonts w:ascii="Montserrat" w:eastAsia="Times New Roman" w:hAnsi="Montserrat"/>
+                <w:b/>
+                <w:bCs/>
+                <w:color w:val="FFFFFF"/>
+                <w:sz w:val="22"/>
+                <w:szCs w:val="22"/>
+              </w:rPr>
+            </w:pPr>
+            <w:r>
+              <w:rPr>
+                <w:rFonts w:ascii="Montserrat" w:eastAsia="Times New Roman" w:hAnsi="Montserrat"/>
+                <w:b/>
+                <w:bCs/>
+                <w:color w:val="FFFFFF"/>
+                <w:sz w:val="22"/>
+                <w:szCs w:val="22"/>
+              </w:rPr>
+              <w:t>Qué contiene</w:t>
+            </w:r>
+          </w:p>
+        </w:tc>
+      </w:tr>
+      <w:tr>
+        <w:trPr>
+          <w:divId w:val="974409354"/>
+        </w:trPr>
+        <w:tc>
+          <w:tcPr>
+            <w:tcW w:w="0" w:type="auto"/>
+            <w:tcBorders>
+              <w:top w:val="single" w:sz="6" w:space="0" w:color="9A9A96"/>
+              <w:left w:val="single" w:sz="6" w:space="0" w:color="9A9A96"/>
+              <w:bottom w:val="single" w:sz="6" w:space="0" w:color="9A9A96"/>
+              <w:right w:val="single" w:sz="6" w:space="0" w:color="9A9A96"/>
+            </w:tcBorders>
+            <w:tcMar>
+              <w:top w:w="75" w:type="dxa"/>
+              <w:left w:w="120" w:type="dxa"/>
+              <w:bottom w:w="75" w:type="dxa"/>
+              <w:right w:w="120" w:type="dxa"/>
+            </w:tcMar>
+            <w:hideMark/>
+          </w:tcPr>
+          <w:p>
+            <w:pPr>
+              <w:rPr>
+                <w:rFonts w:ascii="Raleway" w:eastAsia="Times New Roman" w:hAnsi="Raleway"/>
+                <w:color w:val="1D1D1B"/>
+                <w:sz w:val="22"/>
+                <w:szCs w:val="22"/>
+              </w:rPr>
+            </w:pPr>
+            <w:hyperlink r:id="rId5" w:history="1">
+              <w:r>
+                <w:rPr>
+                  <w:rStyle w:val="CdigoHTML"/>
+                  <w:color w:val="0000FF"/>
+                  <w:u w:val="single"/>
+                </w:rPr>
+                <w:t>1_constitution.md</w:t>
+              </w:r>
+            </w:hyperlink>
+          </w:p>
+        </w:tc>
+        <w:tc>
+          <w:tcPr>
+            <w:tcW w:w="0" w:type="auto"/>
+            <w:tcBorders>
+              <w:top w:val="single" w:sz="6" w:space="0" w:color="9A9A96"/>
+              <w:left w:val="single" w:sz="6" w:space="0" w:color="9A9A96"/>
+              <w:bottom w:val="single" w:sz="6" w:space="0" w:color="9A9A96"/>
+              <w:right w:val="single" w:sz="6" w:space="0" w:color="9A9A96"/>
+            </w:tcBorders>
+            <w:tcMar>
+              <w:top w:w="75" w:type="dxa"/>
+              <w:left w:w="120" w:type="dxa"/>
+              <w:bottom w:w="75" w:type="dxa"/>
+              <w:right w:w="120" w:type="dxa"/>
+            </w:tcMar>
+            <w:hideMark/>
+          </w:tcPr>
+          <w:p>
+            <w:pPr>
+              <w:rPr>
+                <w:rFonts w:ascii="Raleway" w:eastAsia="Times New Roman" w:hAnsi="Raleway"/>
+                <w:color w:val="1D1D1B"/>
+                <w:sz w:val="22"/>
+                <w:szCs w:val="22"/>
+              </w:rPr>
+            </w:pPr>
+            <w:r>
+              <w:rPr>
+                <w:rFonts w:ascii="Raleway" w:eastAsia="Times New Roman" w:hAnsi="Raleway"/>
+                <w:color w:val="1D1D1B"/>
+                <w:sz w:val="22"/>
+                <w:szCs w:val="22"/>
+              </w:rPr>
+              <w:t>Las reglas permanentes — incluida la identidad visual</w:t>
+            </w:r>
+          </w:p>
+        </w:tc>
+      </w:tr>
+      <w:tr>
+        <w:trPr>
+          <w:divId w:val="974409354"/>
+        </w:trPr>
+        <w:tc>
+          <w:tcPr>
+            <w:tcW w:w="0" w:type="auto"/>
+            <w:tcBorders>
+              <w:top w:val="single" w:sz="6" w:space="0" w:color="9A9A96"/>
+              <w:left w:val="single" w:sz="6" w:space="0" w:color="9A9A96"/>
+              <w:bottom w:val="single" w:sz="6" w:space="0" w:color="9A9A96"/>
+              <w:right w:val="single" w:sz="6" w:space="0" w:color="9A9A96"/>
+            </w:tcBorders>
+            <w:tcMar>
+              <w:top w:w="75" w:type="dxa"/>
+              <w:left w:w="120" w:type="dxa"/>
+              <w:bottom w:w="75" w:type="dxa"/>
+              <w:right w:w="120" w:type="dxa"/>
+            </w:tcMar>
+            <w:hideMark/>
+          </w:tcPr>
+          <w:p>
+            <w:pPr>
+              <w:rPr>
+                <w:rFonts w:ascii="Raleway" w:eastAsia="Times New Roman" w:hAnsi="Raleway"/>
+                <w:color w:val="1D1D1B"/>
+                <w:sz w:val="22"/>
+                <w:szCs w:val="22"/>
+              </w:rPr>
+            </w:pPr>
+            <w:hyperlink r:id="rId6" w:history="1">
+              <w:r>
+                <w:rPr>
+                  <w:rStyle w:val="CdigoHTML"/>
+                  <w:color w:val="0000FF"/>
+                  <w:u w:val="single"/>
+                </w:rPr>
+                <w:t>versiones/0_mapa_versiones.md</w:t>
+              </w:r>
+            </w:hyperlink>
+          </w:p>
+        </w:tc>
+        <w:tc>
+          <w:tcPr>
+            <w:tcW w:w="0" w:type="auto"/>
+            <w:tcBorders>
+              <w:top w:val="single" w:sz="6" w:space="0" w:color="9A9A96"/>
+              <w:left w:val="single" w:sz="6" w:space="0" w:color="9A9A96"/>
+              <w:bottom w:val="single" w:sz="6" w:space="0" w:color="9A9A96"/>
+              <w:right w:val="single" w:sz="6" w:space="0" w:color="9A9A96"/>
+            </w:tcBorders>
+            <w:tcMar>
+              <w:top w:w="75" w:type="dxa"/>
+              <w:left w:w="120" w:type="dxa"/>
+              <w:bottom w:w="75" w:type="dxa"/>
+              <w:right w:w="120" w:type="dxa"/>
+            </w:tcMar>
+            <w:hideMark/>
+          </w:tcPr>
+          <w:p>
+            <w:pPr>
+              <w:rPr>
+                <w:rFonts w:ascii="Raleway" w:eastAsia="Times New Roman" w:hAnsi="Raleway"/>
+                <w:color w:val="1D1D1B"/>
+                <w:sz w:val="22"/>
+                <w:szCs w:val="22"/>
+              </w:rPr>
+            </w:pPr>
+            <w:r>
+              <w:rPr>
+                <w:rFonts w:ascii="Raleway" w:eastAsia="Times New Roman" w:hAnsi="Raleway"/>
+                <w:color w:val="1D1D1B"/>
+                <w:sz w:val="22"/>
+                <w:szCs w:val="22"/>
+              </w:rPr>
+              <w:t>En qué versión entra cada historia</w:t>
+            </w:r>
+          </w:p>
+        </w:tc>
+      </w:tr>
+      <w:tr>
+        <w:trPr>
+          <w:divId w:val="974409354"/>
+        </w:trPr>
+        <w:tc>
+          <w:tcPr>
+            <w:tcW w:w="0" w:type="auto"/>
+            <w:tcBorders>
+              <w:top w:val="single" w:sz="6" w:space="0" w:color="9A9A96"/>
+              <w:left w:val="single" w:sz="6" w:space="0" w:color="9A9A96"/>
+              <w:bottom w:val="single" w:sz="6" w:space="0" w:color="9A9A96"/>
+              <w:right w:val="single" w:sz="6" w:space="0" w:color="9A9A96"/>
+            </w:tcBorders>
+            <w:tcMar>
+              <w:top w:w="75" w:type="dxa"/>
+              <w:left w:w="120" w:type="dxa"/>
+              <w:bottom w:w="75" w:type="dxa"/>
+              <w:right w:w="120" w:type="dxa"/>
+            </w:tcMar>
+            <w:hideMark/>
+          </w:tcPr>
+          <w:p>
+            <w:pPr>
+              <w:rPr>
+                <w:rFonts w:ascii="Raleway" w:eastAsia="Times New Roman" w:hAnsi="Raleway"/>
+                <w:color w:val="1D1D1B"/>
+                <w:sz w:val="22"/>
+                <w:szCs w:val="22"/>
+              </w:rPr>
+            </w:pPr>
+            <w:hyperlink r:id="rId7" w:history="1">
+              <w:r>
+                <w:rPr>
+                  <w:rStyle w:val="CdigoHTML"/>
+                  <w:color w:val="0000FF"/>
+                  <w:u w:val="single"/>
+                </w:rPr>
+                <w:t>versiones/v1_sede/2_spec.md</w:t>
+              </w:r>
+            </w:hyperlink>
+          </w:p>
+        </w:tc>
+        <w:tc>
+          <w:tcPr>
+            <w:tcW w:w="0" w:type="auto"/>
+            <w:tcBorders>
+              <w:top w:val="single" w:sz="6" w:space="0" w:color="9A9A96"/>
+              <w:left w:val="single" w:sz="6" w:space="0" w:color="9A9A96"/>
+              <w:bottom w:val="single" w:sz="6" w:space="0" w:color="9A9A96"/>
+              <w:right w:val="single" w:sz="6" w:space="0" w:color="9A9A96"/>
+            </w:tcBorders>
+            <w:tcMar>
+              <w:top w:w="75" w:type="dxa"/>
+              <w:left w:w="120" w:type="dxa"/>
+              <w:bottom w:w="75" w:type="dxa"/>
+              <w:right w:w="120" w:type="dxa"/>
+            </w:tcMar>
+            <w:hideMark/>
+          </w:tcPr>
+          <w:p>
+            <w:pPr>
+              <w:rPr>
+                <w:rFonts w:ascii="Raleway" w:eastAsia="Times New Roman" w:hAnsi="Raleway"/>
+                <w:color w:val="1D1D1B"/>
+                <w:sz w:val="22"/>
+                <w:szCs w:val="22"/>
+              </w:rPr>
+            </w:pPr>
+            <w:r>
+              <w:rPr>
+                <w:rFonts w:ascii="Raleway" w:eastAsia="Times New Roman" w:hAnsi="Raleway"/>
+                <w:color w:val="1D1D1B"/>
+                <w:sz w:val="22"/>
+                <w:szCs w:val="22"/>
+              </w:rPr>
+              <w:t>Los requisitos que salen de las historias 1 a 4</w:t>
+            </w:r>
+          </w:p>
+        </w:tc>
+      </w:tr>
+    </w:tbl>
+    <w:p>
+      <w:pPr>
+        <w:pStyle w:val="NormalWeb"/>
+        <w:divId w:val="974409354"/>
+        <w:rPr>
+          <w:rFonts w:ascii="Raleway" w:hAnsi="Raleway"/>
+          <w:color w:val="4A4A47"/>
+          <w:sz w:val="22"/>
+          <w:szCs w:val="22"/>
+        </w:rPr>
+      </w:pPr>
+      <w:r>
+        <w:rPr>
+          <w:rFonts w:ascii="Raleway" w:hAnsi="Raleway"/>
+          <w:color w:val="4A4A47"/>
+          <w:sz w:val="22"/>
+          <w:szCs w:val="22"/>
+        </w:rPr>
+        <w:t xml:space="preserve">La versión en Word, que es la que se entrega, está en la raíz del repositorio: </w:t>
+      </w:r>
+      <w:r>
+        <w:rPr>
+          <w:rStyle w:val="CdigoHTML"/>
+          <w:color w:val="4A4A47"/>
+        </w:rPr>
+        <w:t>HISTORIAS_DE_USUARIO.docx</w:t>
+      </w:r>
+      <w:r>
+        <w:rPr>
+          <w:rFonts w:ascii="Raleway" w:hAnsi="Raleway"/>
+          <w:color w:val="4A4A47"/>
+          <w:sz w:val="22"/>
+          <w:szCs w:val="22"/>
+        </w:rPr>
+        <w:t xml:space="preserve">. </w:t>
+      </w:r>
+      <w:r>
+        <w:rPr>
+          <w:rStyle w:val="Fuerte"/>
+          <w:rFonts w:ascii="Raleway" w:hAnsi="Raleway"/>
+          <w:color w:val="4A4A47"/>
+          <w:sz w:val="22"/>
+          <w:szCs w:val="22"/>
+        </w:rPr>
+        <w:t>Se genera desde este archivo</w:t>
+      </w:r>
+      <w:r>
+        <w:rPr>
+          <w:rFonts w:ascii="Raleway" w:hAnsi="Raleway"/>
+          <w:color w:val="4A4A47"/>
+          <w:sz w:val="22"/>
+          <w:szCs w:val="22"/>
+        </w:rPr>
+        <w:t>, no al contrario: si los dos difieren, manda este.</w:t>
+      </w:r>
+    </w:p>
+    <w:p>
+      <w:pPr>
         <w:rPr>
           <w:rFonts w:ascii="Raleway" w:eastAsia="Times New Roman" w:hAnsi="Raleway"/>
           <w:color w:val="1D1D1B"/>
@@ -73,7 +550,7 @@
           <w:sz w:val="22"/>
           <w:szCs w:val="22"/>
         </w:rPr>
-        <w:pict w14:anchorId="7FD82F87">
+        <w:pict w14:anchorId="4647BF52">
           <v:rect id="_x0000_i1025" style="width:0;height:1.5pt" o:hralign="center" o:hrstd="t" o:hr="t" fillcolor="#a0a0a0" stroked="f"/>
         </w:pict>
       </w:r>
@@ -722,7 +1199,7 @@
           <w:sz w:val="22"/>
           <w:szCs w:val="22"/>
         </w:rPr>
-        <w:pict w14:anchorId="23A44854">
+        <w:pict w14:anchorId="49838AC0">
           <v:rect id="_x0000_i1026" style="width:0;height:1.5pt" o:hralign="center" o:hrstd="t" o:hr="t" fillcolor="#a0a0a0" stroked="f"/>
         </w:pict>
       </w:r>
@@ -758,6 +1235,7 @@
           <w:sz w:val="22"/>
           <w:szCs w:val="22"/>
         </w:rPr>
+        <w:lastRenderedPageBreak/>
         <w:t xml:space="preserve">Este documento sirve como una guía integral para identificar y definir las historias de usuario esenciales que contribuirán al éxito del proyecto de </w:t>
       </w:r>
       <w:r>
@@ -869,7 +1347,6 @@
           <w:sz w:val="22"/>
           <w:szCs w:val="22"/>
         </w:rPr>
-        <w:lastRenderedPageBreak/>
         <w:t xml:space="preserve">Los criterios están escritos </w:t>
       </w:r>
       <w:r>
@@ -1661,7 +2138,7 @@
         </w:rPr>
         <w:t xml:space="preserve"> sus pantallas: no hay una versión "de back" y otra "de front". La razón, con sus costos, está en el </w:t>
       </w:r>
-      <w:hyperlink r:id="rId5" w:history="1">
+      <w:hyperlink r:id="rId8" w:history="1">
         <w:r>
           <w:rPr>
             <w:rStyle w:val="Hipervnculo"/>
@@ -1734,7 +2211,7 @@
     <w:p>
       <w:pPr>
         <w:pStyle w:val="NormalWeb"/>
-        <w:divId w:val="1325351333"/>
+        <w:divId w:val="49378456"/>
         <w:rPr>
           <w:rFonts w:ascii="Raleway" w:hAnsi="Raleway"/>
           <w:color w:val="4A4A47"/>
@@ -1750,6 +2227,7 @@
           <w:sz w:val="22"/>
           <w:szCs w:val="22"/>
         </w:rPr>
+        <w:lastRenderedPageBreak/>
         <w:t>La versión 1 está construida</w:t>
       </w:r>
       <w:r>
@@ -1761,14 +2239,14 @@
         </w:rPr>
         <w:t xml:space="preserve"> y se puede ejecutar: es el ejemplo de referencia de este repositorio. Las historias 1 a 4 tienen sus criterios verificados contra el sistema corriendo, y el detalle técnico está en </w:t>
       </w:r>
-      <w:hyperlink r:id="rId6" w:history="1">
+      <w:hyperlink r:id="rId9" w:history="1">
         <w:r>
           <w:rPr>
             <w:rStyle w:val="CdigoHTML"/>
             <w:color w:val="0000FF"/>
             <w:u w:val="single"/>
           </w:rPr>
-          <w:t>docs/spec_kit/</w:t>
+          <w:t>versiones/v1_sede/</w:t>
         </w:r>
       </w:hyperlink>
       <w:r>
@@ -2148,7 +2626,6 @@
                 <w:sz w:val="22"/>
                 <w:szCs w:val="22"/>
               </w:rPr>
-              <w:lastRenderedPageBreak/>
               <w:t>Negro institucional</w:t>
             </w:r>
           </w:p>
@@ -2706,7 +3183,7 @@
           <w:sz w:val="22"/>
           <w:szCs w:val="22"/>
         </w:rPr>
-        <w:pict w14:anchorId="707782C6">
+        <w:pict w14:anchorId="566EB90C">
           <v:rect id="_x0000_i1027" style="width:0;height:1.5pt" o:hralign="center" o:hrstd="t" o:hr="t" fillcolor="#a0a0a0" stroked="f"/>
         </w:pict>
       </w:r>
@@ -3396,16 +3873,7 @@
           <w:sz w:val="22"/>
           <w:szCs w:val="22"/>
         </w:rPr>
-        <w:t>Yo Ana Gómez, como coordinadora de Bienestar Institucional, quiero ver en una pantalla la lista de las sedes donde se dictan las cátedras abiertas, con su nombre, su dirección y si son virtuales, para sabe</w:t>
-      </w:r>
-      <w:r>
-        <w:rPr>
-          <w:rFonts w:ascii="Raleway" w:hAnsi="Raleway"/>
-          <w:color w:val="1D1D1B"/>
-          <w:sz w:val="22"/>
-          <w:szCs w:val="22"/>
-        </w:rPr>
-        <w:t>r dónde se puede programar una sesión sin tener que preguntarle a nadie ni abrir la base de datos.</w:t>
+        <w:t>Yo Ana Gómez, como coordinadora de Bienestar Institucional, quiero ver en una pantalla la lista de las sedes donde se dictan las cátedras abiertas, con su nombre, su dirección y si son virtuales, para saber dónde se puede programar una sesión sin tener que preguntarle a nadie ni abrir la base de datos.</w:t>
       </w:r>
     </w:p>
     <w:p>
@@ -3634,7 +4102,7 @@
           <w:sz w:val="22"/>
           <w:szCs w:val="22"/>
         </w:rPr>
-        <w:pict w14:anchorId="33E0D1FA">
+        <w:pict w14:anchorId="70BDDE45">
           <v:rect id="_x0000_i1028" style="width:0;height:1.5pt" o:hralign="center" o:hrstd="t" o:hr="t" fillcolor="#a0a0a0" stroked="f"/>
         </w:pict>
       </w:r>
@@ -4548,7 +5016,7 @@
           <w:sz w:val="22"/>
           <w:szCs w:val="22"/>
         </w:rPr>
-        <w:pict w14:anchorId="52E43AF6">
+        <w:pict w14:anchorId="3F04DFE6">
           <v:rect id="_x0000_i1029" style="width:0;height:1.5pt" o:hralign="center" o:hrstd="t" o:hr="t" fillcolor="#a0a0a0" stroked="f"/>
         </w:pict>
       </w:r>
@@ -5462,7 +5930,7 @@
           <w:sz w:val="22"/>
           <w:szCs w:val="22"/>
         </w:rPr>
-        <w:pict w14:anchorId="18B6D2BA">
+        <w:pict w14:anchorId="390E4482">
           <v:rect id="_x0000_i1030" style="width:0;height:1.5pt" o:hralign="center" o:hrstd="t" o:hr="t" fillcolor="#a0a0a0" stroked="f"/>
         </w:pict>
       </w:r>
@@ -6367,7 +6835,7 @@
           <w:sz w:val="22"/>
           <w:szCs w:val="22"/>
         </w:rPr>
-        <w:pict w14:anchorId="38BED781">
+        <w:pict w14:anchorId="736713C7">
           <v:rect id="_x0000_i1031" style="width:0;height:1.5pt" o:hralign="center" o:hrstd="t" o:hr="t" fillcolor="#a0a0a0" stroked="f"/>
         </w:pict>
       </w:r>
@@ -7257,7 +7725,7 @@
           <w:sz w:val="22"/>
           <w:szCs w:val="22"/>
         </w:rPr>
-        <w:pict w14:anchorId="0C5E309B">
+        <w:pict w14:anchorId="546EB05A">
           <v:rect id="_x0000_i1032" style="width:0;height:1.5pt" o:hralign="center" o:hrstd="t" o:hr="t" fillcolor="#a0a0a0" stroked="f"/>
         </w:pict>
       </w:r>
@@ -8219,7 +8687,7 @@
           <w:sz w:val="22"/>
           <w:szCs w:val="22"/>
         </w:rPr>
-        <w:pict w14:anchorId="147B5B64">
+        <w:pict w14:anchorId="35705EAA">
           <v:rect id="_x0000_i1033" style="width:0;height:1.5pt" o:hralign="center" o:hrstd="t" o:hr="t" fillcolor="#a0a0a0" stroked="f"/>
         </w:pict>
       </w:r>
@@ -9100,7 +9568,7 @@
           <w:sz w:val="22"/>
           <w:szCs w:val="22"/>
         </w:rPr>
-        <w:pict w14:anchorId="5B6DBDD4">
+        <w:pict w14:anchorId="32EC5DCD">
           <v:rect id="_x0000_i1034" style="width:0;height:1.5pt" o:hralign="center" o:hrstd="t" o:hr="t" fillcolor="#a0a0a0" stroked="f"/>
         </w:pict>
       </w:r>
@@ -10029,7 +10497,7 @@
           <w:sz w:val="22"/>
           <w:szCs w:val="22"/>
         </w:rPr>
-        <w:pict w14:anchorId="1C185831">
+        <w:pict w14:anchorId="30D7443C">
           <v:rect id="_x0000_i1035" style="width:0;height:1.5pt" o:hralign="center" o:hrstd="t" o:hr="t" fillcolor="#a0a0a0" stroked="f"/>
         </w:pict>
       </w:r>
@@ -10445,8 +10913,7 @@
     <w:p>
       <w:pPr>
         <w:pStyle w:val="NormalWeb"/>
-        <w:ind w:right="720"/>
-        <w:divId w:val="1068577606"/>
+        <w:divId w:val="1522083350"/>
         <w:rPr>
           <w:rFonts w:ascii="Raleway" w:hAnsi="Raleway"/>
           <w:color w:val="4A4A47"/>
@@ -10496,9 +10963,9 @@
 <file path=word/numbering.xml><?xml version="1.0" encoding="utf-8"?>
 <w:numbering xmlns:wpc="http://schemas.microsoft.com/office/word/2010/wordprocessingCanvas" xmlns:cx="http://schemas.microsoft.com/office/drawing/2014/chartex" xmlns:cx1="http://schemas.microsoft.com/office/drawing/2015/9/8/chartex" xmlns:cx2="http://schemas.microsoft.com/office/drawing/2015/10/21/chartex" xmlns:cx3="http://schemas.microsoft.com/office/drawing/2016/5/9/chartex" xmlns:cx4="http://schemas.microsoft.com/office/drawing/2016/5/10/chartex" xmlns:cx5="http://schemas.microsoft.com/office/drawing/2016/5/11/chartex" xmlns:cx6="http://schemas.microsoft.com/office/drawing/2016/5/12/chartex" xmlns:cx7="http://schemas.microsoft.com/office/drawing/2016/5/13/chartex" xmlns:cx8="http://schemas.microsoft.com/office/drawing/2016/5/14/chartex" xmlns:mc="http://schemas.openxmlformats.org/markup-compatibility/2006" xmlns:aink="http://schemas.microsoft.com/office/drawing/2016/ink" xmlns:am3d="http://schemas.microsoft.com/office/drawing/2017/model3d" xmlns:o="urn:schemas-microsoft-com:office:office" xmlns:oel="http://schemas.microsoft.com/office/2019/extlst" xmlns:r="http://schemas.openxmlformats.org/officeDocument/2006/relationships" xmlns:m="http://schemas.openxmlformats.org/officeDocument/2006/math" xmlns:v="urn:schemas-microsoft-com:vml" xmlns:wp14="http://schemas.microsoft.com/office/word/2010/wordprocessingDrawing" xmlns:wp="http://schemas.openxmlformats.org/drawingml/2006/wordprocessingDrawing" xmlns:w10="urn:schemas-microsoft-com:office:word" xmlns:w="http://schemas.openxmlformats.org/wordprocessingml/2006/main" xmlns:w14="http://schemas.microsoft.com/office/word/2010/wordml" xmlns:w15="http://schemas.microsoft.com/office/word/2012/wordml" xmlns:w16cex="http://schemas.microsoft.com/office/word/2018/wordml/cex" xmlns:w16cid="http://schemas.microsoft.com/office/word/2016/wordml/cid" xmlns:w16="http://schemas.microsoft.com/office/word/2018/wordml" xmlns:w16du="http://schemas.microsoft.com/office/word/2023/wordml/word16du" xmlns:w16sdtdh="http://schemas.microsoft.com/office/word/2020/wordml/sdtdatahash" xmlns:w16sdtfl="http://schemas.microsoft.com/office/word/2024/wordml/sdtformatlock" xmlns:w16se="http://schemas.microsoft.com/office/word/2015/wordml/symex" xmlns:wpg="http://schemas.microsoft.com/office/word/2010/wordprocessingGroup" xmlns:wpi="http://schemas.microsoft.com/office/word/2010/wordprocessingInk" xmlns:wne="http://schemas.microsoft.com/office/word/2006/wordml" xmlns:wps="http://schemas.microsoft.com/office/word/2010/wordprocessingShape" mc:Ignorable="w14 w15 w16se w16cid w16 w16cex w16sdtdh w16sdtfl w16du wp14">
   <w:abstractNum w:abstractNumId="0" w15:restartNumberingAfterBreak="0">
-    <w:nsid w:val="001A0AFF"/>
+    <w:nsid w:val="0EB43738"/>
     <w:multiLevelType w:val="multilevel"/>
-    <w:tmpl w:val="F0E8978C"/>
+    <w:tmpl w:val="4A807C9C"/>
     <w:lvl w:ilvl="0">
       <w:start w:val="1"/>
       <w:numFmt w:val="bullet"/>
@@ -10645,9 +11112,9 @@
     </w:lvl>
   </w:abstractNum>
   <w:abstractNum w:abstractNumId="1" w15:restartNumberingAfterBreak="0">
-    <w:nsid w:val="018A3F93"/>
+    <w:nsid w:val="117027F6"/>
     <w:multiLevelType w:val="multilevel"/>
-    <w:tmpl w:val="7564EF26"/>
+    <w:tmpl w:val="8EFE4B6A"/>
     <w:lvl w:ilvl="0">
       <w:start w:val="1"/>
       <w:numFmt w:val="bullet"/>
@@ -10794,9 +11261,9 @@
     </w:lvl>
   </w:abstractNum>
   <w:abstractNum w:abstractNumId="2" w15:restartNumberingAfterBreak="0">
-    <w:nsid w:val="04B83ED6"/>
+    <w:nsid w:val="1A665F8A"/>
     <w:multiLevelType w:val="multilevel"/>
-    <w:tmpl w:val="90DE2048"/>
+    <w:tmpl w:val="0D06F88E"/>
     <w:lvl w:ilvl="0">
       <w:start w:val="1"/>
       <w:numFmt w:val="bullet"/>
@@ -10943,9 +11410,9 @@
     </w:lvl>
   </w:abstractNum>
   <w:abstractNum w:abstractNumId="3" w15:restartNumberingAfterBreak="0">
-    <w:nsid w:val="15E93E90"/>
+    <w:nsid w:val="1C4E0DAD"/>
     <w:multiLevelType w:val="multilevel"/>
-    <w:tmpl w:val="B988237A"/>
+    <w:tmpl w:val="C79C2F7E"/>
     <w:lvl w:ilvl="0">
       <w:start w:val="1"/>
       <w:numFmt w:val="bullet"/>
@@ -11092,9 +11559,9 @@
     </w:lvl>
   </w:abstractNum>
   <w:abstractNum w:abstractNumId="4" w15:restartNumberingAfterBreak="0">
-    <w:nsid w:val="18076920"/>
+    <w:nsid w:val="249223B7"/>
     <w:multiLevelType w:val="multilevel"/>
-    <w:tmpl w:val="63C2A668"/>
+    <w:tmpl w:val="9F504802"/>
     <w:lvl w:ilvl="0">
       <w:start w:val="1"/>
       <w:numFmt w:val="bullet"/>
@@ -11241,9 +11708,9 @@
     </w:lvl>
   </w:abstractNum>
   <w:abstractNum w:abstractNumId="5" w15:restartNumberingAfterBreak="0">
-    <w:nsid w:val="20B57090"/>
+    <w:nsid w:val="267B795D"/>
     <w:multiLevelType w:val="multilevel"/>
-    <w:tmpl w:val="28048D48"/>
+    <w:tmpl w:val="8ADC9426"/>
     <w:lvl w:ilvl="0">
       <w:start w:val="1"/>
       <w:numFmt w:val="bullet"/>
@@ -11390,9 +11857,9 @@
     </w:lvl>
   </w:abstractNum>
   <w:abstractNum w:abstractNumId="6" w15:restartNumberingAfterBreak="0">
-    <w:nsid w:val="2457441E"/>
+    <w:nsid w:val="427C4757"/>
     <w:multiLevelType w:val="multilevel"/>
-    <w:tmpl w:val="CB9EECD6"/>
+    <w:tmpl w:val="408247AA"/>
     <w:lvl w:ilvl="0">
       <w:start w:val="1"/>
       <w:numFmt w:val="bullet"/>
@@ -11539,9 +12006,9 @@
     </w:lvl>
   </w:abstractNum>
   <w:abstractNum w:abstractNumId="7" w15:restartNumberingAfterBreak="0">
-    <w:nsid w:val="2931693B"/>
+    <w:nsid w:val="4DDF38D3"/>
     <w:multiLevelType w:val="multilevel"/>
-    <w:tmpl w:val="9904CFE0"/>
+    <w:tmpl w:val="8F9A9DCC"/>
     <w:lvl w:ilvl="0">
       <w:start w:val="1"/>
       <w:numFmt w:val="bullet"/>
@@ -11688,9 +12155,9 @@
     </w:lvl>
   </w:abstractNum>
   <w:abstractNum w:abstractNumId="8" w15:restartNumberingAfterBreak="0">
-    <w:nsid w:val="2AEE379C"/>
+    <w:nsid w:val="4FDD13C6"/>
     <w:multiLevelType w:val="multilevel"/>
-    <w:tmpl w:val="2090B9A0"/>
+    <w:tmpl w:val="6BD8B54C"/>
     <w:lvl w:ilvl="0">
       <w:start w:val="1"/>
       <w:numFmt w:val="bullet"/>
@@ -11837,9 +12304,9 @@
     </w:lvl>
   </w:abstractNum>
   <w:abstractNum w:abstractNumId="9" w15:restartNumberingAfterBreak="0">
-    <w:nsid w:val="2EB04C38"/>
+    <w:nsid w:val="521F389E"/>
     <w:multiLevelType w:val="multilevel"/>
-    <w:tmpl w:val="7778D5C0"/>
+    <w:tmpl w:val="A9AEEC3C"/>
     <w:lvl w:ilvl="0">
       <w:start w:val="1"/>
       <w:numFmt w:val="bullet"/>
@@ -11986,9 +12453,9 @@
     </w:lvl>
   </w:abstractNum>
   <w:abstractNum w:abstractNumId="10" w15:restartNumberingAfterBreak="0">
-    <w:nsid w:val="404E3975"/>
+    <w:nsid w:val="567634AD"/>
     <w:multiLevelType w:val="multilevel"/>
-    <w:tmpl w:val="E07CAA5C"/>
+    <w:tmpl w:val="30FCC208"/>
     <w:lvl w:ilvl="0">
       <w:start w:val="1"/>
       <w:numFmt w:val="bullet"/>
@@ -12135,9 +12602,9 @@
     </w:lvl>
   </w:abstractNum>
   <w:abstractNum w:abstractNumId="11" w15:restartNumberingAfterBreak="0">
-    <w:nsid w:val="465443E8"/>
+    <w:nsid w:val="591420A8"/>
     <w:multiLevelType w:val="multilevel"/>
-    <w:tmpl w:val="B24A2F88"/>
+    <w:tmpl w:val="89840632"/>
     <w:lvl w:ilvl="0">
       <w:start w:val="1"/>
       <w:numFmt w:val="bullet"/>
@@ -12284,9 +12751,9 @@
     </w:lvl>
   </w:abstractNum>
   <w:abstractNum w:abstractNumId="12" w15:restartNumberingAfterBreak="0">
-    <w:nsid w:val="51CF49F2"/>
+    <w:nsid w:val="5A037F5E"/>
     <w:multiLevelType w:val="multilevel"/>
-    <w:tmpl w:val="FD0A13F2"/>
+    <w:tmpl w:val="1EF4E52C"/>
     <w:lvl w:ilvl="0">
       <w:start w:val="1"/>
       <w:numFmt w:val="bullet"/>
@@ -12433,9 +12900,9 @@
     </w:lvl>
   </w:abstractNum>
   <w:abstractNum w:abstractNumId="13" w15:restartNumberingAfterBreak="0">
-    <w:nsid w:val="5361737A"/>
+    <w:nsid w:val="5DD6315A"/>
     <w:multiLevelType w:val="multilevel"/>
-    <w:tmpl w:val="D8167FD4"/>
+    <w:tmpl w:val="02888786"/>
     <w:lvl w:ilvl="0">
       <w:start w:val="1"/>
       <w:numFmt w:val="bullet"/>
@@ -12582,9 +13049,9 @@
     </w:lvl>
   </w:abstractNum>
   <w:abstractNum w:abstractNumId="14" w15:restartNumberingAfterBreak="0">
-    <w:nsid w:val="6A463E02"/>
+    <w:nsid w:val="6AC71142"/>
     <w:multiLevelType w:val="multilevel"/>
-    <w:tmpl w:val="22428E8A"/>
+    <w:tmpl w:val="A966193C"/>
     <w:lvl w:ilvl="0">
       <w:start w:val="1"/>
       <w:numFmt w:val="bullet"/>
@@ -12731,9 +13198,9 @@
     </w:lvl>
   </w:abstractNum>
   <w:abstractNum w:abstractNumId="15" w15:restartNumberingAfterBreak="0">
-    <w:nsid w:val="6E0A3DB3"/>
+    <w:nsid w:val="76253DE3"/>
     <w:multiLevelType w:val="multilevel"/>
-    <w:tmpl w:val="64FEFAFE"/>
+    <w:tmpl w:val="C5DC0BCE"/>
     <w:lvl w:ilvl="0">
       <w:start w:val="1"/>
       <w:numFmt w:val="bullet"/>
@@ -12879,53 +13346,53 @@
       </w:rPr>
     </w:lvl>
   </w:abstractNum>
-  <w:num w:numId="1" w16cid:durableId="320742659">
+  <w:num w:numId="1" w16cid:durableId="48968233">
+    <w:abstractNumId w:val="11"/>
+  </w:num>
+  <w:num w:numId="2" w16cid:durableId="1930582352">
+    <w:abstractNumId w:val="0"/>
+  </w:num>
+  <w:num w:numId="3" w16cid:durableId="1473323745">
+    <w:abstractNumId w:val="6"/>
+  </w:num>
+  <w:num w:numId="4" w16cid:durableId="1111707447">
+    <w:abstractNumId w:val="12"/>
+  </w:num>
+  <w:num w:numId="5" w16cid:durableId="698773308">
+    <w:abstractNumId w:val="9"/>
+  </w:num>
+  <w:num w:numId="6" w16cid:durableId="1344471797">
     <w:abstractNumId w:val="1"/>
   </w:num>
-  <w:num w:numId="2" w16cid:durableId="1504590941">
+  <w:num w:numId="7" w16cid:durableId="585041091">
+    <w:abstractNumId w:val="10"/>
+  </w:num>
+  <w:num w:numId="8" w16cid:durableId="1443570887">
     <w:abstractNumId w:val="8"/>
   </w:num>
-  <w:num w:numId="3" w16cid:durableId="1077632887">
-    <w:abstractNumId w:val="12"/>
+  <w:num w:numId="9" w16cid:durableId="11155573">
+    <w:abstractNumId w:val="7"/>
   </w:num>
-  <w:num w:numId="4" w16cid:durableId="902758863">
+  <w:num w:numId="10" w16cid:durableId="678431405">
+    <w:abstractNumId w:val="3"/>
+  </w:num>
+  <w:num w:numId="11" w16cid:durableId="1141657141">
+    <w:abstractNumId w:val="13"/>
+  </w:num>
+  <w:num w:numId="12" w16cid:durableId="158618259">
+    <w:abstractNumId w:val="2"/>
+  </w:num>
+  <w:num w:numId="13" w16cid:durableId="1920940388">
     <w:abstractNumId w:val="4"/>
   </w:num>
-  <w:num w:numId="5" w16cid:durableId="1104350355">
-    <w:abstractNumId w:val="7"/>
+  <w:num w:numId="14" w16cid:durableId="299381270">
+    <w:abstractNumId w:val="15"/>
   </w:num>
-  <w:num w:numId="6" w16cid:durableId="1456754078">
-    <w:abstractNumId w:val="2"/>
-  </w:num>
-  <w:num w:numId="7" w16cid:durableId="1149787259">
-    <w:abstractNumId w:val="5"/>
-  </w:num>
-  <w:num w:numId="8" w16cid:durableId="1117334813">
-    <w:abstractNumId w:val="6"/>
-  </w:num>
-  <w:num w:numId="9" w16cid:durableId="402920112">
-    <w:abstractNumId w:val="10"/>
-  </w:num>
-  <w:num w:numId="10" w16cid:durableId="957570156">
-    <w:abstractNumId w:val="3"/>
-  </w:num>
-  <w:num w:numId="11" w16cid:durableId="1433940968">
+  <w:num w:numId="15" w16cid:durableId="1162116435">
     <w:abstractNumId w:val="14"/>
   </w:num>
-  <w:num w:numId="12" w16cid:durableId="501899016">
-    <w:abstractNumId w:val="0"/>
-  </w:num>
-  <w:num w:numId="13" w16cid:durableId="1412314825">
-    <w:abstractNumId w:val="9"/>
-  </w:num>
-  <w:num w:numId="14" w16cid:durableId="1123576533">
-    <w:abstractNumId w:val="15"/>
-  </w:num>
-  <w:num w:numId="15" w16cid:durableId="1167330442">
-    <w:abstractNumId w:val="13"/>
-  </w:num>
-  <w:num w:numId="16" w16cid:durableId="2086994492">
-    <w:abstractNumId w:val="11"/>
+  <w:num w:numId="16" w16cid:durableId="2004043916">
+    <w:abstractNumId w:val="5"/>
   </w:num>
 </w:numbering>
 </file>
@@ -13494,16 +13961,6 @@
       <w:bCs/>
     </w:rPr>
   </w:style>
-  <w:style w:type="character" w:styleId="nfasis">
-    <w:name w:val="Emphasis"/>
-    <w:basedOn w:val="Fuentedeprrafopredeter"/>
-    <w:uiPriority w:val="20"/>
-    <w:qFormat/>
-    <w:rPr>
-      <w:i/>
-      <w:iCs/>
-    </w:rPr>
-  </w:style>
   <w:style w:type="character" w:styleId="Hipervnculo">
     <w:name w:val="Hyperlink"/>
     <w:basedOn w:val="Fuentedeprrafopredeter"/>
@@ -13524,6 +13981,16 @@
     <w:rPr>
       <w:color w:val="800080"/>
       <w:u w:val="single"/>
+    </w:rPr>
+  </w:style>
+  <w:style w:type="character" w:styleId="nfasis">
+    <w:name w:val="Emphasis"/>
+    <w:basedOn w:val="Fuentedeprrafopredeter"/>
+    <w:uiPriority w:val="20"/>
+    <w:qFormat/>
+    <w:rPr>
+      <w:i/>
+      <w:iCs/>
     </w:rPr>
   </w:style>
 </w:styles>

--- a/HISTORIAS_DE_USUARIO.docx
+++ b/HISTORIAS_DE_USUARIO.docx
@@ -34,7 +34,7 @@
           <w:sz w:val="22"/>
           <w:szCs w:val="22"/>
         </w:rPr>
-        <w:t>Versión 1.1</w:t>
+        <w:t>Versión 2.0</w:t>
       </w:r>
     </w:p>
     <w:p>
@@ -60,9 +60,11 @@
     <w:p>
       <w:pPr>
         <w:pStyle w:val="NormalWeb"/>
-        <w:divId w:val="974409354"/>
-        <w:rPr>
-          <w:rFonts w:ascii="Raleway" w:hAnsi="Raleway"/>
+        <w:divId w:val="62727831"/>
+        <w:rPr>
+          <w:rFonts w:ascii="Raleway" w:hAnsi="Raleway"/>
+          <w:i/>
+          <w:iCs/>
           <w:color w:val="4A4A47"/>
           <w:sz w:val="22"/>
           <w:szCs w:val="22"/>
@@ -72,6 +74,8 @@
         <w:rPr>
           <w:rStyle w:val="Fuerte"/>
           <w:rFonts w:ascii="Raleway" w:hAnsi="Raleway"/>
+          <w:i/>
+          <w:iCs/>
           <w:color w:val="4A4A47"/>
           <w:sz w:val="22"/>
           <w:szCs w:val="22"/>
@@ -83,6 +87,8 @@
           <w:rStyle w:val="CdigoHTML"/>
           <w:b/>
           <w:bCs/>
+          <w:i/>
+          <w:iCs/>
           <w:color w:val="4A4A47"/>
         </w:rPr>
         <w:t>0</w:t>
@@ -91,6 +97,8 @@
         <w:rPr>
           <w:rStyle w:val="Fuerte"/>
           <w:rFonts w:ascii="Raleway" w:hAnsi="Raleway"/>
+          <w:i/>
+          <w:iCs/>
           <w:color w:val="4A4A47"/>
           <w:sz w:val="22"/>
           <w:szCs w:val="22"/>
@@ -100,6 +108,8 @@
       <w:r>
         <w:rPr>
           <w:rFonts w:ascii="Raleway" w:hAnsi="Raleway"/>
+          <w:i/>
+          <w:iCs/>
           <w:color w:val="4A4A47"/>
           <w:sz w:val="22"/>
           <w:szCs w:val="22"/>
@@ -110,6 +120,8 @@
         <w:rPr>
           <w:rStyle w:val="Fuerte"/>
           <w:rFonts w:ascii="Raleway" w:hAnsi="Raleway"/>
+          <w:i/>
+          <w:iCs/>
           <w:color w:val="4A4A47"/>
           <w:sz w:val="22"/>
           <w:szCs w:val="22"/>
@@ -119,6 +131,8 @@
       <w:r>
         <w:rPr>
           <w:rFonts w:ascii="Raleway" w:hAnsi="Raleway"/>
+          <w:i/>
+          <w:iCs/>
           <w:color w:val="4A4A47"/>
           <w:sz w:val="22"/>
           <w:szCs w:val="22"/>
@@ -149,7 +163,7 @@
       </w:tblGrid>
       <w:tr>
         <w:trPr>
-          <w:divId w:val="974409354"/>
+          <w:divId w:val="62727831"/>
           <w:tblHeader/>
         </w:trPr>
         <w:tc>
@@ -239,7 +253,7 @@
       </w:tr>
       <w:tr>
         <w:trPr>
-          <w:divId w:val="974409354"/>
+          <w:divId w:val="62727831"/>
         </w:trPr>
         <w:tc>
           <w:tcPr>
@@ -319,7 +333,7 @@
       </w:tr>
       <w:tr>
         <w:trPr>
-          <w:divId w:val="974409354"/>
+          <w:divId w:val="62727831"/>
         </w:trPr>
         <w:tc>
           <w:tcPr>
@@ -399,7 +413,7 @@
       </w:tr>
       <w:tr>
         <w:trPr>
-          <w:divId w:val="974409354"/>
+          <w:divId w:val="62727831"/>
         </w:trPr>
         <w:tc>
           <w:tcPr>
@@ -481,9 +495,11 @@
     <w:p>
       <w:pPr>
         <w:pStyle w:val="NormalWeb"/>
-        <w:divId w:val="974409354"/>
-        <w:rPr>
-          <w:rFonts w:ascii="Raleway" w:hAnsi="Raleway"/>
+        <w:divId w:val="62727831"/>
+        <w:rPr>
+          <w:rFonts w:ascii="Raleway" w:hAnsi="Raleway"/>
+          <w:i/>
+          <w:iCs/>
           <w:color w:val="4A4A47"/>
           <w:sz w:val="22"/>
           <w:szCs w:val="22"/>
@@ -492,6 +508,8 @@
       <w:r>
         <w:rPr>
           <w:rFonts w:ascii="Raleway" w:hAnsi="Raleway"/>
+          <w:i/>
+          <w:iCs/>
           <w:color w:val="4A4A47"/>
           <w:sz w:val="22"/>
           <w:szCs w:val="22"/>
@@ -501,6 +519,8 @@
       <w:r>
         <w:rPr>
           <w:rStyle w:val="CdigoHTML"/>
+          <w:i/>
+          <w:iCs/>
           <w:color w:val="4A4A47"/>
         </w:rPr>
         <w:t>HISTORIAS_DE_USUARIO.docx</w:t>
@@ -508,6 +528,8 @@
       <w:r>
         <w:rPr>
           <w:rFonts w:ascii="Raleway" w:hAnsi="Raleway"/>
+          <w:i/>
+          <w:iCs/>
           <w:color w:val="4A4A47"/>
           <w:sz w:val="22"/>
           <w:szCs w:val="22"/>
@@ -518,6 +540,8 @@
         <w:rPr>
           <w:rStyle w:val="Fuerte"/>
           <w:rFonts w:ascii="Raleway" w:hAnsi="Raleway"/>
+          <w:i/>
+          <w:iCs/>
           <w:color w:val="4A4A47"/>
           <w:sz w:val="22"/>
           <w:szCs w:val="22"/>
@@ -527,6 +551,8 @@
       <w:r>
         <w:rPr>
           <w:rFonts w:ascii="Raleway" w:hAnsi="Raleway"/>
+          <w:i/>
+          <w:iCs/>
           <w:color w:val="4A4A47"/>
           <w:sz w:val="22"/>
           <w:szCs w:val="22"/>
@@ -550,7 +576,7 @@
           <w:sz w:val="22"/>
           <w:szCs w:val="22"/>
         </w:rPr>
-        <w:pict w14:anchorId="4647BF52">
+        <w:pict w14:anchorId="1989DFC4">
           <v:rect id="_x0000_i1025" style="width:0;height:1.5pt" o:hralign="center" o:hrstd="t" o:hr="t" fillcolor="#a0a0a0" stroked="f"/>
         </w:pict>
       </w:r>
@@ -589,9 +615,9 @@
       <w:tblGrid>
         <w:gridCol w:w="1518"/>
         <w:gridCol w:w="1117"/>
-        <w:gridCol w:w="3602"/>
-        <w:gridCol w:w="1326"/>
-        <w:gridCol w:w="1259"/>
+        <w:gridCol w:w="3477"/>
+        <w:gridCol w:w="1280"/>
+        <w:gridCol w:w="1430"/>
       </w:tblGrid>
       <w:tr>
         <w:trPr>
@@ -1103,7 +1129,7 @@
                 <w:sz w:val="22"/>
                 <w:szCs w:val="22"/>
               </w:rPr>
-              <w:t>Se alinea la columna de iteración con el mapa de versiones y con las cuatro versiones que evalúa el curso: la v2 pasa a ser TODAS las tablas restantes, no solo cátedra y sesión. Se deja explícito que el proyecto versiona back y front en paralelo</w:t>
+              <w:t>Se alinea la columna de iteración con el mapa de versiones y con las cuatro versiones que evalúa el curso. Se deja explícito que el proyecto versiona back y front en paralelo</w:t>
             </w:r>
           </w:p>
         </w:tc>
@@ -1178,6 +1204,214 @@
                 <w:szCs w:val="22"/>
               </w:rPr>
               <w:t>Carlos Arturo Castro Castro</w:t>
+            </w:r>
+          </w:p>
+        </w:tc>
+      </w:tr>
+      <w:tr>
+        <w:tc>
+          <w:tcPr>
+            <w:tcW w:w="0" w:type="auto"/>
+            <w:tcBorders>
+              <w:top w:val="single" w:sz="6" w:space="0" w:color="9A9A96"/>
+              <w:left w:val="single" w:sz="6" w:space="0" w:color="9A9A96"/>
+              <w:bottom w:val="single" w:sz="6" w:space="0" w:color="9A9A96"/>
+              <w:right w:val="single" w:sz="6" w:space="0" w:color="9A9A96"/>
+            </w:tcBorders>
+            <w:tcMar>
+              <w:top w:w="75" w:type="dxa"/>
+              <w:left w:w="120" w:type="dxa"/>
+              <w:bottom w:w="75" w:type="dxa"/>
+              <w:right w:w="120" w:type="dxa"/>
+            </w:tcMar>
+            <w:hideMark/>
+          </w:tcPr>
+          <w:p>
+            <w:pPr>
+              <w:rPr>
+                <w:rFonts w:ascii="Raleway" w:eastAsia="Times New Roman" w:hAnsi="Raleway"/>
+                <w:color w:val="1D1D1B"/>
+                <w:sz w:val="22"/>
+                <w:szCs w:val="22"/>
+              </w:rPr>
+            </w:pPr>
+            <w:r>
+              <w:rPr>
+                <w:rFonts w:ascii="Raleway" w:eastAsia="Times New Roman" w:hAnsi="Raleway"/>
+                <w:color w:val="1D1D1B"/>
+                <w:sz w:val="22"/>
+                <w:szCs w:val="22"/>
+              </w:rPr>
+              <w:t>03/09/2026</w:t>
+            </w:r>
+          </w:p>
+        </w:tc>
+        <w:tc>
+          <w:tcPr>
+            <w:tcW w:w="0" w:type="auto"/>
+            <w:tcBorders>
+              <w:top w:val="single" w:sz="6" w:space="0" w:color="9A9A96"/>
+              <w:left w:val="single" w:sz="6" w:space="0" w:color="9A9A96"/>
+              <w:bottom w:val="single" w:sz="6" w:space="0" w:color="9A9A96"/>
+              <w:right w:val="single" w:sz="6" w:space="0" w:color="9A9A96"/>
+            </w:tcBorders>
+            <w:tcMar>
+              <w:top w:w="75" w:type="dxa"/>
+              <w:left w:w="120" w:type="dxa"/>
+              <w:bottom w:w="75" w:type="dxa"/>
+              <w:right w:w="120" w:type="dxa"/>
+            </w:tcMar>
+            <w:hideMark/>
+          </w:tcPr>
+          <w:p>
+            <w:pPr>
+              <w:rPr>
+                <w:rFonts w:ascii="Raleway" w:eastAsia="Times New Roman" w:hAnsi="Raleway"/>
+                <w:color w:val="1D1D1B"/>
+                <w:sz w:val="22"/>
+                <w:szCs w:val="22"/>
+              </w:rPr>
+            </w:pPr>
+            <w:r>
+              <w:rPr>
+                <w:rFonts w:ascii="Raleway" w:eastAsia="Times New Roman" w:hAnsi="Raleway"/>
+                <w:color w:val="1D1D1B"/>
+                <w:sz w:val="22"/>
+                <w:szCs w:val="22"/>
+              </w:rPr>
+              <w:t>2.0</w:t>
+            </w:r>
+          </w:p>
+        </w:tc>
+        <w:tc>
+          <w:tcPr>
+            <w:tcW w:w="0" w:type="auto"/>
+            <w:tcBorders>
+              <w:top w:val="single" w:sz="6" w:space="0" w:color="9A9A96"/>
+              <w:left w:val="single" w:sz="6" w:space="0" w:color="9A9A96"/>
+              <w:bottom w:val="single" w:sz="6" w:space="0" w:color="9A9A96"/>
+              <w:right w:val="single" w:sz="6" w:space="0" w:color="9A9A96"/>
+            </w:tcBorders>
+            <w:tcMar>
+              <w:top w:w="75" w:type="dxa"/>
+              <w:left w:w="120" w:type="dxa"/>
+              <w:bottom w:w="75" w:type="dxa"/>
+              <w:right w:w="120" w:type="dxa"/>
+            </w:tcMar>
+            <w:hideMark/>
+          </w:tcPr>
+          <w:p>
+            <w:pPr>
+              <w:rPr>
+                <w:rFonts w:ascii="Raleway" w:eastAsia="Times New Roman" w:hAnsi="Raleway"/>
+                <w:color w:val="1D1D1B"/>
+                <w:sz w:val="22"/>
+                <w:szCs w:val="22"/>
+              </w:rPr>
+            </w:pPr>
+            <w:r>
+              <w:rPr>
+                <w:rStyle w:val="Fuerte"/>
+                <w:rFonts w:ascii="Raleway" w:eastAsia="Times New Roman" w:hAnsi="Raleway"/>
+                <w:color w:val="1D1D1B"/>
+                <w:sz w:val="22"/>
+                <w:szCs w:val="22"/>
+              </w:rPr>
+              <w:t>Reescritura desde la fuente primaria.</w:t>
+            </w:r>
+            <w:r>
+              <w:rPr>
+                <w:rFonts w:ascii="Raleway" w:eastAsia="Times New Roman" w:hAnsi="Raleway"/>
+                <w:color w:val="1D1D1B"/>
+                <w:sz w:val="22"/>
+                <w:szCs w:val="22"/>
+              </w:rPr>
+              <w:t xml:space="preserve"> Las historias pasan a estar enunciadas por el profesor Hugo Nelson </w:t>
+            </w:r>
+            <w:r>
+              <w:rPr>
+                <w:rFonts w:ascii="Raleway" w:eastAsia="Times New Roman" w:hAnsi="Raleway"/>
+                <w:color w:val="1D1D1B"/>
+                <w:sz w:val="22"/>
+                <w:szCs w:val="22"/>
+              </w:rPr>
+              <w:lastRenderedPageBreak/>
+              <w:t>Castañeda, director del CIDEH, con sus citas literales y el minuto de la reunión. Se retiran los usuarios que se habían supuesto. Entran dos historias que estaban en la fuente y faltaban: el archivo plano del ASIS y la excepción de Rutas de Paz</w:t>
+            </w:r>
+          </w:p>
+        </w:tc>
+        <w:tc>
+          <w:tcPr>
+            <w:tcW w:w="0" w:type="auto"/>
+            <w:tcBorders>
+              <w:top w:val="single" w:sz="6" w:space="0" w:color="9A9A96"/>
+              <w:left w:val="single" w:sz="6" w:space="0" w:color="9A9A96"/>
+              <w:bottom w:val="single" w:sz="6" w:space="0" w:color="9A9A96"/>
+              <w:right w:val="single" w:sz="6" w:space="0" w:color="9A9A96"/>
+            </w:tcBorders>
+            <w:tcMar>
+              <w:top w:w="75" w:type="dxa"/>
+              <w:left w:w="120" w:type="dxa"/>
+              <w:bottom w:w="75" w:type="dxa"/>
+              <w:right w:w="120" w:type="dxa"/>
+            </w:tcMar>
+            <w:hideMark/>
+          </w:tcPr>
+          <w:p>
+            <w:pPr>
+              <w:rPr>
+                <w:rFonts w:ascii="Raleway" w:eastAsia="Times New Roman" w:hAnsi="Raleway"/>
+                <w:color w:val="1D1D1B"/>
+                <w:sz w:val="22"/>
+                <w:szCs w:val="22"/>
+              </w:rPr>
+            </w:pPr>
+            <w:r>
+              <w:rPr>
+                <w:rFonts w:ascii="Raleway" w:eastAsia="Times New Roman" w:hAnsi="Raleway"/>
+                <w:color w:val="1D1D1B"/>
+                <w:sz w:val="22"/>
+                <w:szCs w:val="22"/>
+              </w:rPr>
+              <w:lastRenderedPageBreak/>
+              <w:t>Carlos Arturo Castro Castro</w:t>
+            </w:r>
+          </w:p>
+        </w:tc>
+        <w:tc>
+          <w:tcPr>
+            <w:tcW w:w="0" w:type="auto"/>
+            <w:tcBorders>
+              <w:top w:val="single" w:sz="6" w:space="0" w:color="9A9A96"/>
+              <w:left w:val="single" w:sz="6" w:space="0" w:color="9A9A96"/>
+              <w:bottom w:val="single" w:sz="6" w:space="0" w:color="9A9A96"/>
+              <w:right w:val="single" w:sz="6" w:space="0" w:color="9A9A96"/>
+            </w:tcBorders>
+            <w:tcMar>
+              <w:top w:w="75" w:type="dxa"/>
+              <w:left w:w="120" w:type="dxa"/>
+              <w:bottom w:w="75" w:type="dxa"/>
+              <w:right w:w="120" w:type="dxa"/>
+            </w:tcMar>
+            <w:hideMark/>
+          </w:tcPr>
+          <w:p>
+            <w:pPr>
+              <w:rPr>
+                <w:rFonts w:ascii="Raleway" w:eastAsia="Times New Roman" w:hAnsi="Raleway"/>
+                <w:color w:val="1D1D1B"/>
+                <w:sz w:val="22"/>
+                <w:szCs w:val="22"/>
+              </w:rPr>
+            </w:pPr>
+            <w:r>
+              <w:rPr>
+                <w:rFonts w:ascii="Raleway" w:eastAsia="Times New Roman" w:hAnsi="Raleway"/>
+                <w:color w:val="1D1D1B"/>
+                <w:sz w:val="22"/>
+                <w:szCs w:val="22"/>
+              </w:rPr>
+              <w:t>Hugo Nelson Castañeda</w:t>
             </w:r>
           </w:p>
         </w:tc>
@@ -1199,7 +1433,7 @@
           <w:sz w:val="22"/>
           <w:szCs w:val="22"/>
         </w:rPr>
-        <w:pict w14:anchorId="49838AC0">
+        <w:pict w14:anchorId="595A3140">
           <v:rect id="_x0000_i1026" style="width:0;height:1.5pt" o:hralign="center" o:hrstd="t" o:hr="t" fillcolor="#a0a0a0" stroked="f"/>
         </w:pict>
       </w:r>
@@ -1235,7 +1469,6 @@
           <w:sz w:val="22"/>
           <w:szCs w:val="22"/>
         </w:rPr>
-        <w:lastRenderedPageBreak/>
         <w:t xml:space="preserve">Este documento sirve como una guía integral para identificar y definir las historias de usuario esenciales que contribuirán al éxito del proyecto de </w:t>
       </w:r>
       <w:r>
@@ -1256,6 +1489,1009 @@
           <w:szCs w:val="22"/>
         </w:rPr>
         <w:t>. A través de esta guía se busca proporcionar una comprensión clara y detallada de las necesidades y expectativas de los usuarios, lo que permitirá a los equipos de desarrollo y gestión alinear sus esfuerzos de manera efectiva. Al seguir las recomendaciones y procesos descritos en este documento, se facilitará la creación de un producto final que cumpla con los objetivos.</w:t>
+      </w:r>
+    </w:p>
+    <w:p>
+      <w:pPr>
+        <w:pStyle w:val="Ttulo3"/>
+        <w:rPr>
+          <w:rFonts w:eastAsia="Times New Roman"/>
+        </w:rPr>
+      </w:pPr>
+      <w:r>
+        <w:rPr>
+          <w:rFonts w:eastAsia="Times New Roman"/>
+        </w:rPr>
+        <w:t>De dónde salen estas historias</w:t>
+      </w:r>
+    </w:p>
+    <w:p>
+      <w:pPr>
+        <w:pStyle w:val="NormalWeb"/>
+        <w:rPr>
+          <w:rFonts w:ascii="Raleway" w:hAnsi="Raleway"/>
+          <w:color w:val="1D1D1B"/>
+          <w:sz w:val="22"/>
+          <w:szCs w:val="22"/>
+        </w:rPr>
+      </w:pPr>
+      <w:r>
+        <w:rPr>
+          <w:rStyle w:val="Fuerte"/>
+          <w:rFonts w:ascii="Raleway" w:hAnsi="Raleway"/>
+          <w:color w:val="1D1D1B"/>
+          <w:sz w:val="22"/>
+          <w:szCs w:val="22"/>
+        </w:rPr>
+        <w:t>Las enunció el profesor Hugo Nelson Castañeda</w:t>
+      </w:r>
+      <w:r>
+        <w:rPr>
+          <w:rFonts w:ascii="Raleway" w:hAnsi="Raleway"/>
+          <w:color w:val="1D1D1B"/>
+          <w:sz w:val="22"/>
+          <w:szCs w:val="22"/>
+        </w:rPr>
+        <w:t xml:space="preserve">, en las reuniones de </w:t>
+      </w:r>
+      <w:r>
+        <w:rPr>
+          <w:rFonts w:ascii="Raleway" w:hAnsi="Raleway"/>
+          <w:color w:val="1D1D1B"/>
+          <w:sz w:val="22"/>
+          <w:szCs w:val="22"/>
+        </w:rPr>
+        <w:t>levantamiento del proyecto, como usuario experto del proceso.</w:t>
+      </w:r>
+    </w:p>
+    <w:p>
+      <w:pPr>
+        <w:pStyle w:val="NormalWeb"/>
+        <w:rPr>
+          <w:rFonts w:ascii="Raleway" w:hAnsi="Raleway"/>
+          <w:color w:val="1D1D1B"/>
+          <w:sz w:val="22"/>
+          <w:szCs w:val="22"/>
+        </w:rPr>
+      </w:pPr>
+      <w:r>
+        <w:rPr>
+          <w:rFonts w:ascii="Raleway" w:hAnsi="Raleway"/>
+          <w:color w:val="1D1D1B"/>
+          <w:sz w:val="22"/>
+          <w:szCs w:val="22"/>
+        </w:rPr>
+        <w:t xml:space="preserve">Tiene </w:t>
+      </w:r>
+      <w:r>
+        <w:rPr>
+          <w:rStyle w:val="Fuerte"/>
+          <w:rFonts w:ascii="Raleway" w:hAnsi="Raleway"/>
+          <w:color w:val="1D1D1B"/>
+          <w:sz w:val="22"/>
+          <w:szCs w:val="22"/>
+        </w:rPr>
+        <w:t>dos papeles a la vez</w:t>
+      </w:r>
+      <w:r>
+        <w:rPr>
+          <w:rFonts w:ascii="Raleway" w:hAnsi="Raleway"/>
+          <w:color w:val="1D1D1B"/>
+          <w:sz w:val="22"/>
+          <w:szCs w:val="22"/>
+        </w:rPr>
+        <w:t>, y por eso sus historias cubren tanto:</w:t>
+      </w:r>
+    </w:p>
+    <w:tbl>
+      <w:tblPr>
+        <w:tblW w:w="5000" w:type="pct"/>
+        <w:tblBorders>
+          <w:top w:val="single" w:sz="6" w:space="0" w:color="9A9A96"/>
+          <w:left w:val="single" w:sz="6" w:space="0" w:color="9A9A96"/>
+          <w:bottom w:val="single" w:sz="6" w:space="0" w:color="9A9A96"/>
+          <w:right w:val="single" w:sz="6" w:space="0" w:color="9A9A96"/>
+        </w:tblBorders>
+        <w:tblCellMar>
+          <w:top w:w="15" w:type="dxa"/>
+          <w:left w:w="15" w:type="dxa"/>
+          <w:bottom w:w="15" w:type="dxa"/>
+          <w:right w:w="15" w:type="dxa"/>
+        </w:tblCellMar>
+        <w:tblLook w:val="04A0" w:firstRow="1" w:lastRow="0" w:firstColumn="1" w:lastColumn="0" w:noHBand="0" w:noVBand="1"/>
+      </w:tblPr>
+      <w:tblGrid>
+        <w:gridCol w:w="2290"/>
+        <w:gridCol w:w="6532"/>
+      </w:tblGrid>
+      <w:tr>
+        <w:trPr>
+          <w:tblHeader/>
+        </w:trPr>
+        <w:tc>
+          <w:tcPr>
+            <w:tcW w:w="0" w:type="auto"/>
+            <w:tcBorders>
+              <w:top w:val="single" w:sz="6" w:space="0" w:color="9A9A96"/>
+              <w:left w:val="single" w:sz="6" w:space="0" w:color="9A9A96"/>
+              <w:bottom w:val="single" w:sz="6" w:space="0" w:color="9A9A96"/>
+              <w:right w:val="single" w:sz="6" w:space="0" w:color="9A9A96"/>
+            </w:tcBorders>
+            <w:shd w:val="clear" w:color="auto" w:fill="EF7D00"/>
+            <w:tcMar>
+              <w:top w:w="75" w:type="dxa"/>
+              <w:left w:w="120" w:type="dxa"/>
+              <w:bottom w:w="75" w:type="dxa"/>
+              <w:right w:w="120" w:type="dxa"/>
+            </w:tcMar>
+            <w:hideMark/>
+          </w:tcPr>
+          <w:p>
+            <w:pPr>
+              <w:rPr>
+                <w:rFonts w:ascii="Montserrat" w:eastAsia="Times New Roman" w:hAnsi="Montserrat"/>
+                <w:b/>
+                <w:bCs/>
+                <w:color w:val="FFFFFF"/>
+                <w:sz w:val="22"/>
+                <w:szCs w:val="22"/>
+              </w:rPr>
+            </w:pPr>
+            <w:r>
+              <w:rPr>
+                <w:rFonts w:ascii="Montserrat" w:eastAsia="Times New Roman" w:hAnsi="Montserrat"/>
+                <w:b/>
+                <w:bCs/>
+                <w:color w:val="FFFFFF"/>
+                <w:sz w:val="22"/>
+                <w:szCs w:val="22"/>
+              </w:rPr>
+              <w:t>Como…</w:t>
+            </w:r>
+          </w:p>
+        </w:tc>
+        <w:tc>
+          <w:tcPr>
+            <w:tcW w:w="0" w:type="auto"/>
+            <w:tcBorders>
+              <w:top w:val="single" w:sz="6" w:space="0" w:color="9A9A96"/>
+              <w:left w:val="single" w:sz="6" w:space="0" w:color="9A9A96"/>
+              <w:bottom w:val="single" w:sz="6" w:space="0" w:color="9A9A96"/>
+              <w:right w:val="single" w:sz="6" w:space="0" w:color="9A9A96"/>
+            </w:tcBorders>
+            <w:shd w:val="clear" w:color="auto" w:fill="EF7D00"/>
+            <w:tcMar>
+              <w:top w:w="75" w:type="dxa"/>
+              <w:left w:w="120" w:type="dxa"/>
+              <w:bottom w:w="75" w:type="dxa"/>
+              <w:right w:w="120" w:type="dxa"/>
+            </w:tcMar>
+            <w:hideMark/>
+          </w:tcPr>
+          <w:p>
+            <w:pPr>
+              <w:rPr>
+                <w:rFonts w:ascii="Montserrat" w:eastAsia="Times New Roman" w:hAnsi="Montserrat"/>
+                <w:b/>
+                <w:bCs/>
+                <w:color w:val="FFFFFF"/>
+                <w:sz w:val="22"/>
+                <w:szCs w:val="22"/>
+              </w:rPr>
+            </w:pPr>
+            <w:r>
+              <w:rPr>
+                <w:rFonts w:ascii="Montserrat" w:eastAsia="Times New Roman" w:hAnsi="Montserrat"/>
+                <w:b/>
+                <w:bCs/>
+                <w:color w:val="FFFFFF"/>
+                <w:sz w:val="22"/>
+                <w:szCs w:val="22"/>
+              </w:rPr>
+              <w:t>Pide…</w:t>
+            </w:r>
+          </w:p>
+        </w:tc>
+      </w:tr>
+      <w:tr>
+        <w:tc>
+          <w:tcPr>
+            <w:tcW w:w="0" w:type="auto"/>
+            <w:tcBorders>
+              <w:top w:val="single" w:sz="6" w:space="0" w:color="9A9A96"/>
+              <w:left w:val="single" w:sz="6" w:space="0" w:color="9A9A96"/>
+              <w:bottom w:val="single" w:sz="6" w:space="0" w:color="9A9A96"/>
+              <w:right w:val="single" w:sz="6" w:space="0" w:color="9A9A96"/>
+            </w:tcBorders>
+            <w:tcMar>
+              <w:top w:w="75" w:type="dxa"/>
+              <w:left w:w="120" w:type="dxa"/>
+              <w:bottom w:w="75" w:type="dxa"/>
+              <w:right w:w="120" w:type="dxa"/>
+            </w:tcMar>
+            <w:hideMark/>
+          </w:tcPr>
+          <w:p>
+            <w:pPr>
+              <w:rPr>
+                <w:rFonts w:ascii="Raleway" w:eastAsia="Times New Roman" w:hAnsi="Raleway"/>
+                <w:color w:val="1D1D1B"/>
+                <w:sz w:val="22"/>
+                <w:szCs w:val="22"/>
+              </w:rPr>
+            </w:pPr>
+            <w:r>
+              <w:rPr>
+                <w:rStyle w:val="Fuerte"/>
+                <w:rFonts w:ascii="Raleway" w:eastAsia="Times New Roman" w:hAnsi="Raleway"/>
+                <w:color w:val="1D1D1B"/>
+                <w:sz w:val="22"/>
+                <w:szCs w:val="22"/>
+              </w:rPr>
+              <w:t>Director del CIDEH</w:t>
+            </w:r>
+          </w:p>
+        </w:tc>
+        <w:tc>
+          <w:tcPr>
+            <w:tcW w:w="0" w:type="auto"/>
+            <w:tcBorders>
+              <w:top w:val="single" w:sz="6" w:space="0" w:color="9A9A96"/>
+              <w:left w:val="single" w:sz="6" w:space="0" w:color="9A9A96"/>
+              <w:bottom w:val="single" w:sz="6" w:space="0" w:color="9A9A96"/>
+              <w:right w:val="single" w:sz="6" w:space="0" w:color="9A9A96"/>
+            </w:tcBorders>
+            <w:tcMar>
+              <w:top w:w="75" w:type="dxa"/>
+              <w:left w:w="120" w:type="dxa"/>
+              <w:bottom w:w="75" w:type="dxa"/>
+              <w:right w:w="120" w:type="dxa"/>
+            </w:tcMar>
+            <w:hideMark/>
+          </w:tcPr>
+          <w:p>
+            <w:pPr>
+              <w:rPr>
+                <w:rFonts w:ascii="Raleway" w:eastAsia="Times New Roman" w:hAnsi="Raleway"/>
+                <w:color w:val="1D1D1B"/>
+                <w:sz w:val="22"/>
+                <w:szCs w:val="22"/>
+              </w:rPr>
+            </w:pPr>
+            <w:r>
+              <w:rPr>
+                <w:rFonts w:ascii="Raleway" w:eastAsia="Times New Roman" w:hAnsi="Raleway"/>
+                <w:color w:val="1D1D1B"/>
+                <w:sz w:val="22"/>
+                <w:szCs w:val="22"/>
+              </w:rPr>
+              <w:t>Que el proceso funcione: programar cátedras, saber quién asistió, sustentar el alcance ante la Universidad — historias 1 a 5, 8 y 9</w:t>
+            </w:r>
+          </w:p>
+        </w:tc>
+      </w:tr>
+      <w:tr>
+        <w:tc>
+          <w:tcPr>
+            <w:tcW w:w="0" w:type="auto"/>
+            <w:tcBorders>
+              <w:top w:val="single" w:sz="6" w:space="0" w:color="9A9A96"/>
+              <w:left w:val="single" w:sz="6" w:space="0" w:color="9A9A96"/>
+              <w:bottom w:val="single" w:sz="6" w:space="0" w:color="9A9A96"/>
+              <w:right w:val="single" w:sz="6" w:space="0" w:color="9A9A96"/>
+            </w:tcBorders>
+            <w:tcMar>
+              <w:top w:w="75" w:type="dxa"/>
+              <w:left w:w="120" w:type="dxa"/>
+              <w:bottom w:w="75" w:type="dxa"/>
+              <w:right w:w="120" w:type="dxa"/>
+            </w:tcMar>
+            <w:hideMark/>
+          </w:tcPr>
+          <w:p>
+            <w:pPr>
+              <w:rPr>
+                <w:rFonts w:ascii="Raleway" w:eastAsia="Times New Roman" w:hAnsi="Raleway"/>
+                <w:color w:val="1D1D1B"/>
+                <w:sz w:val="22"/>
+                <w:szCs w:val="22"/>
+              </w:rPr>
+            </w:pPr>
+            <w:r>
+              <w:rPr>
+                <w:rStyle w:val="Fuerte"/>
+                <w:rFonts w:ascii="Raleway" w:eastAsia="Times New Roman" w:hAnsi="Raleway"/>
+                <w:color w:val="1D1D1B"/>
+                <w:sz w:val="22"/>
+                <w:szCs w:val="22"/>
+              </w:rPr>
+              <w:t>Administrador del sistema</w:t>
+            </w:r>
+          </w:p>
+        </w:tc>
+        <w:tc>
+          <w:tcPr>
+            <w:tcW w:w="0" w:type="auto"/>
+            <w:tcBorders>
+              <w:top w:val="single" w:sz="6" w:space="0" w:color="9A9A96"/>
+              <w:left w:val="single" w:sz="6" w:space="0" w:color="9A9A96"/>
+              <w:bottom w:val="single" w:sz="6" w:space="0" w:color="9A9A96"/>
+              <w:right w:val="single" w:sz="6" w:space="0" w:color="9A9A96"/>
+            </w:tcBorders>
+            <w:tcMar>
+              <w:top w:w="75" w:type="dxa"/>
+              <w:left w:w="120" w:type="dxa"/>
+              <w:bottom w:w="75" w:type="dxa"/>
+              <w:right w:w="120" w:type="dxa"/>
+            </w:tcMar>
+            <w:hideMark/>
+          </w:tcPr>
+          <w:p>
+            <w:pPr>
+              <w:rPr>
+                <w:rFonts w:ascii="Raleway" w:eastAsia="Times New Roman" w:hAnsi="Raleway"/>
+                <w:color w:val="1D1D1B"/>
+                <w:sz w:val="22"/>
+                <w:szCs w:val="22"/>
+              </w:rPr>
+            </w:pPr>
+            <w:r>
+              <w:rPr>
+                <w:rFonts w:ascii="Raleway" w:eastAsia="Times New Roman" w:hAnsi="Raleway"/>
+                <w:color w:val="1D1D1B"/>
+                <w:sz w:val="22"/>
+                <w:szCs w:val="22"/>
+              </w:rPr>
+              <w:t>Que la herramienta se pueda operar: cargar el catálogo, generar el archivo del ASIS, controlar quién entra — historias 2, 7 y 10</w:t>
+            </w:r>
+          </w:p>
+        </w:tc>
+      </w:tr>
+    </w:tbl>
+    <w:p>
+      <w:pPr>
+        <w:pStyle w:val="NormalWeb"/>
+        <w:rPr>
+          <w:rFonts w:ascii="Raleway" w:hAnsi="Raleway"/>
+          <w:color w:val="1D1D1B"/>
+          <w:sz w:val="22"/>
+          <w:szCs w:val="22"/>
+        </w:rPr>
+      </w:pPr>
+      <w:r>
+        <w:rPr>
+          <w:rFonts w:ascii="Raleway" w:hAnsi="Raleway"/>
+          <w:color w:val="1D1D1B"/>
+          <w:sz w:val="22"/>
+          <w:szCs w:val="22"/>
+        </w:rPr>
+        <w:t xml:space="preserve">Que las dos cosas recaigan en la misma persona explica por qué varias historias mezclan la necesidad del proceso con la del operador: </w:t>
+      </w:r>
+      <w:r>
+        <w:rPr>
+          <w:rStyle w:val="Fuerte"/>
+          <w:rFonts w:ascii="Raleway" w:hAnsi="Raleway"/>
+          <w:color w:val="1D1D1B"/>
+          <w:sz w:val="22"/>
+          <w:szCs w:val="22"/>
+        </w:rPr>
+        <w:t>no son dos usuarios distintos que hubiera que conciliar, es uno con dos responsabilidades</w:t>
+      </w:r>
+      <w:r>
+        <w:rPr>
+          <w:rFonts w:ascii="Raleway" w:hAnsi="Raleway"/>
+          <w:color w:val="1D1D1B"/>
+          <w:sz w:val="22"/>
+          <w:szCs w:val="22"/>
+        </w:rPr>
+        <w:t xml:space="preserve">. No son suposiciones de quien programa: son lo que él pidió, y en varios casos están </w:t>
+      </w:r>
+      <w:r>
+        <w:rPr>
+          <w:rStyle w:val="Fuerte"/>
+          <w:rFonts w:ascii="Raleway" w:hAnsi="Raleway"/>
+          <w:color w:val="1D1D1B"/>
+          <w:sz w:val="22"/>
+          <w:szCs w:val="22"/>
+        </w:rPr>
+        <w:t>citadas textualmente con el minuto de la grabación</w:t>
+      </w:r>
+      <w:r>
+        <w:rPr>
+          <w:rFonts w:ascii="Raleway" w:hAnsi="Raleway"/>
+          <w:color w:val="1D1D1B"/>
+          <w:sz w:val="22"/>
+          <w:szCs w:val="22"/>
+        </w:rPr>
+        <w:t>.</w:t>
+      </w:r>
+    </w:p>
+    <w:p>
+      <w:pPr>
+        <w:pStyle w:val="NormalWeb"/>
+        <w:rPr>
+          <w:rFonts w:ascii="Raleway" w:hAnsi="Raleway"/>
+          <w:color w:val="1D1D1B"/>
+          <w:sz w:val="22"/>
+          <w:szCs w:val="22"/>
+        </w:rPr>
+      </w:pPr>
+      <w:r>
+        <w:rPr>
+          <w:rFonts w:ascii="Raleway" w:hAnsi="Raleway"/>
+          <w:color w:val="1D1D1B"/>
+          <w:sz w:val="22"/>
+          <w:szCs w:val="22"/>
+        </w:rPr>
+        <w:t>Esa trazabilidad importa, y conviene decir por qué:</w:t>
+      </w:r>
+    </w:p>
+    <w:tbl>
+      <w:tblPr>
+        <w:tblW w:w="5000" w:type="pct"/>
+        <w:tblBorders>
+          <w:top w:val="single" w:sz="6" w:space="0" w:color="9A9A96"/>
+          <w:left w:val="single" w:sz="6" w:space="0" w:color="9A9A96"/>
+          <w:bottom w:val="single" w:sz="6" w:space="0" w:color="9A9A96"/>
+          <w:right w:val="single" w:sz="6" w:space="0" w:color="9A9A96"/>
+        </w:tblBorders>
+        <w:tblCellMar>
+          <w:top w:w="15" w:type="dxa"/>
+          <w:left w:w="15" w:type="dxa"/>
+          <w:bottom w:w="15" w:type="dxa"/>
+          <w:right w:w="15" w:type="dxa"/>
+        </w:tblCellMar>
+        <w:tblLook w:val="04A0" w:firstRow="1" w:lastRow="0" w:firstColumn="1" w:lastColumn="0" w:noHBand="0" w:noVBand="1"/>
+      </w:tblPr>
+      <w:tblGrid>
+        <w:gridCol w:w="2878"/>
+        <w:gridCol w:w="5944"/>
+      </w:tblGrid>
+      <w:tr>
+        <w:trPr>
+          <w:tblHeader/>
+        </w:trPr>
+        <w:tc>
+          <w:tcPr>
+            <w:tcW w:w="0" w:type="auto"/>
+            <w:tcBorders>
+              <w:top w:val="single" w:sz="6" w:space="0" w:color="9A9A96"/>
+              <w:left w:val="single" w:sz="6" w:space="0" w:color="9A9A96"/>
+              <w:bottom w:val="single" w:sz="6" w:space="0" w:color="9A9A96"/>
+              <w:right w:val="single" w:sz="6" w:space="0" w:color="9A9A96"/>
+            </w:tcBorders>
+            <w:shd w:val="clear" w:color="auto" w:fill="EF7D00"/>
+            <w:tcMar>
+              <w:top w:w="75" w:type="dxa"/>
+              <w:left w:w="120" w:type="dxa"/>
+              <w:bottom w:w="75" w:type="dxa"/>
+              <w:right w:w="120" w:type="dxa"/>
+            </w:tcMar>
+            <w:hideMark/>
+          </w:tcPr>
+          <w:p>
+            <w:pPr>
+              <w:rPr>
+                <w:rFonts w:ascii="Raleway" w:hAnsi="Raleway"/>
+                <w:color w:val="1D1D1B"/>
+                <w:sz w:val="22"/>
+                <w:szCs w:val="22"/>
+              </w:rPr>
+            </w:pPr>
+          </w:p>
+        </w:tc>
+        <w:tc>
+          <w:tcPr>
+            <w:tcW w:w="0" w:type="auto"/>
+            <w:tcBorders>
+              <w:top w:val="single" w:sz="6" w:space="0" w:color="9A9A96"/>
+              <w:left w:val="single" w:sz="6" w:space="0" w:color="9A9A96"/>
+              <w:bottom w:val="single" w:sz="6" w:space="0" w:color="9A9A96"/>
+              <w:right w:val="single" w:sz="6" w:space="0" w:color="9A9A96"/>
+            </w:tcBorders>
+            <w:shd w:val="clear" w:color="auto" w:fill="EF7D00"/>
+            <w:tcMar>
+              <w:top w:w="75" w:type="dxa"/>
+              <w:left w:w="120" w:type="dxa"/>
+              <w:bottom w:w="75" w:type="dxa"/>
+              <w:right w:w="120" w:type="dxa"/>
+            </w:tcMar>
+            <w:hideMark/>
+          </w:tcPr>
+          <w:p>
+            <w:pPr>
+              <w:rPr>
+                <w:rFonts w:eastAsia="Times New Roman"/>
+                <w:sz w:val="20"/>
+                <w:szCs w:val="20"/>
+              </w:rPr>
+            </w:pPr>
+          </w:p>
+        </w:tc>
+      </w:tr>
+      <w:tr>
+        <w:tc>
+          <w:tcPr>
+            <w:tcW w:w="0" w:type="auto"/>
+            <w:tcBorders>
+              <w:top w:val="single" w:sz="6" w:space="0" w:color="9A9A96"/>
+              <w:left w:val="single" w:sz="6" w:space="0" w:color="9A9A96"/>
+              <w:bottom w:val="single" w:sz="6" w:space="0" w:color="9A9A96"/>
+              <w:right w:val="single" w:sz="6" w:space="0" w:color="9A9A96"/>
+            </w:tcBorders>
+            <w:tcMar>
+              <w:top w:w="75" w:type="dxa"/>
+              <w:left w:w="120" w:type="dxa"/>
+              <w:bottom w:w="75" w:type="dxa"/>
+              <w:right w:w="120" w:type="dxa"/>
+            </w:tcMar>
+            <w:hideMark/>
+          </w:tcPr>
+          <w:p>
+            <w:pPr>
+              <w:rPr>
+                <w:rFonts w:ascii="Raleway" w:eastAsia="Times New Roman" w:hAnsi="Raleway"/>
+                <w:color w:val="1D1D1B"/>
+                <w:sz w:val="22"/>
+                <w:szCs w:val="22"/>
+              </w:rPr>
+            </w:pPr>
+            <w:r>
+              <w:rPr>
+                <w:rStyle w:val="Fuerte"/>
+                <w:rFonts w:ascii="Raleway" w:eastAsia="Times New Roman" w:hAnsi="Raleway"/>
+                <w:color w:val="1D1D1B"/>
+                <w:sz w:val="22"/>
+                <w:szCs w:val="22"/>
+              </w:rPr>
+              <w:t>Se puede discutir con la fuente</w:t>
+            </w:r>
+          </w:p>
+        </w:tc>
+        <w:tc>
+          <w:tcPr>
+            <w:tcW w:w="0" w:type="auto"/>
+            <w:tcBorders>
+              <w:top w:val="single" w:sz="6" w:space="0" w:color="9A9A96"/>
+              <w:left w:val="single" w:sz="6" w:space="0" w:color="9A9A96"/>
+              <w:bottom w:val="single" w:sz="6" w:space="0" w:color="9A9A96"/>
+              <w:right w:val="single" w:sz="6" w:space="0" w:color="9A9A96"/>
+            </w:tcBorders>
+            <w:tcMar>
+              <w:top w:w="75" w:type="dxa"/>
+              <w:left w:w="120" w:type="dxa"/>
+              <w:bottom w:w="75" w:type="dxa"/>
+              <w:right w:w="120" w:type="dxa"/>
+            </w:tcMar>
+            <w:hideMark/>
+          </w:tcPr>
+          <w:p>
+            <w:pPr>
+              <w:rPr>
+                <w:rFonts w:ascii="Raleway" w:eastAsia="Times New Roman" w:hAnsi="Raleway"/>
+                <w:color w:val="1D1D1B"/>
+                <w:sz w:val="22"/>
+                <w:szCs w:val="22"/>
+              </w:rPr>
+            </w:pPr>
+            <w:r>
+              <w:rPr>
+                <w:rFonts w:ascii="Raleway" w:eastAsia="Times New Roman" w:hAnsi="Raleway"/>
+                <w:color w:val="1D1D1B"/>
+                <w:sz w:val="22"/>
+                <w:szCs w:val="22"/>
+              </w:rPr>
+              <w:t>Si un criterio parece raro, se va a la cita y se resuelve preguntándole a él — no debatiendo qué habrá querido decir</w:t>
+            </w:r>
+          </w:p>
+        </w:tc>
+      </w:tr>
+      <w:tr>
+        <w:tc>
+          <w:tcPr>
+            <w:tcW w:w="0" w:type="auto"/>
+            <w:tcBorders>
+              <w:top w:val="single" w:sz="6" w:space="0" w:color="9A9A96"/>
+              <w:left w:val="single" w:sz="6" w:space="0" w:color="9A9A96"/>
+              <w:bottom w:val="single" w:sz="6" w:space="0" w:color="9A9A96"/>
+              <w:right w:val="single" w:sz="6" w:space="0" w:color="9A9A96"/>
+            </w:tcBorders>
+            <w:tcMar>
+              <w:top w:w="75" w:type="dxa"/>
+              <w:left w:w="120" w:type="dxa"/>
+              <w:bottom w:w="75" w:type="dxa"/>
+              <w:right w:w="120" w:type="dxa"/>
+            </w:tcMar>
+            <w:hideMark/>
+          </w:tcPr>
+          <w:p>
+            <w:pPr>
+              <w:rPr>
+                <w:rFonts w:ascii="Raleway" w:eastAsia="Times New Roman" w:hAnsi="Raleway"/>
+                <w:color w:val="1D1D1B"/>
+                <w:sz w:val="22"/>
+                <w:szCs w:val="22"/>
+              </w:rPr>
+            </w:pPr>
+            <w:r>
+              <w:rPr>
+                <w:rStyle w:val="Fuerte"/>
+                <w:rFonts w:ascii="Raleway" w:eastAsia="Times New Roman" w:hAnsi="Raleway"/>
+                <w:color w:val="1D1D1B"/>
+                <w:sz w:val="22"/>
+                <w:szCs w:val="22"/>
+              </w:rPr>
+              <w:t>Se sabe qué es requisito y qué es interpretación</w:t>
+            </w:r>
+          </w:p>
+        </w:tc>
+        <w:tc>
+          <w:tcPr>
+            <w:tcW w:w="0" w:type="auto"/>
+            <w:tcBorders>
+              <w:top w:val="single" w:sz="6" w:space="0" w:color="9A9A96"/>
+              <w:left w:val="single" w:sz="6" w:space="0" w:color="9A9A96"/>
+              <w:bottom w:val="single" w:sz="6" w:space="0" w:color="9A9A96"/>
+              <w:right w:val="single" w:sz="6" w:space="0" w:color="9A9A96"/>
+            </w:tcBorders>
+            <w:tcMar>
+              <w:top w:w="75" w:type="dxa"/>
+              <w:left w:w="120" w:type="dxa"/>
+              <w:bottom w:w="75" w:type="dxa"/>
+              <w:right w:w="120" w:type="dxa"/>
+            </w:tcMar>
+            <w:hideMark/>
+          </w:tcPr>
+          <w:p>
+            <w:pPr>
+              <w:rPr>
+                <w:rFonts w:ascii="Raleway" w:eastAsia="Times New Roman" w:hAnsi="Raleway"/>
+                <w:color w:val="1D1D1B"/>
+                <w:sz w:val="22"/>
+                <w:szCs w:val="22"/>
+              </w:rPr>
+            </w:pPr>
+            <w:r>
+              <w:rPr>
+                <w:rFonts w:ascii="Raleway" w:eastAsia="Times New Roman" w:hAnsi="Raleway"/>
+                <w:color w:val="1D1D1B"/>
+                <w:sz w:val="22"/>
+                <w:szCs w:val="22"/>
+              </w:rPr>
+              <w:t>Lo que está entre comillas lo dijo él. Lo que está en «Observaciones» lo entendimos nosotros, y puede estar mal</w:t>
+            </w:r>
+          </w:p>
+        </w:tc>
+      </w:tr>
+      <w:tr>
+        <w:tc>
+          <w:tcPr>
+            <w:tcW w:w="0" w:type="auto"/>
+            <w:tcBorders>
+              <w:top w:val="single" w:sz="6" w:space="0" w:color="9A9A96"/>
+              <w:left w:val="single" w:sz="6" w:space="0" w:color="9A9A96"/>
+              <w:bottom w:val="single" w:sz="6" w:space="0" w:color="9A9A96"/>
+              <w:right w:val="single" w:sz="6" w:space="0" w:color="9A9A96"/>
+            </w:tcBorders>
+            <w:tcMar>
+              <w:top w:w="75" w:type="dxa"/>
+              <w:left w:w="120" w:type="dxa"/>
+              <w:bottom w:w="75" w:type="dxa"/>
+              <w:right w:w="120" w:type="dxa"/>
+            </w:tcMar>
+            <w:hideMark/>
+          </w:tcPr>
+          <w:p>
+            <w:pPr>
+              <w:rPr>
+                <w:rFonts w:ascii="Raleway" w:eastAsia="Times New Roman" w:hAnsi="Raleway"/>
+                <w:color w:val="1D1D1B"/>
+                <w:sz w:val="22"/>
+                <w:szCs w:val="22"/>
+              </w:rPr>
+            </w:pPr>
+            <w:r>
+              <w:rPr>
+                <w:rStyle w:val="Fuerte"/>
+                <w:rFonts w:ascii="Raleway" w:eastAsia="Times New Roman" w:hAnsi="Raleway"/>
+                <w:color w:val="1D1D1B"/>
+                <w:sz w:val="22"/>
+                <w:szCs w:val="22"/>
+              </w:rPr>
+              <w:t>Aparece de dónde viene cada tabla</w:t>
+            </w:r>
+          </w:p>
+        </w:tc>
+        <w:tc>
+          <w:tcPr>
+            <w:tcW w:w="0" w:type="auto"/>
+            <w:tcBorders>
+              <w:top w:val="single" w:sz="6" w:space="0" w:color="9A9A96"/>
+              <w:left w:val="single" w:sz="6" w:space="0" w:color="9A9A96"/>
+              <w:bottom w:val="single" w:sz="6" w:space="0" w:color="9A9A96"/>
+              <w:right w:val="single" w:sz="6" w:space="0" w:color="9A9A96"/>
+            </w:tcBorders>
+            <w:tcMar>
+              <w:top w:w="75" w:type="dxa"/>
+              <w:left w:w="120" w:type="dxa"/>
+              <w:bottom w:w="75" w:type="dxa"/>
+              <w:right w:w="120" w:type="dxa"/>
+            </w:tcMar>
+            <w:hideMark/>
+          </w:tcPr>
+          <w:p>
+            <w:pPr>
+              <w:rPr>
+                <w:rFonts w:ascii="Raleway" w:eastAsia="Times New Roman" w:hAnsi="Raleway"/>
+                <w:color w:val="1D1D1B"/>
+                <w:sz w:val="22"/>
+                <w:szCs w:val="22"/>
+              </w:rPr>
+            </w:pPr>
+            <w:r>
+              <w:rPr>
+                <w:rFonts w:ascii="Raleway" w:eastAsia="Times New Roman" w:hAnsi="Raleway"/>
+                <w:color w:val="1D1D1B"/>
+                <w:sz w:val="22"/>
+                <w:szCs w:val="22"/>
+              </w:rPr>
+              <w:t xml:space="preserve">La sede, el periodo académico y el correo personal </w:t>
+            </w:r>
+            <w:r>
+              <w:rPr>
+                <w:rStyle w:val="Fuerte"/>
+                <w:rFonts w:ascii="Raleway" w:eastAsia="Times New Roman" w:hAnsi="Raleway"/>
+                <w:color w:val="1D1D1B"/>
+                <w:sz w:val="22"/>
+                <w:szCs w:val="22"/>
+              </w:rPr>
+              <w:t>no salieron del modelo</w:t>
+            </w:r>
+            <w:r>
+              <w:rPr>
+                <w:rFonts w:ascii="Raleway" w:eastAsia="Times New Roman" w:hAnsi="Raleway"/>
+                <w:color w:val="1D1D1B"/>
+                <w:sz w:val="22"/>
+                <w:szCs w:val="22"/>
+              </w:rPr>
+              <w:t>: salieron de tres frases suyas. Están señaladas en cada historia</w:t>
+            </w:r>
+          </w:p>
+        </w:tc>
+      </w:tr>
+    </w:tbl>
+    <w:p>
+      <w:pPr>
+        <w:pStyle w:val="NormalWeb"/>
+        <w:rPr>
+          <w:rFonts w:ascii="Raleway" w:hAnsi="Raleway"/>
+          <w:color w:val="1D1D1B"/>
+          <w:sz w:val="22"/>
+          <w:szCs w:val="22"/>
+        </w:rPr>
+      </w:pPr>
+      <w:r>
+        <w:rPr>
+          <w:rFonts w:ascii="Raleway" w:hAnsi="Raleway"/>
+          <w:color w:val="1D1D1B"/>
+          <w:sz w:val="22"/>
+          <w:szCs w:val="22"/>
+        </w:rPr>
+        <w:t xml:space="preserve">Las referencias </w:t>
+      </w:r>
+      <w:r>
+        <w:rPr>
+          <w:rStyle w:val="CdigoHTML"/>
+          <w:color w:val="1D1D1B"/>
+        </w:rPr>
+        <w:t>[D1]</w:t>
+      </w:r>
+      <w:r>
+        <w:rPr>
+          <w:rFonts w:ascii="Raleway" w:hAnsi="Raleway"/>
+          <w:color w:val="1D1D1B"/>
+          <w:sz w:val="22"/>
+          <w:szCs w:val="22"/>
+        </w:rPr>
+        <w:t xml:space="preserve"> a </w:t>
+      </w:r>
+      <w:r>
+        <w:rPr>
+          <w:rStyle w:val="CdigoHTML"/>
+          <w:color w:val="1D1D1B"/>
+        </w:rPr>
+        <w:t>[D17]</w:t>
+      </w:r>
+      <w:r>
+        <w:rPr>
+          <w:rFonts w:ascii="Raleway" w:hAnsi="Raleway"/>
+          <w:color w:val="1D1D1B"/>
+          <w:sz w:val="22"/>
+          <w:szCs w:val="22"/>
+        </w:rPr>
+        <w:t xml:space="preserve"> </w:t>
+      </w:r>
+      <w:r>
+        <w:rPr>
+          <w:rFonts w:ascii="Raleway" w:hAnsi="Raleway"/>
+          <w:color w:val="1D1D1B"/>
+          <w:sz w:val="22"/>
+          <w:szCs w:val="22"/>
+        </w:rPr>
+        <w:t xml:space="preserve">remiten a la tabla de decisiones de </w:t>
+      </w:r>
+      <w:hyperlink r:id="rId8" w:history="1">
+        <w:r>
+          <w:rPr>
+            <w:rStyle w:val="CdigoHTML"/>
+            <w:color w:val="0000FF"/>
+            <w:u w:val="single"/>
+          </w:rPr>
+          <w:t>material_dado/PLAN-BD-CATEDRAS-ABIERTAS.md</w:t>
+        </w:r>
+      </w:hyperlink>
+      <w:r>
+        <w:rPr>
+          <w:rFonts w:ascii="Raleway" w:hAnsi="Raleway"/>
+          <w:color w:val="1D1D1B"/>
+          <w:sz w:val="22"/>
+          <w:szCs w:val="22"/>
+        </w:rPr>
+        <w:t>, donde cada una tiene su cita, su minuto y su consecuencia en el modelo.</w:t>
+      </w:r>
+    </w:p>
+    <w:p>
+      <w:pPr>
+        <w:pStyle w:val="NormalWeb"/>
+        <w:divId w:val="1829976253"/>
+        <w:rPr>
+          <w:rFonts w:ascii="Raleway" w:hAnsi="Raleway"/>
+          <w:i/>
+          <w:iCs/>
+          <w:color w:val="4A4A47"/>
+          <w:sz w:val="22"/>
+          <w:szCs w:val="22"/>
+        </w:rPr>
+      </w:pPr>
+      <w:r>
+        <w:rPr>
+          <w:rStyle w:val="Fuerte"/>
+          <w:rFonts w:ascii="Raleway" w:hAnsi="Raleway"/>
+          <w:i/>
+          <w:iCs/>
+          <w:color w:val="4A4A47"/>
+          <w:sz w:val="22"/>
+          <w:szCs w:val="22"/>
+        </w:rPr>
+        <w:t>Una sola historia tiene otro usuario, y se dice por qué:</w:t>
+      </w:r>
+      <w:r>
+        <w:rPr>
+          <w:rFonts w:ascii="Raleway" w:hAnsi="Raleway"/>
+          <w:i/>
+          <w:iCs/>
+          <w:color w:val="4A4A47"/>
+          <w:sz w:val="22"/>
+          <w:szCs w:val="22"/>
+        </w:rPr>
+        <w:t xml:space="preserve"> la 6 (el registro de la propia asistencia) </w:t>
+      </w:r>
+      <w:r>
+        <w:rPr>
+          <w:rStyle w:val="Fuerte"/>
+          <w:rFonts w:ascii="Raleway" w:hAnsi="Raleway"/>
+          <w:i/>
+          <w:iCs/>
+          <w:color w:val="4A4A47"/>
+          <w:sz w:val="22"/>
+          <w:szCs w:val="22"/>
+        </w:rPr>
+        <w:t>la enunció él</w:t>
+      </w:r>
+      <w:r>
+        <w:rPr>
+          <w:rFonts w:ascii="Raleway" w:hAnsi="Raleway"/>
+          <w:i/>
+          <w:iCs/>
+          <w:color w:val="4A4A47"/>
+          <w:sz w:val="22"/>
+          <w:szCs w:val="22"/>
+        </w:rPr>
+        <w:t xml:space="preserve">, pero el usuario es </w:t>
+      </w:r>
+      <w:r>
+        <w:rPr>
+          <w:rStyle w:val="Fuerte"/>
+          <w:rFonts w:ascii="Raleway" w:hAnsi="Raleway"/>
+          <w:i/>
+          <w:iCs/>
+          <w:color w:val="4A4A47"/>
+          <w:sz w:val="22"/>
+          <w:szCs w:val="22"/>
+        </w:rPr>
+        <w:t>quien asiste</w:t>
+      </w:r>
+      <w:r>
+        <w:rPr>
+          <w:rFonts w:ascii="Raleway" w:hAnsi="Raleway"/>
+          <w:i/>
+          <w:iCs/>
+          <w:color w:val="4A4A47"/>
+          <w:sz w:val="22"/>
+          <w:szCs w:val="22"/>
+        </w:rPr>
+        <w:t>. Una historia se escribe desde quien la vive, aunque la haya pedido otro.</w:t>
+      </w:r>
+    </w:p>
+    <w:p>
+      <w:pPr>
+        <w:pStyle w:val="NormalWeb"/>
+        <w:divId w:val="1829976253"/>
+        <w:rPr>
+          <w:rFonts w:ascii="Raleway" w:hAnsi="Raleway"/>
+          <w:i/>
+          <w:iCs/>
+          <w:color w:val="4A4A47"/>
+          <w:sz w:val="22"/>
+          <w:szCs w:val="22"/>
+        </w:rPr>
+      </w:pPr>
+      <w:r>
+        <w:rPr>
+          <w:rFonts w:ascii="Raleway" w:hAnsi="Raleway"/>
+          <w:i/>
+          <w:iCs/>
+          <w:color w:val="4A4A47"/>
+          <w:sz w:val="22"/>
+          <w:szCs w:val="22"/>
+        </w:rPr>
+        <w:t xml:space="preserve">Las </w:t>
+      </w:r>
+      <w:r>
+        <w:rPr>
+          <w:rStyle w:val="Fuerte"/>
+          <w:rFonts w:ascii="Raleway" w:hAnsi="Raleway"/>
+          <w:i/>
+          <w:iCs/>
+          <w:color w:val="4A4A47"/>
+          <w:sz w:val="22"/>
+          <w:szCs w:val="22"/>
+        </w:rPr>
+        <w:t>nueve restantes son suyas</w:t>
+      </w:r>
+      <w:r>
+        <w:rPr>
+          <w:rFonts w:ascii="Raleway" w:hAnsi="Raleway"/>
+          <w:i/>
+          <w:iCs/>
+          <w:color w:val="4A4A47"/>
+          <w:sz w:val="22"/>
+          <w:szCs w:val="22"/>
+        </w:rPr>
+        <w:t xml:space="preserve">, y eso incluye la 10 (el control de acceso): </w:t>
+      </w:r>
+      <w:r>
+        <w:rPr>
+          <w:rStyle w:val="Fuerte"/>
+          <w:rFonts w:ascii="Raleway" w:hAnsi="Raleway"/>
+          <w:i/>
+          <w:iCs/>
+          <w:color w:val="4A4A47"/>
+          <w:sz w:val="22"/>
+          <w:szCs w:val="22"/>
+        </w:rPr>
+        <w:t>él es el administrador del sistema</w:t>
+      </w:r>
+      <w:r>
+        <w:rPr>
+          <w:rFonts w:ascii="Raleway" w:hAnsi="Raleway"/>
+          <w:i/>
+          <w:iCs/>
+          <w:color w:val="4A4A47"/>
+          <w:sz w:val="22"/>
+          <w:szCs w:val="22"/>
+        </w:rPr>
+        <w:t>, así que cuando pide que cada rol vea solo lo suyo, lo pide como quien va a operarlo.</w:t>
       </w:r>
     </w:p>
     <w:p>
@@ -1819,44 +3055,44 @@
                 <w:sz w:val="22"/>
                 <w:szCs w:val="22"/>
               </w:rPr>
-              <w:t>5</w:t>
-            </w:r>
-          </w:p>
-        </w:tc>
-        <w:tc>
-          <w:tcPr>
-            <w:tcW w:w="0" w:type="auto"/>
-            <w:tcBorders>
-              <w:top w:val="single" w:sz="6" w:space="0" w:color="9A9A96"/>
-              <w:left w:val="single" w:sz="6" w:space="0" w:color="9A9A96"/>
-              <w:bottom w:val="single" w:sz="6" w:space="0" w:color="9A9A96"/>
-              <w:right w:val="single" w:sz="6" w:space="0" w:color="9A9A96"/>
-            </w:tcBorders>
-            <w:tcMar>
-              <w:top w:w="75" w:type="dxa"/>
-              <w:left w:w="120" w:type="dxa"/>
-              <w:bottom w:w="75" w:type="dxa"/>
-              <w:right w:w="120" w:type="dxa"/>
-            </w:tcMar>
-            <w:hideMark/>
-          </w:tcPr>
-          <w:p>
-            <w:pPr>
-              <w:rPr>
-                <w:rFonts w:ascii="Raleway" w:eastAsia="Times New Roman" w:hAnsi="Raleway"/>
-                <w:color w:val="1D1D1B"/>
-                <w:sz w:val="22"/>
-                <w:szCs w:val="22"/>
-              </w:rPr>
-            </w:pPr>
-            <w:r>
-              <w:rPr>
-                <w:rFonts w:ascii="Raleway" w:eastAsia="Times New Roman" w:hAnsi="Raleway"/>
-                <w:color w:val="1D1D1B"/>
-                <w:sz w:val="22"/>
-                <w:szCs w:val="22"/>
-              </w:rPr>
-              <w:t>Todas las demás tablas —cátedras, sesiones y catálogos— con las listas desplegables cargadas del sistema</w:t>
+              <w:t>5, 9</w:t>
+            </w:r>
+          </w:p>
+        </w:tc>
+        <w:tc>
+          <w:tcPr>
+            <w:tcW w:w="0" w:type="auto"/>
+            <w:tcBorders>
+              <w:top w:val="single" w:sz="6" w:space="0" w:color="9A9A96"/>
+              <w:left w:val="single" w:sz="6" w:space="0" w:color="9A9A96"/>
+              <w:bottom w:val="single" w:sz="6" w:space="0" w:color="9A9A96"/>
+              <w:right w:val="single" w:sz="6" w:space="0" w:color="9A9A96"/>
+            </w:tcBorders>
+            <w:tcMar>
+              <w:top w:w="75" w:type="dxa"/>
+              <w:left w:w="120" w:type="dxa"/>
+              <w:bottom w:w="75" w:type="dxa"/>
+              <w:right w:w="120" w:type="dxa"/>
+            </w:tcMar>
+            <w:hideMark/>
+          </w:tcPr>
+          <w:p>
+            <w:pPr>
+              <w:rPr>
+                <w:rFonts w:ascii="Raleway" w:eastAsia="Times New Roman" w:hAnsi="Raleway"/>
+                <w:color w:val="1D1D1B"/>
+                <w:sz w:val="22"/>
+                <w:szCs w:val="22"/>
+              </w:rPr>
+            </w:pPr>
+            <w:r>
+              <w:rPr>
+                <w:rFonts w:ascii="Raleway" w:eastAsia="Times New Roman" w:hAnsi="Raleway"/>
+                <w:color w:val="1D1D1B"/>
+                <w:sz w:val="22"/>
+                <w:szCs w:val="22"/>
+              </w:rPr>
+              <w:t>Todas las demás tablas —cátedras, sesiones y catálogos— con las listas desplegables, y la excepción de Rutas de Paz</w:t>
             </w:r>
           </w:p>
         </w:tc>
@@ -1933,7 +3169,7 @@
                 <w:sz w:val="22"/>
                 <w:szCs w:val="22"/>
               </w:rPr>
-              <w:t>8</w:t>
+              <w:t>10</w:t>
             </w:r>
           </w:p>
         </w:tc>
@@ -2047,44 +3283,63 @@
                 <w:sz w:val="22"/>
                 <w:szCs w:val="22"/>
               </w:rPr>
-              <w:t>6, 7</w:t>
-            </w:r>
-          </w:p>
-        </w:tc>
-        <w:tc>
-          <w:tcPr>
-            <w:tcW w:w="0" w:type="auto"/>
-            <w:tcBorders>
-              <w:top w:val="single" w:sz="6" w:space="0" w:color="9A9A96"/>
-              <w:left w:val="single" w:sz="6" w:space="0" w:color="9A9A96"/>
-              <w:bottom w:val="single" w:sz="6" w:space="0" w:color="9A9A96"/>
-              <w:right w:val="single" w:sz="6" w:space="0" w:color="9A9A96"/>
-            </w:tcBorders>
-            <w:tcMar>
-              <w:top w:w="75" w:type="dxa"/>
-              <w:left w:w="120" w:type="dxa"/>
-              <w:bottom w:w="75" w:type="dxa"/>
-              <w:right w:w="120" w:type="dxa"/>
-            </w:tcMar>
-            <w:hideMark/>
-          </w:tcPr>
-          <w:p>
-            <w:pPr>
-              <w:rPr>
-                <w:rFonts w:ascii="Raleway" w:eastAsia="Times New Roman" w:hAnsi="Raleway"/>
-                <w:color w:val="1D1D1B"/>
-                <w:sz w:val="22"/>
-                <w:szCs w:val="22"/>
-              </w:rPr>
-            </w:pPr>
-            <w:r>
-              <w:rPr>
-                <w:rFonts w:ascii="Raleway" w:eastAsia="Times New Roman" w:hAnsi="Raleway"/>
-                <w:color w:val="1D1D1B"/>
-                <w:sz w:val="22"/>
-                <w:szCs w:val="22"/>
-              </w:rPr>
-              <w:t>El registro de asistencia, las consultas de acreditación y el tablero</w:t>
+              <w:t>6, 7, 8</w:t>
+            </w:r>
+          </w:p>
+        </w:tc>
+        <w:tc>
+          <w:tcPr>
+            <w:tcW w:w="0" w:type="auto"/>
+            <w:tcBorders>
+              <w:top w:val="single" w:sz="6" w:space="0" w:color="9A9A96"/>
+              <w:left w:val="single" w:sz="6" w:space="0" w:color="9A9A96"/>
+              <w:bottom w:val="single" w:sz="6" w:space="0" w:color="9A9A96"/>
+              <w:right w:val="single" w:sz="6" w:space="0" w:color="9A9A96"/>
+            </w:tcBorders>
+            <w:tcMar>
+              <w:top w:w="75" w:type="dxa"/>
+              <w:left w:w="120" w:type="dxa"/>
+              <w:bottom w:w="75" w:type="dxa"/>
+              <w:right w:w="120" w:type="dxa"/>
+            </w:tcMar>
+            <w:hideMark/>
+          </w:tcPr>
+          <w:p>
+            <w:pPr>
+              <w:rPr>
+                <w:rFonts w:ascii="Raleway" w:eastAsia="Times New Roman" w:hAnsi="Raleway"/>
+                <w:color w:val="1D1D1B"/>
+                <w:sz w:val="22"/>
+                <w:szCs w:val="22"/>
+              </w:rPr>
+            </w:pPr>
+            <w:r>
+              <w:rPr>
+                <w:rFonts w:ascii="Raleway" w:eastAsia="Times New Roman" w:hAnsi="Raleway"/>
+                <w:color w:val="1D1D1B"/>
+                <w:sz w:val="22"/>
+                <w:szCs w:val="22"/>
+              </w:rPr>
+              <w:t xml:space="preserve">El registro de asistencia, </w:t>
+            </w:r>
+            <w:r>
+              <w:rPr>
+                <w:rStyle w:val="Fuerte"/>
+                <w:rFonts w:ascii="Raleway" w:eastAsia="Times New Roman" w:hAnsi="Raleway"/>
+                <w:color w:val="1D1D1B"/>
+                <w:sz w:val="22"/>
+                <w:szCs w:val="22"/>
+              </w:rPr>
+              <w:t>el archivo plano del ASIS</w:t>
+            </w:r>
+            <w:r>
+              <w:rPr>
+                <w:rFonts w:ascii="Raleway" w:eastAsia="Times New Roman" w:hAnsi="Raleway"/>
+                <w:color w:val="1D1D1B"/>
+                <w:sz w:val="22"/>
+                <w:szCs w:val="22"/>
+              </w:rPr>
+              <w:t xml:space="preserve"> y el informe de externos</w:t>
             </w:r>
           </w:p>
         </w:tc>
@@ -2136,9 +3391,18 @@
           <w:sz w:val="22"/>
           <w:szCs w:val="22"/>
         </w:rPr>
-        <w:t xml:space="preserve"> sus pantallas: no hay una versión "de back" y otra "de front". La razón, con sus costos, está en el </w:t>
-      </w:r>
-      <w:hyperlink r:id="rId8" w:history="1">
+        <w:t xml:space="preserve"> </w:t>
+      </w:r>
+      <w:r>
+        <w:rPr>
+          <w:rFonts w:ascii="Raleway" w:hAnsi="Raleway"/>
+          <w:color w:val="1D1D1B"/>
+          <w:sz w:val="22"/>
+          <w:szCs w:val="22"/>
+        </w:rPr>
+        <w:t xml:space="preserve">sus pantallas: no hay una versión "de back" y otra "de front". La razón, con sus costos, está en el </w:t>
+      </w:r>
+      <w:hyperlink r:id="rId9" w:history="1">
         <w:r>
           <w:rPr>
             <w:rStyle w:val="Hipervnculo"/>
@@ -2186,17 +3450,7 @@
           <w:sz w:val="22"/>
           <w:szCs w:val="22"/>
         </w:rPr>
-        <w:t xml:space="preserve">una historia no está cumplida si </w:t>
-      </w:r>
-      <w:r>
-        <w:rPr>
-          <w:rStyle w:val="Fuerte"/>
-          <w:rFonts w:ascii="Raleway" w:hAnsi="Raleway"/>
-          <w:color w:val="1D1D1B"/>
-          <w:sz w:val="22"/>
-          <w:szCs w:val="22"/>
-        </w:rPr>
-        <w:t>el dato se puede consultar por la API pero no se ve en una pantalla.</w:t>
+        <w:t>una historia no está cumplida si el dato se puede consultar por la API pero no se ve en una pantalla.</w:t>
       </w:r>
       <w:r>
         <w:rPr>
@@ -2211,9 +3465,11 @@
     <w:p>
       <w:pPr>
         <w:pStyle w:val="NormalWeb"/>
-        <w:divId w:val="49378456"/>
-        <w:rPr>
-          <w:rFonts w:ascii="Raleway" w:hAnsi="Raleway"/>
+        <w:divId w:val="1638293817"/>
+        <w:rPr>
+          <w:rFonts w:ascii="Raleway" w:hAnsi="Raleway"/>
+          <w:i/>
+          <w:iCs/>
           <w:color w:val="4A4A47"/>
           <w:sz w:val="22"/>
           <w:szCs w:val="22"/>
@@ -2223,26 +3479,42 @@
         <w:rPr>
           <w:rStyle w:val="Fuerte"/>
           <w:rFonts w:ascii="Raleway" w:hAnsi="Raleway"/>
+          <w:i/>
+          <w:iCs/>
           <w:color w:val="4A4A47"/>
           <w:sz w:val="22"/>
           <w:szCs w:val="22"/>
         </w:rPr>
-        <w:lastRenderedPageBreak/>
         <w:t>La versión 1 está construida</w:t>
       </w:r>
       <w:r>
         <w:rPr>
           <w:rFonts w:ascii="Raleway" w:hAnsi="Raleway"/>
+          <w:i/>
+          <w:iCs/>
           <w:color w:val="4A4A47"/>
           <w:sz w:val="22"/>
           <w:szCs w:val="22"/>
         </w:rPr>
-        <w:t xml:space="preserve"> y se puede ejecutar: es el ejemplo de referencia de este repositorio. Las historias 1 a 4 tienen sus criterios verificados contra el sistema corriendo, y el detalle técnico está en </w:t>
-      </w:r>
-      <w:hyperlink r:id="rId9" w:history="1">
+        <w:t xml:space="preserve"> </w:t>
+      </w:r>
+      <w:r>
+        <w:rPr>
+          <w:rFonts w:ascii="Raleway" w:hAnsi="Raleway"/>
+          <w:i/>
+          <w:iCs/>
+          <w:color w:val="4A4A47"/>
+          <w:sz w:val="22"/>
+          <w:szCs w:val="22"/>
+        </w:rPr>
+        <w:t xml:space="preserve">y se puede ejecutar: es el ejemplo de referencia de este repositorio. Las historias 1 a 4 tienen sus criterios verificados contra el sistema corriendo, y el detalle técnico está en </w:t>
+      </w:r>
+      <w:hyperlink r:id="rId10" w:history="1">
         <w:r>
           <w:rPr>
             <w:rStyle w:val="CdigoHTML"/>
+            <w:i/>
+            <w:iCs/>
             <w:color w:val="0000FF"/>
             <w:u w:val="single"/>
           </w:rPr>
@@ -2252,6 +3524,8 @@
       <w:r>
         <w:rPr>
           <w:rFonts w:ascii="Raleway" w:hAnsi="Raleway"/>
+          <w:i/>
+          <w:iCs/>
           <w:color w:val="4A4A47"/>
           <w:sz w:val="22"/>
           <w:szCs w:val="22"/>
@@ -3164,7 +4438,16 @@
           <w:sz w:val="22"/>
           <w:szCs w:val="22"/>
         </w:rPr>
-        <w:t xml:space="preserve"> prohíbe. El archivo oficial lo entrega Comunicaciones de la Universidad; mientras llega, la pantalla reserva su sitio respetando el tamaño mínimo y el área de reserva.</w:t>
+        <w:t xml:space="preserve"> </w:t>
+      </w:r>
+      <w:r>
+        <w:rPr>
+          <w:rFonts w:ascii="Raleway" w:hAnsi="Raleway"/>
+          <w:color w:val="1D1D1B"/>
+          <w:sz w:val="22"/>
+          <w:szCs w:val="22"/>
+        </w:rPr>
+        <w:t>prohíbe. El archivo oficial lo entrega Comunicaciones de la Universidad; mientras llega, la pantalla reserva su sitio respetando el tamaño mínimo y el área de reserva.</w:t>
       </w:r>
     </w:p>
     <w:p>
@@ -3183,7 +4466,7 @@
           <w:sz w:val="22"/>
           <w:szCs w:val="22"/>
         </w:rPr>
-        <w:pict w14:anchorId="566EB90C">
+        <w:pict w14:anchorId="7420564A">
           <v:rect id="_x0000_i1027" style="width:0;height:1.5pt" o:hralign="center" o:hrstd="t" o:hr="t" fillcolor="#a0a0a0" stroked="f"/>
         </w:pict>
       </w:r>
@@ -3234,8 +4517,8 @@
         <w:tblLook w:val="04A0" w:firstRow="1" w:lastRow="0" w:firstColumn="1" w:lastColumn="0" w:noHBand="0" w:noVBand="1"/>
       </w:tblPr>
       <w:tblGrid>
-        <w:gridCol w:w="4259"/>
-        <w:gridCol w:w="4563"/>
+        <w:gridCol w:w="4944"/>
+        <w:gridCol w:w="3878"/>
       </w:tblGrid>
       <w:tr>
         <w:trPr>
@@ -3387,7 +4670,7 @@
                 <w:sz w:val="22"/>
                 <w:szCs w:val="22"/>
               </w:rPr>
-              <w:t xml:space="preserve"> Ana Gómez · Coordinadora de Bienestar Institucional</w:t>
+              <w:t xml:space="preserve"> profesor Hugo Nelson Castañeda · Administrador del sistema y director del CIDEH</w:t>
             </w:r>
           </w:p>
         </w:tc>
@@ -3513,7 +4796,16 @@
                 <w:sz w:val="22"/>
                 <w:szCs w:val="22"/>
               </w:rPr>
-              <w:t xml:space="preserve"> Carlos Arturo Castro Castro</w:t>
+              <w:t xml:space="preserve"> </w:t>
+            </w:r>
+            <w:r>
+              <w:rPr>
+                <w:rFonts w:ascii="Raleway" w:eastAsia="Times New Roman" w:hAnsi="Raleway"/>
+                <w:color w:val="1D1D1B"/>
+                <w:sz w:val="22"/>
+                <w:szCs w:val="22"/>
+              </w:rPr>
+              <w:t>Enunciadas por el profesor Hugo Nelson Castañeda (usuario experto) · Redactadas por Carlos Arturo Castro Castro</w:t>
             </w:r>
           </w:p>
         </w:tc>
@@ -3873,7 +5165,94 @@
           <w:sz w:val="22"/>
           <w:szCs w:val="22"/>
         </w:rPr>
-        <w:t>Yo Ana Gómez, como coordinadora de Bienestar Institucional, quiero ver en una pantalla la lista de las sedes donde se dictan las cátedras abiertas, con su nombre, su dirección y si son virtuales, para saber dónde se puede programar una sesión sin tener que preguntarle a nadie ni abrir la base de datos.</w:t>
+        <w:t>Yo, Hugo Nelson Castañeda, como administrador del sistema y director del CIDEH, quiero ver en una pantalla las sedes donde se puede dictar una cátedra abierta —con su nombre, su dirección y si es virtual— para poder programar dos o tres cátedras el mismo día en sitios distintos sin equivocarme de campus.</w:t>
+      </w:r>
+    </w:p>
+    <w:p>
+      <w:pPr>
+        <w:pStyle w:val="NormalWeb"/>
+        <w:rPr>
+          <w:rFonts w:ascii="Raleway" w:hAnsi="Raleway"/>
+          <w:color w:val="1D1D1B"/>
+          <w:sz w:val="22"/>
+          <w:szCs w:val="22"/>
+        </w:rPr>
+      </w:pPr>
+      <w:r>
+        <w:rPr>
+          <w:rFonts w:ascii="Raleway" w:hAnsi="Raleway"/>
+          <w:color w:val="1D1D1B"/>
+          <w:sz w:val="22"/>
+          <w:szCs w:val="22"/>
+        </w:rPr>
+        <w:t>La necesidad está dicha textualmente en la reunión, y de ella nace esta tabla:</w:t>
+      </w:r>
+    </w:p>
+    <w:p>
+      <w:pPr>
+        <w:pStyle w:val="NormalWeb"/>
+        <w:divId w:val="1504248447"/>
+        <w:rPr>
+          <w:rFonts w:ascii="Raleway" w:hAnsi="Raleway"/>
+          <w:i/>
+          <w:iCs/>
+          <w:color w:val="4A4A47"/>
+          <w:sz w:val="22"/>
+          <w:szCs w:val="22"/>
+        </w:rPr>
+      </w:pPr>
+      <w:r>
+        <w:rPr>
+          <w:rStyle w:val="nfasis"/>
+          <w:rFonts w:ascii="Raleway" w:hAnsi="Raleway"/>
+          <w:color w:val="4A4A47"/>
+          <w:sz w:val="22"/>
+          <w:szCs w:val="22"/>
+        </w:rPr>
+        <w:t>«El mismo día sí, a la misma hora no… sí es posible: una cátedra en San Benito, otra virtual y otra en Bello.»</w:t>
+      </w:r>
+      <w:r>
+        <w:rPr>
+          <w:rFonts w:ascii="Raleway" w:hAnsi="Raleway"/>
+          <w:i/>
+          <w:iCs/>
+          <w:color w:val="4A4A47"/>
+          <w:sz w:val="22"/>
+          <w:szCs w:val="22"/>
+        </w:rPr>
+        <w:t xml:space="preserve"> — </w:t>
+      </w:r>
+      <w:r>
+        <w:rPr>
+          <w:rStyle w:val="CdigoHTML"/>
+          <w:i/>
+          <w:iCs/>
+          <w:color w:val="4A4A47"/>
+        </w:rPr>
+        <w:t>1:03:33</w:t>
+      </w:r>
+      <w:r>
+        <w:rPr>
+          <w:rFonts w:ascii="Raleway" w:hAnsi="Raleway"/>
+          <w:i/>
+          <w:iCs/>
+          <w:color w:val="4A4A47"/>
+          <w:sz w:val="22"/>
+          <w:szCs w:val="22"/>
+        </w:rPr>
+        <w:t xml:space="preserve"> </w:t>
+      </w:r>
+      <w:r>
+        <w:rPr>
+          <w:rStyle w:val="Fuerte"/>
+          <w:rFonts w:ascii="Raleway" w:hAnsi="Raleway"/>
+          <w:i/>
+          <w:iCs/>
+          <w:color w:val="4A4A47"/>
+          <w:sz w:val="22"/>
+          <w:szCs w:val="22"/>
+        </w:rPr>
+        <w:t>[D14]</w:t>
       </w:r>
     </w:p>
     <w:p>
@@ -3913,12 +5292,65 @@
       </w:pPr>
       <w:r>
         <w:rPr>
-          <w:rFonts w:ascii="Raleway" w:eastAsia="Times New Roman" w:hAnsi="Raleway"/>
-          <w:color w:val="1D1D1B"/>
-          <w:sz w:val="22"/>
-          <w:szCs w:val="22"/>
-        </w:rPr>
-        <w:t>La sede virtual no tiene dirección física, y eso NO es un dato faltante: es su naturaleza. La pantalla debe distinguir «no tiene dirección» de «nadie escribió la dirección».</w:t>
+          <w:rStyle w:val="Fuerte"/>
+          <w:rFonts w:ascii="Raleway" w:eastAsia="Times New Roman" w:hAnsi="Raleway"/>
+          <w:color w:val="1D1D1B"/>
+          <w:sz w:val="22"/>
+          <w:szCs w:val="22"/>
+        </w:rPr>
+        <w:t>Esta historia es el origen de la primera versión del sistema.</w:t>
+      </w:r>
+      <w:r>
+        <w:rPr>
+          <w:rFonts w:ascii="Raleway" w:eastAsia="Times New Roman" w:hAnsi="Raleway"/>
+          <w:color w:val="1D1D1B"/>
+          <w:sz w:val="22"/>
+          <w:szCs w:val="22"/>
+        </w:rPr>
+        <w:t xml:space="preserve"> Antes de esa frase el modelo no tenía sede: las cátedras se programaban «en la universidad», y bastaba. Cuando el director dice que puede haber tres cátedras el mismo día en tres sitios, la sede deja de ser un dato de adorno y se vuelve necesaria para no cruzarlas.</w:t>
+      </w:r>
+    </w:p>
+    <w:p>
+      <w:pPr>
+        <w:numPr>
+          <w:ilvl w:val="0"/>
+          <w:numId w:val="1"/>
+        </w:numPr>
+        <w:spacing w:before="100" w:beforeAutospacing="1" w:after="45"/>
+        <w:rPr>
+          <w:rFonts w:ascii="Raleway" w:eastAsia="Times New Roman" w:hAnsi="Raleway"/>
+          <w:color w:val="1D1D1B"/>
+          <w:sz w:val="22"/>
+          <w:szCs w:val="22"/>
+        </w:rPr>
+      </w:pPr>
+      <w:r>
+        <w:rPr>
+          <w:rFonts w:ascii="Raleway" w:eastAsia="Times New Roman" w:hAnsi="Raleway"/>
+          <w:color w:val="1D1D1B"/>
+          <w:sz w:val="22"/>
+          <w:szCs w:val="22"/>
+        </w:rPr>
+        <w:t xml:space="preserve">La sede virtual </w:t>
+      </w:r>
+      <w:r>
+        <w:rPr>
+          <w:rStyle w:val="Fuerte"/>
+          <w:rFonts w:ascii="Raleway" w:eastAsia="Times New Roman" w:hAnsi="Raleway"/>
+          <w:color w:val="1D1D1B"/>
+          <w:sz w:val="22"/>
+          <w:szCs w:val="22"/>
+        </w:rPr>
+        <w:t>no tiene dirección física</w:t>
+      </w:r>
+      <w:r>
+        <w:rPr>
+          <w:rFonts w:ascii="Raleway" w:eastAsia="Times New Roman" w:hAnsi="Raleway"/>
+          <w:color w:val="1D1D1B"/>
+          <w:sz w:val="22"/>
+          <w:szCs w:val="22"/>
+        </w:rPr>
+        <w:t>, y eso no es un dato que falte: es lo que la distingue.</w:t>
       </w:r>
     </w:p>
     <w:p>
@@ -3963,7 +5395,7 @@
           <w:sz w:val="22"/>
           <w:szCs w:val="22"/>
         </w:rPr>
-        <w:t>Que la pantalla liste únicamente las sedes activas: una sede eliminada no aparece.</w:t>
+        <w:t>Que la pantalla liste únicamente las sedes activas.</w:t>
       </w:r>
     </w:p>
     <w:p>
@@ -4035,7 +5467,7 @@
           <w:sz w:val="22"/>
           <w:szCs w:val="22"/>
         </w:rPr>
-        <w:t>Que cuando no haya ninguna sede activa la pantalla lo diga con un mensaje neutro, y no con un aviso de error: una lista vacía no es una falla.</w:t>
+        <w:t>Que cuando no haya sedes activas la pantalla lo diga con un mensaje neutro: una lista vacía no es una falla.</w:t>
       </w:r>
     </w:p>
     <w:p>
@@ -4059,7 +5491,7 @@
           <w:sz w:val="22"/>
           <w:szCs w:val="22"/>
         </w:rPr>
-        <w:t>Que la distribución de colores, tipos de letra y logotipos esté de acuerdo con el Manual de Identidad Visual Corporativa vigente (Resolución de Rectoría General N.º 404 de 2024): naranja #EF7D00, negro #1D1D1B, y Montserrat o Raleway como fuentes.</w:t>
+        <w:t>Que los colores, los tipos de letra y los logotipos cumplan el Manual de Identidad Visual Corporativa vigente (Resolución de Rectoría General N.º 404 de 2024).</w:t>
       </w:r>
     </w:p>
     <w:p>
@@ -4083,7 +5515,7 @@
           <w:sz w:val="22"/>
           <w:szCs w:val="22"/>
         </w:rPr>
-        <w:t>Que la pantalla siga cargando y explique el problema si el servicio de datos no responde, en vez de mostrar una pantalla de error del servidor.</w:t>
+        <w:t>Que la pantalla siga cargando y explique el problema si el servicio de datos no responde.</w:t>
       </w:r>
     </w:p>
     <w:p>
@@ -4102,7 +5534,7 @@
           <w:sz w:val="22"/>
           <w:szCs w:val="22"/>
         </w:rPr>
-        <w:pict w14:anchorId="70BDDE45">
+        <w:pict w14:anchorId="179B4042">
           <v:rect id="_x0000_i1028" style="width:0;height:1.5pt" o:hralign="center" o:hrstd="t" o:hr="t" fillcolor="#a0a0a0" stroked="f"/>
         </w:pict>
       </w:r>
@@ -4139,8 +5571,8 @@
         <w:tblLook w:val="04A0" w:firstRow="1" w:lastRow="0" w:firstColumn="1" w:lastColumn="0" w:noHBand="0" w:noVBand="1"/>
       </w:tblPr>
       <w:tblGrid>
-        <w:gridCol w:w="4259"/>
-        <w:gridCol w:w="4563"/>
+        <w:gridCol w:w="4944"/>
+        <w:gridCol w:w="3878"/>
       </w:tblGrid>
       <w:tr>
         <w:trPr>
@@ -4292,16 +5724,7 @@
                 <w:sz w:val="22"/>
                 <w:szCs w:val="22"/>
               </w:rPr>
-              <w:t xml:space="preserve"> </w:t>
-            </w:r>
-            <w:r>
-              <w:rPr>
-                <w:rFonts w:ascii="Raleway" w:eastAsia="Times New Roman" w:hAnsi="Raleway"/>
-                <w:color w:val="1D1D1B"/>
-                <w:sz w:val="22"/>
-                <w:szCs w:val="22"/>
-              </w:rPr>
-              <w:t>Ana Gómez · Coordinadora de Bienestar Institucional</w:t>
+              <w:t xml:space="preserve"> profesor Hugo Nelson Castañeda · Administrador del sistema y director del CIDEH</w:t>
             </w:r>
           </w:p>
         </w:tc>
@@ -4427,7 +5850,16 @@
                 <w:sz w:val="22"/>
                 <w:szCs w:val="22"/>
               </w:rPr>
-              <w:t xml:space="preserve"> Carlos Arturo Castro Castro</w:t>
+              <w:t xml:space="preserve"> </w:t>
+            </w:r>
+            <w:r>
+              <w:rPr>
+                <w:rFonts w:ascii="Raleway" w:eastAsia="Times New Roman" w:hAnsi="Raleway"/>
+                <w:color w:val="1D1D1B"/>
+                <w:sz w:val="22"/>
+                <w:szCs w:val="22"/>
+              </w:rPr>
+              <w:t>Enunciadas por el profesor Hugo Nelson Castañeda (usuario experto) · Redactadas por Carlos Arturo Castro Castro</w:t>
             </w:r>
           </w:p>
         </w:tc>
@@ -4787,7 +6219,7 @@
           <w:sz w:val="22"/>
           <w:szCs w:val="22"/>
         </w:rPr>
-        <w:t>Yo Ana Gómez, como coordinadora de Bienestar Institucional, quiero registrar una sede nueva desde un formulario, indicando su código, su nombre, su dirección si la tiene y si es virtual, para poder programar cátedras en un campus que la Universidad acaba de habilitar sin depender de que alguien escriba una instrucción en la base de datos.</w:t>
+        <w:t>Yo, Hugo Nelson Castañeda, como administrador del sistema y director del CIDEH, quiero registrar una sede nueva desde un formulario —su código, su nombre, su dirección si la tiene y si es virtual— para poder programar cátedras en un campus recién habilitado sin depender de que alguien escriba una instrucción en la base de datos.</w:t>
       </w:r>
     </w:p>
     <w:p>
@@ -4832,7 +6264,23 @@
           <w:sz w:val="22"/>
           <w:szCs w:val="22"/>
         </w:rPr>
-        <w:t>El código de la sede lo define quien la registra —es un identificador como SAN_BENITO, no un número consecutivo—, así que se digita y no se genera.</w:t>
+        <w:t xml:space="preserve">El código de la sede lo define quien la registra: es un identificador como </w:t>
+      </w:r>
+      <w:r>
+        <w:rPr>
+          <w:rStyle w:val="CdigoHTML"/>
+          <w:color w:val="1D1D1B"/>
+        </w:rPr>
+        <w:t>SAN_BENITO</w:t>
+      </w:r>
+      <w:r>
+        <w:rPr>
+          <w:rFonts w:ascii="Raleway" w:eastAsia="Times New Roman" w:hAnsi="Raleway"/>
+          <w:color w:val="1D1D1B"/>
+          <w:sz w:val="22"/>
+          <w:szCs w:val="22"/>
+        </w:rPr>
+        <w:t>, no un número consecutivo. Por eso se digita y no se genera.</w:t>
       </w:r>
     </w:p>
     <w:p>
@@ -4901,7 +6349,7 @@
           <w:sz w:val="22"/>
           <w:szCs w:val="22"/>
         </w:rPr>
-        <w:t>Que si la dirección se deja vacía quede registrada como «sin dirección» y NO como un texto en blanco: son cosas distintas.</w:t>
+        <w:t>Que la dirección vacía quede registrada como «sin dirección» y NO como un texto en blanco: son cosas distintas.</w:t>
       </w:r>
     </w:p>
     <w:p>
@@ -4925,7 +6373,7 @@
           <w:sz w:val="22"/>
           <w:szCs w:val="22"/>
         </w:rPr>
-        <w:t>Que el sistema rechace el registro y diga cuál campo falta, sin perder lo que ya se había escrito en el formulario.</w:t>
+        <w:t>Que el sistema rechace el registro y diga cuál campo falta, sin perder lo que ya se había escrito.</w:t>
       </w:r>
     </w:p>
     <w:p>
@@ -4949,7 +6397,7 @@
           <w:sz w:val="22"/>
           <w:szCs w:val="22"/>
         </w:rPr>
-        <w:t>Que el sistema NO permita dos sedes con el mismo código.</w:t>
+        <w:t>Que NO permita dos sedes con el mismo código.</w:t>
       </w:r>
     </w:p>
     <w:p>
@@ -4973,7 +6421,7 @@
           <w:sz w:val="22"/>
           <w:szCs w:val="22"/>
         </w:rPr>
-        <w:t>Que el sistema NO permita dos sedes con el mismo nombre, aunque tengan códigos distintos: dos «Campus Bello» en la lista no le sirven a nadie.</w:t>
+        <w:t>Que NO permita dos sedes con el mismo nombre, aunque tengan códigos distintos: dos «Campus Bello» en la lista no le sirven a nadie.</w:t>
       </w:r>
     </w:p>
     <w:p>
@@ -4997,7 +6445,7 @@
           <w:sz w:val="22"/>
           <w:szCs w:val="22"/>
         </w:rPr>
-        <w:t>Que las dos comprobaciones anteriores las garantice la base de datos y no solo la pantalla, para que se cumplan también si alguien escribe por otro camino.</w:t>
+        <w:t>Que esas dos comprobaciones las garantice la base de datos y no solo la pantalla, para que se cumplan también si alguien escribe por otro camino.</w:t>
       </w:r>
     </w:p>
     <w:p>
@@ -5016,7 +6464,7 @@
           <w:sz w:val="22"/>
           <w:szCs w:val="22"/>
         </w:rPr>
-        <w:pict w14:anchorId="3F04DFE6">
+        <w:pict w14:anchorId="39FCE2B1">
           <v:rect id="_x0000_i1029" style="width:0;height:1.5pt" o:hralign="center" o:hrstd="t" o:hr="t" fillcolor="#a0a0a0" stroked="f"/>
         </w:pict>
       </w:r>
@@ -5053,8 +6501,8 @@
         <w:tblLook w:val="04A0" w:firstRow="1" w:lastRow="0" w:firstColumn="1" w:lastColumn="0" w:noHBand="0" w:noVBand="1"/>
       </w:tblPr>
       <w:tblGrid>
-        <w:gridCol w:w="4259"/>
-        <w:gridCol w:w="4563"/>
+        <w:gridCol w:w="4944"/>
+        <w:gridCol w:w="3878"/>
       </w:tblGrid>
       <w:tr>
         <w:trPr>
@@ -5206,7 +6654,7 @@
                 <w:sz w:val="22"/>
                 <w:szCs w:val="22"/>
               </w:rPr>
-              <w:t xml:space="preserve"> Ana Gómez · Coordinadora de Bienestar Institucional</w:t>
+              <w:t xml:space="preserve"> profesor Hugo Nelson Castañeda · Administrador del sistema y director del CIDEH</w:t>
             </w:r>
           </w:p>
         </w:tc>
@@ -5332,16 +6780,7 @@
                 <w:sz w:val="22"/>
                 <w:szCs w:val="22"/>
               </w:rPr>
-              <w:t xml:space="preserve"> </w:t>
-            </w:r>
-            <w:r>
-              <w:rPr>
-                <w:rFonts w:ascii="Raleway" w:eastAsia="Times New Roman" w:hAnsi="Raleway"/>
-                <w:color w:val="1D1D1B"/>
-                <w:sz w:val="22"/>
-                <w:szCs w:val="22"/>
-              </w:rPr>
-              <w:t>Carlos Arturo Castro Castro</w:t>
+              <w:t xml:space="preserve"> Enunciadas por el profesor Hugo Nelson Castañeda (usuario experto) · Redactadas por Carlos Arturo Castro Castro</w:t>
             </w:r>
           </w:p>
         </w:tc>
@@ -5701,7 +7140,7 @@
           <w:sz w:val="22"/>
           <w:szCs w:val="22"/>
         </w:rPr>
-        <w:t>Yo Ana Gómez, como coordinadora de Bienestar Institucional, quiero corregir los datos de una sede ya registrada, para arreglar un nombre mal escrito o actualizar una dirección que cambió, sin tener que borrarla y volver a crearla —porque borrarla arrastraría las sesiones que ya están programadas allí.</w:t>
+        <w:t>Yo, Hugo Nelson Castañeda, como administrador del sistema y director del CIDEH, quiero corregir los datos de una sede ya registrada —un nombre mal escrito, una dirección que cambió— sin tener que borrarla y volver a crearla, porque borrarla arrastraría las sesiones que ya están programadas allí.</w:t>
       </w:r>
     </w:p>
     <w:p>
@@ -5746,7 +7185,26 @@
           <w:sz w:val="22"/>
           <w:szCs w:val="22"/>
         </w:rPr>
-        <w:t>Esta historia tiene DOS formas de guardar, y la diferencia importa: reemplazar todos los datos de la sede, o cambiar solamente los que se diligenciaron. Se pidieron las dos porque en la práctica se usan las dos: una para rehacer la ficha completa y otra para corregir un solo dato.</w:t>
+        <w:t xml:space="preserve">Esta historia tiene </w:t>
+      </w:r>
+      <w:r>
+        <w:rPr>
+          <w:rStyle w:val="Fuerte"/>
+          <w:rFonts w:ascii="Raleway" w:eastAsia="Times New Roman" w:hAnsi="Raleway"/>
+          <w:color w:val="1D1D1B"/>
+          <w:sz w:val="22"/>
+          <w:szCs w:val="22"/>
+        </w:rPr>
+        <w:t>dos formas de guardar</w:t>
+      </w:r>
+      <w:r>
+        <w:rPr>
+          <w:rFonts w:ascii="Raleway" w:eastAsia="Times New Roman" w:hAnsi="Raleway"/>
+          <w:color w:val="1D1D1B"/>
+          <w:sz w:val="22"/>
+          <w:szCs w:val="22"/>
+        </w:rPr>
+        <w:t>, y las dos se pidieron porque las dos se usan: rehacer la ficha completa, o corregir un solo dato.</w:t>
       </w:r>
     </w:p>
     <w:p>
@@ -5791,7 +7249,7 @@
           <w:sz w:val="22"/>
           <w:szCs w:val="22"/>
         </w:rPr>
-        <w:t>Que el código de la sede se muestre pero no se pueda cambiar: identifica la fila, y cambiarlo sería crear otra sede.</w:t>
+        <w:t>Que el código se muestre pero no se pueda cambiar: identifica la fila.</w:t>
       </w:r>
     </w:p>
     <w:p>
@@ -5815,7 +7273,7 @@
           <w:sz w:val="22"/>
           <w:szCs w:val="22"/>
         </w:rPr>
-        <w:t>Que al REEMPLAZAR la ficha completa el sistema exija todos los campos obligatorios, y rechace la operación si falta uno.</w:t>
+        <w:t>Que al REEMPLAZAR la ficha el sistema exija todos los campos obligatorios, y rechace la operación si falta uno.</w:t>
       </w:r>
     </w:p>
     <w:p>
@@ -5839,7 +7297,7 @@
           <w:sz w:val="22"/>
           <w:szCs w:val="22"/>
         </w:rPr>
-        <w:t>Que al ACTUALIZAR solo lo diligenciado el sistema escriba únicamente esos campos y deje los demás como estaban.</w:t>
+        <w:t>Que al ACTUALIZAR solo lo diligenciado escriba únicamente esos campos y deje los demás como estaban.</w:t>
       </w:r>
     </w:p>
     <w:p>
@@ -5930,7 +7388,7 @@
           <w:sz w:val="22"/>
           <w:szCs w:val="22"/>
         </w:rPr>
-        <w:pict w14:anchorId="390E4482">
+        <w:pict w14:anchorId="35917B6A">
           <v:rect id="_x0000_i1030" style="width:0;height:1.5pt" o:hralign="center" o:hrstd="t" o:hr="t" fillcolor="#a0a0a0" stroked="f"/>
         </w:pict>
       </w:r>
@@ -5967,8 +7425,8 @@
         <w:tblLook w:val="04A0" w:firstRow="1" w:lastRow="0" w:firstColumn="1" w:lastColumn="0" w:noHBand="0" w:noVBand="1"/>
       </w:tblPr>
       <w:tblGrid>
-        <w:gridCol w:w="4259"/>
-        <w:gridCol w:w="4563"/>
+        <w:gridCol w:w="4944"/>
+        <w:gridCol w:w="3878"/>
       </w:tblGrid>
       <w:tr>
         <w:trPr>
@@ -6120,7 +7578,7 @@
                 <w:sz w:val="22"/>
                 <w:szCs w:val="22"/>
               </w:rPr>
-              <w:t xml:space="preserve"> Ana Gómez · Coordinadora de Bienestar Institucional</w:t>
+              <w:t xml:space="preserve"> profesor Hugo Nelson Castañeda · Administrador del sistema y director del CIDEH</w:t>
             </w:r>
           </w:p>
         </w:tc>
@@ -6246,7 +7704,7 @@
                 <w:sz w:val="22"/>
                 <w:szCs w:val="22"/>
               </w:rPr>
-              <w:t xml:space="preserve"> Carlos Arturo Castro Castro</w:t>
+              <w:t xml:space="preserve"> Enunciadas por el profesor Hugo Nelson Castañeda (usuario experto) · Redactadas por Carlos Arturo Castro Castro</w:t>
             </w:r>
           </w:p>
         </w:tc>
@@ -6606,7 +8064,26 @@
           <w:sz w:val="22"/>
           <w:szCs w:val="22"/>
         </w:rPr>
-        <w:t>Yo Ana Gómez, como coordinadora de Bienestar Institucional, quiero retirar del catálogo una sede que la Universidad dejó de usar, para que nadie programe cátedras allí por equivocación, pero SIN que desaparezcan las sesiones y las asistencias que ya se registraron en ella.</w:t>
+        <w:t xml:space="preserve">Yo, Hugo Nelson Castañeda, como administrador del sistema y director del CIDEH, quiero retirar del catálogo una sede que la Universidad dejó de usar, para que nadie programe cátedras allí por equivocación, pero </w:t>
+      </w:r>
+      <w:r>
+        <w:rPr>
+          <w:rStyle w:val="Fuerte"/>
+          <w:rFonts w:ascii="Raleway" w:hAnsi="Raleway"/>
+          <w:color w:val="1D1D1B"/>
+          <w:sz w:val="22"/>
+          <w:szCs w:val="22"/>
+        </w:rPr>
+        <w:t>sin que desaparezcan</w:t>
+      </w:r>
+      <w:r>
+        <w:rPr>
+          <w:rFonts w:ascii="Raleway" w:hAnsi="Raleway"/>
+          <w:color w:val="1D1D1B"/>
+          <w:sz w:val="22"/>
+          <w:szCs w:val="22"/>
+        </w:rPr>
+        <w:t xml:space="preserve"> las sesiones y las asistencias que ya se registraron en ella.</w:t>
       </w:r>
     </w:p>
     <w:p>
@@ -6646,12 +8123,31 @@
       </w:pPr>
       <w:r>
         <w:rPr>
-          <w:rFonts w:ascii="Raleway" w:eastAsia="Times New Roman" w:hAnsi="Raleway"/>
-          <w:color w:val="1D1D1B"/>
-          <w:sz w:val="22"/>
-          <w:szCs w:val="22"/>
-        </w:rPr>
-        <w:t>Este es el riesgo alto del grupo: un borrado de verdad rompería los registros históricos de asistencia, que son la razón de existir del sistema. Por eso se pide que la sede se marque como retirada y no que se elimine.</w:t>
+          <w:rStyle w:val="Fuerte"/>
+          <w:rFonts w:ascii="Raleway" w:eastAsia="Times New Roman" w:hAnsi="Raleway"/>
+          <w:color w:val="1D1D1B"/>
+          <w:sz w:val="22"/>
+          <w:szCs w:val="22"/>
+        </w:rPr>
+        <w:t>Este es el riesgo alto del grupo.</w:t>
+      </w:r>
+      <w:r>
+        <w:rPr>
+          <w:rFonts w:ascii="Raleway" w:eastAsia="Times New Roman" w:hAnsi="Raleway"/>
+          <w:color w:val="1D1D1B"/>
+          <w:sz w:val="22"/>
+          <w:szCs w:val="22"/>
+        </w:rPr>
+        <w:t xml:space="preserve"> </w:t>
+      </w:r>
+      <w:r>
+        <w:rPr>
+          <w:rFonts w:ascii="Raleway" w:eastAsia="Times New Roman" w:hAnsi="Raleway"/>
+          <w:color w:val="1D1D1B"/>
+          <w:sz w:val="22"/>
+          <w:szCs w:val="22"/>
+        </w:rPr>
+        <w:t>Un borrado de verdad rompería los registros históricos de asistencia, que son la razón de existir del sistema: lo que se le reporta a Registro Académico y lo que sustenta la acreditación.</w:t>
       </w:r>
     </w:p>
     <w:p>
@@ -6720,7 +8216,7 @@
           <w:sz w:val="22"/>
           <w:szCs w:val="22"/>
         </w:rPr>
-        <w:t>Que la fila SIGA EXISTIENDO en la base de datos, de modo que las sesiones y las asistencias históricas conserven a qué sede pertenecen.</w:t>
+        <w:t>Que la fila SIGA EXISTIENDO en la base, de modo que las sesiones y las asistencias históricas conserven a qué sede pertenecen.</w:t>
       </w:r>
     </w:p>
     <w:p>
@@ -6768,7 +8264,7 @@
           <w:sz w:val="22"/>
           <w:szCs w:val="22"/>
         </w:rPr>
-        <w:t>Que consultar una sede ya retirada responda «no encontrada»: si no está en el catálogo, para el sistema no existe.</w:t>
+        <w:t>Que consultar una sede ya retirada responda «no encontrada».</w:t>
       </w:r>
     </w:p>
     <w:p>
@@ -6835,7 +8331,7 @@
           <w:sz w:val="22"/>
           <w:szCs w:val="22"/>
         </w:rPr>
-        <w:pict w14:anchorId="736713C7">
+        <w:pict w14:anchorId="2938668E">
           <v:rect id="_x0000_i1031" style="width:0;height:1.5pt" o:hralign="center" o:hrstd="t" o:hr="t" fillcolor="#a0a0a0" stroked="f"/>
         </w:pict>
       </w:r>
@@ -6851,7 +8347,7 @@
         <w:rPr>
           <w:rFonts w:eastAsia="Times New Roman"/>
         </w:rPr>
-        <w:t>Historia de Usuario 5 — Programación de una cátedra y sus sesiones</w:t>
+        <w:t>Historia de Usuario 5 — Programación de la cátedra y sus sesiones</w:t>
       </w:r>
     </w:p>
     <w:tbl>
@@ -6872,8 +8368,8 @@
         <w:tblLook w:val="04A0" w:firstRow="1" w:lastRow="0" w:firstColumn="1" w:lastColumn="0" w:noHBand="0" w:noVBand="1"/>
       </w:tblPr>
       <w:tblGrid>
-        <w:gridCol w:w="4499"/>
-        <w:gridCol w:w="4323"/>
+        <w:gridCol w:w="4952"/>
+        <w:gridCol w:w="3870"/>
       </w:tblGrid>
       <w:tr>
         <w:trPr>
@@ -7025,7 +8521,7 @@
                 <w:sz w:val="22"/>
                 <w:szCs w:val="22"/>
               </w:rPr>
-              <w:t xml:space="preserve"> Luis Restrepo · Auxiliar administrativo de Bienestar</w:t>
+              <w:t xml:space="preserve"> profesor Hugo Nelson Castañeda · Administrador del sistema y director del CIDEH</w:t>
             </w:r>
           </w:p>
         </w:tc>
@@ -7074,7 +8570,16 @@
                 <w:sz w:val="22"/>
                 <w:szCs w:val="22"/>
               </w:rPr>
-              <w:t xml:space="preserve"> Programación de una cátedra y sus sesiones</w:t>
+              <w:t xml:space="preserve"> </w:t>
+            </w:r>
+            <w:r>
+              <w:rPr>
+                <w:rFonts w:ascii="Raleway" w:eastAsia="Times New Roman" w:hAnsi="Raleway"/>
+                <w:color w:val="1D1D1B"/>
+                <w:sz w:val="22"/>
+                <w:szCs w:val="22"/>
+              </w:rPr>
+              <w:t>Programación de la cátedra y sus sesiones</w:t>
             </w:r>
           </w:p>
         </w:tc>
@@ -7151,7 +8656,7 @@
                 <w:sz w:val="22"/>
                 <w:szCs w:val="22"/>
               </w:rPr>
-              <w:t xml:space="preserve"> Carlos Arturo Castro Castro</w:t>
+              <w:t xml:space="preserve"> Enunciadas por el profesor Hugo Nelson Castañeda (usuario experto) · Redactadas por Carlos Arturo Castro Castro</w:t>
             </w:r>
           </w:p>
         </w:tc>
@@ -7439,16 +8944,7 @@
                 <w:sz w:val="22"/>
                 <w:szCs w:val="22"/>
               </w:rPr>
-              <w:t xml:space="preserve"> </w:t>
-            </w:r>
-            <w:r>
-              <w:rPr>
-                <w:rFonts w:ascii="Raleway" w:eastAsia="Times New Roman" w:hAnsi="Raleway"/>
-                <w:color w:val="1D1D1B"/>
-                <w:sz w:val="22"/>
-                <w:szCs w:val="22"/>
-              </w:rPr>
-              <w:t>Equipo del proyecto de aula</w:t>
+              <w:t xml:space="preserve"> Equipo del proyecto de aula</w:t>
             </w:r>
           </w:p>
         </w:tc>
@@ -7520,7 +9016,143 @@
           <w:sz w:val="22"/>
           <w:szCs w:val="22"/>
         </w:rPr>
-        <w:t>Yo Luis Restrepo, como auxiliar administrativo de Bienestar, quiero registrar una cátedra abierta y programar sus sesiones indicando fecha, hora, modalidad, sede y periodo académico, para que el sistema sepa qué eventos existen y cuándo, y pueda controlar la asistencia a cada uno.</w:t>
+        <w:t>Yo, Hugo Nelson Castañeda, como administrador del sistema y director del CIDEH, quiero registrar una cátedra y programar sus sesiones indicando el número de reunión, la fecha, la hora, la modalidad, la sede y el periodo, para poder generar después el enlace o el código de cada una.</w:t>
+      </w:r>
+    </w:p>
+    <w:p>
+      <w:pPr>
+        <w:pStyle w:val="NormalWeb"/>
+        <w:ind w:right="720"/>
+        <w:divId w:val="1290235629"/>
+        <w:rPr>
+          <w:rFonts w:ascii="Raleway" w:hAnsi="Raleway"/>
+          <w:i/>
+          <w:iCs/>
+          <w:color w:val="4A4A47"/>
+          <w:sz w:val="22"/>
+          <w:szCs w:val="22"/>
+        </w:rPr>
+      </w:pPr>
+      <w:r>
+        <w:rPr>
+          <w:rStyle w:val="nfasis"/>
+          <w:rFonts w:ascii="Raleway" w:hAnsi="Raleway"/>
+          <w:color w:val="4A4A47"/>
+          <w:sz w:val="22"/>
+          <w:szCs w:val="22"/>
+        </w:rPr>
+        <w:t>«Necesitamos el número de reunión, que eso lo podríamos hacer previo.»</w:t>
+      </w:r>
+      <w:r>
+        <w:rPr>
+          <w:rFonts w:ascii="Raleway" w:hAnsi="Raleway"/>
+          <w:i/>
+          <w:iCs/>
+          <w:color w:val="4A4A47"/>
+          <w:sz w:val="22"/>
+          <w:szCs w:val="22"/>
+        </w:rPr>
+        <w:t xml:space="preserve"> — </w:t>
+      </w:r>
+      <w:r>
+        <w:rPr>
+          <w:rStyle w:val="CdigoHTML"/>
+          <w:i/>
+          <w:iCs/>
+          <w:color w:val="4A4A47"/>
+        </w:rPr>
+        <w:t>1:03:50</w:t>
+      </w:r>
+      <w:r>
+        <w:rPr>
+          <w:rFonts w:ascii="Raleway" w:hAnsi="Raleway"/>
+          <w:i/>
+          <w:iCs/>
+          <w:color w:val="4A4A47"/>
+          <w:sz w:val="22"/>
+          <w:szCs w:val="22"/>
+        </w:rPr>
+        <w:t xml:space="preserve"> </w:t>
+      </w:r>
+      <w:r>
+        <w:rPr>
+          <w:rStyle w:val="Fuerte"/>
+          <w:rFonts w:ascii="Raleway" w:hAnsi="Raleway"/>
+          <w:i/>
+          <w:iCs/>
+          <w:color w:val="4A4A47"/>
+          <w:sz w:val="22"/>
+          <w:szCs w:val="22"/>
+        </w:rPr>
+        <w:t>[D16]</w:t>
+      </w:r>
+    </w:p>
+    <w:p>
+      <w:pPr>
+        <w:pStyle w:val="NormalWeb"/>
+        <w:ind w:right="720"/>
+        <w:divId w:val="1290235629"/>
+        <w:rPr>
+          <w:rFonts w:ascii="Raleway" w:hAnsi="Raleway"/>
+          <w:i/>
+          <w:iCs/>
+          <w:color w:val="4A4A47"/>
+          <w:sz w:val="22"/>
+          <w:szCs w:val="22"/>
+        </w:rPr>
+      </w:pPr>
+      <w:r>
+        <w:rPr>
+          <w:rStyle w:val="nfasis"/>
+          <w:rFonts w:ascii="Raleway" w:hAnsi="Raleway"/>
+          <w:color w:val="4A4A47"/>
+          <w:sz w:val="22"/>
+          <w:szCs w:val="22"/>
+        </w:rPr>
+        <w:t>«Cuando es virtual enviamos el enlace; si es presencial, el QR.»</w:t>
+      </w:r>
+      <w:r>
+        <w:rPr>
+          <w:rFonts w:ascii="Raleway" w:hAnsi="Raleway"/>
+          <w:i/>
+          <w:iCs/>
+          <w:color w:val="4A4A47"/>
+          <w:sz w:val="22"/>
+          <w:szCs w:val="22"/>
+        </w:rPr>
+        <w:t xml:space="preserve"> — </w:t>
+      </w:r>
+      <w:r>
+        <w:rPr>
+          <w:rStyle w:val="CdigoHTML"/>
+          <w:i/>
+          <w:iCs/>
+          <w:color w:val="4A4A47"/>
+        </w:rPr>
+        <w:t>1:06:53</w:t>
+      </w:r>
+      <w:r>
+        <w:rPr>
+          <w:rFonts w:ascii="Raleway" w:hAnsi="Raleway"/>
+          <w:i/>
+          <w:iCs/>
+          <w:color w:val="4A4A47"/>
+          <w:sz w:val="22"/>
+          <w:szCs w:val="22"/>
+        </w:rPr>
+        <w:t xml:space="preserve"> </w:t>
+      </w:r>
+      <w:r>
+        <w:rPr>
+          <w:rStyle w:val="Fuerte"/>
+          <w:rFonts w:ascii="Raleway" w:hAnsi="Raleway"/>
+          <w:i/>
+          <w:iCs/>
+          <w:color w:val="4A4A47"/>
+          <w:sz w:val="22"/>
+          <w:szCs w:val="22"/>
+        </w:rPr>
+        <w:t>[D15]</w:t>
       </w:r>
     </w:p>
     <w:p>
@@ -7565,7 +9197,69 @@
           <w:sz w:val="22"/>
           <w:szCs w:val="22"/>
         </w:rPr>
-        <w:t>La sede, la modalidad y el periodo NO se digitan: se eligen de los catálogos que ya existen. Digitarlos permitiría escribir una sede que no existe.</w:t>
+        <w:t xml:space="preserve">La modalidad </w:t>
+      </w:r>
+      <w:r>
+        <w:rPr>
+          <w:rStyle w:val="Fuerte"/>
+          <w:rFonts w:ascii="Raleway" w:eastAsia="Times New Roman" w:hAnsi="Raleway"/>
+          <w:color w:val="1D1D1B"/>
+          <w:sz w:val="22"/>
+          <w:szCs w:val="22"/>
+        </w:rPr>
+        <w:t>no es un dato descriptivo: decide el canal de entrega</w:t>
+      </w:r>
+      <w:r>
+        <w:rPr>
+          <w:rFonts w:ascii="Raleway" w:eastAsia="Times New Roman" w:hAnsi="Raleway"/>
+          <w:color w:val="1D1D1B"/>
+          <w:sz w:val="22"/>
+          <w:szCs w:val="22"/>
+        </w:rPr>
+        <w:t>. Virtual manda enlace; presencial proyecta un código. Por eso no puede quedar vacía.</w:t>
+      </w:r>
+    </w:p>
+    <w:p>
+      <w:pPr>
+        <w:numPr>
+          <w:ilvl w:val="0"/>
+          <w:numId w:val="9"/>
+        </w:numPr>
+        <w:spacing w:before="100" w:beforeAutospacing="1" w:after="45"/>
+        <w:rPr>
+          <w:rFonts w:ascii="Raleway" w:eastAsia="Times New Roman" w:hAnsi="Raleway"/>
+          <w:color w:val="1D1D1B"/>
+          <w:sz w:val="22"/>
+          <w:szCs w:val="22"/>
+        </w:rPr>
+      </w:pPr>
+      <w:r>
+        <w:rPr>
+          <w:rFonts w:ascii="Raleway" w:eastAsia="Times New Roman" w:hAnsi="Raleway"/>
+          <w:color w:val="1D1D1B"/>
+          <w:sz w:val="22"/>
+          <w:szCs w:val="22"/>
+        </w:rPr>
+        <w:t xml:space="preserve">El número de reunión puede venir del ASIS o calcularse, pero </w:t>
+      </w:r>
+      <w:r>
+        <w:rPr>
+          <w:rStyle w:val="Fuerte"/>
+          <w:rFonts w:ascii="Raleway" w:eastAsia="Times New Roman" w:hAnsi="Raleway"/>
+          <w:color w:val="1D1D1B"/>
+          <w:sz w:val="22"/>
+          <w:szCs w:val="22"/>
+        </w:rPr>
+        <w:t>existe antes</w:t>
+      </w:r>
+      <w:r>
+        <w:rPr>
+          <w:rFonts w:ascii="Raleway" w:eastAsia="Times New Roman" w:hAnsi="Raleway"/>
+          <w:color w:val="1D1D1B"/>
+          <w:sz w:val="22"/>
+          <w:szCs w:val="22"/>
+        </w:rPr>
+        <w:t xml:space="preserve"> de la sesión: es lo que después viaja en el archivo plano.</w:t>
       </w:r>
     </w:p>
     <w:p>
@@ -7634,7 +9328,7 @@
           <w:sz w:val="22"/>
           <w:szCs w:val="22"/>
         </w:rPr>
-        <w:t>Que el sistema no permita una sesión cuya hora de fin sea anterior o igual a la de inicio.</w:t>
+        <w:t>Que no permita una sesión cuya hora de fin sea anterior o igual a la de inicio.</w:t>
       </w:r>
     </w:p>
     <w:p>
@@ -7658,7 +9352,7 @@
           <w:sz w:val="22"/>
           <w:szCs w:val="22"/>
         </w:rPr>
-        <w:t>Que el identificador de la cátedra en el sistema institucional (ASIS) se valide con el formato que ese sistema exige, y se rechace si no lo cumple.</w:t>
+        <w:t>Que el identificador de la cátedra en el ASIS se valide con el formato que ese sistema exige, y se rechace si no lo cumple.</w:t>
       </w:r>
     </w:p>
     <w:p>
@@ -7706,7 +9400,7 @@
           <w:sz w:val="22"/>
           <w:szCs w:val="22"/>
         </w:rPr>
-        <w:t>Que una cátedra retirada no aparezca en la lista para programar sesiones nuevas.</w:t>
+        <w:t>Que una sede retirada no aparezca en la lista para programar sesiones nuevas.</w:t>
       </w:r>
     </w:p>
     <w:p>
@@ -7725,7 +9419,7 @@
           <w:sz w:val="22"/>
           <w:szCs w:val="22"/>
         </w:rPr>
-        <w:pict w14:anchorId="546EB05A">
+        <w:pict w14:anchorId="73C30F47">
           <v:rect id="_x0000_i1032" style="width:0;height:1.5pt" o:hralign="center" o:hrstd="t" o:hr="t" fillcolor="#a0a0a0" stroked="f"/>
         </w:pict>
       </w:r>
@@ -7741,7 +9435,7 @@
         <w:rPr>
           <w:rFonts w:eastAsia="Times New Roman"/>
         </w:rPr>
-        <w:t>Historia de Usuario 6 — Registro de la propia asistencia a una sesión</w:t>
+        <w:t>Historia de Usuario 6 — Registro de la propia asistencia</w:t>
       </w:r>
     </w:p>
     <w:tbl>
@@ -7762,8 +9456,8 @@
         <w:tblLook w:val="04A0" w:firstRow="1" w:lastRow="0" w:firstColumn="1" w:lastColumn="0" w:noHBand="0" w:noVBand="1"/>
       </w:tblPr>
       <w:tblGrid>
-        <w:gridCol w:w="4446"/>
-        <w:gridCol w:w="4376"/>
+        <w:gridCol w:w="5354"/>
+        <w:gridCol w:w="3468"/>
       </w:tblGrid>
       <w:tr>
         <w:trPr>
@@ -7915,7 +9609,7 @@
                 <w:sz w:val="22"/>
                 <w:szCs w:val="22"/>
               </w:rPr>
-              <w:t xml:space="preserve"> Camila Herrera · Estudiante de Ingeniería de Sistemas</w:t>
+              <w:t xml:space="preserve"> El asistente a la cátedra (estudiante, docente, egresado o externo)</w:t>
             </w:r>
           </w:p>
         </w:tc>
@@ -7964,7 +9658,7 @@
                 <w:sz w:val="22"/>
                 <w:szCs w:val="22"/>
               </w:rPr>
-              <w:t xml:space="preserve"> Registro de la propia asistencia a una sesión</w:t>
+              <w:t xml:space="preserve"> Registro de la propia asistencia</w:t>
             </w:r>
           </w:p>
         </w:tc>
@@ -8041,7 +9735,16 @@
                 <w:sz w:val="22"/>
                 <w:szCs w:val="22"/>
               </w:rPr>
-              <w:t xml:space="preserve"> Carlos Arturo Castro Castro</w:t>
+              <w:t xml:space="preserve"> </w:t>
+            </w:r>
+            <w:r>
+              <w:rPr>
+                <w:rFonts w:ascii="Raleway" w:eastAsia="Times New Roman" w:hAnsi="Raleway"/>
+                <w:color w:val="1D1D1B"/>
+                <w:sz w:val="22"/>
+                <w:szCs w:val="22"/>
+              </w:rPr>
+              <w:t>Enunciadas por el profesor Hugo Nelson Castañeda (usuario experto) · Redactadas por Carlos Arturo Castro Castro</w:t>
             </w:r>
           </w:p>
         </w:tc>
@@ -8329,16 +10032,7 @@
                 <w:sz w:val="22"/>
                 <w:szCs w:val="22"/>
               </w:rPr>
-              <w:t xml:space="preserve"> </w:t>
-            </w:r>
-            <w:r>
-              <w:rPr>
-                <w:rFonts w:ascii="Raleway" w:eastAsia="Times New Roman" w:hAnsi="Raleway"/>
-                <w:color w:val="1D1D1B"/>
-                <w:sz w:val="22"/>
-                <w:szCs w:val="22"/>
-              </w:rPr>
-              <w:t>Equipo del proyecto de aula</w:t>
+              <w:t xml:space="preserve"> Equipo del proyecto de aula</w:t>
             </w:r>
           </w:p>
         </w:tc>
@@ -8410,7 +10104,168 @@
           <w:sz w:val="22"/>
           <w:szCs w:val="22"/>
         </w:rPr>
-        <w:t>Yo Camila Herrera, como estudiante de la Universidad, quiero registrar mi asistencia a una sesión de cátedra abierta escaneando un código o abriendo un enlace, y confirmando con una clave que el sistema me envíe, para que mi asistencia quede certificada sin tener que firmar una planilla en papel que después alguien transcribe a mano.</w:t>
+        <w:t xml:space="preserve">Yo, como persona que asiste a una cátedra abierta, quiero registrar mi asistencia escaneando el código o abriendo el enlace, identificándome con </w:t>
+      </w:r>
+      <w:r>
+        <w:rPr>
+          <w:rStyle w:val="Fuerte"/>
+          <w:rFonts w:ascii="Raleway" w:hAnsi="Raleway"/>
+          <w:color w:val="1D1D1B"/>
+          <w:sz w:val="22"/>
+          <w:szCs w:val="22"/>
+        </w:rPr>
+        <w:t>mi código, mi cédula o mi correo</w:t>
+      </w:r>
+      <w:r>
+        <w:rPr>
+          <w:rFonts w:ascii="Raleway" w:hAnsi="Raleway"/>
+          <w:color w:val="1D1D1B"/>
+          <w:sz w:val="22"/>
+          <w:szCs w:val="22"/>
+        </w:rPr>
+        <w:t xml:space="preserve"> </w:t>
+      </w:r>
+      <w:r>
+        <w:rPr>
+          <w:rFonts w:ascii="Raleway" w:hAnsi="Raleway"/>
+          <w:color w:val="1D1D1B"/>
+          <w:sz w:val="22"/>
+          <w:szCs w:val="22"/>
+        </w:rPr>
+        <w:t>—el que recuerde— y confirmando con una clave que me llegue al correo, para que mi asistencia quede certificada sin firmar una planilla que después alguien transcribe.</w:t>
+      </w:r>
+    </w:p>
+    <w:p>
+      <w:pPr>
+        <w:pStyle w:val="NormalWeb"/>
+        <w:rPr>
+          <w:rFonts w:ascii="Raleway" w:hAnsi="Raleway"/>
+          <w:color w:val="1D1D1B"/>
+          <w:sz w:val="22"/>
+          <w:szCs w:val="22"/>
+        </w:rPr>
+      </w:pPr>
+      <w:r>
+        <w:rPr>
+          <w:rFonts w:ascii="Raleway" w:hAnsi="Raleway"/>
+          <w:color w:val="1D1D1B"/>
+          <w:sz w:val="22"/>
+          <w:szCs w:val="22"/>
+        </w:rPr>
+        <w:t>La razón de la clave la dio el director, y no es la que uno supondría:</w:t>
+      </w:r>
+    </w:p>
+    <w:p>
+      <w:pPr>
+        <w:pStyle w:val="NormalWeb"/>
+        <w:ind w:right="720"/>
+        <w:divId w:val="1668094486"/>
+        <w:rPr>
+          <w:rFonts w:ascii="Raleway" w:hAnsi="Raleway"/>
+          <w:i/>
+          <w:iCs/>
+          <w:color w:val="4A4A47"/>
+          <w:sz w:val="22"/>
+          <w:szCs w:val="22"/>
+        </w:rPr>
+      </w:pPr>
+      <w:r>
+        <w:rPr>
+          <w:rStyle w:val="nfasis"/>
+          <w:rFonts w:ascii="Raleway" w:hAnsi="Raleway"/>
+          <w:color w:val="4A4A47"/>
+          <w:sz w:val="22"/>
+          <w:szCs w:val="22"/>
+        </w:rPr>
+        <w:t>«Yo me puedo registrar por cualquier persona, por eso tiene que ser con el correo… si no, yo te registro a vos y vos me registrás a mí.»</w:t>
+      </w:r>
+      <w:r>
+        <w:rPr>
+          <w:rFonts w:ascii="Raleway" w:hAnsi="Raleway"/>
+          <w:i/>
+          <w:iCs/>
+          <w:color w:val="4A4A47"/>
+          <w:sz w:val="22"/>
+          <w:szCs w:val="22"/>
+        </w:rPr>
+        <w:t xml:space="preserve"> — </w:t>
+      </w:r>
+      <w:r>
+        <w:rPr>
+          <w:rStyle w:val="CdigoHTML"/>
+          <w:i/>
+          <w:iCs/>
+          <w:color w:val="4A4A47"/>
+        </w:rPr>
+        <w:t>1:04:51</w:t>
+      </w:r>
+    </w:p>
+    <w:p>
+      <w:pPr>
+        <w:pStyle w:val="NormalWeb"/>
+        <w:ind w:right="720"/>
+        <w:divId w:val="1668094486"/>
+        <w:rPr>
+          <w:rFonts w:ascii="Raleway" w:hAnsi="Raleway"/>
+          <w:i/>
+          <w:iCs/>
+          <w:color w:val="4A4A47"/>
+          <w:sz w:val="22"/>
+          <w:szCs w:val="22"/>
+        </w:rPr>
+      </w:pPr>
+      <w:r>
+        <w:rPr>
+          <w:rStyle w:val="nfasis"/>
+          <w:rFonts w:ascii="Raleway" w:hAnsi="Raleway"/>
+          <w:color w:val="4A4A47"/>
+          <w:sz w:val="22"/>
+          <w:szCs w:val="22"/>
+        </w:rPr>
+        <w:t>«A veces los estudiantes, como no se saben el ID, colocan la cédula; toca buscar en ASIS con la cédula para obtener el ID.»</w:t>
+      </w:r>
+      <w:r>
+        <w:rPr>
+          <w:rFonts w:ascii="Raleway" w:hAnsi="Raleway"/>
+          <w:i/>
+          <w:iCs/>
+          <w:color w:val="4A4A47"/>
+          <w:sz w:val="22"/>
+          <w:szCs w:val="22"/>
+        </w:rPr>
+        <w:t xml:space="preserve"> — </w:t>
+      </w:r>
+      <w:r>
+        <w:rPr>
+          <w:rStyle w:val="CdigoHTML"/>
+          <w:i/>
+          <w:iCs/>
+          <w:color w:val="4A4A47"/>
+        </w:rPr>
+        <w:t>42:01</w:t>
+      </w:r>
+      <w:r>
+        <w:rPr>
+          <w:rFonts w:ascii="Raleway" w:hAnsi="Raleway"/>
+          <w:i/>
+          <w:iCs/>
+          <w:color w:val="4A4A47"/>
+          <w:sz w:val="22"/>
+          <w:szCs w:val="22"/>
+        </w:rPr>
+        <w:t xml:space="preserve"> </w:t>
+      </w:r>
+      <w:r>
+        <w:rPr>
+          <w:rStyle w:val="Fuerte"/>
+          <w:rFonts w:ascii="Raleway" w:hAnsi="Raleway"/>
+          <w:i/>
+          <w:iCs/>
+          <w:color w:val="4A4A47"/>
+          <w:sz w:val="22"/>
+          <w:szCs w:val="22"/>
+        </w:rPr>
+        <w:t>[D11]</w:t>
       </w:r>
     </w:p>
     <w:p>
@@ -8450,12 +10305,22 @@
       </w:pPr>
       <w:r>
         <w:rPr>
-          <w:rFonts w:ascii="Raleway" w:eastAsia="Times New Roman" w:hAnsi="Raleway"/>
-          <w:color w:val="1D1D1B"/>
-          <w:sz w:val="22"/>
-          <w:szCs w:val="22"/>
-        </w:rPr>
-        <w:t>Hoy la asistencia se recoge en un formulario anónimo y se migra a mano al sistema institucional. Esta historia es la razón de existir del proyecto: eliminar esa transcripción y con ella los errores que introduce.</w:t>
+          <w:rStyle w:val="Fuerte"/>
+          <w:rFonts w:ascii="Raleway" w:eastAsia="Times New Roman" w:hAnsi="Raleway"/>
+          <w:color w:val="1D1D1B"/>
+          <w:sz w:val="22"/>
+          <w:szCs w:val="22"/>
+        </w:rPr>
+        <w:t>Esta historia la enunció el director, pero el usuario no es él:</w:t>
+      </w:r>
+      <w:r>
+        <w:rPr>
+          <w:rFonts w:ascii="Raleway" w:eastAsia="Times New Roman" w:hAnsi="Raleway"/>
+          <w:color w:val="1D1D1B"/>
+          <w:sz w:val="22"/>
+          <w:szCs w:val="22"/>
+        </w:rPr>
+        <w:t xml:space="preserve"> es quien asiste. Se deja así porque una historia se escribe desde quien la vive, aunque la haya pedido otro.</w:t>
       </w:r>
     </w:p>
     <w:p>
@@ -8474,12 +10339,65 @@
       </w:pPr>
       <w:r>
         <w:rPr>
-          <w:rFonts w:ascii="Raleway" w:eastAsia="Times New Roman" w:hAnsi="Raleway"/>
-          <w:color w:val="1D1D1B"/>
-          <w:sz w:val="22"/>
-          <w:szCs w:val="22"/>
-        </w:rPr>
-        <w:t>El riesgo es alto porque toca datos personales: quién asistió, cuándo y desde dónde.</w:t>
+          <w:rStyle w:val="Fuerte"/>
+          <w:rFonts w:ascii="Raleway" w:eastAsia="Times New Roman" w:hAnsi="Raleway"/>
+          <w:color w:val="1D1D1B"/>
+          <w:sz w:val="22"/>
+          <w:szCs w:val="22"/>
+        </w:rPr>
+        <w:t>La clave al correo NO es autenticación: es prevención de suplantación.</w:t>
+      </w:r>
+      <w:r>
+        <w:rPr>
+          <w:rFonts w:ascii="Raleway" w:eastAsia="Times New Roman" w:hAnsi="Raleway"/>
+          <w:color w:val="1D1D1B"/>
+          <w:sz w:val="22"/>
+          <w:szCs w:val="22"/>
+        </w:rPr>
+        <w:t xml:space="preserve"> Su límite se reconoció en la misma reunión —se puede pedir el código por teléfono— y el riesgo residual se aceptó a cambio de seriedad. Conviene que quede escrito, para que nadie la presente como algo que no es.</w:t>
+      </w:r>
+    </w:p>
+    <w:p>
+      <w:pPr>
+        <w:numPr>
+          <w:ilvl w:val="0"/>
+          <w:numId w:val="11"/>
+        </w:numPr>
+        <w:spacing w:before="100" w:beforeAutospacing="1" w:after="45"/>
+        <w:rPr>
+          <w:rFonts w:ascii="Raleway" w:eastAsia="Times New Roman" w:hAnsi="Raleway"/>
+          <w:color w:val="1D1D1B"/>
+          <w:sz w:val="22"/>
+          <w:szCs w:val="22"/>
+        </w:rPr>
+      </w:pPr>
+      <w:r>
+        <w:rPr>
+          <w:rFonts w:ascii="Raleway" w:eastAsia="Times New Roman" w:hAnsi="Raleway"/>
+          <w:color w:val="1D1D1B"/>
+          <w:sz w:val="22"/>
+          <w:szCs w:val="22"/>
+        </w:rPr>
+        <w:t xml:space="preserve">Aceptar los </w:t>
+      </w:r>
+      <w:r>
+        <w:rPr>
+          <w:rStyle w:val="Fuerte"/>
+          <w:rFonts w:ascii="Raleway" w:eastAsia="Times New Roman" w:hAnsi="Raleway"/>
+          <w:color w:val="1D1D1B"/>
+          <w:sz w:val="22"/>
+          <w:szCs w:val="22"/>
+        </w:rPr>
+        <w:t>tres identificadores</w:t>
+      </w:r>
+      <w:r>
+        <w:rPr>
+          <w:rFonts w:ascii="Raleway" w:eastAsia="Times New Roman" w:hAnsi="Raleway"/>
+          <w:color w:val="1D1D1B"/>
+          <w:sz w:val="22"/>
+          <w:szCs w:val="22"/>
+        </w:rPr>
+        <w:t xml:space="preserve"> es lo que elimina el trabajo manual de buscar el ID en el ASIS a partir de la cédula.</w:t>
       </w:r>
     </w:p>
     <w:p>
@@ -8524,7 +10442,7 @@
           <w:sz w:val="22"/>
           <w:szCs w:val="22"/>
         </w:rPr>
-        <w:t>Que solo pueda registrarse quien tenga una vinculación vigente con la Universidad —estudiante, docente, administrativo, egresado— o esté autorizado como externo.</w:t>
+        <w:t>Que se pueda entrar con el código del ASIS, la cédula o el correo: cualquiera de los tres.</w:t>
       </w:r>
     </w:p>
     <w:p>
@@ -8548,7 +10466,23 @@
           <w:sz w:val="22"/>
           <w:szCs w:val="22"/>
         </w:rPr>
-        <w:t>Que una misma persona no pueda quedar registrada dos veces en la misma sesión.</w:t>
+        <w:t>Que solo pueda registrarse quien esté en la tabla cargada del ASIS — «solo los que estén en esa tabla pueden ingresar» (</w:t>
+      </w:r>
+      <w:r>
+        <w:rPr>
+          <w:rStyle w:val="CdigoHTML"/>
+          <w:color w:val="1D1D1B"/>
+        </w:rPr>
+        <w:t>55:52</w:t>
+      </w:r>
+      <w:r>
+        <w:rPr>
+          <w:rFonts w:ascii="Raleway" w:eastAsia="Times New Roman" w:hAnsi="Raleway"/>
+          <w:color w:val="1D1D1B"/>
+          <w:sz w:val="22"/>
+          <w:szCs w:val="22"/>
+        </w:rPr>
+        <w:t>).</w:t>
       </w:r>
     </w:p>
     <w:p>
@@ -8572,7 +10506,7 @@
           <w:sz w:val="22"/>
           <w:szCs w:val="22"/>
         </w:rPr>
-        <w:t>Que la clave de acceso se envíe a un correo de la persona y tenga una vigencia limitada.</w:t>
+        <w:t>Que una misma persona no quede registrada dos veces en la misma sesión.</w:t>
       </w:r>
     </w:p>
     <w:p>
@@ -8596,7 +10530,7 @@
           <w:sz w:val="22"/>
           <w:szCs w:val="22"/>
         </w:rPr>
-        <w:t>Que las claves NO se guarden en texto legible en la base de datos.</w:t>
+        <w:t>Que la clave se envíe al correo de la persona y tenga vigencia limitada.</w:t>
       </w:r>
     </w:p>
     <w:p>
@@ -8620,7 +10554,7 @@
           <w:sz w:val="22"/>
           <w:szCs w:val="22"/>
         </w:rPr>
-        <w:t>Que el registro guarde de dónde vino (código QR, enlace o registro manual) para poder auditarlo después.</w:t>
+        <w:t>Que las claves NO se guarden en texto legible.</w:t>
       </w:r>
     </w:p>
     <w:p>
@@ -8644,7 +10578,7 @@
           <w:sz w:val="22"/>
           <w:szCs w:val="22"/>
         </w:rPr>
-        <w:t>Que la pantalla del estudiante funcione en el teléfono, porque es donde se va a usar de verdad: en la puerta del auditorio.</w:t>
+        <w:t>Que quede registrado a qué correo se envió, cuándo, y cuándo se usó: no basta con saber que alguien se registró.</w:t>
       </w:r>
     </w:p>
     <w:p>
@@ -8668,26 +10602,125 @@
           <w:sz w:val="22"/>
           <w:szCs w:val="22"/>
         </w:rPr>
-        <w:t>Que la imagen de la pantalla cumpla el Manual de Identidad Visual Corporativa vigente, porque es la cara del sistema ante los estudiantes.</w:t>
+        <w:t xml:space="preserve">Que el formulario llegue </w:t>
+      </w:r>
+      <w:r>
+        <w:rPr>
+          <w:rStyle w:val="Fuerte"/>
+          <w:rFonts w:ascii="Raleway" w:eastAsia="Times New Roman" w:hAnsi="Raleway"/>
+          <w:color w:val="1D1D1B"/>
+          <w:sz w:val="22"/>
+          <w:szCs w:val="22"/>
+        </w:rPr>
+        <w:t>ya diligenciado</w:t>
+      </w:r>
+      <w:r>
+        <w:rPr>
+          <w:rFonts w:ascii="Raleway" w:eastAsia="Times New Roman" w:hAnsi="Raleway"/>
+          <w:color w:val="1D1D1B"/>
+          <w:sz w:val="22"/>
+          <w:szCs w:val="22"/>
+        </w:rPr>
+        <w:t>: la persona no digita sus datos otra vez (</w:t>
+      </w:r>
+      <w:r>
+        <w:rPr>
+          <w:rStyle w:val="CdigoHTML"/>
+          <w:color w:val="1D1D1B"/>
+        </w:rPr>
+        <w:t>1:50:43</w:t>
+      </w:r>
+      <w:r>
+        <w:rPr>
+          <w:rFonts w:ascii="Raleway" w:eastAsia="Times New Roman" w:hAnsi="Raleway"/>
+          <w:color w:val="1D1D1B"/>
+          <w:sz w:val="22"/>
+          <w:szCs w:val="22"/>
+        </w:rPr>
+        <w:t>).</w:t>
       </w:r>
     </w:p>
     <w:p>
       <w:pPr>
-        <w:rPr>
-          <w:rFonts w:ascii="Raleway" w:eastAsia="Times New Roman" w:hAnsi="Raleway"/>
-          <w:color w:val="1D1D1B"/>
-          <w:sz w:val="22"/>
-          <w:szCs w:val="22"/>
-        </w:rPr>
-      </w:pPr>
-      <w:r>
-        <w:rPr>
-          <w:rFonts w:ascii="Raleway" w:eastAsia="Times New Roman" w:hAnsi="Raleway"/>
-          <w:color w:val="1D1D1B"/>
-          <w:sz w:val="22"/>
-          <w:szCs w:val="22"/>
-        </w:rPr>
-        <w:pict w14:anchorId="35705EAA">
+        <w:numPr>
+          <w:ilvl w:val="0"/>
+          <w:numId w:val="12"/>
+        </w:numPr>
+        <w:spacing w:before="100" w:beforeAutospacing="1" w:after="45"/>
+        <w:rPr>
+          <w:rFonts w:ascii="Raleway" w:eastAsia="Times New Roman" w:hAnsi="Raleway"/>
+          <w:color w:val="1D1D1B"/>
+          <w:sz w:val="22"/>
+          <w:szCs w:val="22"/>
+        </w:rPr>
+      </w:pPr>
+      <w:r>
+        <w:rPr>
+          <w:rFonts w:ascii="Raleway" w:eastAsia="Times New Roman" w:hAnsi="Raleway"/>
+          <w:color w:val="1D1D1B"/>
+          <w:sz w:val="22"/>
+          <w:szCs w:val="22"/>
+        </w:rPr>
+        <w:t>Que funcione en el teléfono, porque es donde se va a usar: en la puerta del auditorio.</w:t>
+      </w:r>
+    </w:p>
+    <w:p>
+      <w:pPr>
+        <w:numPr>
+          <w:ilvl w:val="0"/>
+          <w:numId w:val="12"/>
+        </w:numPr>
+        <w:spacing w:before="100" w:beforeAutospacing="1" w:after="45"/>
+        <w:rPr>
+          <w:rFonts w:ascii="Raleway" w:eastAsia="Times New Roman" w:hAnsi="Raleway"/>
+          <w:color w:val="1D1D1B"/>
+          <w:sz w:val="22"/>
+          <w:szCs w:val="22"/>
+        </w:rPr>
+      </w:pPr>
+      <w:r>
+        <w:rPr>
+          <w:rFonts w:ascii="Raleway" w:eastAsia="Times New Roman" w:hAnsi="Raleway"/>
+          <w:color w:val="1D1D1B"/>
+          <w:sz w:val="22"/>
+          <w:szCs w:val="22"/>
+        </w:rPr>
+        <w:t>Que la pantalla cumpla el Manual de Identidad Visual Corporativa: es la cara del sistema ante los estudiantes (</w:t>
+      </w:r>
+      <w:r>
+        <w:rPr>
+          <w:rStyle w:val="CdigoHTML"/>
+          <w:color w:val="1D1D1B"/>
+        </w:rPr>
+        <w:t>59:10</w:t>
+      </w:r>
+      <w:r>
+        <w:rPr>
+          <w:rFonts w:ascii="Raleway" w:eastAsia="Times New Roman" w:hAnsi="Raleway"/>
+          <w:color w:val="1D1D1B"/>
+          <w:sz w:val="22"/>
+          <w:szCs w:val="22"/>
+        </w:rPr>
+        <w:t>).</w:t>
+      </w:r>
+    </w:p>
+    <w:p>
+      <w:pPr>
+        <w:rPr>
+          <w:rFonts w:ascii="Raleway" w:eastAsia="Times New Roman" w:hAnsi="Raleway"/>
+          <w:color w:val="1D1D1B"/>
+          <w:sz w:val="22"/>
+          <w:szCs w:val="22"/>
+        </w:rPr>
+      </w:pPr>
+      <w:r>
+        <w:rPr>
+          <w:rFonts w:ascii="Raleway" w:eastAsia="Times New Roman" w:hAnsi="Raleway"/>
+          <w:color w:val="1D1D1B"/>
+          <w:sz w:val="22"/>
+          <w:szCs w:val="22"/>
+        </w:rPr>
+        <w:pict w14:anchorId="1D2E11C1">
           <v:rect id="_x0000_i1033" style="width:0;height:1.5pt" o:hralign="center" o:hrstd="t" o:hr="t" fillcolor="#a0a0a0" stroked="f"/>
         </w:pict>
       </w:r>
@@ -8703,7 +10736,7 @@
         <w:rPr>
           <w:rFonts w:eastAsia="Times New Roman"/>
         </w:rPr>
-        <w:t>Historia de Usuario 7 — Informe de asistencia por cátedra y periodo</w:t>
+        <w:t>Historia de Usuario 7 — Generación del archivo plano para el ASIS</w:t>
       </w:r>
     </w:p>
     <w:tbl>
@@ -8724,8 +10757,8 @@
         <w:tblLook w:val="04A0" w:firstRow="1" w:lastRow="0" w:firstColumn="1" w:lastColumn="0" w:noHBand="0" w:noVBand="1"/>
       </w:tblPr>
       <w:tblGrid>
-        <w:gridCol w:w="4886"/>
-        <w:gridCol w:w="3936"/>
+        <w:gridCol w:w="4944"/>
+        <w:gridCol w:w="3878"/>
       </w:tblGrid>
       <w:tr>
         <w:trPr>
@@ -8877,7 +10910,7 @@
                 <w:sz w:val="22"/>
                 <w:szCs w:val="22"/>
               </w:rPr>
-              <w:t xml:space="preserve"> Diana Osorio · Vicerrectoría Académica</w:t>
+              <w:t xml:space="preserve"> profesor Hugo Nelson Castañeda · Administrador del sistema y director del CIDEH</w:t>
             </w:r>
           </w:p>
         </w:tc>
@@ -8926,7 +10959,7 @@
                 <w:sz w:val="22"/>
                 <w:szCs w:val="22"/>
               </w:rPr>
-              <w:t xml:space="preserve"> Informe de asistencia por cátedra y periodo</w:t>
+              <w:t xml:space="preserve"> Generación del archivo plano para el ASIS</w:t>
             </w:r>
           </w:p>
         </w:tc>
@@ -9003,7 +11036,7 @@
                 <w:sz w:val="22"/>
                 <w:szCs w:val="22"/>
               </w:rPr>
-              <w:t xml:space="preserve"> Carlos Arturo Castro Castro</w:t>
+              <w:t xml:space="preserve"> Enunciadas por el profesor Hugo Nelson Castañeda (usuario experto) · Redactadas por Carlos Arturo Castro Castro</w:t>
             </w:r>
           </w:p>
         </w:tc>
@@ -9080,7 +11113,7 @@
                 <w:sz w:val="22"/>
                 <w:szCs w:val="22"/>
               </w:rPr>
-              <w:t xml:space="preserve"> Media</w:t>
+              <w:t xml:space="preserve"> Alta</w:t>
             </w:r>
           </w:p>
         </w:tc>
@@ -9127,7 +11160,7 @@
                 <w:sz w:val="22"/>
                 <w:szCs w:val="22"/>
               </w:rPr>
-              <w:t xml:space="preserve"> Medio</w:t>
+              <w:t xml:space="preserve"> Alto</w:t>
             </w:r>
           </w:p>
         </w:tc>
@@ -9176,7 +11209,7 @@
                 <w:sz w:val="22"/>
                 <w:szCs w:val="22"/>
               </w:rPr>
-              <w:t xml:space="preserve"> 3 · </w:t>
+              <w:t xml:space="preserve"> 5 · </w:t>
             </w:r>
             <w:r>
               <w:rPr>
@@ -9195,7 +11228,7 @@
                 <w:sz w:val="22"/>
                 <w:szCs w:val="22"/>
               </w:rPr>
-              <w:t xml:space="preserve"> 12</w:t>
+              <w:t xml:space="preserve"> 20</w:t>
             </w:r>
           </w:p>
         </w:tc>
@@ -9291,7 +11324,16 @@
                 <w:sz w:val="22"/>
                 <w:szCs w:val="22"/>
               </w:rPr>
-              <w:t xml:space="preserve"> Equipo del proyecto de aula</w:t>
+              <w:t xml:space="preserve"> </w:t>
+            </w:r>
+            <w:r>
+              <w:rPr>
+                <w:rFonts w:ascii="Raleway" w:eastAsia="Times New Roman" w:hAnsi="Raleway"/>
+                <w:color w:val="1D1D1B"/>
+                <w:sz w:val="22"/>
+                <w:szCs w:val="22"/>
+              </w:rPr>
+              <w:t>Equipo del proyecto de aula</w:t>
             </w:r>
           </w:p>
         </w:tc>
@@ -9363,7 +11405,140 @@
           <w:sz w:val="22"/>
           <w:szCs w:val="22"/>
         </w:rPr>
-        <w:t>Yo Diana Osorio, de la Vicerrectoría Académica, quiero consultar cuántas personas asistieron a cada cátedra en un periodo, discriminadas por programa académico y por tipo de vinculación, para sustentar ante los entes de acreditación el alcance real de las cátedras abiertas.</w:t>
+        <w:t>Yo, Hugo Nelson Castañeda, como administrador del sistema y director del CIDEH, quiero que el sistema me genere, al terminar una sesión, el archivo plano listo para subir al ASIS, para no volver a transcribir a mano lo que ya está registrado.</w:t>
+      </w:r>
+    </w:p>
+    <w:p>
+      <w:pPr>
+        <w:pStyle w:val="NormalWeb"/>
+        <w:ind w:right="720"/>
+        <w:divId w:val="779036444"/>
+        <w:rPr>
+          <w:rFonts w:ascii="Raleway" w:hAnsi="Raleway"/>
+          <w:i/>
+          <w:iCs/>
+          <w:color w:val="4A4A47"/>
+          <w:sz w:val="22"/>
+          <w:szCs w:val="22"/>
+        </w:rPr>
+      </w:pPr>
+      <w:r>
+        <w:rPr>
+          <w:rStyle w:val="nfasis"/>
+          <w:rFonts w:ascii="Raleway" w:hAnsi="Raleway"/>
+          <w:color w:val="4A4A47"/>
+          <w:sz w:val="22"/>
+          <w:szCs w:val="22"/>
+        </w:rPr>
+        <w:t>«Que la persona se registre y de una vez nos genere el archivo plano para pasarlo.»</w:t>
+      </w:r>
+      <w:r>
+        <w:rPr>
+          <w:rFonts w:ascii="Raleway" w:hAnsi="Raleway"/>
+          <w:i/>
+          <w:iCs/>
+          <w:color w:val="4A4A47"/>
+          <w:sz w:val="22"/>
+          <w:szCs w:val="22"/>
+        </w:rPr>
+        <w:t xml:space="preserve"> — </w:t>
+      </w:r>
+      <w:r>
+        <w:rPr>
+          <w:rStyle w:val="CdigoHTML"/>
+          <w:i/>
+          <w:iCs/>
+          <w:color w:val="4A4A47"/>
+        </w:rPr>
+        <w:t>1:04:38</w:t>
+      </w:r>
+    </w:p>
+    <w:p>
+      <w:pPr>
+        <w:pStyle w:val="NormalWeb"/>
+        <w:rPr>
+          <w:rFonts w:ascii="Raleway" w:hAnsi="Raleway"/>
+          <w:color w:val="1D1D1B"/>
+          <w:sz w:val="22"/>
+          <w:szCs w:val="22"/>
+        </w:rPr>
+      </w:pPr>
+      <w:r>
+        <w:rPr>
+          <w:rFonts w:ascii="Raleway" w:hAnsi="Raleway"/>
+          <w:color w:val="1D1D1B"/>
+          <w:sz w:val="22"/>
+          <w:szCs w:val="22"/>
+        </w:rPr>
+        <w:t>Y la forma del archivo está cerrada:</w:t>
+      </w:r>
+    </w:p>
+    <w:p>
+      <w:pPr>
+        <w:pStyle w:val="NormalWeb"/>
+        <w:ind w:right="720"/>
+        <w:divId w:val="2110275844"/>
+        <w:rPr>
+          <w:rFonts w:ascii="Raleway" w:hAnsi="Raleway"/>
+          <w:i/>
+          <w:iCs/>
+          <w:color w:val="4A4A47"/>
+          <w:sz w:val="22"/>
+          <w:szCs w:val="22"/>
+        </w:rPr>
+      </w:pPr>
+      <w:r>
+        <w:rPr>
+          <w:rStyle w:val="nfasis"/>
+          <w:rFonts w:ascii="Raleway" w:hAnsi="Raleway"/>
+          <w:color w:val="4A4A47"/>
+          <w:sz w:val="22"/>
+          <w:szCs w:val="22"/>
+        </w:rPr>
+        <w:t>«El archivo plano son tres: la reunión consecutivo, el ID y el código del programa.»</w:t>
+      </w:r>
+      <w:r>
+        <w:rPr>
+          <w:rFonts w:ascii="Raleway" w:hAnsi="Raleway"/>
+          <w:i/>
+          <w:iCs/>
+          <w:color w:val="4A4A47"/>
+          <w:sz w:val="22"/>
+          <w:szCs w:val="22"/>
+        </w:rPr>
+        <w:t xml:space="preserve"> — </w:t>
+      </w:r>
+      <w:r>
+        <w:rPr>
+          <w:rStyle w:val="CdigoHTML"/>
+          <w:i/>
+          <w:iCs/>
+          <w:color w:val="4A4A47"/>
+        </w:rPr>
+        <w:t>32:34</w:t>
+      </w:r>
+      <w:r>
+        <w:rPr>
+          <w:rFonts w:ascii="Raleway" w:hAnsi="Raleway"/>
+          <w:i/>
+          <w:iCs/>
+          <w:color w:val="4A4A47"/>
+          <w:sz w:val="22"/>
+          <w:szCs w:val="22"/>
+        </w:rPr>
+        <w:t xml:space="preserve"> </w:t>
+      </w:r>
+      <w:r>
+        <w:rPr>
+          <w:rStyle w:val="Fuerte"/>
+          <w:rFonts w:ascii="Raleway" w:hAnsi="Raleway"/>
+          <w:i/>
+          <w:iCs/>
+          <w:color w:val="4A4A47"/>
+          <w:sz w:val="22"/>
+          <w:szCs w:val="22"/>
+        </w:rPr>
+        <w:t>[D9]</w:t>
       </w:r>
     </w:p>
     <w:p>
@@ -9403,12 +11578,226 @@
       </w:pPr>
       <w:r>
         <w:rPr>
-          <w:rFonts w:ascii="Raleway" w:eastAsia="Times New Roman" w:hAnsi="Raleway"/>
-          <w:color w:val="1D1D1B"/>
-          <w:sz w:val="22"/>
-          <w:szCs w:val="22"/>
-        </w:rPr>
-        <w:t>Este es el informe que hoy se arma a mano cruzando archivos, y por eso tarda semanas y nadie está seguro de sus cifras.</w:t>
+          <w:rStyle w:val="Fuerte"/>
+          <w:rFonts w:ascii="Raleway" w:eastAsia="Times New Roman" w:hAnsi="Raleway"/>
+          <w:color w:val="1D1D1B"/>
+          <w:sz w:val="22"/>
+          <w:szCs w:val="22"/>
+        </w:rPr>
+        <w:t>Esta es la razón de existir del proyecto.</w:t>
+      </w:r>
+      <w:r>
+        <w:rPr>
+          <w:rFonts w:ascii="Raleway" w:eastAsia="Times New Roman" w:hAnsi="Raleway"/>
+          <w:color w:val="1D1D1B"/>
+          <w:sz w:val="22"/>
+          <w:szCs w:val="22"/>
+        </w:rPr>
+        <w:t xml:space="preserve"> Hoy la asistencia se recoge en un formulario anónimo y alguien la transcribe al ASIS a mano; eliminar esa transcripción es lo que se está comprando.</w:t>
+      </w:r>
+    </w:p>
+    <w:p>
+      <w:pPr>
+        <w:numPr>
+          <w:ilvl w:val="0"/>
+          <w:numId w:val="13"/>
+        </w:numPr>
+        <w:spacing w:before="100" w:beforeAutospacing="1" w:after="45"/>
+        <w:rPr>
+          <w:rFonts w:ascii="Raleway" w:eastAsia="Times New Roman" w:hAnsi="Raleway"/>
+          <w:color w:val="1D1D1B"/>
+          <w:sz w:val="22"/>
+          <w:szCs w:val="22"/>
+        </w:rPr>
+      </w:pPr>
+      <w:r>
+        <w:rPr>
+          <w:rStyle w:val="Fuerte"/>
+          <w:rFonts w:ascii="Raleway" w:eastAsia="Times New Roman" w:hAnsi="Raleway"/>
+          <w:color w:val="1D1D1B"/>
+          <w:sz w:val="22"/>
+          <w:szCs w:val="22"/>
+        </w:rPr>
+        <w:t>Tres columnas, ni una más.</w:t>
+      </w:r>
+      <w:r>
+        <w:rPr>
+          <w:rFonts w:ascii="Raleway" w:eastAsia="Times New Roman" w:hAnsi="Raleway"/>
+          <w:color w:val="1D1D1B"/>
+          <w:sz w:val="22"/>
+          <w:szCs w:val="22"/>
+        </w:rPr>
+        <w:t xml:space="preserve"> La cédula y los nombres están en el modelo, pero </w:t>
+      </w:r>
+      <w:r>
+        <w:rPr>
+          <w:rStyle w:val="Fuerte"/>
+          <w:rFonts w:ascii="Raleway" w:eastAsia="Times New Roman" w:hAnsi="Raleway"/>
+          <w:color w:val="1D1D1B"/>
+          <w:sz w:val="22"/>
+          <w:szCs w:val="22"/>
+        </w:rPr>
+        <w:t>no viajan</w:t>
+      </w:r>
+      <w:r>
+        <w:rPr>
+          <w:rFonts w:ascii="Raleway" w:eastAsia="Times New Roman" w:hAnsi="Raleway"/>
+          <w:color w:val="1D1D1B"/>
+          <w:sz w:val="22"/>
+          <w:szCs w:val="22"/>
+        </w:rPr>
+        <w:t xml:space="preserve">: </w:t>
+      </w:r>
+      <w:r>
+        <w:rPr>
+          <w:rStyle w:val="nfasis"/>
+          <w:rFonts w:ascii="Raleway" w:eastAsia="Times New Roman" w:hAnsi="Raleway"/>
+          <w:color w:val="1D1D1B"/>
+          <w:sz w:val="22"/>
+          <w:szCs w:val="22"/>
+        </w:rPr>
+        <w:t>«en el ASIS está el número de identificación, la cédula… pero no es la información que se monta como archivo plano»</w:t>
+      </w:r>
+      <w:r>
+        <w:rPr>
+          <w:rFonts w:ascii="Raleway" w:eastAsia="Times New Roman" w:hAnsi="Raleway"/>
+          <w:color w:val="1D1D1B"/>
+          <w:sz w:val="22"/>
+          <w:szCs w:val="22"/>
+        </w:rPr>
+        <w:t xml:space="preserve"> (</w:t>
+      </w:r>
+      <w:r>
+        <w:rPr>
+          <w:rStyle w:val="CdigoHTML"/>
+          <w:color w:val="1D1D1B"/>
+        </w:rPr>
+        <w:t>44:01</w:t>
+      </w:r>
+      <w:r>
+        <w:rPr>
+          <w:rFonts w:ascii="Raleway" w:eastAsia="Times New Roman" w:hAnsi="Raleway"/>
+          <w:color w:val="1D1D1B"/>
+          <w:sz w:val="22"/>
+          <w:szCs w:val="22"/>
+        </w:rPr>
+        <w:t xml:space="preserve">, </w:t>
+      </w:r>
+      <w:r>
+        <w:rPr>
+          <w:rStyle w:val="Fuerte"/>
+          <w:rFonts w:ascii="Raleway" w:eastAsia="Times New Roman" w:hAnsi="Raleway"/>
+          <w:color w:val="1D1D1B"/>
+          <w:sz w:val="22"/>
+          <w:szCs w:val="22"/>
+        </w:rPr>
+        <w:t>[D10]</w:t>
+      </w:r>
+      <w:r>
+        <w:rPr>
+          <w:rFonts w:ascii="Raleway" w:eastAsia="Times New Roman" w:hAnsi="Raleway"/>
+          <w:color w:val="1D1D1B"/>
+          <w:sz w:val="22"/>
+          <w:szCs w:val="22"/>
+        </w:rPr>
+        <w:t>).</w:t>
+      </w:r>
+    </w:p>
+    <w:p>
+      <w:pPr>
+        <w:numPr>
+          <w:ilvl w:val="0"/>
+          <w:numId w:val="13"/>
+        </w:numPr>
+        <w:spacing w:before="100" w:beforeAutospacing="1" w:after="45"/>
+        <w:rPr>
+          <w:rFonts w:ascii="Raleway" w:eastAsia="Times New Roman" w:hAnsi="Raleway"/>
+          <w:color w:val="1D1D1B"/>
+          <w:sz w:val="22"/>
+          <w:szCs w:val="22"/>
+        </w:rPr>
+      </w:pPr>
+      <w:r>
+        <w:rPr>
+          <w:rFonts w:ascii="Raleway" w:eastAsia="Times New Roman" w:hAnsi="Raleway"/>
+          <w:color w:val="1D1D1B"/>
+          <w:sz w:val="22"/>
+          <w:szCs w:val="22"/>
+        </w:rPr>
+        <w:t xml:space="preserve">Los </w:t>
+      </w:r>
+      <w:r>
+        <w:rPr>
+          <w:rStyle w:val="Fuerte"/>
+          <w:rFonts w:ascii="Raleway" w:eastAsia="Times New Roman" w:hAnsi="Raleway"/>
+          <w:color w:val="1D1D1B"/>
+          <w:sz w:val="22"/>
+          <w:szCs w:val="22"/>
+        </w:rPr>
+        <w:t>externos se cuentan pero no viajan</w:t>
+      </w:r>
+      <w:r>
+        <w:rPr>
+          <w:rFonts w:ascii="Raleway" w:eastAsia="Times New Roman" w:hAnsi="Raleway"/>
+          <w:color w:val="1D1D1B"/>
+          <w:sz w:val="22"/>
+          <w:szCs w:val="22"/>
+        </w:rPr>
+        <w:t xml:space="preserve">: </w:t>
+      </w:r>
+      <w:r>
+        <w:rPr>
+          <w:rStyle w:val="nfasis"/>
+          <w:rFonts w:ascii="Raleway" w:eastAsia="Times New Roman" w:hAnsi="Raleway"/>
+          <w:color w:val="1D1D1B"/>
+          <w:sz w:val="22"/>
+          <w:szCs w:val="22"/>
+        </w:rPr>
+        <w:t>«si son externos… eso lo podemos depurar antes de pasarlo»</w:t>
+      </w:r>
+      <w:r>
+        <w:rPr>
+          <w:rFonts w:ascii="Raleway" w:eastAsia="Times New Roman" w:hAnsi="Raleway"/>
+          <w:color w:val="1D1D1B"/>
+          <w:sz w:val="22"/>
+          <w:szCs w:val="22"/>
+        </w:rPr>
+        <w:t xml:space="preserve"> (</w:t>
+      </w:r>
+      <w:r>
+        <w:rPr>
+          <w:rStyle w:val="CdigoHTML"/>
+          <w:color w:val="1D1D1B"/>
+        </w:rPr>
+        <w:t>43:37</w:t>
+      </w:r>
+      <w:r>
+        <w:rPr>
+          <w:rFonts w:ascii="Raleway" w:eastAsia="Times New Roman" w:hAnsi="Raleway"/>
+          <w:color w:val="1D1D1B"/>
+          <w:sz w:val="22"/>
+          <w:szCs w:val="22"/>
+        </w:rPr>
+        <w:t xml:space="preserve">, </w:t>
+      </w:r>
+      <w:r>
+        <w:rPr>
+          <w:rStyle w:val="Fuerte"/>
+          <w:rFonts w:ascii="Raleway" w:eastAsia="Times New Roman" w:hAnsi="Raleway"/>
+          <w:color w:val="1D1D1B"/>
+          <w:sz w:val="22"/>
+          <w:szCs w:val="22"/>
+        </w:rPr>
+        <w:t>[D5]</w:t>
+      </w:r>
+      <w:r>
+        <w:rPr>
+          <w:rFonts w:ascii="Raleway" w:eastAsia="Times New Roman" w:hAnsi="Raleway"/>
+          <w:color w:val="1D1D1B"/>
+          <w:sz w:val="22"/>
+          <w:szCs w:val="22"/>
+        </w:rPr>
+        <w:t>).</w:t>
       </w:r>
     </w:p>
     <w:p>
@@ -9453,7 +11842,7 @@
           <w:sz w:val="22"/>
           <w:szCs w:val="22"/>
         </w:rPr>
-        <w:t>Que el informe se pueda filtrar por periodo académico y por cátedra.</w:t>
+        <w:t>Que el archivo tenga exactamente tres columnas: número de reunión, ID del ASIS y código de programa.</w:t>
       </w:r>
     </w:p>
     <w:p>
@@ -9477,7 +11866,7 @@
           <w:sz w:val="22"/>
           <w:szCs w:val="22"/>
         </w:rPr>
-        <w:t>Que las cifras salgan de los registros de asistencia y no de un archivo aparte que alguien mantenga en paralelo.</w:t>
+        <w:t>Que NO incluya cédula, nombres ni correos, aunque el sistema los tenga.</w:t>
       </w:r>
     </w:p>
     <w:p>
@@ -9501,7 +11890,26 @@
           <w:sz w:val="22"/>
           <w:szCs w:val="22"/>
         </w:rPr>
-        <w:t>Que el informe distinguya entre asistentes internos y externos.</w:t>
+        <w:t xml:space="preserve">Que los asistentes externos </w:t>
+      </w:r>
+      <w:r>
+        <w:rPr>
+          <w:rStyle w:val="Fuerte"/>
+          <w:rFonts w:ascii="Raleway" w:eastAsia="Times New Roman" w:hAnsi="Raleway"/>
+          <w:color w:val="1D1D1B"/>
+          <w:sz w:val="22"/>
+          <w:szCs w:val="22"/>
+        </w:rPr>
+        <w:t>queden excluidos</w:t>
+      </w:r>
+      <w:r>
+        <w:rPr>
+          <w:rFonts w:ascii="Raleway" w:eastAsia="Times New Roman" w:hAnsi="Raleway"/>
+          <w:color w:val="1D1D1B"/>
+          <w:sz w:val="22"/>
+          <w:szCs w:val="22"/>
+        </w:rPr>
+        <w:t xml:space="preserve"> del archivo, sin dejar de estar registrados en el sistema.</w:t>
       </w:r>
     </w:p>
     <w:p>
@@ -9525,7 +11933,61 @@
           <w:sz w:val="22"/>
           <w:szCs w:val="22"/>
         </w:rPr>
-        <w:t>Que el informe se pueda exportar para adjuntarlo a un documento de acreditación.</w:t>
+        <w:t xml:space="preserve">Que el programa que viaja sea el que imputa la asistencia — </w:t>
+      </w:r>
+      <w:r>
+        <w:rPr>
+          <w:rStyle w:val="nfasis"/>
+          <w:rFonts w:ascii="Raleway" w:eastAsia="Times New Roman" w:hAnsi="Raleway"/>
+          <w:color w:val="1D1D1B"/>
+          <w:sz w:val="22"/>
+          <w:szCs w:val="22"/>
+        </w:rPr>
+        <w:t>«después le da información a Registro de qué programas hizo el estudiante»</w:t>
+      </w:r>
+      <w:r>
+        <w:rPr>
+          <w:rFonts w:ascii="Raleway" w:eastAsia="Times New Roman" w:hAnsi="Raleway"/>
+          <w:color w:val="1D1D1B"/>
+          <w:sz w:val="22"/>
+          <w:szCs w:val="22"/>
+        </w:rPr>
+        <w:t xml:space="preserve"> (</w:t>
+      </w:r>
+      <w:r>
+        <w:rPr>
+          <w:rStyle w:val="CdigoHTML"/>
+          <w:color w:val="1D1D1B"/>
+        </w:rPr>
+        <w:t>50:14</w:t>
+      </w:r>
+      <w:r>
+        <w:rPr>
+          <w:rFonts w:ascii="Raleway" w:eastAsia="Times New Roman" w:hAnsi="Raleway"/>
+          <w:color w:val="1D1D1B"/>
+          <w:sz w:val="22"/>
+          <w:szCs w:val="22"/>
+        </w:rPr>
+        <w:t xml:space="preserve">, </w:t>
+      </w:r>
+      <w:r>
+        <w:rPr>
+          <w:rStyle w:val="Fuerte"/>
+          <w:rFonts w:ascii="Raleway" w:eastAsia="Times New Roman" w:hAnsi="Raleway"/>
+          <w:color w:val="1D1D1B"/>
+          <w:sz w:val="22"/>
+          <w:szCs w:val="22"/>
+        </w:rPr>
+        <w:t>[D12]</w:t>
+      </w:r>
+      <w:r>
+        <w:rPr>
+          <w:rFonts w:ascii="Raleway" w:eastAsia="Times New Roman" w:hAnsi="Raleway"/>
+          <w:color w:val="1D1D1B"/>
+          <w:sz w:val="22"/>
+          <w:szCs w:val="22"/>
+        </w:rPr>
+        <w:t>).</w:t>
       </w:r>
     </w:p>
     <w:p>
@@ -9549,26 +12011,69 @@
           <w:sz w:val="22"/>
           <w:szCs w:val="22"/>
         </w:rPr>
-        <w:t>Que las sesiones de sedes retiradas sigan contando en los periodos en que se dictaron: retirar una sede no reescribe la historia.</w:t>
+        <w:t>Que el archivo se pueda descargar por sesión.</w:t>
       </w:r>
     </w:p>
     <w:p>
       <w:pPr>
-        <w:rPr>
-          <w:rFonts w:ascii="Raleway" w:eastAsia="Times New Roman" w:hAnsi="Raleway"/>
-          <w:color w:val="1D1D1B"/>
-          <w:sz w:val="22"/>
-          <w:szCs w:val="22"/>
-        </w:rPr>
-      </w:pPr>
-      <w:r>
-        <w:rPr>
-          <w:rFonts w:ascii="Raleway" w:eastAsia="Times New Roman" w:hAnsi="Raleway"/>
-          <w:color w:val="1D1D1B"/>
-          <w:sz w:val="22"/>
-          <w:szCs w:val="22"/>
-        </w:rPr>
-        <w:pict w14:anchorId="32EC5DCD">
+        <w:numPr>
+          <w:ilvl w:val="0"/>
+          <w:numId w:val="14"/>
+        </w:numPr>
+        <w:spacing w:before="100" w:beforeAutospacing="1" w:after="45"/>
+        <w:rPr>
+          <w:rFonts w:ascii="Raleway" w:eastAsia="Times New Roman" w:hAnsi="Raleway"/>
+          <w:color w:val="1D1D1B"/>
+          <w:sz w:val="22"/>
+          <w:szCs w:val="22"/>
+        </w:rPr>
+      </w:pPr>
+      <w:r>
+        <w:rPr>
+          <w:rFonts w:ascii="Raleway" w:eastAsia="Times New Roman" w:hAnsi="Raleway"/>
+          <w:color w:val="1D1D1B"/>
+          <w:sz w:val="22"/>
+          <w:szCs w:val="22"/>
+        </w:rPr>
+        <w:t xml:space="preserve">Que si una asistencia no tiene ID del ASIS, el sistema lo señale </w:t>
+      </w:r>
+      <w:r>
+        <w:rPr>
+          <w:rStyle w:val="Fuerte"/>
+          <w:rFonts w:ascii="Raleway" w:eastAsia="Times New Roman" w:hAnsi="Raleway"/>
+          <w:color w:val="1D1D1B"/>
+          <w:sz w:val="22"/>
+          <w:szCs w:val="22"/>
+        </w:rPr>
+        <w:t>antes</w:t>
+      </w:r>
+      <w:r>
+        <w:rPr>
+          <w:rFonts w:ascii="Raleway" w:eastAsia="Times New Roman" w:hAnsi="Raleway"/>
+          <w:color w:val="1D1D1B"/>
+          <w:sz w:val="22"/>
+          <w:szCs w:val="22"/>
+        </w:rPr>
+        <w:t xml:space="preserve"> de generar el archivo, y no produzca una línea inválida.</w:t>
+      </w:r>
+    </w:p>
+    <w:p>
+      <w:pPr>
+        <w:rPr>
+          <w:rFonts w:ascii="Raleway" w:eastAsia="Times New Roman" w:hAnsi="Raleway"/>
+          <w:color w:val="1D1D1B"/>
+          <w:sz w:val="22"/>
+          <w:szCs w:val="22"/>
+        </w:rPr>
+      </w:pPr>
+      <w:r>
+        <w:rPr>
+          <w:rFonts w:ascii="Raleway" w:eastAsia="Times New Roman" w:hAnsi="Raleway"/>
+          <w:color w:val="1D1D1B"/>
+          <w:sz w:val="22"/>
+          <w:szCs w:val="22"/>
+        </w:rPr>
+        <w:pict w14:anchorId="0B6BCF71">
           <v:rect id="_x0000_i1034" style="width:0;height:1.5pt" o:hralign="center" o:hrstd="t" o:hr="t" fillcolor="#a0a0a0" stroked="f"/>
         </w:pict>
       </w:r>
@@ -9584,7 +12089,7 @@
         <w:rPr>
           <w:rFonts w:eastAsia="Times New Roman"/>
         </w:rPr>
-        <w:t>Historia de Usuario 8 — Control de acceso por rol</w:t>
+        <w:t>Historia de Usuario 8 — Informe de externos por periodo</w:t>
       </w:r>
     </w:p>
     <w:tbl>
@@ -9605,8 +12110,8 @@
         <w:tblLook w:val="04A0" w:firstRow="1" w:lastRow="0" w:firstColumn="1" w:lastColumn="0" w:noHBand="0" w:noVBand="1"/>
       </w:tblPr>
       <w:tblGrid>
-        <w:gridCol w:w="4691"/>
-        <w:gridCol w:w="4131"/>
+        <w:gridCol w:w="4944"/>
+        <w:gridCol w:w="3878"/>
       </w:tblGrid>
       <w:tr>
         <w:trPr>
@@ -9758,7 +12263,7 @@
                 <w:sz w:val="22"/>
                 <w:szCs w:val="22"/>
               </w:rPr>
-              <w:t xml:space="preserve"> Jorge Marín · Administrador del sistema</w:t>
+              <w:t xml:space="preserve"> profesor Hugo Nelson Castañeda · Administrador del sistema y director del CIDEH</w:t>
             </w:r>
           </w:p>
         </w:tc>
@@ -9807,7 +12312,7 @@
                 <w:sz w:val="22"/>
                 <w:szCs w:val="22"/>
               </w:rPr>
-              <w:t xml:space="preserve"> Control de acceso por rol</w:t>
+              <w:t xml:space="preserve"> Informe de externos por periodo</w:t>
             </w:r>
           </w:p>
         </w:tc>
@@ -9884,7 +12389,16 @@
                 <w:sz w:val="22"/>
                 <w:szCs w:val="22"/>
               </w:rPr>
-              <w:t xml:space="preserve"> Carlos Arturo Castro Castro</w:t>
+              <w:t xml:space="preserve"> </w:t>
+            </w:r>
+            <w:r>
+              <w:rPr>
+                <w:rFonts w:ascii="Raleway" w:eastAsia="Times New Roman" w:hAnsi="Raleway"/>
+                <w:color w:val="1D1D1B"/>
+                <w:sz w:val="22"/>
+                <w:szCs w:val="22"/>
+              </w:rPr>
+              <w:t>Enunciadas por el profesor Hugo Nelson Castañeda (usuario experto) · Redactadas por Carlos Arturo Castro Castro</w:t>
             </w:r>
           </w:p>
         </w:tc>
@@ -9961,7 +12475,7 @@
                 <w:sz w:val="22"/>
                 <w:szCs w:val="22"/>
               </w:rPr>
-              <w:t xml:space="preserve"> Alta</w:t>
+              <w:t xml:space="preserve"> Media</w:t>
             </w:r>
           </w:p>
         </w:tc>
@@ -10008,7 +12522,7 @@
                 <w:sz w:val="22"/>
                 <w:szCs w:val="22"/>
               </w:rPr>
-              <w:t xml:space="preserve"> Alto</w:t>
+              <w:t xml:space="preserve"> Bajo</w:t>
             </w:r>
           </w:p>
         </w:tc>
@@ -10057,7 +12571,7 @@
                 <w:sz w:val="22"/>
                 <w:szCs w:val="22"/>
               </w:rPr>
-              <w:t xml:space="preserve"> 5 · </w:t>
+              <w:t xml:space="preserve"> 2 · </w:t>
             </w:r>
             <w:r>
               <w:rPr>
@@ -10076,7 +12590,7 @@
                 <w:sz w:val="22"/>
                 <w:szCs w:val="22"/>
               </w:rPr>
-              <w:t xml:space="preserve"> 20</w:t>
+              <w:t xml:space="preserve"> 10</w:t>
             </w:r>
           </w:p>
         </w:tc>
@@ -10123,7 +12637,7 @@
                 <w:sz w:val="22"/>
                 <w:szCs w:val="22"/>
               </w:rPr>
-              <w:t xml:space="preserve"> v3</w:t>
+              <w:t xml:space="preserve"> v4</w:t>
             </w:r>
           </w:p>
         </w:tc>
@@ -10244,7 +12758,75 @@
           <w:sz w:val="22"/>
           <w:szCs w:val="22"/>
         </w:rPr>
-        <w:t>Yo Jorge Marín, como administrador del sistema, quiero que cada persona entre con su usuario y vea únicamente lo que le corresponde según su rol, para que un estudiante no pueda modificar el catálogo de sedes ni consultar la asistencia de sus compañeros.</w:t>
+        <w:t>Yo, Hugo Nelson Castañeda, como administrador del sistema y director del CIDEH, quiero poder descargar cuántas personas externas asistieron a las cátedras en un periodo, para sustentar el alcance de las cátedras abiertas fuera de la Universidad — aunque esas personas no vayan en el archivo del ASIS.</w:t>
+      </w:r>
+    </w:p>
+    <w:p>
+      <w:pPr>
+        <w:pStyle w:val="NormalWeb"/>
+        <w:ind w:right="720"/>
+        <w:divId w:val="585262870"/>
+        <w:rPr>
+          <w:rFonts w:ascii="Raleway" w:hAnsi="Raleway"/>
+          <w:i/>
+          <w:iCs/>
+          <w:color w:val="4A4A47"/>
+          <w:sz w:val="22"/>
+          <w:szCs w:val="22"/>
+        </w:rPr>
+      </w:pPr>
+      <w:r>
+        <w:rPr>
+          <w:rStyle w:val="nfasis"/>
+          <w:rFonts w:ascii="Raleway" w:hAnsi="Raleway"/>
+          <w:color w:val="4A4A47"/>
+          <w:sz w:val="22"/>
+          <w:szCs w:val="22"/>
+        </w:rPr>
+        <w:t>«Que nos genere un registro de externos, pero que no nos lo arroje en el archivo plano; que sí podamos descargar cuántos externos han ingresado en 2026-2.»</w:t>
+      </w:r>
+      <w:r>
+        <w:rPr>
+          <w:rFonts w:ascii="Raleway" w:hAnsi="Raleway"/>
+          <w:i/>
+          <w:iCs/>
+          <w:color w:val="4A4A47"/>
+          <w:sz w:val="22"/>
+          <w:szCs w:val="22"/>
+        </w:rPr>
+        <w:t xml:space="preserve"> — </w:t>
+      </w:r>
+      <w:r>
+        <w:rPr>
+          <w:rStyle w:val="CdigoHTML"/>
+          <w:i/>
+          <w:iCs/>
+          <w:color w:val="4A4A47"/>
+        </w:rPr>
+        <w:t>56:16</w:t>
+      </w:r>
+      <w:r>
+        <w:rPr>
+          <w:rFonts w:ascii="Raleway" w:hAnsi="Raleway"/>
+          <w:i/>
+          <w:iCs/>
+          <w:color w:val="4A4A47"/>
+          <w:sz w:val="22"/>
+          <w:szCs w:val="22"/>
+        </w:rPr>
+        <w:t xml:space="preserve"> </w:t>
+      </w:r>
+      <w:r>
+        <w:rPr>
+          <w:rStyle w:val="Fuerte"/>
+          <w:rFonts w:ascii="Raleway" w:hAnsi="Raleway"/>
+          <w:i/>
+          <w:iCs/>
+          <w:color w:val="4A4A47"/>
+          <w:sz w:val="22"/>
+          <w:szCs w:val="22"/>
+        </w:rPr>
+        <w:t>[D6]</w:t>
       </w:r>
     </w:p>
     <w:p>
@@ -10284,12 +12866,22 @@
       </w:pPr>
       <w:r>
         <w:rPr>
-          <w:rFonts w:ascii="Raleway" w:eastAsia="Times New Roman" w:hAnsi="Raleway"/>
-          <w:color w:val="1D1D1B"/>
-          <w:sz w:val="22"/>
-          <w:szCs w:val="22"/>
-        </w:rPr>
-        <w:t>Ojo con una confusión frecuente: esconder una opción del menú NO es controlar el acceso. Mientras el control no esté en el servicio que entrega los datos, cualquiera que escriba la dirección web llega igual.</w:t>
+          <w:rStyle w:val="Fuerte"/>
+          <w:rFonts w:ascii="Raleway" w:eastAsia="Times New Roman" w:hAnsi="Raleway"/>
+          <w:color w:val="1D1D1B"/>
+          <w:sz w:val="22"/>
+          <w:szCs w:val="22"/>
+        </w:rPr>
+        <w:t>Esta frase es la justificación del periodo académico en el modelo.</w:t>
+      </w:r>
+      <w:r>
+        <w:rPr>
+          <w:rFonts w:ascii="Raleway" w:eastAsia="Times New Roman" w:hAnsi="Raleway"/>
+          <w:color w:val="1D1D1B"/>
+          <w:sz w:val="22"/>
+          <w:szCs w:val="22"/>
+        </w:rPr>
+        <w:t xml:space="preserve"> Sin ella, «2026-2» sería un texto suelto; con ella, es la unidad en la que se cuenta.</w:t>
       </w:r>
     </w:p>
     <w:p>
@@ -10313,7 +12905,45 @@
           <w:sz w:val="22"/>
           <w:szCs w:val="22"/>
         </w:rPr>
-        <w:t>Por eso esta historia NO se considera cumplida con un menú filtrado.</w:t>
+        <w:t xml:space="preserve">Es la otra cara de la historia 7: el externo </w:t>
+      </w:r>
+      <w:r>
+        <w:rPr>
+          <w:rStyle w:val="Fuerte"/>
+          <w:rFonts w:ascii="Raleway" w:eastAsia="Times New Roman" w:hAnsi="Raleway"/>
+          <w:color w:val="1D1D1B"/>
+          <w:sz w:val="22"/>
+          <w:szCs w:val="22"/>
+        </w:rPr>
+        <w:t>se captura y se cuenta</w:t>
+      </w:r>
+      <w:r>
+        <w:rPr>
+          <w:rFonts w:ascii="Raleway" w:eastAsia="Times New Roman" w:hAnsi="Raleway"/>
+          <w:color w:val="1D1D1B"/>
+          <w:sz w:val="22"/>
+          <w:szCs w:val="22"/>
+        </w:rPr>
+        <w:t xml:space="preserve">, pero </w:t>
+      </w:r>
+      <w:r>
+        <w:rPr>
+          <w:rStyle w:val="Fuerte"/>
+          <w:rFonts w:ascii="Raleway" w:eastAsia="Times New Roman" w:hAnsi="Raleway"/>
+          <w:color w:val="1D1D1B"/>
+          <w:sz w:val="22"/>
+          <w:szCs w:val="22"/>
+        </w:rPr>
+        <w:t>se filtra</w:t>
+      </w:r>
+      <w:r>
+        <w:rPr>
+          <w:rFonts w:ascii="Raleway" w:eastAsia="Times New Roman" w:hAnsi="Raleway"/>
+          <w:color w:val="1D1D1B"/>
+          <w:sz w:val="22"/>
+          <w:szCs w:val="22"/>
+        </w:rPr>
+        <w:t xml:space="preserve"> del archivo. Las dos reglas salen de la misma conversación y hay que leerlas juntas.</w:t>
       </w:r>
     </w:p>
     <w:p>
@@ -10358,7 +12988,7 @@
           <w:sz w:val="22"/>
           <w:szCs w:val="22"/>
         </w:rPr>
-        <w:t>Que el sistema pida usuario y contraseña, y que toda pantalla distinta del ingreso exija haber entrado.</w:t>
+        <w:t>Que el informe se pueda filtrar por periodo académico.</w:t>
       </w:r>
     </w:p>
     <w:p>
@@ -10382,7 +13012,26 @@
           <w:sz w:val="22"/>
           <w:szCs w:val="22"/>
         </w:rPr>
-        <w:t>Que las contraseñas se guarden cifradas y nunca se devuelvan, ni en claro ni cifradas.</w:t>
+        <w:t xml:space="preserve">Que cuente a los externos </w:t>
+      </w:r>
+      <w:r>
+        <w:rPr>
+          <w:rStyle w:val="Fuerte"/>
+          <w:rFonts w:ascii="Raleway" w:eastAsia="Times New Roman" w:hAnsi="Raleway"/>
+          <w:color w:val="1D1D1B"/>
+          <w:sz w:val="22"/>
+          <w:szCs w:val="22"/>
+        </w:rPr>
+        <w:t>por separado</w:t>
+      </w:r>
+      <w:r>
+        <w:rPr>
+          <w:rFonts w:ascii="Raleway" w:eastAsia="Times New Roman" w:hAnsi="Raleway"/>
+          <w:color w:val="1D1D1B"/>
+          <w:sz w:val="22"/>
+          <w:szCs w:val="22"/>
+        </w:rPr>
+        <w:t xml:space="preserve"> de los internos.</w:t>
       </w:r>
     </w:p>
     <w:p>
@@ -10406,7 +13055,7 @@
           <w:sz w:val="22"/>
           <w:szCs w:val="22"/>
         </w:rPr>
-        <w:t>Que el mensaje de error al fallar el ingreso sea el mismo si el usuario no existe y si la contraseña está mal: decir cuál de los dos falló revela qué usuarios existen.</w:t>
+        <w:t>Que las cifras salgan de los registros de asistencia y no de un archivo aparte que alguien mantenga en paralelo.</w:t>
       </w:r>
     </w:p>
     <w:p>
@@ -10430,7 +13079,7 @@
           <w:sz w:val="22"/>
           <w:szCs w:val="22"/>
         </w:rPr>
-        <w:t>Que el menú muestre solo lo que el rol puede usar.</w:t>
+        <w:t>Que se pueda descargar.</w:t>
       </w:r>
     </w:p>
     <w:p>
@@ -10454,57 +13103,33 @@
           <w:sz w:val="22"/>
           <w:szCs w:val="22"/>
         </w:rPr>
-        <w:t>Que el control se aplique TAMBIÉN cuando alguien escribe la dirección a mano: el menú solo dibuja, no protege.</w:t>
+        <w:t>Que las sesiones de sedes retiradas sigan contando en los periodos en que se dictaron: retirar una sede no reescribe la historia.</w:t>
       </w:r>
     </w:p>
     <w:p>
       <w:pPr>
-        <w:numPr>
-          <w:ilvl w:val="0"/>
-          <w:numId w:val="16"/>
-        </w:numPr>
-        <w:spacing w:before="100" w:beforeAutospacing="1" w:after="45"/>
-        <w:rPr>
-          <w:rFonts w:ascii="Raleway" w:eastAsia="Times New Roman" w:hAnsi="Raleway"/>
-          <w:color w:val="1D1D1B"/>
-          <w:sz w:val="22"/>
-          <w:szCs w:val="22"/>
-        </w:rPr>
-      </w:pPr>
-      <w:r>
-        <w:rPr>
-          <w:rFonts w:ascii="Raleway" w:eastAsia="Times New Roman" w:hAnsi="Raleway"/>
-          <w:color w:val="1D1D1B"/>
-          <w:sz w:val="22"/>
-          <w:szCs w:val="22"/>
-        </w:rPr>
-        <w:t>Que las contraseñas solo puedan ser inicializadas por el administrador y deban ser cambiadas por la persona en su primer ingreso.</w:t>
+        <w:rPr>
+          <w:rFonts w:ascii="Raleway" w:eastAsia="Times New Roman" w:hAnsi="Raleway"/>
+          <w:color w:val="1D1D1B"/>
+          <w:sz w:val="22"/>
+          <w:szCs w:val="22"/>
+        </w:rPr>
+      </w:pPr>
+      <w:r>
+        <w:rPr>
+          <w:rFonts w:ascii="Raleway" w:eastAsia="Times New Roman" w:hAnsi="Raleway"/>
+          <w:color w:val="1D1D1B"/>
+          <w:sz w:val="22"/>
+          <w:szCs w:val="22"/>
+        </w:rPr>
+        <w:pict w14:anchorId="4201C99D">
+          <v:rect id="_x0000_i1035" style="width:0;height:1.5pt" o:hralign="center" o:hrstd="t" o:hr="t" fillcolor="#a0a0a0" stroked="f"/>
+        </w:pict>
       </w:r>
     </w:p>
     <w:p>
       <w:pPr>
-        <w:rPr>
-          <w:rFonts w:ascii="Raleway" w:eastAsia="Times New Roman" w:hAnsi="Raleway"/>
-          <w:color w:val="1D1D1B"/>
-          <w:sz w:val="22"/>
-          <w:szCs w:val="22"/>
-        </w:rPr>
-      </w:pPr>
-      <w:r>
-        <w:rPr>
-          <w:rFonts w:ascii="Raleway" w:eastAsia="Times New Roman" w:hAnsi="Raleway"/>
-          <w:color w:val="1D1D1B"/>
-          <w:sz w:val="22"/>
-          <w:szCs w:val="22"/>
-        </w:rPr>
-        <w:pict w14:anchorId="30D7443C">
-          <v:rect id="_x0000_i1035" style="width:0;height:1.5pt" o:hralign="center" o:hrstd="t" o:hr="t" fillcolor="#a0a0a0" stroked="f"/>
-        </w:pict>
-      </w:r>
-    </w:p>
-    <w:p>
-      <w:pPr>
-        <w:pStyle w:val="Ttulo2"/>
+        <w:pStyle w:val="Ttulo3"/>
         <w:rPr>
           <w:rFonts w:eastAsia="Times New Roman"/>
         </w:rPr>
@@ -10513,27 +13138,7 @@
         <w:rPr>
           <w:rFonts w:eastAsia="Times New Roman"/>
         </w:rPr>
-        <w:t>Anexo: qué NO es una historia de usuario</w:t>
-      </w:r>
-    </w:p>
-    <w:p>
-      <w:pPr>
-        <w:pStyle w:val="NormalWeb"/>
-        <w:rPr>
-          <w:rFonts w:ascii="Raleway" w:hAnsi="Raleway"/>
-          <w:color w:val="1D1D1B"/>
-          <w:sz w:val="22"/>
-          <w:szCs w:val="22"/>
-        </w:rPr>
-      </w:pPr>
-      <w:r>
-        <w:rPr>
-          <w:rFonts w:ascii="Raleway" w:hAnsi="Raleway"/>
-          <w:color w:val="1D1D1B"/>
-          <w:sz w:val="22"/>
-          <w:szCs w:val="22"/>
-        </w:rPr>
-        <w:t>Se deja anotado porque al escribir este documento aparecieron tres candidatas que se descartaron, y saber por qué ahorra discusiones:</w:t>
+        <w:t>Historia de Usuario 9 — La excepción de Rutas de Paz</w:t>
       </w:r>
     </w:p>
     <w:tbl>
@@ -10554,8 +13159,8 @@
         <w:tblLook w:val="04A0" w:firstRow="1" w:lastRow="0" w:firstColumn="1" w:lastColumn="0" w:noHBand="0" w:noVBand="1"/>
       </w:tblPr>
       <w:tblGrid>
-        <w:gridCol w:w="2594"/>
-        <w:gridCol w:w="6228"/>
+        <w:gridCol w:w="4944"/>
+        <w:gridCol w:w="3878"/>
       </w:tblGrid>
       <w:tr>
         <w:trPr>
@@ -10582,6 +13187,2219 @@
           <w:p>
             <w:pPr>
               <w:rPr>
+                <w:rFonts w:eastAsia="Times New Roman"/>
+              </w:rPr>
+            </w:pPr>
+          </w:p>
+        </w:tc>
+        <w:tc>
+          <w:tcPr>
+            <w:tcW w:w="0" w:type="auto"/>
+            <w:tcBorders>
+              <w:top w:val="single" w:sz="6" w:space="0" w:color="9A9A96"/>
+              <w:left w:val="single" w:sz="6" w:space="0" w:color="9A9A96"/>
+              <w:bottom w:val="single" w:sz="6" w:space="0" w:color="9A9A96"/>
+              <w:right w:val="single" w:sz="6" w:space="0" w:color="9A9A96"/>
+            </w:tcBorders>
+            <w:shd w:val="clear" w:color="auto" w:fill="EF7D00"/>
+            <w:tcMar>
+              <w:top w:w="75" w:type="dxa"/>
+              <w:left w:w="120" w:type="dxa"/>
+              <w:bottom w:w="75" w:type="dxa"/>
+              <w:right w:w="120" w:type="dxa"/>
+            </w:tcMar>
+            <w:hideMark/>
+          </w:tcPr>
+          <w:p>
+            <w:pPr>
+              <w:rPr>
+                <w:rFonts w:eastAsia="Times New Roman"/>
+                <w:sz w:val="20"/>
+                <w:szCs w:val="20"/>
+              </w:rPr>
+            </w:pPr>
+          </w:p>
+        </w:tc>
+      </w:tr>
+      <w:tr>
+        <w:tc>
+          <w:tcPr>
+            <w:tcW w:w="0" w:type="auto"/>
+            <w:tcBorders>
+              <w:top w:val="single" w:sz="6" w:space="0" w:color="9A9A96"/>
+              <w:left w:val="single" w:sz="6" w:space="0" w:color="9A9A96"/>
+              <w:bottom w:val="single" w:sz="6" w:space="0" w:color="9A9A96"/>
+              <w:right w:val="single" w:sz="6" w:space="0" w:color="9A9A96"/>
+            </w:tcBorders>
+            <w:tcMar>
+              <w:top w:w="75" w:type="dxa"/>
+              <w:left w:w="120" w:type="dxa"/>
+              <w:bottom w:w="75" w:type="dxa"/>
+              <w:right w:w="120" w:type="dxa"/>
+            </w:tcMar>
+            <w:hideMark/>
+          </w:tcPr>
+          <w:p>
+            <w:pPr>
+              <w:rPr>
+                <w:rFonts w:ascii="Raleway" w:eastAsia="Times New Roman" w:hAnsi="Raleway"/>
+                <w:color w:val="1D1D1B"/>
+                <w:sz w:val="22"/>
+                <w:szCs w:val="22"/>
+              </w:rPr>
+            </w:pPr>
+            <w:r>
+              <w:rPr>
+                <w:rStyle w:val="Fuerte"/>
+                <w:rFonts w:ascii="Raleway" w:eastAsia="Times New Roman" w:hAnsi="Raleway"/>
+                <w:color w:val="1D1D1B"/>
+                <w:sz w:val="22"/>
+                <w:szCs w:val="22"/>
+              </w:rPr>
+              <w:t>Número:</w:t>
+            </w:r>
+            <w:r>
+              <w:rPr>
+                <w:rFonts w:ascii="Raleway" w:eastAsia="Times New Roman" w:hAnsi="Raleway"/>
+                <w:color w:val="1D1D1B"/>
+                <w:sz w:val="22"/>
+                <w:szCs w:val="22"/>
+              </w:rPr>
+              <w:t xml:space="preserve"> 9</w:t>
+            </w:r>
+          </w:p>
+        </w:tc>
+        <w:tc>
+          <w:tcPr>
+            <w:tcW w:w="0" w:type="auto"/>
+            <w:tcBorders>
+              <w:top w:val="single" w:sz="6" w:space="0" w:color="9A9A96"/>
+              <w:left w:val="single" w:sz="6" w:space="0" w:color="9A9A96"/>
+              <w:bottom w:val="single" w:sz="6" w:space="0" w:color="9A9A96"/>
+              <w:right w:val="single" w:sz="6" w:space="0" w:color="9A9A96"/>
+            </w:tcBorders>
+            <w:tcMar>
+              <w:top w:w="75" w:type="dxa"/>
+              <w:left w:w="120" w:type="dxa"/>
+              <w:bottom w:w="75" w:type="dxa"/>
+              <w:right w:w="120" w:type="dxa"/>
+            </w:tcMar>
+            <w:hideMark/>
+          </w:tcPr>
+          <w:p>
+            <w:pPr>
+              <w:rPr>
+                <w:rFonts w:ascii="Raleway" w:eastAsia="Times New Roman" w:hAnsi="Raleway"/>
+                <w:color w:val="1D1D1B"/>
+                <w:sz w:val="22"/>
+                <w:szCs w:val="22"/>
+              </w:rPr>
+            </w:pPr>
+            <w:r>
+              <w:rPr>
+                <w:rStyle w:val="Fuerte"/>
+                <w:rFonts w:ascii="Raleway" w:eastAsia="Times New Roman" w:hAnsi="Raleway"/>
+                <w:color w:val="1D1D1B"/>
+                <w:sz w:val="22"/>
+                <w:szCs w:val="22"/>
+              </w:rPr>
+              <w:t>Usuario:</w:t>
+            </w:r>
+            <w:r>
+              <w:rPr>
+                <w:rFonts w:ascii="Raleway" w:eastAsia="Times New Roman" w:hAnsi="Raleway"/>
+                <w:color w:val="1D1D1B"/>
+                <w:sz w:val="22"/>
+                <w:szCs w:val="22"/>
+              </w:rPr>
+              <w:t xml:space="preserve"> profesor Hugo Nelson Castañeda · Administrador del sistema y director del CIDEH</w:t>
+            </w:r>
+          </w:p>
+        </w:tc>
+      </w:tr>
+      <w:tr>
+        <w:tc>
+          <w:tcPr>
+            <w:tcW w:w="0" w:type="auto"/>
+            <w:tcBorders>
+              <w:top w:val="single" w:sz="6" w:space="0" w:color="9A9A96"/>
+              <w:left w:val="single" w:sz="6" w:space="0" w:color="9A9A96"/>
+              <w:bottom w:val="single" w:sz="6" w:space="0" w:color="9A9A96"/>
+              <w:right w:val="single" w:sz="6" w:space="0" w:color="9A9A96"/>
+            </w:tcBorders>
+            <w:tcMar>
+              <w:top w:w="75" w:type="dxa"/>
+              <w:left w:w="120" w:type="dxa"/>
+              <w:bottom w:w="75" w:type="dxa"/>
+              <w:right w:w="120" w:type="dxa"/>
+            </w:tcMar>
+            <w:hideMark/>
+          </w:tcPr>
+          <w:p>
+            <w:pPr>
+              <w:rPr>
+                <w:rFonts w:ascii="Raleway" w:eastAsia="Times New Roman" w:hAnsi="Raleway"/>
+                <w:color w:val="1D1D1B"/>
+                <w:sz w:val="22"/>
+                <w:szCs w:val="22"/>
+              </w:rPr>
+            </w:pPr>
+            <w:r>
+              <w:rPr>
+                <w:rStyle w:val="Fuerte"/>
+                <w:rFonts w:ascii="Raleway" w:eastAsia="Times New Roman" w:hAnsi="Raleway"/>
+                <w:color w:val="1D1D1B"/>
+                <w:sz w:val="22"/>
+                <w:szCs w:val="22"/>
+              </w:rPr>
+              <w:t>Nombre historia:</w:t>
+            </w:r>
+            <w:r>
+              <w:rPr>
+                <w:rFonts w:ascii="Raleway" w:eastAsia="Times New Roman" w:hAnsi="Raleway"/>
+                <w:color w:val="1D1D1B"/>
+                <w:sz w:val="22"/>
+                <w:szCs w:val="22"/>
+              </w:rPr>
+              <w:t xml:space="preserve"> La excepción de Rutas de Paz</w:t>
+            </w:r>
+          </w:p>
+        </w:tc>
+        <w:tc>
+          <w:tcPr>
+            <w:tcW w:w="0" w:type="auto"/>
+            <w:tcBorders>
+              <w:top w:val="single" w:sz="6" w:space="0" w:color="9A9A96"/>
+              <w:left w:val="single" w:sz="6" w:space="0" w:color="9A9A96"/>
+              <w:bottom w:val="single" w:sz="6" w:space="0" w:color="9A9A96"/>
+              <w:right w:val="single" w:sz="6" w:space="0" w:color="9A9A96"/>
+            </w:tcBorders>
+            <w:tcMar>
+              <w:top w:w="75" w:type="dxa"/>
+              <w:left w:w="120" w:type="dxa"/>
+              <w:bottom w:w="75" w:type="dxa"/>
+              <w:right w:w="120" w:type="dxa"/>
+            </w:tcMar>
+            <w:hideMark/>
+          </w:tcPr>
+          <w:p>
+            <w:pPr>
+              <w:rPr>
+                <w:rFonts w:ascii="Raleway" w:eastAsia="Times New Roman" w:hAnsi="Raleway"/>
+                <w:color w:val="1D1D1B"/>
+                <w:sz w:val="22"/>
+                <w:szCs w:val="22"/>
+              </w:rPr>
+            </w:pPr>
+          </w:p>
+        </w:tc>
+      </w:tr>
+      <w:tr>
+        <w:tc>
+          <w:tcPr>
+            <w:tcW w:w="0" w:type="auto"/>
+            <w:tcBorders>
+              <w:top w:val="single" w:sz="6" w:space="0" w:color="9A9A96"/>
+              <w:left w:val="single" w:sz="6" w:space="0" w:color="9A9A96"/>
+              <w:bottom w:val="single" w:sz="6" w:space="0" w:color="9A9A96"/>
+              <w:right w:val="single" w:sz="6" w:space="0" w:color="9A9A96"/>
+            </w:tcBorders>
+            <w:tcMar>
+              <w:top w:w="75" w:type="dxa"/>
+              <w:left w:w="120" w:type="dxa"/>
+              <w:bottom w:w="75" w:type="dxa"/>
+              <w:right w:w="120" w:type="dxa"/>
+            </w:tcMar>
+            <w:hideMark/>
+          </w:tcPr>
+          <w:p>
+            <w:pPr>
+              <w:rPr>
+                <w:rFonts w:ascii="Raleway" w:eastAsia="Times New Roman" w:hAnsi="Raleway"/>
+                <w:color w:val="1D1D1B"/>
+                <w:sz w:val="22"/>
+                <w:szCs w:val="22"/>
+              </w:rPr>
+            </w:pPr>
+            <w:r>
+              <w:rPr>
+                <w:rStyle w:val="Fuerte"/>
+                <w:rFonts w:ascii="Raleway" w:eastAsia="Times New Roman" w:hAnsi="Raleway"/>
+                <w:color w:val="1D1D1B"/>
+                <w:sz w:val="22"/>
+                <w:szCs w:val="22"/>
+              </w:rPr>
+              <w:t>Diseñada por:</w:t>
+            </w:r>
+            <w:r>
+              <w:rPr>
+                <w:rFonts w:ascii="Raleway" w:eastAsia="Times New Roman" w:hAnsi="Raleway"/>
+                <w:color w:val="1D1D1B"/>
+                <w:sz w:val="22"/>
+                <w:szCs w:val="22"/>
+              </w:rPr>
+              <w:t xml:space="preserve"> </w:t>
+            </w:r>
+            <w:r>
+              <w:rPr>
+                <w:rFonts w:ascii="Raleway" w:eastAsia="Times New Roman" w:hAnsi="Raleway"/>
+                <w:color w:val="1D1D1B"/>
+                <w:sz w:val="22"/>
+                <w:szCs w:val="22"/>
+              </w:rPr>
+              <w:t>Enunciadas por el profesor Hugo Nelson Castañeda (usuario experto) · Redactadas por Carlos Arturo Castro Castro</w:t>
+            </w:r>
+          </w:p>
+        </w:tc>
+        <w:tc>
+          <w:tcPr>
+            <w:tcW w:w="0" w:type="auto"/>
+            <w:tcBorders>
+              <w:top w:val="single" w:sz="6" w:space="0" w:color="9A9A96"/>
+              <w:left w:val="single" w:sz="6" w:space="0" w:color="9A9A96"/>
+              <w:bottom w:val="single" w:sz="6" w:space="0" w:color="9A9A96"/>
+              <w:right w:val="single" w:sz="6" w:space="0" w:color="9A9A96"/>
+            </w:tcBorders>
+            <w:tcMar>
+              <w:top w:w="75" w:type="dxa"/>
+              <w:left w:w="120" w:type="dxa"/>
+              <w:bottom w:w="75" w:type="dxa"/>
+              <w:right w:w="120" w:type="dxa"/>
+            </w:tcMar>
+            <w:hideMark/>
+          </w:tcPr>
+          <w:p>
+            <w:pPr>
+              <w:rPr>
+                <w:rFonts w:ascii="Raleway" w:eastAsia="Times New Roman" w:hAnsi="Raleway"/>
+                <w:color w:val="1D1D1B"/>
+                <w:sz w:val="22"/>
+                <w:szCs w:val="22"/>
+              </w:rPr>
+            </w:pPr>
+          </w:p>
+        </w:tc>
+      </w:tr>
+      <w:tr>
+        <w:tc>
+          <w:tcPr>
+            <w:tcW w:w="0" w:type="auto"/>
+            <w:tcBorders>
+              <w:top w:val="single" w:sz="6" w:space="0" w:color="9A9A96"/>
+              <w:left w:val="single" w:sz="6" w:space="0" w:color="9A9A96"/>
+              <w:bottom w:val="single" w:sz="6" w:space="0" w:color="9A9A96"/>
+              <w:right w:val="single" w:sz="6" w:space="0" w:color="9A9A96"/>
+            </w:tcBorders>
+            <w:tcMar>
+              <w:top w:w="75" w:type="dxa"/>
+              <w:left w:w="120" w:type="dxa"/>
+              <w:bottom w:w="75" w:type="dxa"/>
+              <w:right w:w="120" w:type="dxa"/>
+            </w:tcMar>
+            <w:hideMark/>
+          </w:tcPr>
+          <w:p>
+            <w:pPr>
+              <w:rPr>
+                <w:rFonts w:ascii="Raleway" w:eastAsia="Times New Roman" w:hAnsi="Raleway"/>
+                <w:color w:val="1D1D1B"/>
+                <w:sz w:val="22"/>
+                <w:szCs w:val="22"/>
+              </w:rPr>
+            </w:pPr>
+            <w:r>
+              <w:rPr>
+                <w:rStyle w:val="Fuerte"/>
+                <w:rFonts w:ascii="Raleway" w:eastAsia="Times New Roman" w:hAnsi="Raleway"/>
+                <w:color w:val="1D1D1B"/>
+                <w:sz w:val="22"/>
+                <w:szCs w:val="22"/>
+              </w:rPr>
+              <w:t>Prioridad:</w:t>
+            </w:r>
+            <w:r>
+              <w:rPr>
+                <w:rFonts w:ascii="Raleway" w:eastAsia="Times New Roman" w:hAnsi="Raleway"/>
+                <w:color w:val="1D1D1B"/>
+                <w:sz w:val="22"/>
+                <w:szCs w:val="22"/>
+              </w:rPr>
+              <w:t xml:space="preserve"> Media</w:t>
+            </w:r>
+          </w:p>
+        </w:tc>
+        <w:tc>
+          <w:tcPr>
+            <w:tcW w:w="0" w:type="auto"/>
+            <w:tcBorders>
+              <w:top w:val="single" w:sz="6" w:space="0" w:color="9A9A96"/>
+              <w:left w:val="single" w:sz="6" w:space="0" w:color="9A9A96"/>
+              <w:bottom w:val="single" w:sz="6" w:space="0" w:color="9A9A96"/>
+              <w:right w:val="single" w:sz="6" w:space="0" w:color="9A9A96"/>
+            </w:tcBorders>
+            <w:tcMar>
+              <w:top w:w="75" w:type="dxa"/>
+              <w:left w:w="120" w:type="dxa"/>
+              <w:bottom w:w="75" w:type="dxa"/>
+              <w:right w:w="120" w:type="dxa"/>
+            </w:tcMar>
+            <w:hideMark/>
+          </w:tcPr>
+          <w:p>
+            <w:pPr>
+              <w:rPr>
+                <w:rFonts w:ascii="Raleway" w:eastAsia="Times New Roman" w:hAnsi="Raleway"/>
+                <w:color w:val="1D1D1B"/>
+                <w:sz w:val="22"/>
+                <w:szCs w:val="22"/>
+              </w:rPr>
+            </w:pPr>
+            <w:r>
+              <w:rPr>
+                <w:rStyle w:val="Fuerte"/>
+                <w:rFonts w:ascii="Raleway" w:eastAsia="Times New Roman" w:hAnsi="Raleway"/>
+                <w:color w:val="1D1D1B"/>
+                <w:sz w:val="22"/>
+                <w:szCs w:val="22"/>
+              </w:rPr>
+              <w:t>Riesgo en desarrollo:</w:t>
+            </w:r>
+            <w:r>
+              <w:rPr>
+                <w:rFonts w:ascii="Raleway" w:eastAsia="Times New Roman" w:hAnsi="Raleway"/>
+                <w:color w:val="1D1D1B"/>
+                <w:sz w:val="22"/>
+                <w:szCs w:val="22"/>
+              </w:rPr>
+              <w:t xml:space="preserve"> Medio</w:t>
+            </w:r>
+          </w:p>
+        </w:tc>
+      </w:tr>
+      <w:tr>
+        <w:tc>
+          <w:tcPr>
+            <w:tcW w:w="0" w:type="auto"/>
+            <w:tcBorders>
+              <w:top w:val="single" w:sz="6" w:space="0" w:color="9A9A96"/>
+              <w:left w:val="single" w:sz="6" w:space="0" w:color="9A9A96"/>
+              <w:bottom w:val="single" w:sz="6" w:space="0" w:color="9A9A96"/>
+              <w:right w:val="single" w:sz="6" w:space="0" w:color="9A9A96"/>
+            </w:tcBorders>
+            <w:tcMar>
+              <w:top w:w="75" w:type="dxa"/>
+              <w:left w:w="120" w:type="dxa"/>
+              <w:bottom w:w="75" w:type="dxa"/>
+              <w:right w:w="120" w:type="dxa"/>
+            </w:tcMar>
+            <w:hideMark/>
+          </w:tcPr>
+          <w:p>
+            <w:pPr>
+              <w:rPr>
+                <w:rFonts w:ascii="Raleway" w:eastAsia="Times New Roman" w:hAnsi="Raleway"/>
+                <w:color w:val="1D1D1B"/>
+                <w:sz w:val="22"/>
+                <w:szCs w:val="22"/>
+              </w:rPr>
+            </w:pPr>
+            <w:r>
+              <w:rPr>
+                <w:rStyle w:val="Fuerte"/>
+                <w:rFonts w:ascii="Raleway" w:eastAsia="Times New Roman" w:hAnsi="Raleway"/>
+                <w:color w:val="1D1D1B"/>
+                <w:sz w:val="22"/>
+                <w:szCs w:val="22"/>
+              </w:rPr>
+              <w:t>Puntos estimados:</w:t>
+            </w:r>
+            <w:r>
+              <w:rPr>
+                <w:rFonts w:ascii="Raleway" w:eastAsia="Times New Roman" w:hAnsi="Raleway"/>
+                <w:color w:val="1D1D1B"/>
+                <w:sz w:val="22"/>
+                <w:szCs w:val="22"/>
+              </w:rPr>
+              <w:t xml:space="preserve"> 3 · </w:t>
+            </w:r>
+            <w:r>
+              <w:rPr>
+                <w:rStyle w:val="Fuerte"/>
+                <w:rFonts w:ascii="Raleway" w:eastAsia="Times New Roman" w:hAnsi="Raleway"/>
+                <w:color w:val="1D1D1B"/>
+                <w:sz w:val="22"/>
+                <w:szCs w:val="22"/>
+              </w:rPr>
+              <w:t>Horas estimadas:</w:t>
+            </w:r>
+            <w:r>
+              <w:rPr>
+                <w:rFonts w:ascii="Raleway" w:eastAsia="Times New Roman" w:hAnsi="Raleway"/>
+                <w:color w:val="1D1D1B"/>
+                <w:sz w:val="22"/>
+                <w:szCs w:val="22"/>
+              </w:rPr>
+              <w:t xml:space="preserve"> 10</w:t>
+            </w:r>
+          </w:p>
+        </w:tc>
+        <w:tc>
+          <w:tcPr>
+            <w:tcW w:w="0" w:type="auto"/>
+            <w:tcBorders>
+              <w:top w:val="single" w:sz="6" w:space="0" w:color="9A9A96"/>
+              <w:left w:val="single" w:sz="6" w:space="0" w:color="9A9A96"/>
+              <w:bottom w:val="single" w:sz="6" w:space="0" w:color="9A9A96"/>
+              <w:right w:val="single" w:sz="6" w:space="0" w:color="9A9A96"/>
+            </w:tcBorders>
+            <w:tcMar>
+              <w:top w:w="75" w:type="dxa"/>
+              <w:left w:w="120" w:type="dxa"/>
+              <w:bottom w:w="75" w:type="dxa"/>
+              <w:right w:w="120" w:type="dxa"/>
+            </w:tcMar>
+            <w:hideMark/>
+          </w:tcPr>
+          <w:p>
+            <w:pPr>
+              <w:rPr>
+                <w:rFonts w:ascii="Raleway" w:eastAsia="Times New Roman" w:hAnsi="Raleway"/>
+                <w:color w:val="1D1D1B"/>
+                <w:sz w:val="22"/>
+                <w:szCs w:val="22"/>
+              </w:rPr>
+            </w:pPr>
+            <w:r>
+              <w:rPr>
+                <w:rStyle w:val="Fuerte"/>
+                <w:rFonts w:ascii="Raleway" w:eastAsia="Times New Roman" w:hAnsi="Raleway"/>
+                <w:color w:val="1D1D1B"/>
+                <w:sz w:val="22"/>
+                <w:szCs w:val="22"/>
+              </w:rPr>
+              <w:t>Iteración asignada:</w:t>
+            </w:r>
+            <w:r>
+              <w:rPr>
+                <w:rFonts w:ascii="Raleway" w:eastAsia="Times New Roman" w:hAnsi="Raleway"/>
+                <w:color w:val="1D1D1B"/>
+                <w:sz w:val="22"/>
+                <w:szCs w:val="22"/>
+              </w:rPr>
+              <w:t xml:space="preserve"> v2</w:t>
+            </w:r>
+          </w:p>
+        </w:tc>
+      </w:tr>
+      <w:tr>
+        <w:tc>
+          <w:tcPr>
+            <w:tcW w:w="0" w:type="auto"/>
+            <w:tcBorders>
+              <w:top w:val="single" w:sz="6" w:space="0" w:color="9A9A96"/>
+              <w:left w:val="single" w:sz="6" w:space="0" w:color="9A9A96"/>
+              <w:bottom w:val="single" w:sz="6" w:space="0" w:color="9A9A96"/>
+              <w:right w:val="single" w:sz="6" w:space="0" w:color="9A9A96"/>
+            </w:tcBorders>
+            <w:tcMar>
+              <w:top w:w="75" w:type="dxa"/>
+              <w:left w:w="120" w:type="dxa"/>
+              <w:bottom w:w="75" w:type="dxa"/>
+              <w:right w:w="120" w:type="dxa"/>
+            </w:tcMar>
+            <w:hideMark/>
+          </w:tcPr>
+          <w:p>
+            <w:pPr>
+              <w:rPr>
+                <w:rFonts w:ascii="Raleway" w:eastAsia="Times New Roman" w:hAnsi="Raleway"/>
+                <w:color w:val="1D1D1B"/>
+                <w:sz w:val="22"/>
+                <w:szCs w:val="22"/>
+              </w:rPr>
+            </w:pPr>
+            <w:r>
+              <w:rPr>
+                <w:rStyle w:val="Fuerte"/>
+                <w:rFonts w:ascii="Raleway" w:eastAsia="Times New Roman" w:hAnsi="Raleway"/>
+                <w:color w:val="1D1D1B"/>
+                <w:sz w:val="22"/>
+                <w:szCs w:val="22"/>
+              </w:rPr>
+              <w:t>Programador responsable:</w:t>
+            </w:r>
+            <w:r>
+              <w:rPr>
+                <w:rFonts w:ascii="Raleway" w:eastAsia="Times New Roman" w:hAnsi="Raleway"/>
+                <w:color w:val="1D1D1B"/>
+                <w:sz w:val="22"/>
+                <w:szCs w:val="22"/>
+              </w:rPr>
+              <w:t xml:space="preserve"> Equipo del proyecto de aula</w:t>
+            </w:r>
+          </w:p>
+        </w:tc>
+        <w:tc>
+          <w:tcPr>
+            <w:tcW w:w="0" w:type="auto"/>
+            <w:tcBorders>
+              <w:top w:val="single" w:sz="6" w:space="0" w:color="9A9A96"/>
+              <w:left w:val="single" w:sz="6" w:space="0" w:color="9A9A96"/>
+              <w:bottom w:val="single" w:sz="6" w:space="0" w:color="9A9A96"/>
+              <w:right w:val="single" w:sz="6" w:space="0" w:color="9A9A96"/>
+            </w:tcBorders>
+            <w:tcMar>
+              <w:top w:w="75" w:type="dxa"/>
+              <w:left w:w="120" w:type="dxa"/>
+              <w:bottom w:w="75" w:type="dxa"/>
+              <w:right w:w="120" w:type="dxa"/>
+            </w:tcMar>
+            <w:hideMark/>
+          </w:tcPr>
+          <w:p>
+            <w:pPr>
+              <w:rPr>
+                <w:rFonts w:ascii="Raleway" w:eastAsia="Times New Roman" w:hAnsi="Raleway"/>
+                <w:color w:val="1D1D1B"/>
+                <w:sz w:val="22"/>
+                <w:szCs w:val="22"/>
+              </w:rPr>
+            </w:pPr>
+          </w:p>
+        </w:tc>
+      </w:tr>
+    </w:tbl>
+    <w:p>
+      <w:pPr>
+        <w:pStyle w:val="NormalWeb"/>
+        <w:rPr>
+          <w:rFonts w:ascii="Raleway" w:hAnsi="Raleway"/>
+          <w:color w:val="1D1D1B"/>
+          <w:sz w:val="22"/>
+          <w:szCs w:val="22"/>
+        </w:rPr>
+      </w:pPr>
+      <w:r>
+        <w:rPr>
+          <w:rStyle w:val="Fuerte"/>
+          <w:rFonts w:ascii="Raleway" w:hAnsi="Raleway"/>
+          <w:color w:val="1D1D1B"/>
+          <w:sz w:val="22"/>
+          <w:szCs w:val="22"/>
+        </w:rPr>
+        <w:t>Descripción:</w:t>
+      </w:r>
+    </w:p>
+    <w:p>
+      <w:pPr>
+        <w:pStyle w:val="NormalWeb"/>
+        <w:rPr>
+          <w:rFonts w:ascii="Raleway" w:hAnsi="Raleway"/>
+          <w:color w:val="1D1D1B"/>
+          <w:sz w:val="22"/>
+          <w:szCs w:val="22"/>
+        </w:rPr>
+      </w:pPr>
+      <w:r>
+        <w:rPr>
+          <w:rFonts w:ascii="Raleway" w:hAnsi="Raleway"/>
+          <w:color w:val="1D1D1B"/>
+          <w:sz w:val="22"/>
+          <w:szCs w:val="22"/>
+        </w:rPr>
+        <w:t xml:space="preserve">Yo, Hugo Nelson Castañeda, como administrador del sistema y director del CIDEH, quiero que las personas del programa Rutas de Paz puedan registrar su asistencia </w:t>
+      </w:r>
+      <w:r>
+        <w:rPr>
+          <w:rStyle w:val="Fuerte"/>
+          <w:rFonts w:ascii="Raleway" w:hAnsi="Raleway"/>
+          <w:color w:val="1D1D1B"/>
+          <w:sz w:val="22"/>
+          <w:szCs w:val="22"/>
+        </w:rPr>
+        <w:t>sin programa académico y con un correo personal</w:t>
+      </w:r>
+      <w:r>
+        <w:rPr>
+          <w:rFonts w:ascii="Raleway" w:hAnsi="Raleway"/>
+          <w:color w:val="1D1D1B"/>
+          <w:sz w:val="22"/>
+          <w:szCs w:val="22"/>
+        </w:rPr>
+        <w:t>, porque no tienen ni lo uno ni lo otro, pero sí asisten a las cátedras.</w:t>
+      </w:r>
+    </w:p>
+    <w:p>
+      <w:pPr>
+        <w:pStyle w:val="NormalWeb"/>
+        <w:ind w:right="720"/>
+        <w:divId w:val="645739039"/>
+        <w:rPr>
+          <w:rFonts w:ascii="Raleway" w:hAnsi="Raleway"/>
+          <w:i/>
+          <w:iCs/>
+          <w:color w:val="4A4A47"/>
+          <w:sz w:val="22"/>
+          <w:szCs w:val="22"/>
+        </w:rPr>
+      </w:pPr>
+      <w:r>
+        <w:rPr>
+          <w:rStyle w:val="nfasis"/>
+          <w:rFonts w:ascii="Raleway" w:hAnsi="Raleway"/>
+          <w:color w:val="4A4A47"/>
+          <w:sz w:val="22"/>
+          <w:szCs w:val="22"/>
+        </w:rPr>
+        <w:t>«Para el tema de Rutas de Paz sí sería una excepción: ellos entrarían sin programa, pero solo ellos.»</w:t>
+      </w:r>
+      <w:r>
+        <w:rPr>
+          <w:rFonts w:ascii="Raleway" w:hAnsi="Raleway"/>
+          <w:i/>
+          <w:iCs/>
+          <w:color w:val="4A4A47"/>
+          <w:sz w:val="22"/>
+          <w:szCs w:val="22"/>
+        </w:rPr>
+        <w:t xml:space="preserve"> — </w:t>
+      </w:r>
+      <w:r>
+        <w:rPr>
+          <w:rStyle w:val="CdigoHTML"/>
+          <w:i/>
+          <w:iCs/>
+          <w:color w:val="4A4A47"/>
+        </w:rPr>
+        <w:t>41:16</w:t>
+      </w:r>
+      <w:r>
+        <w:rPr>
+          <w:rFonts w:ascii="Raleway" w:hAnsi="Raleway"/>
+          <w:i/>
+          <w:iCs/>
+          <w:color w:val="4A4A47"/>
+          <w:sz w:val="22"/>
+          <w:szCs w:val="22"/>
+        </w:rPr>
+        <w:t xml:space="preserve"> </w:t>
+      </w:r>
+      <w:r>
+        <w:rPr>
+          <w:rStyle w:val="Fuerte"/>
+          <w:rFonts w:ascii="Raleway" w:hAnsi="Raleway"/>
+          <w:i/>
+          <w:iCs/>
+          <w:color w:val="4A4A47"/>
+          <w:sz w:val="22"/>
+          <w:szCs w:val="22"/>
+        </w:rPr>
+        <w:t>[D7]</w:t>
+      </w:r>
+    </w:p>
+    <w:p>
+      <w:pPr>
+        <w:pStyle w:val="NormalWeb"/>
+        <w:ind w:right="720"/>
+        <w:divId w:val="645739039"/>
+        <w:rPr>
+          <w:rFonts w:ascii="Raleway" w:hAnsi="Raleway"/>
+          <w:i/>
+          <w:iCs/>
+          <w:color w:val="4A4A47"/>
+          <w:sz w:val="22"/>
+          <w:szCs w:val="22"/>
+        </w:rPr>
+      </w:pPr>
+      <w:r>
+        <w:rPr>
+          <w:rStyle w:val="nfasis"/>
+          <w:rFonts w:ascii="Raleway" w:hAnsi="Raleway"/>
+          <w:color w:val="4A4A47"/>
+          <w:sz w:val="22"/>
+          <w:szCs w:val="22"/>
+        </w:rPr>
+        <w:t>«Los que están en Rutas de Paz no tienen correo institucional.»</w:t>
+      </w:r>
+      <w:r>
+        <w:rPr>
+          <w:rFonts w:ascii="Raleway" w:hAnsi="Raleway"/>
+          <w:i/>
+          <w:iCs/>
+          <w:color w:val="4A4A47"/>
+          <w:sz w:val="22"/>
+          <w:szCs w:val="22"/>
+        </w:rPr>
+        <w:t xml:space="preserve"> — </w:t>
+      </w:r>
+      <w:r>
+        <w:rPr>
+          <w:rStyle w:val="CdigoHTML"/>
+          <w:i/>
+          <w:iCs/>
+          <w:color w:val="4A4A47"/>
+        </w:rPr>
+        <w:t>53:42</w:t>
+      </w:r>
+      <w:r>
+        <w:rPr>
+          <w:rFonts w:ascii="Raleway" w:hAnsi="Raleway"/>
+          <w:i/>
+          <w:iCs/>
+          <w:color w:val="4A4A47"/>
+          <w:sz w:val="22"/>
+          <w:szCs w:val="22"/>
+        </w:rPr>
+        <w:t xml:space="preserve"> </w:t>
+      </w:r>
+      <w:r>
+        <w:rPr>
+          <w:rStyle w:val="Fuerte"/>
+          <w:rFonts w:ascii="Raleway" w:hAnsi="Raleway"/>
+          <w:i/>
+          <w:iCs/>
+          <w:color w:val="4A4A47"/>
+          <w:sz w:val="22"/>
+          <w:szCs w:val="22"/>
+        </w:rPr>
+        <w:t>[D8]</w:t>
+      </w:r>
+    </w:p>
+    <w:p>
+      <w:pPr>
+        <w:pStyle w:val="NormalWeb"/>
+        <w:rPr>
+          <w:rFonts w:ascii="Raleway" w:hAnsi="Raleway"/>
+          <w:color w:val="1D1D1B"/>
+          <w:sz w:val="22"/>
+          <w:szCs w:val="22"/>
+        </w:rPr>
+      </w:pPr>
+      <w:r>
+        <w:rPr>
+          <w:rStyle w:val="Fuerte"/>
+          <w:rFonts w:ascii="Raleway" w:hAnsi="Raleway"/>
+          <w:color w:val="1D1D1B"/>
+          <w:sz w:val="22"/>
+          <w:szCs w:val="22"/>
+        </w:rPr>
+        <w:t>Observaciones:</w:t>
+      </w:r>
+    </w:p>
+    <w:p>
+      <w:pPr>
+        <w:numPr>
+          <w:ilvl w:val="0"/>
+          <w:numId w:val="17"/>
+        </w:numPr>
+        <w:spacing w:before="100" w:beforeAutospacing="1" w:after="45"/>
+        <w:rPr>
+          <w:rFonts w:ascii="Raleway" w:eastAsia="Times New Roman" w:hAnsi="Raleway"/>
+          <w:color w:val="1D1D1B"/>
+          <w:sz w:val="22"/>
+          <w:szCs w:val="22"/>
+        </w:rPr>
+      </w:pPr>
+      <w:r>
+        <w:rPr>
+          <w:rStyle w:val="Fuerte"/>
+          <w:rFonts w:ascii="Raleway" w:eastAsia="Times New Roman" w:hAnsi="Raleway"/>
+          <w:color w:val="1D1D1B"/>
+          <w:sz w:val="22"/>
+          <w:szCs w:val="22"/>
+        </w:rPr>
+        <w:t>«Pero solo ellos»</w:t>
+      </w:r>
+      <w:r>
+        <w:rPr>
+          <w:rFonts w:ascii="Raleway" w:eastAsia="Times New Roman" w:hAnsi="Raleway"/>
+          <w:color w:val="1D1D1B"/>
+          <w:sz w:val="22"/>
+          <w:szCs w:val="22"/>
+        </w:rPr>
+        <w:t xml:space="preserve"> es la parte que hay que respetar: la excepción es de un tipo de vinculación, no una puerta abierta para todos.</w:t>
+      </w:r>
+    </w:p>
+    <w:p>
+      <w:pPr>
+        <w:numPr>
+          <w:ilvl w:val="0"/>
+          <w:numId w:val="17"/>
+        </w:numPr>
+        <w:spacing w:before="100" w:beforeAutospacing="1" w:after="45"/>
+        <w:rPr>
+          <w:rFonts w:ascii="Raleway" w:eastAsia="Times New Roman" w:hAnsi="Raleway"/>
+          <w:color w:val="1D1D1B"/>
+          <w:sz w:val="22"/>
+          <w:szCs w:val="22"/>
+        </w:rPr>
+      </w:pPr>
+      <w:r>
+        <w:rPr>
+          <w:rFonts w:ascii="Raleway" w:eastAsia="Times New Roman" w:hAnsi="Raleway"/>
+          <w:color w:val="1D1D1B"/>
+          <w:sz w:val="22"/>
+          <w:szCs w:val="22"/>
+        </w:rPr>
+        <w:t xml:space="preserve">El correo personal </w:t>
+      </w:r>
+      <w:r>
+        <w:rPr>
+          <w:rStyle w:val="Fuerte"/>
+          <w:rFonts w:ascii="Raleway" w:eastAsia="Times New Roman" w:hAnsi="Raleway"/>
+          <w:color w:val="1D1D1B"/>
+          <w:sz w:val="22"/>
+          <w:szCs w:val="22"/>
+        </w:rPr>
+        <w:t>no es un caso raro</w:t>
+      </w:r>
+      <w:r>
+        <w:rPr>
+          <w:rFonts w:ascii="Raleway" w:eastAsia="Times New Roman" w:hAnsi="Raleway"/>
+          <w:color w:val="1D1D1B"/>
+          <w:sz w:val="22"/>
+          <w:szCs w:val="22"/>
+        </w:rPr>
+        <w:t xml:space="preserve">: para esta población es la única vía de contacto, y sin ella no hay cómo enviarle la clave. Por eso el modelo exige </w:t>
+      </w:r>
+      <w:r>
+        <w:rPr>
+          <w:rStyle w:val="nfasis"/>
+          <w:rFonts w:ascii="Raleway" w:eastAsia="Times New Roman" w:hAnsi="Raleway"/>
+          <w:color w:val="1D1D1B"/>
+          <w:sz w:val="22"/>
+          <w:szCs w:val="22"/>
+        </w:rPr>
+        <w:t>al menos un</w:t>
+      </w:r>
+      <w:r>
+        <w:rPr>
+          <w:rFonts w:ascii="Raleway" w:eastAsia="Times New Roman" w:hAnsi="Raleway"/>
+          <w:color w:val="1D1D1B"/>
+          <w:sz w:val="22"/>
+          <w:szCs w:val="22"/>
+        </w:rPr>
+        <w:t xml:space="preserve"> correo, no el institucional.</w:t>
+      </w:r>
+    </w:p>
+    <w:p>
+      <w:pPr>
+        <w:numPr>
+          <w:ilvl w:val="0"/>
+          <w:numId w:val="17"/>
+        </w:numPr>
+        <w:spacing w:before="100" w:beforeAutospacing="1" w:after="45"/>
+        <w:rPr>
+          <w:rFonts w:ascii="Raleway" w:eastAsia="Times New Roman" w:hAnsi="Raleway"/>
+          <w:color w:val="1D1D1B"/>
+          <w:sz w:val="22"/>
+          <w:szCs w:val="22"/>
+        </w:rPr>
+      </w:pPr>
+      <w:r>
+        <w:rPr>
+          <w:rFonts w:ascii="Raleway" w:eastAsia="Times New Roman" w:hAnsi="Raleway"/>
+          <w:color w:val="1D1D1B"/>
+          <w:sz w:val="22"/>
+          <w:szCs w:val="22"/>
+        </w:rPr>
+        <w:t xml:space="preserve">Cuando aparece una excepción así, la pregunta correcta no es «¿cómo la salto?» sino </w:t>
+      </w:r>
+      <w:r>
+        <w:rPr>
+          <w:rStyle w:val="Fuerte"/>
+          <w:rFonts w:ascii="Raleway" w:eastAsia="Times New Roman" w:hAnsi="Raleway"/>
+          <w:color w:val="1D1D1B"/>
+          <w:sz w:val="22"/>
+          <w:szCs w:val="22"/>
+        </w:rPr>
+        <w:t>«¿qué dice el nulo?»</w:t>
+      </w:r>
+      <w:r>
+        <w:rPr>
+          <w:rFonts w:ascii="Raleway" w:eastAsia="Times New Roman" w:hAnsi="Raleway"/>
+          <w:color w:val="1D1D1B"/>
+          <w:sz w:val="22"/>
+          <w:szCs w:val="22"/>
+        </w:rPr>
+        <w:t xml:space="preserve">. Aquí el programa vacío significa algo concreto: </w:t>
+      </w:r>
+      <w:r>
+        <w:rPr>
+          <w:rStyle w:val="nfasis"/>
+          <w:rFonts w:ascii="Raleway" w:eastAsia="Times New Roman" w:hAnsi="Raleway"/>
+          <w:color w:val="1D1D1B"/>
+          <w:sz w:val="22"/>
+          <w:szCs w:val="22"/>
+        </w:rPr>
+        <w:t>esta persona entra por Rutas de Paz</w:t>
+      </w:r>
+      <w:r>
+        <w:rPr>
+          <w:rFonts w:ascii="Raleway" w:eastAsia="Times New Roman" w:hAnsi="Raleway"/>
+          <w:color w:val="1D1D1B"/>
+          <w:sz w:val="22"/>
+          <w:szCs w:val="22"/>
+        </w:rPr>
+        <w:t>.</w:t>
+      </w:r>
+    </w:p>
+    <w:p>
+      <w:pPr>
+        <w:pStyle w:val="NormalWeb"/>
+        <w:rPr>
+          <w:rFonts w:ascii="Raleway" w:hAnsi="Raleway"/>
+          <w:color w:val="1D1D1B"/>
+          <w:sz w:val="22"/>
+          <w:szCs w:val="22"/>
+        </w:rPr>
+      </w:pPr>
+      <w:r>
+        <w:rPr>
+          <w:rStyle w:val="Fuerte"/>
+          <w:rFonts w:ascii="Raleway" w:hAnsi="Raleway"/>
+          <w:color w:val="1D1D1B"/>
+          <w:sz w:val="22"/>
+          <w:szCs w:val="22"/>
+        </w:rPr>
+        <w:t>Criterios de aceptación:</w:t>
+      </w:r>
+    </w:p>
+    <w:p>
+      <w:pPr>
+        <w:numPr>
+          <w:ilvl w:val="0"/>
+          <w:numId w:val="18"/>
+        </w:numPr>
+        <w:spacing w:before="100" w:beforeAutospacing="1" w:after="45"/>
+        <w:rPr>
+          <w:rFonts w:ascii="Raleway" w:eastAsia="Times New Roman" w:hAnsi="Raleway"/>
+          <w:color w:val="1D1D1B"/>
+          <w:sz w:val="22"/>
+          <w:szCs w:val="22"/>
+        </w:rPr>
+      </w:pPr>
+      <w:r>
+        <w:rPr>
+          <w:rFonts w:ascii="Raleway" w:eastAsia="Times New Roman" w:hAnsi="Raleway"/>
+          <w:color w:val="1D1D1B"/>
+          <w:sz w:val="22"/>
+          <w:szCs w:val="22"/>
+        </w:rPr>
+        <w:t xml:space="preserve">Que el programa académico pueda quedar vacío </w:t>
+      </w:r>
+      <w:r>
+        <w:rPr>
+          <w:rStyle w:val="Fuerte"/>
+          <w:rFonts w:ascii="Raleway" w:eastAsia="Times New Roman" w:hAnsi="Raleway"/>
+          <w:color w:val="1D1D1B"/>
+          <w:sz w:val="22"/>
+          <w:szCs w:val="22"/>
+        </w:rPr>
+        <w:t>solo</w:t>
+      </w:r>
+      <w:r>
+        <w:rPr>
+          <w:rFonts w:ascii="Raleway" w:eastAsia="Times New Roman" w:hAnsi="Raleway"/>
+          <w:color w:val="1D1D1B"/>
+          <w:sz w:val="22"/>
+          <w:szCs w:val="22"/>
+        </w:rPr>
+        <w:t xml:space="preserve"> para los tipos de vinculación que lo permitan.</w:t>
+      </w:r>
+    </w:p>
+    <w:p>
+      <w:pPr>
+        <w:numPr>
+          <w:ilvl w:val="0"/>
+          <w:numId w:val="18"/>
+        </w:numPr>
+        <w:spacing w:before="100" w:beforeAutospacing="1" w:after="45"/>
+        <w:rPr>
+          <w:rFonts w:ascii="Raleway" w:eastAsia="Times New Roman" w:hAnsi="Raleway"/>
+          <w:color w:val="1D1D1B"/>
+          <w:sz w:val="22"/>
+          <w:szCs w:val="22"/>
+        </w:rPr>
+      </w:pPr>
+      <w:r>
+        <w:rPr>
+          <w:rFonts w:ascii="Raleway" w:eastAsia="Times New Roman" w:hAnsi="Raleway"/>
+          <w:color w:val="1D1D1B"/>
+          <w:sz w:val="22"/>
+          <w:szCs w:val="22"/>
+        </w:rPr>
+        <w:t>Que para los demás tipos el programa siga siendo obligatorio.</w:t>
+      </w:r>
+    </w:p>
+    <w:p>
+      <w:pPr>
+        <w:numPr>
+          <w:ilvl w:val="0"/>
+          <w:numId w:val="18"/>
+        </w:numPr>
+        <w:spacing w:before="100" w:beforeAutospacing="1" w:after="45"/>
+        <w:rPr>
+          <w:rFonts w:ascii="Raleway" w:eastAsia="Times New Roman" w:hAnsi="Raleway"/>
+          <w:color w:val="1D1D1B"/>
+          <w:sz w:val="22"/>
+          <w:szCs w:val="22"/>
+        </w:rPr>
+      </w:pPr>
+      <w:r>
+        <w:rPr>
+          <w:rFonts w:ascii="Raleway" w:eastAsia="Times New Roman" w:hAnsi="Raleway"/>
+          <w:color w:val="1D1D1B"/>
+          <w:sz w:val="22"/>
+          <w:szCs w:val="22"/>
+        </w:rPr>
+        <w:t>Que una persona sin correo institucional pueda registrarse con su correo personal.</w:t>
+      </w:r>
+    </w:p>
+    <w:p>
+      <w:pPr>
+        <w:numPr>
+          <w:ilvl w:val="0"/>
+          <w:numId w:val="18"/>
+        </w:numPr>
+        <w:spacing w:before="100" w:beforeAutospacing="1" w:after="45"/>
+        <w:rPr>
+          <w:rFonts w:ascii="Raleway" w:eastAsia="Times New Roman" w:hAnsi="Raleway"/>
+          <w:color w:val="1D1D1B"/>
+          <w:sz w:val="22"/>
+          <w:szCs w:val="22"/>
+        </w:rPr>
+      </w:pPr>
+      <w:r>
+        <w:rPr>
+          <w:rFonts w:ascii="Raleway" w:eastAsia="Times New Roman" w:hAnsi="Raleway"/>
+          <w:color w:val="1D1D1B"/>
+          <w:sz w:val="22"/>
+          <w:szCs w:val="22"/>
+        </w:rPr>
+        <w:t>Que ninguna persona quede sin al menos una vía de contacto: sin correo no hay cómo enviarle la clave.</w:t>
+      </w:r>
+    </w:p>
+    <w:p>
+      <w:pPr>
+        <w:numPr>
+          <w:ilvl w:val="0"/>
+          <w:numId w:val="18"/>
+        </w:numPr>
+        <w:spacing w:before="100" w:beforeAutospacing="1" w:after="45"/>
+        <w:rPr>
+          <w:rFonts w:ascii="Raleway" w:eastAsia="Times New Roman" w:hAnsi="Raleway"/>
+          <w:color w:val="1D1D1B"/>
+          <w:sz w:val="22"/>
+          <w:szCs w:val="22"/>
+        </w:rPr>
+      </w:pPr>
+      <w:r>
+        <w:rPr>
+          <w:rFonts w:ascii="Raleway" w:eastAsia="Times New Roman" w:hAnsi="Raleway"/>
+          <w:color w:val="1D1D1B"/>
+          <w:sz w:val="22"/>
+          <w:szCs w:val="22"/>
+        </w:rPr>
+        <w:t>Que el informe de la historia 8 pueda distinguir a esta población.</w:t>
+      </w:r>
+    </w:p>
+    <w:p>
+      <w:pPr>
+        <w:rPr>
+          <w:rFonts w:ascii="Raleway" w:eastAsia="Times New Roman" w:hAnsi="Raleway"/>
+          <w:color w:val="1D1D1B"/>
+          <w:sz w:val="22"/>
+          <w:szCs w:val="22"/>
+        </w:rPr>
+      </w:pPr>
+      <w:r>
+        <w:rPr>
+          <w:rFonts w:ascii="Raleway" w:eastAsia="Times New Roman" w:hAnsi="Raleway"/>
+          <w:color w:val="1D1D1B"/>
+          <w:sz w:val="22"/>
+          <w:szCs w:val="22"/>
+        </w:rPr>
+        <w:pict w14:anchorId="59A06247">
+          <v:rect id="_x0000_i1036" style="width:0;height:1.5pt" o:hralign="center" o:hrstd="t" o:hr="t" fillcolor="#a0a0a0" stroked="f"/>
+        </w:pict>
+      </w:r>
+    </w:p>
+    <w:p>
+      <w:pPr>
+        <w:pStyle w:val="Ttulo3"/>
+        <w:rPr>
+          <w:rFonts w:eastAsia="Times New Roman"/>
+        </w:rPr>
+      </w:pPr>
+      <w:r>
+        <w:rPr>
+          <w:rFonts w:eastAsia="Times New Roman"/>
+        </w:rPr>
+        <w:t>Historia de Usuario 10 — Control de acceso por rol</w:t>
+      </w:r>
+    </w:p>
+    <w:tbl>
+      <w:tblPr>
+        <w:tblW w:w="5000" w:type="pct"/>
+        <w:tblBorders>
+          <w:top w:val="single" w:sz="6" w:space="0" w:color="9A9A96"/>
+          <w:left w:val="single" w:sz="6" w:space="0" w:color="9A9A96"/>
+          <w:bottom w:val="single" w:sz="6" w:space="0" w:color="9A9A96"/>
+          <w:right w:val="single" w:sz="6" w:space="0" w:color="9A9A96"/>
+        </w:tblBorders>
+        <w:tblCellMar>
+          <w:top w:w="15" w:type="dxa"/>
+          <w:left w:w="15" w:type="dxa"/>
+          <w:bottom w:w="15" w:type="dxa"/>
+          <w:right w:w="15" w:type="dxa"/>
+        </w:tblCellMar>
+        <w:tblLook w:val="04A0" w:firstRow="1" w:lastRow="0" w:firstColumn="1" w:lastColumn="0" w:noHBand="0" w:noVBand="1"/>
+      </w:tblPr>
+      <w:tblGrid>
+        <w:gridCol w:w="4944"/>
+        <w:gridCol w:w="3878"/>
+      </w:tblGrid>
+      <w:tr>
+        <w:trPr>
+          <w:tblHeader/>
+        </w:trPr>
+        <w:tc>
+          <w:tcPr>
+            <w:tcW w:w="0" w:type="auto"/>
+            <w:tcBorders>
+              <w:top w:val="single" w:sz="6" w:space="0" w:color="9A9A96"/>
+              <w:left w:val="single" w:sz="6" w:space="0" w:color="9A9A96"/>
+              <w:bottom w:val="single" w:sz="6" w:space="0" w:color="9A9A96"/>
+              <w:right w:val="single" w:sz="6" w:space="0" w:color="9A9A96"/>
+            </w:tcBorders>
+            <w:shd w:val="clear" w:color="auto" w:fill="EF7D00"/>
+            <w:tcMar>
+              <w:top w:w="75" w:type="dxa"/>
+              <w:left w:w="120" w:type="dxa"/>
+              <w:bottom w:w="75" w:type="dxa"/>
+              <w:right w:w="120" w:type="dxa"/>
+            </w:tcMar>
+            <w:hideMark/>
+          </w:tcPr>
+          <w:p>
+            <w:pPr>
+              <w:rPr>
+                <w:rFonts w:eastAsia="Times New Roman"/>
+              </w:rPr>
+            </w:pPr>
+          </w:p>
+        </w:tc>
+        <w:tc>
+          <w:tcPr>
+            <w:tcW w:w="0" w:type="auto"/>
+            <w:tcBorders>
+              <w:top w:val="single" w:sz="6" w:space="0" w:color="9A9A96"/>
+              <w:left w:val="single" w:sz="6" w:space="0" w:color="9A9A96"/>
+              <w:bottom w:val="single" w:sz="6" w:space="0" w:color="9A9A96"/>
+              <w:right w:val="single" w:sz="6" w:space="0" w:color="9A9A96"/>
+            </w:tcBorders>
+            <w:shd w:val="clear" w:color="auto" w:fill="EF7D00"/>
+            <w:tcMar>
+              <w:top w:w="75" w:type="dxa"/>
+              <w:left w:w="120" w:type="dxa"/>
+              <w:bottom w:w="75" w:type="dxa"/>
+              <w:right w:w="120" w:type="dxa"/>
+            </w:tcMar>
+            <w:hideMark/>
+          </w:tcPr>
+          <w:p>
+            <w:pPr>
+              <w:rPr>
+                <w:rFonts w:eastAsia="Times New Roman"/>
+                <w:sz w:val="20"/>
+                <w:szCs w:val="20"/>
+              </w:rPr>
+            </w:pPr>
+          </w:p>
+        </w:tc>
+      </w:tr>
+      <w:tr>
+        <w:tc>
+          <w:tcPr>
+            <w:tcW w:w="0" w:type="auto"/>
+            <w:tcBorders>
+              <w:top w:val="single" w:sz="6" w:space="0" w:color="9A9A96"/>
+              <w:left w:val="single" w:sz="6" w:space="0" w:color="9A9A96"/>
+              <w:bottom w:val="single" w:sz="6" w:space="0" w:color="9A9A96"/>
+              <w:right w:val="single" w:sz="6" w:space="0" w:color="9A9A96"/>
+            </w:tcBorders>
+            <w:tcMar>
+              <w:top w:w="75" w:type="dxa"/>
+              <w:left w:w="120" w:type="dxa"/>
+              <w:bottom w:w="75" w:type="dxa"/>
+              <w:right w:w="120" w:type="dxa"/>
+            </w:tcMar>
+            <w:hideMark/>
+          </w:tcPr>
+          <w:p>
+            <w:pPr>
+              <w:rPr>
+                <w:rFonts w:ascii="Raleway" w:eastAsia="Times New Roman" w:hAnsi="Raleway"/>
+                <w:color w:val="1D1D1B"/>
+                <w:sz w:val="22"/>
+                <w:szCs w:val="22"/>
+              </w:rPr>
+            </w:pPr>
+            <w:r>
+              <w:rPr>
+                <w:rStyle w:val="Fuerte"/>
+                <w:rFonts w:ascii="Raleway" w:eastAsia="Times New Roman" w:hAnsi="Raleway"/>
+                <w:color w:val="1D1D1B"/>
+                <w:sz w:val="22"/>
+                <w:szCs w:val="22"/>
+              </w:rPr>
+              <w:t>Número:</w:t>
+            </w:r>
+            <w:r>
+              <w:rPr>
+                <w:rFonts w:ascii="Raleway" w:eastAsia="Times New Roman" w:hAnsi="Raleway"/>
+                <w:color w:val="1D1D1B"/>
+                <w:sz w:val="22"/>
+                <w:szCs w:val="22"/>
+              </w:rPr>
+              <w:t xml:space="preserve"> 10</w:t>
+            </w:r>
+          </w:p>
+        </w:tc>
+        <w:tc>
+          <w:tcPr>
+            <w:tcW w:w="0" w:type="auto"/>
+            <w:tcBorders>
+              <w:top w:val="single" w:sz="6" w:space="0" w:color="9A9A96"/>
+              <w:left w:val="single" w:sz="6" w:space="0" w:color="9A9A96"/>
+              <w:bottom w:val="single" w:sz="6" w:space="0" w:color="9A9A96"/>
+              <w:right w:val="single" w:sz="6" w:space="0" w:color="9A9A96"/>
+            </w:tcBorders>
+            <w:tcMar>
+              <w:top w:w="75" w:type="dxa"/>
+              <w:left w:w="120" w:type="dxa"/>
+              <w:bottom w:w="75" w:type="dxa"/>
+              <w:right w:w="120" w:type="dxa"/>
+            </w:tcMar>
+            <w:hideMark/>
+          </w:tcPr>
+          <w:p>
+            <w:pPr>
+              <w:rPr>
+                <w:rFonts w:ascii="Raleway" w:eastAsia="Times New Roman" w:hAnsi="Raleway"/>
+                <w:color w:val="1D1D1B"/>
+                <w:sz w:val="22"/>
+                <w:szCs w:val="22"/>
+              </w:rPr>
+            </w:pPr>
+            <w:r>
+              <w:rPr>
+                <w:rStyle w:val="Fuerte"/>
+                <w:rFonts w:ascii="Raleway" w:eastAsia="Times New Roman" w:hAnsi="Raleway"/>
+                <w:color w:val="1D1D1B"/>
+                <w:sz w:val="22"/>
+                <w:szCs w:val="22"/>
+              </w:rPr>
+              <w:t>Usuario:</w:t>
+            </w:r>
+            <w:r>
+              <w:rPr>
+                <w:rFonts w:ascii="Raleway" w:eastAsia="Times New Roman" w:hAnsi="Raleway"/>
+                <w:color w:val="1D1D1B"/>
+                <w:sz w:val="22"/>
+                <w:szCs w:val="22"/>
+              </w:rPr>
+              <w:t xml:space="preserve"> profesor Hugo Nelson Castañeda · Administrador del sistema y director del CIDEH</w:t>
+            </w:r>
+          </w:p>
+        </w:tc>
+      </w:tr>
+      <w:tr>
+        <w:tc>
+          <w:tcPr>
+            <w:tcW w:w="0" w:type="auto"/>
+            <w:tcBorders>
+              <w:top w:val="single" w:sz="6" w:space="0" w:color="9A9A96"/>
+              <w:left w:val="single" w:sz="6" w:space="0" w:color="9A9A96"/>
+              <w:bottom w:val="single" w:sz="6" w:space="0" w:color="9A9A96"/>
+              <w:right w:val="single" w:sz="6" w:space="0" w:color="9A9A96"/>
+            </w:tcBorders>
+            <w:tcMar>
+              <w:top w:w="75" w:type="dxa"/>
+              <w:left w:w="120" w:type="dxa"/>
+              <w:bottom w:w="75" w:type="dxa"/>
+              <w:right w:w="120" w:type="dxa"/>
+            </w:tcMar>
+            <w:hideMark/>
+          </w:tcPr>
+          <w:p>
+            <w:pPr>
+              <w:rPr>
+                <w:rFonts w:ascii="Raleway" w:eastAsia="Times New Roman" w:hAnsi="Raleway"/>
+                <w:color w:val="1D1D1B"/>
+                <w:sz w:val="22"/>
+                <w:szCs w:val="22"/>
+              </w:rPr>
+            </w:pPr>
+            <w:r>
+              <w:rPr>
+                <w:rStyle w:val="Fuerte"/>
+                <w:rFonts w:ascii="Raleway" w:eastAsia="Times New Roman" w:hAnsi="Raleway"/>
+                <w:color w:val="1D1D1B"/>
+                <w:sz w:val="22"/>
+                <w:szCs w:val="22"/>
+              </w:rPr>
+              <w:t>Nombre historia:</w:t>
+            </w:r>
+            <w:r>
+              <w:rPr>
+                <w:rFonts w:ascii="Raleway" w:eastAsia="Times New Roman" w:hAnsi="Raleway"/>
+                <w:color w:val="1D1D1B"/>
+                <w:sz w:val="22"/>
+                <w:szCs w:val="22"/>
+              </w:rPr>
+              <w:t xml:space="preserve"> </w:t>
+            </w:r>
+            <w:r>
+              <w:rPr>
+                <w:rFonts w:ascii="Raleway" w:eastAsia="Times New Roman" w:hAnsi="Raleway"/>
+                <w:color w:val="1D1D1B"/>
+                <w:sz w:val="22"/>
+                <w:szCs w:val="22"/>
+              </w:rPr>
+              <w:t>Control de acceso por rol</w:t>
+            </w:r>
+          </w:p>
+        </w:tc>
+        <w:tc>
+          <w:tcPr>
+            <w:tcW w:w="0" w:type="auto"/>
+            <w:tcBorders>
+              <w:top w:val="single" w:sz="6" w:space="0" w:color="9A9A96"/>
+              <w:left w:val="single" w:sz="6" w:space="0" w:color="9A9A96"/>
+              <w:bottom w:val="single" w:sz="6" w:space="0" w:color="9A9A96"/>
+              <w:right w:val="single" w:sz="6" w:space="0" w:color="9A9A96"/>
+            </w:tcBorders>
+            <w:tcMar>
+              <w:top w:w="75" w:type="dxa"/>
+              <w:left w:w="120" w:type="dxa"/>
+              <w:bottom w:w="75" w:type="dxa"/>
+              <w:right w:w="120" w:type="dxa"/>
+            </w:tcMar>
+            <w:hideMark/>
+          </w:tcPr>
+          <w:p>
+            <w:pPr>
+              <w:rPr>
+                <w:rFonts w:ascii="Raleway" w:eastAsia="Times New Roman" w:hAnsi="Raleway"/>
+                <w:color w:val="1D1D1B"/>
+                <w:sz w:val="22"/>
+                <w:szCs w:val="22"/>
+              </w:rPr>
+            </w:pPr>
+          </w:p>
+        </w:tc>
+      </w:tr>
+      <w:tr>
+        <w:tc>
+          <w:tcPr>
+            <w:tcW w:w="0" w:type="auto"/>
+            <w:tcBorders>
+              <w:top w:val="single" w:sz="6" w:space="0" w:color="9A9A96"/>
+              <w:left w:val="single" w:sz="6" w:space="0" w:color="9A9A96"/>
+              <w:bottom w:val="single" w:sz="6" w:space="0" w:color="9A9A96"/>
+              <w:right w:val="single" w:sz="6" w:space="0" w:color="9A9A96"/>
+            </w:tcBorders>
+            <w:tcMar>
+              <w:top w:w="75" w:type="dxa"/>
+              <w:left w:w="120" w:type="dxa"/>
+              <w:bottom w:w="75" w:type="dxa"/>
+              <w:right w:w="120" w:type="dxa"/>
+            </w:tcMar>
+            <w:hideMark/>
+          </w:tcPr>
+          <w:p>
+            <w:pPr>
+              <w:rPr>
+                <w:rFonts w:ascii="Raleway" w:eastAsia="Times New Roman" w:hAnsi="Raleway"/>
+                <w:color w:val="1D1D1B"/>
+                <w:sz w:val="22"/>
+                <w:szCs w:val="22"/>
+              </w:rPr>
+            </w:pPr>
+            <w:r>
+              <w:rPr>
+                <w:rStyle w:val="Fuerte"/>
+                <w:rFonts w:ascii="Raleway" w:eastAsia="Times New Roman" w:hAnsi="Raleway"/>
+                <w:color w:val="1D1D1B"/>
+                <w:sz w:val="22"/>
+                <w:szCs w:val="22"/>
+              </w:rPr>
+              <w:t>Diseñada por:</w:t>
+            </w:r>
+            <w:r>
+              <w:rPr>
+                <w:rFonts w:ascii="Raleway" w:eastAsia="Times New Roman" w:hAnsi="Raleway"/>
+                <w:color w:val="1D1D1B"/>
+                <w:sz w:val="22"/>
+                <w:szCs w:val="22"/>
+              </w:rPr>
+              <w:t xml:space="preserve"> Enunciadas por el profesor Hugo Nelson Castañeda (usuario experto) · Redactadas por Carlos Arturo Castro Castro</w:t>
+            </w:r>
+          </w:p>
+        </w:tc>
+        <w:tc>
+          <w:tcPr>
+            <w:tcW w:w="0" w:type="auto"/>
+            <w:tcBorders>
+              <w:top w:val="single" w:sz="6" w:space="0" w:color="9A9A96"/>
+              <w:left w:val="single" w:sz="6" w:space="0" w:color="9A9A96"/>
+              <w:bottom w:val="single" w:sz="6" w:space="0" w:color="9A9A96"/>
+              <w:right w:val="single" w:sz="6" w:space="0" w:color="9A9A96"/>
+            </w:tcBorders>
+            <w:tcMar>
+              <w:top w:w="75" w:type="dxa"/>
+              <w:left w:w="120" w:type="dxa"/>
+              <w:bottom w:w="75" w:type="dxa"/>
+              <w:right w:w="120" w:type="dxa"/>
+            </w:tcMar>
+            <w:hideMark/>
+          </w:tcPr>
+          <w:p>
+            <w:pPr>
+              <w:rPr>
+                <w:rFonts w:ascii="Raleway" w:eastAsia="Times New Roman" w:hAnsi="Raleway"/>
+                <w:color w:val="1D1D1B"/>
+                <w:sz w:val="22"/>
+                <w:szCs w:val="22"/>
+              </w:rPr>
+            </w:pPr>
+          </w:p>
+        </w:tc>
+      </w:tr>
+      <w:tr>
+        <w:tc>
+          <w:tcPr>
+            <w:tcW w:w="0" w:type="auto"/>
+            <w:tcBorders>
+              <w:top w:val="single" w:sz="6" w:space="0" w:color="9A9A96"/>
+              <w:left w:val="single" w:sz="6" w:space="0" w:color="9A9A96"/>
+              <w:bottom w:val="single" w:sz="6" w:space="0" w:color="9A9A96"/>
+              <w:right w:val="single" w:sz="6" w:space="0" w:color="9A9A96"/>
+            </w:tcBorders>
+            <w:tcMar>
+              <w:top w:w="75" w:type="dxa"/>
+              <w:left w:w="120" w:type="dxa"/>
+              <w:bottom w:w="75" w:type="dxa"/>
+              <w:right w:w="120" w:type="dxa"/>
+            </w:tcMar>
+            <w:hideMark/>
+          </w:tcPr>
+          <w:p>
+            <w:pPr>
+              <w:rPr>
+                <w:rFonts w:ascii="Raleway" w:eastAsia="Times New Roman" w:hAnsi="Raleway"/>
+                <w:color w:val="1D1D1B"/>
+                <w:sz w:val="22"/>
+                <w:szCs w:val="22"/>
+              </w:rPr>
+            </w:pPr>
+            <w:r>
+              <w:rPr>
+                <w:rStyle w:val="Fuerte"/>
+                <w:rFonts w:ascii="Raleway" w:eastAsia="Times New Roman" w:hAnsi="Raleway"/>
+                <w:color w:val="1D1D1B"/>
+                <w:sz w:val="22"/>
+                <w:szCs w:val="22"/>
+              </w:rPr>
+              <w:t>Prioridad:</w:t>
+            </w:r>
+            <w:r>
+              <w:rPr>
+                <w:rFonts w:ascii="Raleway" w:eastAsia="Times New Roman" w:hAnsi="Raleway"/>
+                <w:color w:val="1D1D1B"/>
+                <w:sz w:val="22"/>
+                <w:szCs w:val="22"/>
+              </w:rPr>
+              <w:t xml:space="preserve"> Alta</w:t>
+            </w:r>
+          </w:p>
+        </w:tc>
+        <w:tc>
+          <w:tcPr>
+            <w:tcW w:w="0" w:type="auto"/>
+            <w:tcBorders>
+              <w:top w:val="single" w:sz="6" w:space="0" w:color="9A9A96"/>
+              <w:left w:val="single" w:sz="6" w:space="0" w:color="9A9A96"/>
+              <w:bottom w:val="single" w:sz="6" w:space="0" w:color="9A9A96"/>
+              <w:right w:val="single" w:sz="6" w:space="0" w:color="9A9A96"/>
+            </w:tcBorders>
+            <w:tcMar>
+              <w:top w:w="75" w:type="dxa"/>
+              <w:left w:w="120" w:type="dxa"/>
+              <w:bottom w:w="75" w:type="dxa"/>
+              <w:right w:w="120" w:type="dxa"/>
+            </w:tcMar>
+            <w:hideMark/>
+          </w:tcPr>
+          <w:p>
+            <w:pPr>
+              <w:rPr>
+                <w:rFonts w:ascii="Raleway" w:eastAsia="Times New Roman" w:hAnsi="Raleway"/>
+                <w:color w:val="1D1D1B"/>
+                <w:sz w:val="22"/>
+                <w:szCs w:val="22"/>
+              </w:rPr>
+            </w:pPr>
+            <w:r>
+              <w:rPr>
+                <w:rStyle w:val="Fuerte"/>
+                <w:rFonts w:ascii="Raleway" w:eastAsia="Times New Roman" w:hAnsi="Raleway"/>
+                <w:color w:val="1D1D1B"/>
+                <w:sz w:val="22"/>
+                <w:szCs w:val="22"/>
+              </w:rPr>
+              <w:t>Riesgo en desarrollo:</w:t>
+            </w:r>
+            <w:r>
+              <w:rPr>
+                <w:rFonts w:ascii="Raleway" w:eastAsia="Times New Roman" w:hAnsi="Raleway"/>
+                <w:color w:val="1D1D1B"/>
+                <w:sz w:val="22"/>
+                <w:szCs w:val="22"/>
+              </w:rPr>
+              <w:t xml:space="preserve"> Alto</w:t>
+            </w:r>
+          </w:p>
+        </w:tc>
+      </w:tr>
+      <w:tr>
+        <w:tc>
+          <w:tcPr>
+            <w:tcW w:w="0" w:type="auto"/>
+            <w:tcBorders>
+              <w:top w:val="single" w:sz="6" w:space="0" w:color="9A9A96"/>
+              <w:left w:val="single" w:sz="6" w:space="0" w:color="9A9A96"/>
+              <w:bottom w:val="single" w:sz="6" w:space="0" w:color="9A9A96"/>
+              <w:right w:val="single" w:sz="6" w:space="0" w:color="9A9A96"/>
+            </w:tcBorders>
+            <w:tcMar>
+              <w:top w:w="75" w:type="dxa"/>
+              <w:left w:w="120" w:type="dxa"/>
+              <w:bottom w:w="75" w:type="dxa"/>
+              <w:right w:w="120" w:type="dxa"/>
+            </w:tcMar>
+            <w:hideMark/>
+          </w:tcPr>
+          <w:p>
+            <w:pPr>
+              <w:rPr>
+                <w:rFonts w:ascii="Raleway" w:eastAsia="Times New Roman" w:hAnsi="Raleway"/>
+                <w:color w:val="1D1D1B"/>
+                <w:sz w:val="22"/>
+                <w:szCs w:val="22"/>
+              </w:rPr>
+            </w:pPr>
+            <w:r>
+              <w:rPr>
+                <w:rStyle w:val="Fuerte"/>
+                <w:rFonts w:ascii="Raleway" w:eastAsia="Times New Roman" w:hAnsi="Raleway"/>
+                <w:color w:val="1D1D1B"/>
+                <w:sz w:val="22"/>
+                <w:szCs w:val="22"/>
+              </w:rPr>
+              <w:t>Puntos estimados:</w:t>
+            </w:r>
+            <w:r>
+              <w:rPr>
+                <w:rFonts w:ascii="Raleway" w:eastAsia="Times New Roman" w:hAnsi="Raleway"/>
+                <w:color w:val="1D1D1B"/>
+                <w:sz w:val="22"/>
+                <w:szCs w:val="22"/>
+              </w:rPr>
+              <w:t xml:space="preserve"> 5 · </w:t>
+            </w:r>
+            <w:r>
+              <w:rPr>
+                <w:rStyle w:val="Fuerte"/>
+                <w:rFonts w:ascii="Raleway" w:eastAsia="Times New Roman" w:hAnsi="Raleway"/>
+                <w:color w:val="1D1D1B"/>
+                <w:sz w:val="22"/>
+                <w:szCs w:val="22"/>
+              </w:rPr>
+              <w:t>Horas estimadas:</w:t>
+            </w:r>
+            <w:r>
+              <w:rPr>
+                <w:rFonts w:ascii="Raleway" w:eastAsia="Times New Roman" w:hAnsi="Raleway"/>
+                <w:color w:val="1D1D1B"/>
+                <w:sz w:val="22"/>
+                <w:szCs w:val="22"/>
+              </w:rPr>
+              <w:t xml:space="preserve"> 20</w:t>
+            </w:r>
+          </w:p>
+        </w:tc>
+        <w:tc>
+          <w:tcPr>
+            <w:tcW w:w="0" w:type="auto"/>
+            <w:tcBorders>
+              <w:top w:val="single" w:sz="6" w:space="0" w:color="9A9A96"/>
+              <w:left w:val="single" w:sz="6" w:space="0" w:color="9A9A96"/>
+              <w:bottom w:val="single" w:sz="6" w:space="0" w:color="9A9A96"/>
+              <w:right w:val="single" w:sz="6" w:space="0" w:color="9A9A96"/>
+            </w:tcBorders>
+            <w:tcMar>
+              <w:top w:w="75" w:type="dxa"/>
+              <w:left w:w="120" w:type="dxa"/>
+              <w:bottom w:w="75" w:type="dxa"/>
+              <w:right w:w="120" w:type="dxa"/>
+            </w:tcMar>
+            <w:hideMark/>
+          </w:tcPr>
+          <w:p>
+            <w:pPr>
+              <w:rPr>
+                <w:rFonts w:ascii="Raleway" w:eastAsia="Times New Roman" w:hAnsi="Raleway"/>
+                <w:color w:val="1D1D1B"/>
+                <w:sz w:val="22"/>
+                <w:szCs w:val="22"/>
+              </w:rPr>
+            </w:pPr>
+            <w:r>
+              <w:rPr>
+                <w:rStyle w:val="Fuerte"/>
+                <w:rFonts w:ascii="Raleway" w:eastAsia="Times New Roman" w:hAnsi="Raleway"/>
+                <w:color w:val="1D1D1B"/>
+                <w:sz w:val="22"/>
+                <w:szCs w:val="22"/>
+              </w:rPr>
+              <w:t>Iteración asignada:</w:t>
+            </w:r>
+            <w:r>
+              <w:rPr>
+                <w:rFonts w:ascii="Raleway" w:eastAsia="Times New Roman" w:hAnsi="Raleway"/>
+                <w:color w:val="1D1D1B"/>
+                <w:sz w:val="22"/>
+                <w:szCs w:val="22"/>
+              </w:rPr>
+              <w:t xml:space="preserve"> v3</w:t>
+            </w:r>
+          </w:p>
+        </w:tc>
+      </w:tr>
+      <w:tr>
+        <w:tc>
+          <w:tcPr>
+            <w:tcW w:w="0" w:type="auto"/>
+            <w:tcBorders>
+              <w:top w:val="single" w:sz="6" w:space="0" w:color="9A9A96"/>
+              <w:left w:val="single" w:sz="6" w:space="0" w:color="9A9A96"/>
+              <w:bottom w:val="single" w:sz="6" w:space="0" w:color="9A9A96"/>
+              <w:right w:val="single" w:sz="6" w:space="0" w:color="9A9A96"/>
+            </w:tcBorders>
+            <w:tcMar>
+              <w:top w:w="75" w:type="dxa"/>
+              <w:left w:w="120" w:type="dxa"/>
+              <w:bottom w:w="75" w:type="dxa"/>
+              <w:right w:w="120" w:type="dxa"/>
+            </w:tcMar>
+            <w:hideMark/>
+          </w:tcPr>
+          <w:p>
+            <w:pPr>
+              <w:rPr>
+                <w:rFonts w:ascii="Raleway" w:eastAsia="Times New Roman" w:hAnsi="Raleway"/>
+                <w:color w:val="1D1D1B"/>
+                <w:sz w:val="22"/>
+                <w:szCs w:val="22"/>
+              </w:rPr>
+            </w:pPr>
+            <w:r>
+              <w:rPr>
+                <w:rStyle w:val="Fuerte"/>
+                <w:rFonts w:ascii="Raleway" w:eastAsia="Times New Roman" w:hAnsi="Raleway"/>
+                <w:color w:val="1D1D1B"/>
+                <w:sz w:val="22"/>
+                <w:szCs w:val="22"/>
+              </w:rPr>
+              <w:t>Programador responsable:</w:t>
+            </w:r>
+            <w:r>
+              <w:rPr>
+                <w:rFonts w:ascii="Raleway" w:eastAsia="Times New Roman" w:hAnsi="Raleway"/>
+                <w:color w:val="1D1D1B"/>
+                <w:sz w:val="22"/>
+                <w:szCs w:val="22"/>
+              </w:rPr>
+              <w:t xml:space="preserve"> Equipo del proyecto de aula</w:t>
+            </w:r>
+          </w:p>
+        </w:tc>
+        <w:tc>
+          <w:tcPr>
+            <w:tcW w:w="0" w:type="auto"/>
+            <w:tcBorders>
+              <w:top w:val="single" w:sz="6" w:space="0" w:color="9A9A96"/>
+              <w:left w:val="single" w:sz="6" w:space="0" w:color="9A9A96"/>
+              <w:bottom w:val="single" w:sz="6" w:space="0" w:color="9A9A96"/>
+              <w:right w:val="single" w:sz="6" w:space="0" w:color="9A9A96"/>
+            </w:tcBorders>
+            <w:tcMar>
+              <w:top w:w="75" w:type="dxa"/>
+              <w:left w:w="120" w:type="dxa"/>
+              <w:bottom w:w="75" w:type="dxa"/>
+              <w:right w:w="120" w:type="dxa"/>
+            </w:tcMar>
+            <w:hideMark/>
+          </w:tcPr>
+          <w:p>
+            <w:pPr>
+              <w:rPr>
+                <w:rFonts w:ascii="Raleway" w:eastAsia="Times New Roman" w:hAnsi="Raleway"/>
+                <w:color w:val="1D1D1B"/>
+                <w:sz w:val="22"/>
+                <w:szCs w:val="22"/>
+              </w:rPr>
+            </w:pPr>
+          </w:p>
+        </w:tc>
+      </w:tr>
+    </w:tbl>
+    <w:p>
+      <w:pPr>
+        <w:pStyle w:val="NormalWeb"/>
+        <w:rPr>
+          <w:rFonts w:ascii="Raleway" w:hAnsi="Raleway"/>
+          <w:color w:val="1D1D1B"/>
+          <w:sz w:val="22"/>
+          <w:szCs w:val="22"/>
+        </w:rPr>
+      </w:pPr>
+      <w:r>
+        <w:rPr>
+          <w:rStyle w:val="Fuerte"/>
+          <w:rFonts w:ascii="Raleway" w:hAnsi="Raleway"/>
+          <w:color w:val="1D1D1B"/>
+          <w:sz w:val="22"/>
+          <w:szCs w:val="22"/>
+        </w:rPr>
+        <w:t>Descripción:</w:t>
+      </w:r>
+    </w:p>
+    <w:p>
+      <w:pPr>
+        <w:pStyle w:val="NormalWeb"/>
+        <w:rPr>
+          <w:rFonts w:ascii="Raleway" w:hAnsi="Raleway"/>
+          <w:color w:val="1D1D1B"/>
+          <w:sz w:val="22"/>
+          <w:szCs w:val="22"/>
+        </w:rPr>
+      </w:pPr>
+      <w:r>
+        <w:rPr>
+          <w:rFonts w:ascii="Raleway" w:hAnsi="Raleway"/>
+          <w:color w:val="1D1D1B"/>
+          <w:sz w:val="22"/>
+          <w:szCs w:val="22"/>
+        </w:rPr>
+        <w:t>Yo, Hugo Nelson Castañeda, como administrador del sistema y director del CIDEH, quiero que cada persona entre con su usuario y vea únicamente lo que le corresponde según su rol, para que un asistente no pueda modificar el catálogo de sedes ni consultar la asistencia de los demás.</w:t>
+      </w:r>
+    </w:p>
+    <w:p>
+      <w:pPr>
+        <w:pStyle w:val="NormalWeb"/>
+        <w:rPr>
+          <w:rFonts w:ascii="Raleway" w:hAnsi="Raleway"/>
+          <w:color w:val="1D1D1B"/>
+          <w:sz w:val="22"/>
+          <w:szCs w:val="22"/>
+        </w:rPr>
+      </w:pPr>
+      <w:r>
+        <w:rPr>
+          <w:rStyle w:val="Fuerte"/>
+          <w:rFonts w:ascii="Raleway" w:hAnsi="Raleway"/>
+          <w:color w:val="1D1D1B"/>
+          <w:sz w:val="22"/>
+          <w:szCs w:val="22"/>
+        </w:rPr>
+        <w:t>Observaciones:</w:t>
+      </w:r>
+    </w:p>
+    <w:p>
+      <w:pPr>
+        <w:numPr>
+          <w:ilvl w:val="0"/>
+          <w:numId w:val="19"/>
+        </w:numPr>
+        <w:spacing w:before="100" w:beforeAutospacing="1" w:after="45"/>
+        <w:rPr>
+          <w:rFonts w:ascii="Raleway" w:eastAsia="Times New Roman" w:hAnsi="Raleway"/>
+          <w:color w:val="1D1D1B"/>
+          <w:sz w:val="22"/>
+          <w:szCs w:val="22"/>
+        </w:rPr>
+      </w:pPr>
+      <w:r>
+        <w:rPr>
+          <w:rStyle w:val="Fuerte"/>
+          <w:rFonts w:ascii="Raleway" w:eastAsia="Times New Roman" w:hAnsi="Raleway"/>
+          <w:color w:val="1D1D1B"/>
+          <w:sz w:val="22"/>
+          <w:szCs w:val="22"/>
+        </w:rPr>
+        <w:t>Ojo con una confusión frecuente: esconder una opción del menú NO es controlar el acceso.</w:t>
+      </w:r>
+      <w:r>
+        <w:rPr>
+          <w:rFonts w:ascii="Raleway" w:eastAsia="Times New Roman" w:hAnsi="Raleway"/>
+          <w:color w:val="1D1D1B"/>
+          <w:sz w:val="22"/>
+          <w:szCs w:val="22"/>
+        </w:rPr>
+        <w:t xml:space="preserve"> </w:t>
+      </w:r>
+      <w:r>
+        <w:rPr>
+          <w:rFonts w:ascii="Raleway" w:eastAsia="Times New Roman" w:hAnsi="Raleway"/>
+          <w:color w:val="1D1D1B"/>
+          <w:sz w:val="22"/>
+          <w:szCs w:val="22"/>
+        </w:rPr>
+        <w:t xml:space="preserve">Mientras el control no esté en el servicio que entrega los datos, cualquiera que escriba la dirección web llega igual. Por eso esta historia </w:t>
+      </w:r>
+      <w:r>
+        <w:rPr>
+          <w:rStyle w:val="Fuerte"/>
+          <w:rFonts w:ascii="Raleway" w:eastAsia="Times New Roman" w:hAnsi="Raleway"/>
+          <w:color w:val="1D1D1B"/>
+          <w:sz w:val="22"/>
+          <w:szCs w:val="22"/>
+        </w:rPr>
+        <w:t>no se considera cumplida con un menú filtrado</w:t>
+      </w:r>
+      <w:r>
+        <w:rPr>
+          <w:rFonts w:ascii="Raleway" w:eastAsia="Times New Roman" w:hAnsi="Raleway"/>
+          <w:color w:val="1D1D1B"/>
+          <w:sz w:val="22"/>
+          <w:szCs w:val="22"/>
+        </w:rPr>
+        <w:t>.</w:t>
+      </w:r>
+    </w:p>
+    <w:p>
+      <w:pPr>
+        <w:numPr>
+          <w:ilvl w:val="0"/>
+          <w:numId w:val="19"/>
+        </w:numPr>
+        <w:spacing w:before="100" w:beforeAutospacing="1" w:after="45"/>
+        <w:rPr>
+          <w:rFonts w:ascii="Raleway" w:eastAsia="Times New Roman" w:hAnsi="Raleway"/>
+          <w:color w:val="1D1D1B"/>
+          <w:sz w:val="22"/>
+          <w:szCs w:val="22"/>
+        </w:rPr>
+      </w:pPr>
+      <w:r>
+        <w:rPr>
+          <w:rFonts w:ascii="Raleway" w:eastAsia="Times New Roman" w:hAnsi="Raleway"/>
+          <w:color w:val="1D1D1B"/>
+          <w:sz w:val="22"/>
+          <w:szCs w:val="22"/>
+        </w:rPr>
+        <w:t>Un sistema que aparenta seguridad es peor que uno que no la tiene, porque el segundo al menos no engaña a quien lo opera.</w:t>
+      </w:r>
+    </w:p>
+    <w:p>
+      <w:pPr>
+        <w:pStyle w:val="NormalWeb"/>
+        <w:rPr>
+          <w:rFonts w:ascii="Raleway" w:hAnsi="Raleway"/>
+          <w:color w:val="1D1D1B"/>
+          <w:sz w:val="22"/>
+          <w:szCs w:val="22"/>
+        </w:rPr>
+      </w:pPr>
+      <w:r>
+        <w:rPr>
+          <w:rStyle w:val="Fuerte"/>
+          <w:rFonts w:ascii="Raleway" w:hAnsi="Raleway"/>
+          <w:color w:val="1D1D1B"/>
+          <w:sz w:val="22"/>
+          <w:szCs w:val="22"/>
+        </w:rPr>
+        <w:t>Criterios de aceptación:</w:t>
+      </w:r>
+    </w:p>
+    <w:p>
+      <w:pPr>
+        <w:numPr>
+          <w:ilvl w:val="0"/>
+          <w:numId w:val="20"/>
+        </w:numPr>
+        <w:spacing w:before="100" w:beforeAutospacing="1" w:after="45"/>
+        <w:rPr>
+          <w:rFonts w:ascii="Raleway" w:eastAsia="Times New Roman" w:hAnsi="Raleway"/>
+          <w:color w:val="1D1D1B"/>
+          <w:sz w:val="22"/>
+          <w:szCs w:val="22"/>
+        </w:rPr>
+      </w:pPr>
+      <w:r>
+        <w:rPr>
+          <w:rFonts w:ascii="Raleway" w:eastAsia="Times New Roman" w:hAnsi="Raleway"/>
+          <w:color w:val="1D1D1B"/>
+          <w:sz w:val="22"/>
+          <w:szCs w:val="22"/>
+        </w:rPr>
+        <w:t>Que el sistema pida usuario y contraseña, y que toda pantalla distinta del ingreso exija haber entrado.</w:t>
+      </w:r>
+    </w:p>
+    <w:p>
+      <w:pPr>
+        <w:numPr>
+          <w:ilvl w:val="0"/>
+          <w:numId w:val="20"/>
+        </w:numPr>
+        <w:spacing w:before="100" w:beforeAutospacing="1" w:after="45"/>
+        <w:rPr>
+          <w:rFonts w:ascii="Raleway" w:eastAsia="Times New Roman" w:hAnsi="Raleway"/>
+          <w:color w:val="1D1D1B"/>
+          <w:sz w:val="22"/>
+          <w:szCs w:val="22"/>
+        </w:rPr>
+      </w:pPr>
+      <w:r>
+        <w:rPr>
+          <w:rFonts w:ascii="Raleway" w:eastAsia="Times New Roman" w:hAnsi="Raleway"/>
+          <w:color w:val="1D1D1B"/>
+          <w:sz w:val="22"/>
+          <w:szCs w:val="22"/>
+        </w:rPr>
+        <w:t>Que las contraseñas se guarden cifradas y nunca se devuelvan.</w:t>
+      </w:r>
+    </w:p>
+    <w:p>
+      <w:pPr>
+        <w:numPr>
+          <w:ilvl w:val="0"/>
+          <w:numId w:val="20"/>
+        </w:numPr>
+        <w:spacing w:before="100" w:beforeAutospacing="1" w:after="45"/>
+        <w:rPr>
+          <w:rFonts w:ascii="Raleway" w:eastAsia="Times New Roman" w:hAnsi="Raleway"/>
+          <w:color w:val="1D1D1B"/>
+          <w:sz w:val="22"/>
+          <w:szCs w:val="22"/>
+        </w:rPr>
+      </w:pPr>
+      <w:r>
+        <w:rPr>
+          <w:rFonts w:ascii="Raleway" w:eastAsia="Times New Roman" w:hAnsi="Raleway"/>
+          <w:color w:val="1D1D1B"/>
+          <w:sz w:val="22"/>
+          <w:szCs w:val="22"/>
+        </w:rPr>
+        <w:t>Que el mensaje de error al fallar el ingreso sea el mismo si el usuario no existe y si la contraseña está mal: decir cuál de los dos falló revela qué usuarios existen.</w:t>
+      </w:r>
+    </w:p>
+    <w:p>
+      <w:pPr>
+        <w:numPr>
+          <w:ilvl w:val="0"/>
+          <w:numId w:val="20"/>
+        </w:numPr>
+        <w:spacing w:before="100" w:beforeAutospacing="1" w:after="45"/>
+        <w:rPr>
+          <w:rFonts w:ascii="Raleway" w:eastAsia="Times New Roman" w:hAnsi="Raleway"/>
+          <w:color w:val="1D1D1B"/>
+          <w:sz w:val="22"/>
+          <w:szCs w:val="22"/>
+        </w:rPr>
+      </w:pPr>
+      <w:r>
+        <w:rPr>
+          <w:rFonts w:ascii="Raleway" w:eastAsia="Times New Roman" w:hAnsi="Raleway"/>
+          <w:color w:val="1D1D1B"/>
+          <w:sz w:val="22"/>
+          <w:szCs w:val="22"/>
+        </w:rPr>
+        <w:t>Que el menú muestre solo lo que el rol puede usar.</w:t>
+      </w:r>
+    </w:p>
+    <w:p>
+      <w:pPr>
+        <w:numPr>
+          <w:ilvl w:val="0"/>
+          <w:numId w:val="20"/>
+        </w:numPr>
+        <w:spacing w:before="100" w:beforeAutospacing="1" w:after="45"/>
+        <w:rPr>
+          <w:rFonts w:ascii="Raleway" w:eastAsia="Times New Roman" w:hAnsi="Raleway"/>
+          <w:color w:val="1D1D1B"/>
+          <w:sz w:val="22"/>
+          <w:szCs w:val="22"/>
+        </w:rPr>
+      </w:pPr>
+      <w:r>
+        <w:rPr>
+          <w:rFonts w:ascii="Raleway" w:eastAsia="Times New Roman" w:hAnsi="Raleway"/>
+          <w:color w:val="1D1D1B"/>
+          <w:sz w:val="22"/>
+          <w:szCs w:val="22"/>
+        </w:rPr>
+        <w:t xml:space="preserve">Que el control se aplique </w:t>
+      </w:r>
+      <w:r>
+        <w:rPr>
+          <w:rStyle w:val="Fuerte"/>
+          <w:rFonts w:ascii="Raleway" w:eastAsia="Times New Roman" w:hAnsi="Raleway"/>
+          <w:color w:val="1D1D1B"/>
+          <w:sz w:val="22"/>
+          <w:szCs w:val="22"/>
+        </w:rPr>
+        <w:t>también</w:t>
+      </w:r>
+      <w:r>
+        <w:rPr>
+          <w:rFonts w:ascii="Raleway" w:eastAsia="Times New Roman" w:hAnsi="Raleway"/>
+          <w:color w:val="1D1D1B"/>
+          <w:sz w:val="22"/>
+          <w:szCs w:val="22"/>
+        </w:rPr>
+        <w:t xml:space="preserve"> cuando alguien escribe la dirección a mano.</w:t>
+      </w:r>
+    </w:p>
+    <w:p>
+      <w:pPr>
+        <w:numPr>
+          <w:ilvl w:val="0"/>
+          <w:numId w:val="20"/>
+        </w:numPr>
+        <w:spacing w:before="100" w:beforeAutospacing="1" w:after="45"/>
+        <w:rPr>
+          <w:rFonts w:ascii="Raleway" w:eastAsia="Times New Roman" w:hAnsi="Raleway"/>
+          <w:color w:val="1D1D1B"/>
+          <w:sz w:val="22"/>
+          <w:szCs w:val="22"/>
+        </w:rPr>
+      </w:pPr>
+      <w:r>
+        <w:rPr>
+          <w:rFonts w:ascii="Raleway" w:eastAsia="Times New Roman" w:hAnsi="Raleway"/>
+          <w:color w:val="1D1D1B"/>
+          <w:sz w:val="22"/>
+          <w:szCs w:val="22"/>
+        </w:rPr>
+        <w:t>Que las contraseñas solo puedan ser inicializadas por el administrador y deban cambiarse en el primer ingreso.</w:t>
+      </w:r>
+    </w:p>
+    <w:p>
+      <w:pPr>
+        <w:rPr>
+          <w:rFonts w:ascii="Raleway" w:eastAsia="Times New Roman" w:hAnsi="Raleway"/>
+          <w:color w:val="1D1D1B"/>
+          <w:sz w:val="22"/>
+          <w:szCs w:val="22"/>
+        </w:rPr>
+      </w:pPr>
+      <w:r>
+        <w:rPr>
+          <w:rFonts w:ascii="Raleway" w:eastAsia="Times New Roman" w:hAnsi="Raleway"/>
+          <w:color w:val="1D1D1B"/>
+          <w:sz w:val="22"/>
+          <w:szCs w:val="22"/>
+        </w:rPr>
+        <w:pict w14:anchorId="78E71A40">
+          <v:rect id="_x0000_i1037" style="width:0;height:1.5pt" o:hralign="center" o:hrstd="t" o:hr="t" fillcolor="#a0a0a0" stroked="f"/>
+        </w:pict>
+      </w:r>
+    </w:p>
+    <w:p>
+      <w:pPr>
+        <w:pStyle w:val="Ttulo2"/>
+        <w:rPr>
+          <w:rFonts w:eastAsia="Times New Roman"/>
+        </w:rPr>
+      </w:pPr>
+      <w:r>
+        <w:rPr>
+          <w:rFonts w:eastAsia="Times New Roman"/>
+        </w:rPr>
+        <w:t>Anexo: qué NO es una historia de usuario</w:t>
+      </w:r>
+    </w:p>
+    <w:p>
+      <w:pPr>
+        <w:pStyle w:val="NormalWeb"/>
+        <w:rPr>
+          <w:rFonts w:ascii="Raleway" w:hAnsi="Raleway"/>
+          <w:color w:val="1D1D1B"/>
+          <w:sz w:val="22"/>
+          <w:szCs w:val="22"/>
+        </w:rPr>
+      </w:pPr>
+      <w:r>
+        <w:rPr>
+          <w:rFonts w:ascii="Raleway" w:hAnsi="Raleway"/>
+          <w:color w:val="1D1D1B"/>
+          <w:sz w:val="22"/>
+          <w:szCs w:val="22"/>
+        </w:rPr>
+        <w:t>Se deja anotado porque al escribir este documento aparecieron tres candidatas que se descartaron, y saber por qué ahorra discusiones:</w:t>
+      </w:r>
+    </w:p>
+    <w:tbl>
+      <w:tblPr>
+        <w:tblW w:w="5000" w:type="pct"/>
+        <w:tblBorders>
+          <w:top w:val="single" w:sz="6" w:space="0" w:color="9A9A96"/>
+          <w:left w:val="single" w:sz="6" w:space="0" w:color="9A9A96"/>
+          <w:bottom w:val="single" w:sz="6" w:space="0" w:color="9A9A96"/>
+          <w:right w:val="single" w:sz="6" w:space="0" w:color="9A9A96"/>
+        </w:tblBorders>
+        <w:tblCellMar>
+          <w:top w:w="15" w:type="dxa"/>
+          <w:left w:w="15" w:type="dxa"/>
+          <w:bottom w:w="15" w:type="dxa"/>
+          <w:right w:w="15" w:type="dxa"/>
+        </w:tblCellMar>
+        <w:tblLook w:val="04A0" w:firstRow="1" w:lastRow="0" w:firstColumn="1" w:lastColumn="0" w:noHBand="0" w:noVBand="1"/>
+      </w:tblPr>
+      <w:tblGrid>
+        <w:gridCol w:w="2203"/>
+        <w:gridCol w:w="6619"/>
+      </w:tblGrid>
+      <w:tr>
+        <w:trPr>
+          <w:tblHeader/>
+        </w:trPr>
+        <w:tc>
+          <w:tcPr>
+            <w:tcW w:w="0" w:type="auto"/>
+            <w:tcBorders>
+              <w:top w:val="single" w:sz="6" w:space="0" w:color="9A9A96"/>
+              <w:left w:val="single" w:sz="6" w:space="0" w:color="9A9A96"/>
+              <w:bottom w:val="single" w:sz="6" w:space="0" w:color="9A9A96"/>
+              <w:right w:val="single" w:sz="6" w:space="0" w:color="9A9A96"/>
+            </w:tcBorders>
+            <w:shd w:val="clear" w:color="auto" w:fill="EF7D00"/>
+            <w:tcMar>
+              <w:top w:w="75" w:type="dxa"/>
+              <w:left w:w="120" w:type="dxa"/>
+              <w:bottom w:w="75" w:type="dxa"/>
+              <w:right w:w="120" w:type="dxa"/>
+            </w:tcMar>
+            <w:hideMark/>
+          </w:tcPr>
+          <w:p>
+            <w:pPr>
+              <w:rPr>
                 <w:rFonts w:ascii="Montserrat" w:eastAsia="Times New Roman" w:hAnsi="Montserrat"/>
                 <w:b/>
                 <w:bCs/>
@@ -10909,13 +15727,137 @@
           </w:p>
         </w:tc>
       </w:tr>
+      <w:tr>
+        <w:tc>
+          <w:tcPr>
+            <w:tcW w:w="0" w:type="auto"/>
+            <w:tcBorders>
+              <w:top w:val="single" w:sz="6" w:space="0" w:color="9A9A96"/>
+              <w:left w:val="single" w:sz="6" w:space="0" w:color="9A9A96"/>
+              <w:bottom w:val="single" w:sz="6" w:space="0" w:color="9A9A96"/>
+              <w:right w:val="single" w:sz="6" w:space="0" w:color="9A9A96"/>
+            </w:tcBorders>
+            <w:tcMar>
+              <w:top w:w="75" w:type="dxa"/>
+              <w:left w:w="120" w:type="dxa"/>
+              <w:bottom w:w="75" w:type="dxa"/>
+              <w:right w:w="120" w:type="dxa"/>
+            </w:tcMar>
+            <w:hideMark/>
+          </w:tcPr>
+          <w:p>
+            <w:pPr>
+              <w:rPr>
+                <w:rFonts w:ascii="Raleway" w:eastAsia="Times New Roman" w:hAnsi="Raleway"/>
+                <w:color w:val="1D1D1B"/>
+                <w:sz w:val="22"/>
+                <w:szCs w:val="22"/>
+              </w:rPr>
+            </w:pPr>
+            <w:r>
+              <w:rPr>
+                <w:rFonts w:ascii="Raleway" w:eastAsia="Times New Roman" w:hAnsi="Raleway"/>
+                <w:color w:val="1D1D1B"/>
+                <w:sz w:val="22"/>
+                <w:szCs w:val="22"/>
+              </w:rPr>
+              <w:t>«Que la clave al correo autentique al usuario»</w:t>
+            </w:r>
+          </w:p>
+        </w:tc>
+        <w:tc>
+          <w:tcPr>
+            <w:tcW w:w="0" w:type="auto"/>
+            <w:tcBorders>
+              <w:top w:val="single" w:sz="6" w:space="0" w:color="9A9A96"/>
+              <w:left w:val="single" w:sz="6" w:space="0" w:color="9A9A96"/>
+              <w:bottom w:val="single" w:sz="6" w:space="0" w:color="9A9A96"/>
+              <w:right w:val="single" w:sz="6" w:space="0" w:color="9A9A96"/>
+            </w:tcBorders>
+            <w:tcMar>
+              <w:top w:w="75" w:type="dxa"/>
+              <w:left w:w="120" w:type="dxa"/>
+              <w:bottom w:w="75" w:type="dxa"/>
+              <w:right w:w="120" w:type="dxa"/>
+            </w:tcMar>
+            <w:hideMark/>
+          </w:tcPr>
+          <w:p>
+            <w:pPr>
+              <w:rPr>
+                <w:rFonts w:ascii="Raleway" w:eastAsia="Times New Roman" w:hAnsi="Raleway"/>
+                <w:color w:val="1D1D1B"/>
+                <w:sz w:val="22"/>
+                <w:szCs w:val="22"/>
+              </w:rPr>
+            </w:pPr>
+            <w:r>
+              <w:rPr>
+                <w:rStyle w:val="Fuerte"/>
+                <w:rFonts w:ascii="Raleway" w:eastAsia="Times New Roman" w:hAnsi="Raleway"/>
+                <w:color w:val="1D1D1B"/>
+                <w:sz w:val="22"/>
+                <w:szCs w:val="22"/>
+              </w:rPr>
+              <w:t>La fuente dice lo contrario.</w:t>
+            </w:r>
+            <w:r>
+              <w:rPr>
+                <w:rFonts w:ascii="Raleway" w:eastAsia="Times New Roman" w:hAnsi="Raleway"/>
+                <w:color w:val="1D1D1B"/>
+                <w:sz w:val="22"/>
+                <w:szCs w:val="22"/>
+              </w:rPr>
+              <w:t xml:space="preserve"> En la reunión se reconoció que se puede pedir el código por teléfono: </w:t>
+            </w:r>
+            <w:r>
+              <w:rPr>
+                <w:rStyle w:val="nfasis"/>
+                <w:rFonts w:ascii="Raleway" w:eastAsia="Times New Roman" w:hAnsi="Raleway"/>
+                <w:color w:val="1D1D1B"/>
+                <w:sz w:val="22"/>
+                <w:szCs w:val="22"/>
+              </w:rPr>
+              <w:t>«esa trampa se puede hacer»</w:t>
+            </w:r>
+            <w:r>
+              <w:rPr>
+                <w:rFonts w:ascii="Raleway" w:eastAsia="Times New Roman" w:hAnsi="Raleway"/>
+                <w:color w:val="1D1D1B"/>
+                <w:sz w:val="22"/>
+                <w:szCs w:val="22"/>
+              </w:rPr>
+              <w:t xml:space="preserve"> (</w:t>
+            </w:r>
+            <w:r>
+              <w:rPr>
+                <w:rStyle w:val="CdigoHTML"/>
+                <w:color w:val="1D1D1B"/>
+              </w:rPr>
+              <w:t>1:05:18</w:t>
+            </w:r>
+            <w:r>
+              <w:rPr>
+                <w:rFonts w:ascii="Raleway" w:eastAsia="Times New Roman" w:hAnsi="Raleway"/>
+                <w:color w:val="1D1D1B"/>
+                <w:sz w:val="22"/>
+                <w:szCs w:val="22"/>
+              </w:rPr>
+              <w:t>). Escribirla como autenticación sería prometer algo que el sistema no da. Va como lo que es: prevención de suplantación, con su límite dicho</w:t>
+            </w:r>
+          </w:p>
+        </w:tc>
+      </w:tr>
     </w:tbl>
     <w:p>
       <w:pPr>
         <w:pStyle w:val="NormalWeb"/>
-        <w:divId w:val="1522083350"/>
-        <w:rPr>
-          <w:rFonts w:ascii="Raleway" w:hAnsi="Raleway"/>
+        <w:ind w:right="720"/>
+        <w:divId w:val="1675717304"/>
+        <w:rPr>
+          <w:rFonts w:ascii="Raleway" w:hAnsi="Raleway"/>
+          <w:i/>
+          <w:iCs/>
           <w:color w:val="4A4A47"/>
           <w:sz w:val="22"/>
           <w:szCs w:val="22"/>
@@ -10924,6 +15866,8 @@
       <w:r>
         <w:rPr>
           <w:rFonts w:ascii="Raleway" w:hAnsi="Raleway"/>
+          <w:i/>
+          <w:iCs/>
           <w:color w:val="4A4A47"/>
           <w:sz w:val="22"/>
           <w:szCs w:val="22"/>
@@ -10934,6 +15878,8 @@
         <w:rPr>
           <w:rStyle w:val="Fuerte"/>
           <w:rFonts w:ascii="Raleway" w:hAnsi="Raleway"/>
+          <w:i/>
+          <w:iCs/>
           <w:color w:val="4A4A47"/>
           <w:sz w:val="22"/>
           <w:szCs w:val="22"/>
@@ -10943,6 +15889,8 @@
       <w:r>
         <w:rPr>
           <w:rFonts w:ascii="Raleway" w:hAnsi="Raleway"/>
+          <w:i/>
+          <w:iCs/>
           <w:color w:val="4A4A47"/>
           <w:sz w:val="22"/>
           <w:szCs w:val="22"/>
@@ -10963,9 +15911,9 @@
 <file path=word/numbering.xml><?xml version="1.0" encoding="utf-8"?>
 <w:numbering xmlns:wpc="http://schemas.microsoft.com/office/word/2010/wordprocessingCanvas" xmlns:cx="http://schemas.microsoft.com/office/drawing/2014/chartex" xmlns:cx1="http://schemas.microsoft.com/office/drawing/2015/9/8/chartex" xmlns:cx2="http://schemas.microsoft.com/office/drawing/2015/10/21/chartex" xmlns:cx3="http://schemas.microsoft.com/office/drawing/2016/5/9/chartex" xmlns:cx4="http://schemas.microsoft.com/office/drawing/2016/5/10/chartex" xmlns:cx5="http://schemas.microsoft.com/office/drawing/2016/5/11/chartex" xmlns:cx6="http://schemas.microsoft.com/office/drawing/2016/5/12/chartex" xmlns:cx7="http://schemas.microsoft.com/office/drawing/2016/5/13/chartex" xmlns:cx8="http://schemas.microsoft.com/office/drawing/2016/5/14/chartex" xmlns:mc="http://schemas.openxmlformats.org/markup-compatibility/2006" xmlns:aink="http://schemas.microsoft.com/office/drawing/2016/ink" xmlns:am3d="http://schemas.microsoft.com/office/drawing/2017/model3d" xmlns:o="urn:schemas-microsoft-com:office:office" xmlns:oel="http://schemas.microsoft.com/office/2019/extlst" xmlns:r="http://schemas.openxmlformats.org/officeDocument/2006/relationships" xmlns:m="http://schemas.openxmlformats.org/officeDocument/2006/math" xmlns:v="urn:schemas-microsoft-com:vml" xmlns:wp14="http://schemas.microsoft.com/office/word/2010/wordprocessingDrawing" xmlns:wp="http://schemas.openxmlformats.org/drawingml/2006/wordprocessingDrawing" xmlns:w10="urn:schemas-microsoft-com:office:word" xmlns:w="http://schemas.openxmlformats.org/wordprocessingml/2006/main" xmlns:w14="http://schemas.microsoft.com/office/word/2010/wordml" xmlns:w15="http://schemas.microsoft.com/office/word/2012/wordml" xmlns:w16cex="http://schemas.microsoft.com/office/word/2018/wordml/cex" xmlns:w16cid="http://schemas.microsoft.com/office/word/2016/wordml/cid" xmlns:w16="http://schemas.microsoft.com/office/word/2018/wordml" xmlns:w16du="http://schemas.microsoft.com/office/word/2023/wordml/word16du" xmlns:w16sdtdh="http://schemas.microsoft.com/office/word/2020/wordml/sdtdatahash" xmlns:w16sdtfl="http://schemas.microsoft.com/office/word/2024/wordml/sdtformatlock" xmlns:w16se="http://schemas.microsoft.com/office/word/2015/wordml/symex" xmlns:wpg="http://schemas.microsoft.com/office/word/2010/wordprocessingGroup" xmlns:wpi="http://schemas.microsoft.com/office/word/2010/wordprocessingInk" xmlns:wne="http://schemas.microsoft.com/office/word/2006/wordml" xmlns:wps="http://schemas.microsoft.com/office/word/2010/wordprocessingShape" mc:Ignorable="w14 w15 w16se w16cid w16 w16cex w16sdtdh w16sdtfl w16du wp14">
   <w:abstractNum w:abstractNumId="0" w15:restartNumberingAfterBreak="0">
-    <w:nsid w:val="0EB43738"/>
+    <w:nsid w:val="04F314CD"/>
     <w:multiLevelType w:val="multilevel"/>
-    <w:tmpl w:val="4A807C9C"/>
+    <w:tmpl w:val="402AEBC0"/>
     <w:lvl w:ilvl="0">
       <w:start w:val="1"/>
       <w:numFmt w:val="bullet"/>
@@ -11112,9 +16060,9 @@
     </w:lvl>
   </w:abstractNum>
   <w:abstractNum w:abstractNumId="1" w15:restartNumberingAfterBreak="0">
-    <w:nsid w:val="117027F6"/>
+    <w:nsid w:val="088E69CB"/>
     <w:multiLevelType w:val="multilevel"/>
-    <w:tmpl w:val="8EFE4B6A"/>
+    <w:tmpl w:val="CED6889C"/>
     <w:lvl w:ilvl="0">
       <w:start w:val="1"/>
       <w:numFmt w:val="bullet"/>
@@ -11261,9 +16209,9 @@
     </w:lvl>
   </w:abstractNum>
   <w:abstractNum w:abstractNumId="2" w15:restartNumberingAfterBreak="0">
-    <w:nsid w:val="1A665F8A"/>
+    <w:nsid w:val="0C6A0349"/>
     <w:multiLevelType w:val="multilevel"/>
-    <w:tmpl w:val="0D06F88E"/>
+    <w:tmpl w:val="50D44F9E"/>
     <w:lvl w:ilvl="0">
       <w:start w:val="1"/>
       <w:numFmt w:val="bullet"/>
@@ -11410,9 +16358,9 @@
     </w:lvl>
   </w:abstractNum>
   <w:abstractNum w:abstractNumId="3" w15:restartNumberingAfterBreak="0">
-    <w:nsid w:val="1C4E0DAD"/>
+    <w:nsid w:val="1B455E6F"/>
     <w:multiLevelType w:val="multilevel"/>
-    <w:tmpl w:val="C79C2F7E"/>
+    <w:tmpl w:val="1FAE973E"/>
     <w:lvl w:ilvl="0">
       <w:start w:val="1"/>
       <w:numFmt w:val="bullet"/>
@@ -11559,9 +16507,9 @@
     </w:lvl>
   </w:abstractNum>
   <w:abstractNum w:abstractNumId="4" w15:restartNumberingAfterBreak="0">
-    <w:nsid w:val="249223B7"/>
+    <w:nsid w:val="2B4F3F81"/>
     <w:multiLevelType w:val="multilevel"/>
-    <w:tmpl w:val="9F504802"/>
+    <w:tmpl w:val="E83A89C8"/>
     <w:lvl w:ilvl="0">
       <w:start w:val="1"/>
       <w:numFmt w:val="bullet"/>
@@ -11708,9 +16656,9 @@
     </w:lvl>
   </w:abstractNum>
   <w:abstractNum w:abstractNumId="5" w15:restartNumberingAfterBreak="0">
-    <w:nsid w:val="267B795D"/>
+    <w:nsid w:val="2E262CF9"/>
     <w:multiLevelType w:val="multilevel"/>
-    <w:tmpl w:val="8ADC9426"/>
+    <w:tmpl w:val="213EAA3C"/>
     <w:lvl w:ilvl="0">
       <w:start w:val="1"/>
       <w:numFmt w:val="bullet"/>
@@ -11857,9 +16805,9 @@
     </w:lvl>
   </w:abstractNum>
   <w:abstractNum w:abstractNumId="6" w15:restartNumberingAfterBreak="0">
-    <w:nsid w:val="427C4757"/>
+    <w:nsid w:val="332A0164"/>
     <w:multiLevelType w:val="multilevel"/>
-    <w:tmpl w:val="408247AA"/>
+    <w:tmpl w:val="FEC216D2"/>
     <w:lvl w:ilvl="0">
       <w:start w:val="1"/>
       <w:numFmt w:val="bullet"/>
@@ -12006,9 +16954,9 @@
     </w:lvl>
   </w:abstractNum>
   <w:abstractNum w:abstractNumId="7" w15:restartNumberingAfterBreak="0">
-    <w:nsid w:val="4DDF38D3"/>
+    <w:nsid w:val="36396C4A"/>
     <w:multiLevelType w:val="multilevel"/>
-    <w:tmpl w:val="8F9A9DCC"/>
+    <w:tmpl w:val="1D5CA262"/>
     <w:lvl w:ilvl="0">
       <w:start w:val="1"/>
       <w:numFmt w:val="bullet"/>
@@ -12155,9 +17103,9 @@
     </w:lvl>
   </w:abstractNum>
   <w:abstractNum w:abstractNumId="8" w15:restartNumberingAfterBreak="0">
-    <w:nsid w:val="4FDD13C6"/>
+    <w:nsid w:val="389E56E5"/>
     <w:multiLevelType w:val="multilevel"/>
-    <w:tmpl w:val="6BD8B54C"/>
+    <w:tmpl w:val="B588D5B2"/>
     <w:lvl w:ilvl="0">
       <w:start w:val="1"/>
       <w:numFmt w:val="bullet"/>
@@ -12304,9 +17252,9 @@
     </w:lvl>
   </w:abstractNum>
   <w:abstractNum w:abstractNumId="9" w15:restartNumberingAfterBreak="0">
-    <w:nsid w:val="521F389E"/>
+    <w:nsid w:val="3C4B4145"/>
     <w:multiLevelType w:val="multilevel"/>
-    <w:tmpl w:val="A9AEEC3C"/>
+    <w:tmpl w:val="720257EC"/>
     <w:lvl w:ilvl="0">
       <w:start w:val="1"/>
       <w:numFmt w:val="bullet"/>
@@ -12453,9 +17401,9 @@
     </w:lvl>
   </w:abstractNum>
   <w:abstractNum w:abstractNumId="10" w15:restartNumberingAfterBreak="0">
-    <w:nsid w:val="567634AD"/>
+    <w:nsid w:val="402754EC"/>
     <w:multiLevelType w:val="multilevel"/>
-    <w:tmpl w:val="30FCC208"/>
+    <w:tmpl w:val="8C6C71CA"/>
     <w:lvl w:ilvl="0">
       <w:start w:val="1"/>
       <w:numFmt w:val="bullet"/>
@@ -12602,9 +17550,9 @@
     </w:lvl>
   </w:abstractNum>
   <w:abstractNum w:abstractNumId="11" w15:restartNumberingAfterBreak="0">
-    <w:nsid w:val="591420A8"/>
+    <w:nsid w:val="41227B58"/>
     <w:multiLevelType w:val="multilevel"/>
-    <w:tmpl w:val="89840632"/>
+    <w:tmpl w:val="46ACCB6E"/>
     <w:lvl w:ilvl="0">
       <w:start w:val="1"/>
       <w:numFmt w:val="bullet"/>
@@ -12751,9 +17699,9 @@
     </w:lvl>
   </w:abstractNum>
   <w:abstractNum w:abstractNumId="12" w15:restartNumberingAfterBreak="0">
-    <w:nsid w:val="5A037F5E"/>
+    <w:nsid w:val="4E585B84"/>
     <w:multiLevelType w:val="multilevel"/>
-    <w:tmpl w:val="1EF4E52C"/>
+    <w:tmpl w:val="608EBFF8"/>
     <w:lvl w:ilvl="0">
       <w:start w:val="1"/>
       <w:numFmt w:val="bullet"/>
@@ -12900,9 +17848,9 @@
     </w:lvl>
   </w:abstractNum>
   <w:abstractNum w:abstractNumId="13" w15:restartNumberingAfterBreak="0">
-    <w:nsid w:val="5DD6315A"/>
+    <w:nsid w:val="542D0CC0"/>
     <w:multiLevelType w:val="multilevel"/>
-    <w:tmpl w:val="02888786"/>
+    <w:tmpl w:val="A894C54C"/>
     <w:lvl w:ilvl="0">
       <w:start w:val="1"/>
       <w:numFmt w:val="bullet"/>
@@ -13049,9 +17997,9 @@
     </w:lvl>
   </w:abstractNum>
   <w:abstractNum w:abstractNumId="14" w15:restartNumberingAfterBreak="0">
-    <w:nsid w:val="6AC71142"/>
+    <w:nsid w:val="56107946"/>
     <w:multiLevelType w:val="multilevel"/>
-    <w:tmpl w:val="A966193C"/>
+    <w:tmpl w:val="9F9465E4"/>
     <w:lvl w:ilvl="0">
       <w:start w:val="1"/>
       <w:numFmt w:val="bullet"/>
@@ -13198,9 +18146,9 @@
     </w:lvl>
   </w:abstractNum>
   <w:abstractNum w:abstractNumId="15" w15:restartNumberingAfterBreak="0">
-    <w:nsid w:val="76253DE3"/>
+    <w:nsid w:val="60B54977"/>
     <w:multiLevelType w:val="multilevel"/>
-    <w:tmpl w:val="C5DC0BCE"/>
+    <w:tmpl w:val="23003FE4"/>
     <w:lvl w:ilvl="0">
       <w:start w:val="1"/>
       <w:numFmt w:val="bullet"/>
@@ -13346,53 +18294,661 @@
       </w:rPr>
     </w:lvl>
   </w:abstractNum>
-  <w:num w:numId="1" w16cid:durableId="48968233">
+  <w:abstractNum w:abstractNumId="16" w15:restartNumberingAfterBreak="0">
+    <w:nsid w:val="6655136F"/>
+    <w:multiLevelType w:val="multilevel"/>
+    <w:tmpl w:val="5FA81466"/>
+    <w:lvl w:ilvl="0">
+      <w:start w:val="1"/>
+      <w:numFmt w:val="bullet"/>
+      <w:lvlText w:val=""/>
+      <w:lvlJc w:val="left"/>
+      <w:pPr>
+        <w:tabs>
+          <w:tab w:val="num" w:pos="720"/>
+        </w:tabs>
+        <w:ind w:left="720" w:hanging="360"/>
+      </w:pPr>
+      <w:rPr>
+        <w:rFonts w:ascii="Symbol" w:hAnsi="Symbol" w:hint="default"/>
+        <w:sz w:val="20"/>
+      </w:rPr>
+    </w:lvl>
+    <w:lvl w:ilvl="1" w:tentative="1">
+      <w:start w:val="1"/>
+      <w:numFmt w:val="bullet"/>
+      <w:lvlText w:val="o"/>
+      <w:lvlJc w:val="left"/>
+      <w:pPr>
+        <w:tabs>
+          <w:tab w:val="num" w:pos="1440"/>
+        </w:tabs>
+        <w:ind w:left="1440" w:hanging="360"/>
+      </w:pPr>
+      <w:rPr>
+        <w:rFonts w:ascii="Courier New" w:hAnsi="Courier New" w:hint="default"/>
+        <w:sz w:val="20"/>
+      </w:rPr>
+    </w:lvl>
+    <w:lvl w:ilvl="2" w:tentative="1">
+      <w:start w:val="1"/>
+      <w:numFmt w:val="bullet"/>
+      <w:lvlText w:val=""/>
+      <w:lvlJc w:val="left"/>
+      <w:pPr>
+        <w:tabs>
+          <w:tab w:val="num" w:pos="2160"/>
+        </w:tabs>
+        <w:ind w:left="2160" w:hanging="360"/>
+      </w:pPr>
+      <w:rPr>
+        <w:rFonts w:ascii="Wingdings" w:hAnsi="Wingdings" w:hint="default"/>
+        <w:sz w:val="20"/>
+      </w:rPr>
+    </w:lvl>
+    <w:lvl w:ilvl="3" w:tentative="1">
+      <w:start w:val="1"/>
+      <w:numFmt w:val="bullet"/>
+      <w:lvlText w:val=""/>
+      <w:lvlJc w:val="left"/>
+      <w:pPr>
+        <w:tabs>
+          <w:tab w:val="num" w:pos="2880"/>
+        </w:tabs>
+        <w:ind w:left="2880" w:hanging="360"/>
+      </w:pPr>
+      <w:rPr>
+        <w:rFonts w:ascii="Wingdings" w:hAnsi="Wingdings" w:hint="default"/>
+        <w:sz w:val="20"/>
+      </w:rPr>
+    </w:lvl>
+    <w:lvl w:ilvl="4" w:tentative="1">
+      <w:start w:val="1"/>
+      <w:numFmt w:val="bullet"/>
+      <w:lvlText w:val=""/>
+      <w:lvlJc w:val="left"/>
+      <w:pPr>
+        <w:tabs>
+          <w:tab w:val="num" w:pos="3600"/>
+        </w:tabs>
+        <w:ind w:left="3600" w:hanging="360"/>
+      </w:pPr>
+      <w:rPr>
+        <w:rFonts w:ascii="Wingdings" w:hAnsi="Wingdings" w:hint="default"/>
+        <w:sz w:val="20"/>
+      </w:rPr>
+    </w:lvl>
+    <w:lvl w:ilvl="5" w:tentative="1">
+      <w:start w:val="1"/>
+      <w:numFmt w:val="bullet"/>
+      <w:lvlText w:val=""/>
+      <w:lvlJc w:val="left"/>
+      <w:pPr>
+        <w:tabs>
+          <w:tab w:val="num" w:pos="4320"/>
+        </w:tabs>
+        <w:ind w:left="4320" w:hanging="360"/>
+      </w:pPr>
+      <w:rPr>
+        <w:rFonts w:ascii="Wingdings" w:hAnsi="Wingdings" w:hint="default"/>
+        <w:sz w:val="20"/>
+      </w:rPr>
+    </w:lvl>
+    <w:lvl w:ilvl="6" w:tentative="1">
+      <w:start w:val="1"/>
+      <w:numFmt w:val="bullet"/>
+      <w:lvlText w:val=""/>
+      <w:lvlJc w:val="left"/>
+      <w:pPr>
+        <w:tabs>
+          <w:tab w:val="num" w:pos="5040"/>
+        </w:tabs>
+        <w:ind w:left="5040" w:hanging="360"/>
+      </w:pPr>
+      <w:rPr>
+        <w:rFonts w:ascii="Wingdings" w:hAnsi="Wingdings" w:hint="default"/>
+        <w:sz w:val="20"/>
+      </w:rPr>
+    </w:lvl>
+    <w:lvl w:ilvl="7" w:tentative="1">
+      <w:start w:val="1"/>
+      <w:numFmt w:val="bullet"/>
+      <w:lvlText w:val=""/>
+      <w:lvlJc w:val="left"/>
+      <w:pPr>
+        <w:tabs>
+          <w:tab w:val="num" w:pos="5760"/>
+        </w:tabs>
+        <w:ind w:left="5760" w:hanging="360"/>
+      </w:pPr>
+      <w:rPr>
+        <w:rFonts w:ascii="Wingdings" w:hAnsi="Wingdings" w:hint="default"/>
+        <w:sz w:val="20"/>
+      </w:rPr>
+    </w:lvl>
+    <w:lvl w:ilvl="8" w:tentative="1">
+      <w:start w:val="1"/>
+      <w:numFmt w:val="bullet"/>
+      <w:lvlText w:val=""/>
+      <w:lvlJc w:val="left"/>
+      <w:pPr>
+        <w:tabs>
+          <w:tab w:val="num" w:pos="6480"/>
+        </w:tabs>
+        <w:ind w:left="6480" w:hanging="360"/>
+      </w:pPr>
+      <w:rPr>
+        <w:rFonts w:ascii="Wingdings" w:hAnsi="Wingdings" w:hint="default"/>
+        <w:sz w:val="20"/>
+      </w:rPr>
+    </w:lvl>
+  </w:abstractNum>
+  <w:abstractNum w:abstractNumId="17" w15:restartNumberingAfterBreak="0">
+    <w:nsid w:val="67737D40"/>
+    <w:multiLevelType w:val="multilevel"/>
+    <w:tmpl w:val="B12A4294"/>
+    <w:lvl w:ilvl="0">
+      <w:start w:val="1"/>
+      <w:numFmt w:val="bullet"/>
+      <w:lvlText w:val=""/>
+      <w:lvlJc w:val="left"/>
+      <w:pPr>
+        <w:tabs>
+          <w:tab w:val="num" w:pos="720"/>
+        </w:tabs>
+        <w:ind w:left="720" w:hanging="360"/>
+      </w:pPr>
+      <w:rPr>
+        <w:rFonts w:ascii="Symbol" w:hAnsi="Symbol" w:hint="default"/>
+        <w:sz w:val="20"/>
+      </w:rPr>
+    </w:lvl>
+    <w:lvl w:ilvl="1" w:tentative="1">
+      <w:start w:val="1"/>
+      <w:numFmt w:val="bullet"/>
+      <w:lvlText w:val="o"/>
+      <w:lvlJc w:val="left"/>
+      <w:pPr>
+        <w:tabs>
+          <w:tab w:val="num" w:pos="1440"/>
+        </w:tabs>
+        <w:ind w:left="1440" w:hanging="360"/>
+      </w:pPr>
+      <w:rPr>
+        <w:rFonts w:ascii="Courier New" w:hAnsi="Courier New" w:hint="default"/>
+        <w:sz w:val="20"/>
+      </w:rPr>
+    </w:lvl>
+    <w:lvl w:ilvl="2" w:tentative="1">
+      <w:start w:val="1"/>
+      <w:numFmt w:val="bullet"/>
+      <w:lvlText w:val=""/>
+      <w:lvlJc w:val="left"/>
+      <w:pPr>
+        <w:tabs>
+          <w:tab w:val="num" w:pos="2160"/>
+        </w:tabs>
+        <w:ind w:left="2160" w:hanging="360"/>
+      </w:pPr>
+      <w:rPr>
+        <w:rFonts w:ascii="Wingdings" w:hAnsi="Wingdings" w:hint="default"/>
+        <w:sz w:val="20"/>
+      </w:rPr>
+    </w:lvl>
+    <w:lvl w:ilvl="3" w:tentative="1">
+      <w:start w:val="1"/>
+      <w:numFmt w:val="bullet"/>
+      <w:lvlText w:val=""/>
+      <w:lvlJc w:val="left"/>
+      <w:pPr>
+        <w:tabs>
+          <w:tab w:val="num" w:pos="2880"/>
+        </w:tabs>
+        <w:ind w:left="2880" w:hanging="360"/>
+      </w:pPr>
+      <w:rPr>
+        <w:rFonts w:ascii="Wingdings" w:hAnsi="Wingdings" w:hint="default"/>
+        <w:sz w:val="20"/>
+      </w:rPr>
+    </w:lvl>
+    <w:lvl w:ilvl="4" w:tentative="1">
+      <w:start w:val="1"/>
+      <w:numFmt w:val="bullet"/>
+      <w:lvlText w:val=""/>
+      <w:lvlJc w:val="left"/>
+      <w:pPr>
+        <w:tabs>
+          <w:tab w:val="num" w:pos="3600"/>
+        </w:tabs>
+        <w:ind w:left="3600" w:hanging="360"/>
+      </w:pPr>
+      <w:rPr>
+        <w:rFonts w:ascii="Wingdings" w:hAnsi="Wingdings" w:hint="default"/>
+        <w:sz w:val="20"/>
+      </w:rPr>
+    </w:lvl>
+    <w:lvl w:ilvl="5" w:tentative="1">
+      <w:start w:val="1"/>
+      <w:numFmt w:val="bullet"/>
+      <w:lvlText w:val=""/>
+      <w:lvlJc w:val="left"/>
+      <w:pPr>
+        <w:tabs>
+          <w:tab w:val="num" w:pos="4320"/>
+        </w:tabs>
+        <w:ind w:left="4320" w:hanging="360"/>
+      </w:pPr>
+      <w:rPr>
+        <w:rFonts w:ascii="Wingdings" w:hAnsi="Wingdings" w:hint="default"/>
+        <w:sz w:val="20"/>
+      </w:rPr>
+    </w:lvl>
+    <w:lvl w:ilvl="6" w:tentative="1">
+      <w:start w:val="1"/>
+      <w:numFmt w:val="bullet"/>
+      <w:lvlText w:val=""/>
+      <w:lvlJc w:val="left"/>
+      <w:pPr>
+        <w:tabs>
+          <w:tab w:val="num" w:pos="5040"/>
+        </w:tabs>
+        <w:ind w:left="5040" w:hanging="360"/>
+      </w:pPr>
+      <w:rPr>
+        <w:rFonts w:ascii="Wingdings" w:hAnsi="Wingdings" w:hint="default"/>
+        <w:sz w:val="20"/>
+      </w:rPr>
+    </w:lvl>
+    <w:lvl w:ilvl="7" w:tentative="1">
+      <w:start w:val="1"/>
+      <w:numFmt w:val="bullet"/>
+      <w:lvlText w:val=""/>
+      <w:lvlJc w:val="left"/>
+      <w:pPr>
+        <w:tabs>
+          <w:tab w:val="num" w:pos="5760"/>
+        </w:tabs>
+        <w:ind w:left="5760" w:hanging="360"/>
+      </w:pPr>
+      <w:rPr>
+        <w:rFonts w:ascii="Wingdings" w:hAnsi="Wingdings" w:hint="default"/>
+        <w:sz w:val="20"/>
+      </w:rPr>
+    </w:lvl>
+    <w:lvl w:ilvl="8" w:tentative="1">
+      <w:start w:val="1"/>
+      <w:numFmt w:val="bullet"/>
+      <w:lvlText w:val=""/>
+      <w:lvlJc w:val="left"/>
+      <w:pPr>
+        <w:tabs>
+          <w:tab w:val="num" w:pos="6480"/>
+        </w:tabs>
+        <w:ind w:left="6480" w:hanging="360"/>
+      </w:pPr>
+      <w:rPr>
+        <w:rFonts w:ascii="Wingdings" w:hAnsi="Wingdings" w:hint="default"/>
+        <w:sz w:val="20"/>
+      </w:rPr>
+    </w:lvl>
+  </w:abstractNum>
+  <w:abstractNum w:abstractNumId="18" w15:restartNumberingAfterBreak="0">
+    <w:nsid w:val="75674C08"/>
+    <w:multiLevelType w:val="multilevel"/>
+    <w:tmpl w:val="28DE2EFE"/>
+    <w:lvl w:ilvl="0">
+      <w:start w:val="1"/>
+      <w:numFmt w:val="bullet"/>
+      <w:lvlText w:val=""/>
+      <w:lvlJc w:val="left"/>
+      <w:pPr>
+        <w:tabs>
+          <w:tab w:val="num" w:pos="720"/>
+        </w:tabs>
+        <w:ind w:left="720" w:hanging="360"/>
+      </w:pPr>
+      <w:rPr>
+        <w:rFonts w:ascii="Symbol" w:hAnsi="Symbol" w:hint="default"/>
+        <w:sz w:val="20"/>
+      </w:rPr>
+    </w:lvl>
+    <w:lvl w:ilvl="1" w:tentative="1">
+      <w:start w:val="1"/>
+      <w:numFmt w:val="bullet"/>
+      <w:lvlText w:val="o"/>
+      <w:lvlJc w:val="left"/>
+      <w:pPr>
+        <w:tabs>
+          <w:tab w:val="num" w:pos="1440"/>
+        </w:tabs>
+        <w:ind w:left="1440" w:hanging="360"/>
+      </w:pPr>
+      <w:rPr>
+        <w:rFonts w:ascii="Courier New" w:hAnsi="Courier New" w:hint="default"/>
+        <w:sz w:val="20"/>
+      </w:rPr>
+    </w:lvl>
+    <w:lvl w:ilvl="2" w:tentative="1">
+      <w:start w:val="1"/>
+      <w:numFmt w:val="bullet"/>
+      <w:lvlText w:val=""/>
+      <w:lvlJc w:val="left"/>
+      <w:pPr>
+        <w:tabs>
+          <w:tab w:val="num" w:pos="2160"/>
+        </w:tabs>
+        <w:ind w:left="2160" w:hanging="360"/>
+      </w:pPr>
+      <w:rPr>
+        <w:rFonts w:ascii="Wingdings" w:hAnsi="Wingdings" w:hint="default"/>
+        <w:sz w:val="20"/>
+      </w:rPr>
+    </w:lvl>
+    <w:lvl w:ilvl="3" w:tentative="1">
+      <w:start w:val="1"/>
+      <w:numFmt w:val="bullet"/>
+      <w:lvlText w:val=""/>
+      <w:lvlJc w:val="left"/>
+      <w:pPr>
+        <w:tabs>
+          <w:tab w:val="num" w:pos="2880"/>
+        </w:tabs>
+        <w:ind w:left="2880" w:hanging="360"/>
+      </w:pPr>
+      <w:rPr>
+        <w:rFonts w:ascii="Wingdings" w:hAnsi="Wingdings" w:hint="default"/>
+        <w:sz w:val="20"/>
+      </w:rPr>
+    </w:lvl>
+    <w:lvl w:ilvl="4" w:tentative="1">
+      <w:start w:val="1"/>
+      <w:numFmt w:val="bullet"/>
+      <w:lvlText w:val=""/>
+      <w:lvlJc w:val="left"/>
+      <w:pPr>
+        <w:tabs>
+          <w:tab w:val="num" w:pos="3600"/>
+        </w:tabs>
+        <w:ind w:left="3600" w:hanging="360"/>
+      </w:pPr>
+      <w:rPr>
+        <w:rFonts w:ascii="Wingdings" w:hAnsi="Wingdings" w:hint="default"/>
+        <w:sz w:val="20"/>
+      </w:rPr>
+    </w:lvl>
+    <w:lvl w:ilvl="5" w:tentative="1">
+      <w:start w:val="1"/>
+      <w:numFmt w:val="bullet"/>
+      <w:lvlText w:val=""/>
+      <w:lvlJc w:val="left"/>
+      <w:pPr>
+        <w:tabs>
+          <w:tab w:val="num" w:pos="4320"/>
+        </w:tabs>
+        <w:ind w:left="4320" w:hanging="360"/>
+      </w:pPr>
+      <w:rPr>
+        <w:rFonts w:ascii="Wingdings" w:hAnsi="Wingdings" w:hint="default"/>
+        <w:sz w:val="20"/>
+      </w:rPr>
+    </w:lvl>
+    <w:lvl w:ilvl="6" w:tentative="1">
+      <w:start w:val="1"/>
+      <w:numFmt w:val="bullet"/>
+      <w:lvlText w:val=""/>
+      <w:lvlJc w:val="left"/>
+      <w:pPr>
+        <w:tabs>
+          <w:tab w:val="num" w:pos="5040"/>
+        </w:tabs>
+        <w:ind w:left="5040" w:hanging="360"/>
+      </w:pPr>
+      <w:rPr>
+        <w:rFonts w:ascii="Wingdings" w:hAnsi="Wingdings" w:hint="default"/>
+        <w:sz w:val="20"/>
+      </w:rPr>
+    </w:lvl>
+    <w:lvl w:ilvl="7" w:tentative="1">
+      <w:start w:val="1"/>
+      <w:numFmt w:val="bullet"/>
+      <w:lvlText w:val=""/>
+      <w:lvlJc w:val="left"/>
+      <w:pPr>
+        <w:tabs>
+          <w:tab w:val="num" w:pos="5760"/>
+        </w:tabs>
+        <w:ind w:left="5760" w:hanging="360"/>
+      </w:pPr>
+      <w:rPr>
+        <w:rFonts w:ascii="Wingdings" w:hAnsi="Wingdings" w:hint="default"/>
+        <w:sz w:val="20"/>
+      </w:rPr>
+    </w:lvl>
+    <w:lvl w:ilvl="8" w:tentative="1">
+      <w:start w:val="1"/>
+      <w:numFmt w:val="bullet"/>
+      <w:lvlText w:val=""/>
+      <w:lvlJc w:val="left"/>
+      <w:pPr>
+        <w:tabs>
+          <w:tab w:val="num" w:pos="6480"/>
+        </w:tabs>
+        <w:ind w:left="6480" w:hanging="360"/>
+      </w:pPr>
+      <w:rPr>
+        <w:rFonts w:ascii="Wingdings" w:hAnsi="Wingdings" w:hint="default"/>
+        <w:sz w:val="20"/>
+      </w:rPr>
+    </w:lvl>
+  </w:abstractNum>
+  <w:abstractNum w:abstractNumId="19" w15:restartNumberingAfterBreak="0">
+    <w:nsid w:val="7B827548"/>
+    <w:multiLevelType w:val="multilevel"/>
+    <w:tmpl w:val="5EAC4E0C"/>
+    <w:lvl w:ilvl="0">
+      <w:start w:val="1"/>
+      <w:numFmt w:val="bullet"/>
+      <w:lvlText w:val=""/>
+      <w:lvlJc w:val="left"/>
+      <w:pPr>
+        <w:tabs>
+          <w:tab w:val="num" w:pos="720"/>
+        </w:tabs>
+        <w:ind w:left="720" w:hanging="360"/>
+      </w:pPr>
+      <w:rPr>
+        <w:rFonts w:ascii="Symbol" w:hAnsi="Symbol" w:hint="default"/>
+        <w:sz w:val="20"/>
+      </w:rPr>
+    </w:lvl>
+    <w:lvl w:ilvl="1" w:tentative="1">
+      <w:start w:val="1"/>
+      <w:numFmt w:val="bullet"/>
+      <w:lvlText w:val="o"/>
+      <w:lvlJc w:val="left"/>
+      <w:pPr>
+        <w:tabs>
+          <w:tab w:val="num" w:pos="1440"/>
+        </w:tabs>
+        <w:ind w:left="1440" w:hanging="360"/>
+      </w:pPr>
+      <w:rPr>
+        <w:rFonts w:ascii="Courier New" w:hAnsi="Courier New" w:hint="default"/>
+        <w:sz w:val="20"/>
+      </w:rPr>
+    </w:lvl>
+    <w:lvl w:ilvl="2" w:tentative="1">
+      <w:start w:val="1"/>
+      <w:numFmt w:val="bullet"/>
+      <w:lvlText w:val=""/>
+      <w:lvlJc w:val="left"/>
+      <w:pPr>
+        <w:tabs>
+          <w:tab w:val="num" w:pos="2160"/>
+        </w:tabs>
+        <w:ind w:left="2160" w:hanging="360"/>
+      </w:pPr>
+      <w:rPr>
+        <w:rFonts w:ascii="Wingdings" w:hAnsi="Wingdings" w:hint="default"/>
+        <w:sz w:val="20"/>
+      </w:rPr>
+    </w:lvl>
+    <w:lvl w:ilvl="3" w:tentative="1">
+      <w:start w:val="1"/>
+      <w:numFmt w:val="bullet"/>
+      <w:lvlText w:val=""/>
+      <w:lvlJc w:val="left"/>
+      <w:pPr>
+        <w:tabs>
+          <w:tab w:val="num" w:pos="2880"/>
+        </w:tabs>
+        <w:ind w:left="2880" w:hanging="360"/>
+      </w:pPr>
+      <w:rPr>
+        <w:rFonts w:ascii="Wingdings" w:hAnsi="Wingdings" w:hint="default"/>
+        <w:sz w:val="20"/>
+      </w:rPr>
+    </w:lvl>
+    <w:lvl w:ilvl="4" w:tentative="1">
+      <w:start w:val="1"/>
+      <w:numFmt w:val="bullet"/>
+      <w:lvlText w:val=""/>
+      <w:lvlJc w:val="left"/>
+      <w:pPr>
+        <w:tabs>
+          <w:tab w:val="num" w:pos="3600"/>
+        </w:tabs>
+        <w:ind w:left="3600" w:hanging="360"/>
+      </w:pPr>
+      <w:rPr>
+        <w:rFonts w:ascii="Wingdings" w:hAnsi="Wingdings" w:hint="default"/>
+        <w:sz w:val="20"/>
+      </w:rPr>
+    </w:lvl>
+    <w:lvl w:ilvl="5" w:tentative="1">
+      <w:start w:val="1"/>
+      <w:numFmt w:val="bullet"/>
+      <w:lvlText w:val=""/>
+      <w:lvlJc w:val="left"/>
+      <w:pPr>
+        <w:tabs>
+          <w:tab w:val="num" w:pos="4320"/>
+        </w:tabs>
+        <w:ind w:left="4320" w:hanging="360"/>
+      </w:pPr>
+      <w:rPr>
+        <w:rFonts w:ascii="Wingdings" w:hAnsi="Wingdings" w:hint="default"/>
+        <w:sz w:val="20"/>
+      </w:rPr>
+    </w:lvl>
+    <w:lvl w:ilvl="6" w:tentative="1">
+      <w:start w:val="1"/>
+      <w:numFmt w:val="bullet"/>
+      <w:lvlText w:val=""/>
+      <w:lvlJc w:val="left"/>
+      <w:pPr>
+        <w:tabs>
+          <w:tab w:val="num" w:pos="5040"/>
+        </w:tabs>
+        <w:ind w:left="5040" w:hanging="360"/>
+      </w:pPr>
+      <w:rPr>
+        <w:rFonts w:ascii="Wingdings" w:hAnsi="Wingdings" w:hint="default"/>
+        <w:sz w:val="20"/>
+      </w:rPr>
+    </w:lvl>
+    <w:lvl w:ilvl="7" w:tentative="1">
+      <w:start w:val="1"/>
+      <w:numFmt w:val="bullet"/>
+      <w:lvlText w:val=""/>
+      <w:lvlJc w:val="left"/>
+      <w:pPr>
+        <w:tabs>
+          <w:tab w:val="num" w:pos="5760"/>
+        </w:tabs>
+        <w:ind w:left="5760" w:hanging="360"/>
+      </w:pPr>
+      <w:rPr>
+        <w:rFonts w:ascii="Wingdings" w:hAnsi="Wingdings" w:hint="default"/>
+        <w:sz w:val="20"/>
+      </w:rPr>
+    </w:lvl>
+    <w:lvl w:ilvl="8" w:tentative="1">
+      <w:start w:val="1"/>
+      <w:numFmt w:val="bullet"/>
+      <w:lvlText w:val=""/>
+      <w:lvlJc w:val="left"/>
+      <w:pPr>
+        <w:tabs>
+          <w:tab w:val="num" w:pos="6480"/>
+        </w:tabs>
+        <w:ind w:left="6480" w:hanging="360"/>
+      </w:pPr>
+      <w:rPr>
+        <w:rFonts w:ascii="Wingdings" w:hAnsi="Wingdings" w:hint="default"/>
+        <w:sz w:val="20"/>
+      </w:rPr>
+    </w:lvl>
+  </w:abstractNum>
+  <w:num w:numId="1" w16cid:durableId="2025940779">
+    <w:abstractNumId w:val="10"/>
+  </w:num>
+  <w:num w:numId="2" w16cid:durableId="1683583343">
+    <w:abstractNumId w:val="8"/>
+  </w:num>
+  <w:num w:numId="3" w16cid:durableId="2089959144">
+    <w:abstractNumId w:val="16"/>
+  </w:num>
+  <w:num w:numId="4" w16cid:durableId="1734082766">
+    <w:abstractNumId w:val="2"/>
+  </w:num>
+  <w:num w:numId="5" w16cid:durableId="1285699758">
+    <w:abstractNumId w:val="13"/>
+  </w:num>
+  <w:num w:numId="6" w16cid:durableId="943658613">
+    <w:abstractNumId w:val="9"/>
+  </w:num>
+  <w:num w:numId="7" w16cid:durableId="1242108456">
+    <w:abstractNumId w:val="19"/>
+  </w:num>
+  <w:num w:numId="8" w16cid:durableId="840243782">
+    <w:abstractNumId w:val="4"/>
+  </w:num>
+  <w:num w:numId="9" w16cid:durableId="1941718488">
+    <w:abstractNumId w:val="6"/>
+  </w:num>
+  <w:num w:numId="10" w16cid:durableId="273244393">
+    <w:abstractNumId w:val="7"/>
+  </w:num>
+  <w:num w:numId="11" w16cid:durableId="914317443">
+    <w:abstractNumId w:val="15"/>
+  </w:num>
+  <w:num w:numId="12" w16cid:durableId="826241957">
+    <w:abstractNumId w:val="14"/>
+  </w:num>
+  <w:num w:numId="13" w16cid:durableId="1644773497">
     <w:abstractNumId w:val="11"/>
   </w:num>
-  <w:num w:numId="2" w16cid:durableId="1930582352">
-    <w:abstractNumId w:val="0"/>
+  <w:num w:numId="14" w16cid:durableId="966543395">
+    <w:abstractNumId w:val="5"/>
   </w:num>
-  <w:num w:numId="3" w16cid:durableId="1473323745">
-    <w:abstractNumId w:val="6"/>
-  </w:num>
-  <w:num w:numId="4" w16cid:durableId="1111707447">
+  <w:num w:numId="15" w16cid:durableId="429206870">
     <w:abstractNumId w:val="12"/>
   </w:num>
-  <w:num w:numId="5" w16cid:durableId="698773308">
-    <w:abstractNumId w:val="9"/>
+  <w:num w:numId="16" w16cid:durableId="1243955544">
+    <w:abstractNumId w:val="17"/>
   </w:num>
-  <w:num w:numId="6" w16cid:durableId="1344471797">
+  <w:num w:numId="17" w16cid:durableId="706104712">
+    <w:abstractNumId w:val="18"/>
+  </w:num>
+  <w:num w:numId="18" w16cid:durableId="1162620149">
+    <w:abstractNumId w:val="3"/>
+  </w:num>
+  <w:num w:numId="19" w16cid:durableId="613639661">
     <w:abstractNumId w:val="1"/>
   </w:num>
-  <w:num w:numId="7" w16cid:durableId="585041091">
-    <w:abstractNumId w:val="10"/>
-  </w:num>
-  <w:num w:numId="8" w16cid:durableId="1443570887">
-    <w:abstractNumId w:val="8"/>
-  </w:num>
-  <w:num w:numId="9" w16cid:durableId="11155573">
-    <w:abstractNumId w:val="7"/>
-  </w:num>
-  <w:num w:numId="10" w16cid:durableId="678431405">
-    <w:abstractNumId w:val="3"/>
-  </w:num>
-  <w:num w:numId="11" w16cid:durableId="1141657141">
-    <w:abstractNumId w:val="13"/>
-  </w:num>
-  <w:num w:numId="12" w16cid:durableId="158618259">
-    <w:abstractNumId w:val="2"/>
-  </w:num>
-  <w:num w:numId="13" w16cid:durableId="1920940388">
-    <w:abstractNumId w:val="4"/>
-  </w:num>
-  <w:num w:numId="14" w16cid:durableId="299381270">
-    <w:abstractNumId w:val="15"/>
-  </w:num>
-  <w:num w:numId="15" w16cid:durableId="1162116435">
-    <w:abstractNumId w:val="14"/>
-  </w:num>
-  <w:num w:numId="16" w16cid:durableId="2004043916">
-    <w:abstractNumId w:val="5"/>
+  <w:num w:numId="20" w16cid:durableId="1970933595">
+    <w:abstractNumId w:val="0"/>
   </w:num>
 </w:numbering>
 </file>

--- a/HISTORIAS_DE_USUARIO.docx
+++ b/HISTORIAS_DE_USUARIO.docx
@@ -60,7 +60,7 @@
     <w:p>
       <w:pPr>
         <w:pStyle w:val="NormalWeb"/>
-        <w:divId w:val="62727831"/>
+        <w:divId w:val="1457136791"/>
         <w:rPr>
           <w:rFonts w:ascii="Raleway" w:hAnsi="Raleway"/>
           <w:i/>
@@ -163,7 +163,7 @@
       </w:tblGrid>
       <w:tr>
         <w:trPr>
-          <w:divId w:val="62727831"/>
+          <w:divId w:val="1457136791"/>
           <w:tblHeader/>
         </w:trPr>
         <w:tc>
@@ -253,7 +253,7 @@
       </w:tr>
       <w:tr>
         <w:trPr>
-          <w:divId w:val="62727831"/>
+          <w:divId w:val="1457136791"/>
         </w:trPr>
         <w:tc>
           <w:tcPr>
@@ -333,7 +333,7 @@
       </w:tr>
       <w:tr>
         <w:trPr>
-          <w:divId w:val="62727831"/>
+          <w:divId w:val="1457136791"/>
         </w:trPr>
         <w:tc>
           <w:tcPr>
@@ -413,7 +413,7 @@
       </w:tr>
       <w:tr>
         <w:trPr>
-          <w:divId w:val="62727831"/>
+          <w:divId w:val="1457136791"/>
         </w:trPr>
         <w:tc>
           <w:tcPr>
@@ -495,7 +495,7 @@
     <w:p>
       <w:pPr>
         <w:pStyle w:val="NormalWeb"/>
-        <w:divId w:val="62727831"/>
+        <w:divId w:val="1457136791"/>
         <w:rPr>
           <w:rFonts w:ascii="Raleway" w:hAnsi="Raleway"/>
           <w:i/>
@@ -576,7 +576,7 @@
           <w:sz w:val="22"/>
           <w:szCs w:val="22"/>
         </w:rPr>
-        <w:pict w14:anchorId="1989DFC4">
+        <w:pict w14:anchorId="4EBC3F5D">
           <v:rect id="_x0000_i1025" style="width:0;height:1.5pt" o:hralign="center" o:hrstd="t" o:hr="t" fillcolor="#a0a0a0" stroked="f"/>
         </w:pict>
       </w:r>
@@ -1433,7 +1433,7 @@
           <w:sz w:val="22"/>
           <w:szCs w:val="22"/>
         </w:rPr>
-        <w:pict w14:anchorId="595A3140">
+        <w:pict w14:anchorId="26D7A894">
           <v:rect id="_x0000_i1026" style="width:0;height:1.5pt" o:hralign="center" o:hrstd="t" o:hr="t" fillcolor="#a0a0a0" stroked="f"/>
         </w:pict>
       </w:r>
@@ -2343,7 +2343,7 @@
     <w:p>
       <w:pPr>
         <w:pStyle w:val="NormalWeb"/>
-        <w:divId w:val="1829976253"/>
+        <w:divId w:val="2136287157"/>
         <w:rPr>
           <w:rFonts w:ascii="Raleway" w:hAnsi="Raleway"/>
           <w:i/>
@@ -2426,7 +2426,7 @@
     <w:p>
       <w:pPr>
         <w:pStyle w:val="NormalWeb"/>
-        <w:divId w:val="1829976253"/>
+        <w:divId w:val="2136287157"/>
         <w:rPr>
           <w:rFonts w:ascii="Raleway" w:hAnsi="Raleway"/>
           <w:i/>
@@ -3465,7 +3465,7 @@
     <w:p>
       <w:pPr>
         <w:pStyle w:val="NormalWeb"/>
-        <w:divId w:val="1638293817"/>
+        <w:divId w:val="1026247777"/>
         <w:rPr>
           <w:rFonts w:ascii="Raleway" w:hAnsi="Raleway"/>
           <w:i/>
@@ -4410,44 +4410,71 @@
           <w:sz w:val="22"/>
           <w:szCs w:val="22"/>
         </w:rPr>
-        <w:t>El archivo del logosímbolo no está en el repositorio</w:t>
-      </w:r>
-      <w:r>
-        <w:rPr>
-          <w:rFonts w:ascii="Raleway" w:hAnsi="Raleway"/>
-          <w:color w:val="1D1D1B"/>
-          <w:sz w:val="22"/>
-          <w:szCs w:val="22"/>
-        </w:rPr>
-        <w:t xml:space="preserve">, y es a propósito: en el manual es un dibujo vectorial, y recortarlo de una página produciría exactamente lo que su sección de </w:t>
-      </w:r>
-      <w:r>
-        <w:rPr>
-          <w:rStyle w:val="nfasis"/>
-          <w:rFonts w:ascii="Raleway" w:hAnsi="Raleway"/>
-          <w:color w:val="1D1D1B"/>
-          <w:sz w:val="22"/>
-          <w:szCs w:val="22"/>
-        </w:rPr>
-        <w:t>usos incorrectos</w:t>
-      </w:r>
-      <w:r>
-        <w:rPr>
-          <w:rFonts w:ascii="Raleway" w:hAnsi="Raleway"/>
-          <w:color w:val="1D1D1B"/>
-          <w:sz w:val="22"/>
-          <w:szCs w:val="22"/>
-        </w:rPr>
-        <w:t xml:space="preserve"> </w:t>
-      </w:r>
-      <w:r>
-        <w:rPr>
-          <w:rFonts w:ascii="Raleway" w:hAnsi="Raleway"/>
-          <w:color w:val="1D1D1B"/>
-          <w:sz w:val="22"/>
-          <w:szCs w:val="22"/>
-        </w:rPr>
-        <w:t>prohíbe. El archivo oficial lo entrega Comunicaciones de la Universidad; mientras llega, la pantalla reserva su sitio respetando el tamaño mínimo y el área de reserva.</w:t>
+        <w:t>El logosímbolo es el archivo oficial</w:t>
+      </w:r>
+      <w:r>
+        <w:rPr>
+          <w:rFonts w:ascii="Raleway" w:hAnsi="Raleway"/>
+          <w:color w:val="1D1D1B"/>
+          <w:sz w:val="22"/>
+          <w:szCs w:val="22"/>
+        </w:rPr>
+        <w:t xml:space="preserve"> del sitio de la Universidad (</w:t>
+      </w:r>
+      <w:hyperlink r:id="rId11" w:history="1">
+        <w:r>
+          <w:rPr>
+            <w:rStyle w:val="Hipervnculo"/>
+            <w:rFonts w:ascii="Raleway" w:hAnsi="Raleway"/>
+            <w:sz w:val="22"/>
+            <w:szCs w:val="22"/>
+          </w:rPr>
+          <w:t>usbmed.edu.co</w:t>
+        </w:r>
+      </w:hyperlink>
+      <w:r>
+        <w:rPr>
+          <w:rFonts w:ascii="Raleway" w:hAnsi="Raleway"/>
+          <w:color w:val="1D1D1B"/>
+          <w:sz w:val="22"/>
+          <w:szCs w:val="22"/>
+        </w:rPr>
+        <w:t xml:space="preserve">), en 400 × 100 con transparencia, y va sobre una </w:t>
+      </w:r>
+      <w:r>
+        <w:rPr>
+          <w:rStyle w:val="Fuerte"/>
+          <w:rFonts w:ascii="Raleway" w:hAnsi="Raleway"/>
+          <w:color w:val="1D1D1B"/>
+          <w:sz w:val="22"/>
+          <w:szCs w:val="22"/>
+        </w:rPr>
+        <w:t>banda blanca</w:t>
+      </w:r>
+      <w:r>
+        <w:rPr>
+          <w:rFonts w:ascii="Raleway" w:hAnsi="Raleway"/>
+          <w:color w:val="1D1D1B"/>
+          <w:sz w:val="22"/>
+          <w:szCs w:val="22"/>
+        </w:rPr>
+        <w:t xml:space="preserve">: es la versión positiva del manual, y sobre la barra oscura de la aplicación desaparecería. Está en </w:t>
+      </w:r>
+      <w:r>
+        <w:rPr>
+          <w:rStyle w:val="CdigoHTML"/>
+          <w:color w:val="1D1D1B"/>
+        </w:rPr>
+        <w:t>front_flask/static/logo-usb.png</w:t>
+      </w:r>
+      <w:r>
+        <w:rPr>
+          <w:rFonts w:ascii="Raleway" w:hAnsi="Raleway"/>
+          <w:color w:val="1D1D1B"/>
+          <w:sz w:val="22"/>
+          <w:szCs w:val="22"/>
+        </w:rPr>
+        <w:t>.</w:t>
       </w:r>
     </w:p>
     <w:p>
@@ -4466,7 +4493,7 @@
           <w:sz w:val="22"/>
           <w:szCs w:val="22"/>
         </w:rPr>
-        <w:pict w14:anchorId="7420564A">
+        <w:pict w14:anchorId="3A6B0EC8">
           <v:rect id="_x0000_i1027" style="width:0;height:1.5pt" o:hralign="center" o:hrstd="t" o:hr="t" fillcolor="#a0a0a0" stroked="f"/>
         </w:pict>
       </w:r>
@@ -4796,16 +4823,7 @@
                 <w:sz w:val="22"/>
                 <w:szCs w:val="22"/>
               </w:rPr>
-              <w:t xml:space="preserve"> </w:t>
-            </w:r>
-            <w:r>
-              <w:rPr>
-                <w:rFonts w:ascii="Raleway" w:eastAsia="Times New Roman" w:hAnsi="Raleway"/>
-                <w:color w:val="1D1D1B"/>
-                <w:sz w:val="22"/>
-                <w:szCs w:val="22"/>
-              </w:rPr>
-              <w:t>Enunciadas por el profesor Hugo Nelson Castañeda (usuario experto) · Redactadas por Carlos Arturo Castro Castro</w:t>
+              <w:t xml:space="preserve"> Enunciadas por el profesor Hugo Nelson Castañeda (usuario experto) · Redactadas por Carlos Arturo Castro Castro</w:t>
             </w:r>
           </w:p>
         </w:tc>
@@ -5191,7 +5209,7 @@
     <w:p>
       <w:pPr>
         <w:pStyle w:val="NormalWeb"/>
-        <w:divId w:val="1504248447"/>
+        <w:divId w:val="1113480027"/>
         <w:rPr>
           <w:rFonts w:ascii="Raleway" w:hAnsi="Raleway"/>
           <w:i/>
@@ -5220,7 +5238,18 @@
           <w:sz w:val="22"/>
           <w:szCs w:val="22"/>
         </w:rPr>
-        <w:t xml:space="preserve"> — </w:t>
+        <w:t xml:space="preserve"> —</w:t>
+      </w:r>
+      <w:r>
+        <w:rPr>
+          <w:rFonts w:ascii="Raleway" w:hAnsi="Raleway"/>
+          <w:i/>
+          <w:iCs/>
+          <w:color w:val="4A4A47"/>
+          <w:sz w:val="22"/>
+          <w:szCs w:val="22"/>
+        </w:rPr>
+        <w:t xml:space="preserve"> </w:t>
       </w:r>
       <w:r>
         <w:rPr>
@@ -5534,7 +5563,7 @@
           <w:sz w:val="22"/>
           <w:szCs w:val="22"/>
         </w:rPr>
-        <w:pict w14:anchorId="179B4042">
+        <w:pict w14:anchorId="3822E067">
           <v:rect id="_x0000_i1028" style="width:0;height:1.5pt" o:hralign="center" o:hrstd="t" o:hr="t" fillcolor="#a0a0a0" stroked="f"/>
         </w:pict>
       </w:r>
@@ -6421,7 +6450,16 @@
           <w:sz w:val="22"/>
           <w:szCs w:val="22"/>
         </w:rPr>
-        <w:t>Que NO permita dos sedes con el mismo nombre, aunque tengan códigos distintos: dos «Campus Bello» en la lista no le sirven a nadie.</w:t>
+        <w:t xml:space="preserve">Que </w:t>
+      </w:r>
+      <w:r>
+        <w:rPr>
+          <w:rFonts w:ascii="Raleway" w:eastAsia="Times New Roman" w:hAnsi="Raleway"/>
+          <w:color w:val="1D1D1B"/>
+          <w:sz w:val="22"/>
+          <w:szCs w:val="22"/>
+        </w:rPr>
+        <w:t>NO permita dos sedes con el mismo nombre, aunque tengan códigos distintos: dos «Campus Bello» en la lista no le sirven a nadie.</w:t>
       </w:r>
     </w:p>
     <w:p>
@@ -6464,7 +6502,7 @@
           <w:sz w:val="22"/>
           <w:szCs w:val="22"/>
         </w:rPr>
-        <w:pict w14:anchorId="39FCE2B1">
+        <w:pict w14:anchorId="2D07AFC7">
           <v:rect id="_x0000_i1029" style="width:0;height:1.5pt" o:hralign="center" o:hrstd="t" o:hr="t" fillcolor="#a0a0a0" stroked="f"/>
         </w:pict>
       </w:r>
@@ -7388,7 +7426,7 @@
           <w:sz w:val="22"/>
           <w:szCs w:val="22"/>
         </w:rPr>
-        <w:pict w14:anchorId="35917B6A">
+        <w:pict w14:anchorId="1AEF2F66">
           <v:rect id="_x0000_i1030" style="width:0;height:1.5pt" o:hralign="center" o:hrstd="t" o:hr="t" fillcolor="#a0a0a0" stroked="f"/>
         </w:pict>
       </w:r>
@@ -8331,7 +8369,7 @@
           <w:sz w:val="22"/>
           <w:szCs w:val="22"/>
         </w:rPr>
-        <w:pict w14:anchorId="2938668E">
+        <w:pict w14:anchorId="64FA282E">
           <v:rect id="_x0000_i1031" style="width:0;height:1.5pt" o:hralign="center" o:hrstd="t" o:hr="t" fillcolor="#a0a0a0" stroked="f"/>
         </w:pict>
       </w:r>
@@ -9023,7 +9061,7 @@
       <w:pPr>
         <w:pStyle w:val="NormalWeb"/>
         <w:ind w:right="720"/>
-        <w:divId w:val="1290235629"/>
+        <w:divId w:val="2085178776"/>
         <w:rPr>
           <w:rFonts w:ascii="Raleway" w:hAnsi="Raleway"/>
           <w:i/>
@@ -9091,7 +9129,7 @@
       <w:pPr>
         <w:pStyle w:val="NormalWeb"/>
         <w:ind w:right="720"/>
-        <w:divId w:val="1290235629"/>
+        <w:divId w:val="2085178776"/>
         <w:rPr>
           <w:rFonts w:ascii="Raleway" w:hAnsi="Raleway"/>
           <w:i/>
@@ -9419,7 +9457,7 @@
           <w:sz w:val="22"/>
           <w:szCs w:val="22"/>
         </w:rPr>
-        <w:pict w14:anchorId="73C30F47">
+        <w:pict w14:anchorId="6BE45B87">
           <v:rect id="_x0000_i1032" style="width:0;height:1.5pt" o:hralign="center" o:hrstd="t" o:hr="t" fillcolor="#a0a0a0" stroked="f"/>
         </w:pict>
       </w:r>
@@ -10159,7 +10197,7 @@
       <w:pPr>
         <w:pStyle w:val="NormalWeb"/>
         <w:ind w:right="720"/>
-        <w:divId w:val="1668094486"/>
+        <w:divId w:val="21445617"/>
         <w:rPr>
           <w:rFonts w:ascii="Raleway" w:hAnsi="Raleway"/>
           <w:i/>
@@ -10204,7 +10242,7 @@
       <w:pPr>
         <w:pStyle w:val="NormalWeb"/>
         <w:ind w:right="720"/>
-        <w:divId w:val="1668094486"/>
+        <w:divId w:val="21445617"/>
         <w:rPr>
           <w:rFonts w:ascii="Raleway" w:hAnsi="Raleway"/>
           <w:i/>
@@ -10720,7 +10758,7 @@
           <w:sz w:val="22"/>
           <w:szCs w:val="22"/>
         </w:rPr>
-        <w:pict w14:anchorId="1D2E11C1">
+        <w:pict w14:anchorId="32983CAF">
           <v:rect id="_x0000_i1033" style="width:0;height:1.5pt" o:hralign="center" o:hrstd="t" o:hr="t" fillcolor="#a0a0a0" stroked="f"/>
         </w:pict>
       </w:r>
@@ -11412,7 +11450,7 @@
       <w:pPr>
         <w:pStyle w:val="NormalWeb"/>
         <w:ind w:right="720"/>
-        <w:divId w:val="779036444"/>
+        <w:divId w:val="1851144946"/>
         <w:rPr>
           <w:rFonts w:ascii="Raleway" w:hAnsi="Raleway"/>
           <w:i/>
@@ -11477,7 +11515,7 @@
       <w:pPr>
         <w:pStyle w:val="NormalWeb"/>
         <w:ind w:right="720"/>
-        <w:divId w:val="2110275844"/>
+        <w:divId w:val="1929464165"/>
         <w:rPr>
           <w:rFonts w:ascii="Raleway" w:hAnsi="Raleway"/>
           <w:i/>
@@ -12073,7 +12111,7 @@
           <w:sz w:val="22"/>
           <w:szCs w:val="22"/>
         </w:rPr>
-        <w:pict w14:anchorId="0B6BCF71">
+        <w:pict w14:anchorId="155CDC1F">
           <v:rect id="_x0000_i1034" style="width:0;height:1.5pt" o:hralign="center" o:hrstd="t" o:hr="t" fillcolor="#a0a0a0" stroked="f"/>
         </w:pict>
       </w:r>
@@ -12765,7 +12803,7 @@
       <w:pPr>
         <w:pStyle w:val="NormalWeb"/>
         <w:ind w:right="720"/>
-        <w:divId w:val="585262870"/>
+        <w:divId w:val="1632590966"/>
         <w:rPr>
           <w:rFonts w:ascii="Raleway" w:hAnsi="Raleway"/>
           <w:i/>
@@ -13122,7 +13160,7 @@
           <w:sz w:val="22"/>
           <w:szCs w:val="22"/>
         </w:rPr>
-        <w:pict w14:anchorId="4201C99D">
+        <w:pict w14:anchorId="26753CDF">
           <v:rect id="_x0000_i1035" style="width:0;height:1.5pt" o:hralign="center" o:hrstd="t" o:hr="t" fillcolor="#a0a0a0" stroked="f"/>
         </w:pict>
       </w:r>
@@ -13833,7 +13871,7 @@
       <w:pPr>
         <w:pStyle w:val="NormalWeb"/>
         <w:ind w:right="720"/>
-        <w:divId w:val="645739039"/>
+        <w:divId w:val="424348063"/>
         <w:rPr>
           <w:rFonts w:ascii="Raleway" w:hAnsi="Raleway"/>
           <w:i/>
@@ -13901,7 +13939,7 @@
       <w:pPr>
         <w:pStyle w:val="NormalWeb"/>
         <w:ind w:right="720"/>
-        <w:divId w:val="645739039"/>
+        <w:divId w:val="424348063"/>
         <w:rPr>
           <w:rFonts w:ascii="Raleway" w:hAnsi="Raleway"/>
           <w:i/>
@@ -14320,7 +14358,7 @@
           <w:sz w:val="22"/>
           <w:szCs w:val="22"/>
         </w:rPr>
-        <w:pict w14:anchorId="59A06247">
+        <w:pict w14:anchorId="7AAD05E8">
           <v:rect id="_x0000_i1036" style="width:0;height:1.5pt" o:hralign="center" o:hrstd="t" o:hr="t" fillcolor="#a0a0a0" stroked="f"/>
         </w:pict>
       </w:r>
@@ -15315,7 +15353,7 @@
           <w:sz w:val="22"/>
           <w:szCs w:val="22"/>
         </w:rPr>
-        <w:pict w14:anchorId="78E71A40">
+        <w:pict w14:anchorId="5AC89FBF">
           <v:rect id="_x0000_i1037" style="width:0;height:1.5pt" o:hralign="center" o:hrstd="t" o:hr="t" fillcolor="#a0a0a0" stroked="f"/>
         </w:pict>
       </w:r>
@@ -15853,7 +15891,7 @@
       <w:pPr>
         <w:pStyle w:val="NormalWeb"/>
         <w:ind w:right="720"/>
-        <w:divId w:val="1675717304"/>
+        <w:divId w:val="144470202"/>
         <w:rPr>
           <w:rFonts w:ascii="Raleway" w:hAnsi="Raleway"/>
           <w:i/>
@@ -15911,9 +15949,9 @@
 <file path=word/numbering.xml><?xml version="1.0" encoding="utf-8"?>
 <w:numbering xmlns:wpc="http://schemas.microsoft.com/office/word/2010/wordprocessingCanvas" xmlns:cx="http://schemas.microsoft.com/office/drawing/2014/chartex" xmlns:cx1="http://schemas.microsoft.com/office/drawing/2015/9/8/chartex" xmlns:cx2="http://schemas.microsoft.com/office/drawing/2015/10/21/chartex" xmlns:cx3="http://schemas.microsoft.com/office/drawing/2016/5/9/chartex" xmlns:cx4="http://schemas.microsoft.com/office/drawing/2016/5/10/chartex" xmlns:cx5="http://schemas.microsoft.com/office/drawing/2016/5/11/chartex" xmlns:cx6="http://schemas.microsoft.com/office/drawing/2016/5/12/chartex" xmlns:cx7="http://schemas.microsoft.com/office/drawing/2016/5/13/chartex" xmlns:cx8="http://schemas.microsoft.com/office/drawing/2016/5/14/chartex" xmlns:mc="http://schemas.openxmlformats.org/markup-compatibility/2006" xmlns:aink="http://schemas.microsoft.com/office/drawing/2016/ink" xmlns:am3d="http://schemas.microsoft.com/office/drawing/2017/model3d" xmlns:o="urn:schemas-microsoft-com:office:office" xmlns:oel="http://schemas.microsoft.com/office/2019/extlst" xmlns:r="http://schemas.openxmlformats.org/officeDocument/2006/relationships" xmlns:m="http://schemas.openxmlformats.org/officeDocument/2006/math" xmlns:v="urn:schemas-microsoft-com:vml" xmlns:wp14="http://schemas.microsoft.com/office/word/2010/wordprocessingDrawing" xmlns:wp="http://schemas.openxmlformats.org/drawingml/2006/wordprocessingDrawing" xmlns:w10="urn:schemas-microsoft-com:office:word" xmlns:w="http://schemas.openxmlformats.org/wordprocessingml/2006/main" xmlns:w14="http://schemas.microsoft.com/office/word/2010/wordml" xmlns:w15="http://schemas.microsoft.com/office/word/2012/wordml" xmlns:w16cex="http://schemas.microsoft.com/office/word/2018/wordml/cex" xmlns:w16cid="http://schemas.microsoft.com/office/word/2016/wordml/cid" xmlns:w16="http://schemas.microsoft.com/office/word/2018/wordml" xmlns:w16du="http://schemas.microsoft.com/office/word/2023/wordml/word16du" xmlns:w16sdtdh="http://schemas.microsoft.com/office/word/2020/wordml/sdtdatahash" xmlns:w16sdtfl="http://schemas.microsoft.com/office/word/2024/wordml/sdtformatlock" xmlns:w16se="http://schemas.microsoft.com/office/word/2015/wordml/symex" xmlns:wpg="http://schemas.microsoft.com/office/word/2010/wordprocessingGroup" xmlns:wpi="http://schemas.microsoft.com/office/word/2010/wordprocessingInk" xmlns:wne="http://schemas.microsoft.com/office/word/2006/wordml" xmlns:wps="http://schemas.microsoft.com/office/word/2010/wordprocessingShape" mc:Ignorable="w14 w15 w16se w16cid w16 w16cex w16sdtdh w16sdtfl w16du wp14">
   <w:abstractNum w:abstractNumId="0" w15:restartNumberingAfterBreak="0">
-    <w:nsid w:val="04F314CD"/>
+    <w:nsid w:val="02390084"/>
     <w:multiLevelType w:val="multilevel"/>
-    <w:tmpl w:val="402AEBC0"/>
+    <w:tmpl w:val="D4487E9E"/>
     <w:lvl w:ilvl="0">
       <w:start w:val="1"/>
       <w:numFmt w:val="bullet"/>
@@ -16060,9 +16098,9 @@
     </w:lvl>
   </w:abstractNum>
   <w:abstractNum w:abstractNumId="1" w15:restartNumberingAfterBreak="0">
-    <w:nsid w:val="088E69CB"/>
+    <w:nsid w:val="06DF4069"/>
     <w:multiLevelType w:val="multilevel"/>
-    <w:tmpl w:val="CED6889C"/>
+    <w:tmpl w:val="9C26FF1C"/>
     <w:lvl w:ilvl="0">
       <w:start w:val="1"/>
       <w:numFmt w:val="bullet"/>
@@ -16209,9 +16247,9 @@
     </w:lvl>
   </w:abstractNum>
   <w:abstractNum w:abstractNumId="2" w15:restartNumberingAfterBreak="0">
-    <w:nsid w:val="0C6A0349"/>
+    <w:nsid w:val="093A1F68"/>
     <w:multiLevelType w:val="multilevel"/>
-    <w:tmpl w:val="50D44F9E"/>
+    <w:tmpl w:val="30162D12"/>
     <w:lvl w:ilvl="0">
       <w:start w:val="1"/>
       <w:numFmt w:val="bullet"/>
@@ -16358,9 +16396,9 @@
     </w:lvl>
   </w:abstractNum>
   <w:abstractNum w:abstractNumId="3" w15:restartNumberingAfterBreak="0">
-    <w:nsid w:val="1B455E6F"/>
+    <w:nsid w:val="0DB45C8F"/>
     <w:multiLevelType w:val="multilevel"/>
-    <w:tmpl w:val="1FAE973E"/>
+    <w:tmpl w:val="3586CA12"/>
     <w:lvl w:ilvl="0">
       <w:start w:val="1"/>
       <w:numFmt w:val="bullet"/>
@@ -16507,9 +16545,9 @@
     </w:lvl>
   </w:abstractNum>
   <w:abstractNum w:abstractNumId="4" w15:restartNumberingAfterBreak="0">
-    <w:nsid w:val="2B4F3F81"/>
+    <w:nsid w:val="0E661E76"/>
     <w:multiLevelType w:val="multilevel"/>
-    <w:tmpl w:val="E83A89C8"/>
+    <w:tmpl w:val="B35421F6"/>
     <w:lvl w:ilvl="0">
       <w:start w:val="1"/>
       <w:numFmt w:val="bullet"/>
@@ -16656,9 +16694,9 @@
     </w:lvl>
   </w:abstractNum>
   <w:abstractNum w:abstractNumId="5" w15:restartNumberingAfterBreak="0">
-    <w:nsid w:val="2E262CF9"/>
+    <w:nsid w:val="16E4645D"/>
     <w:multiLevelType w:val="multilevel"/>
-    <w:tmpl w:val="213EAA3C"/>
+    <w:tmpl w:val="3DD4824E"/>
     <w:lvl w:ilvl="0">
       <w:start w:val="1"/>
       <w:numFmt w:val="bullet"/>
@@ -16805,9 +16843,9 @@
     </w:lvl>
   </w:abstractNum>
   <w:abstractNum w:abstractNumId="6" w15:restartNumberingAfterBreak="0">
-    <w:nsid w:val="332A0164"/>
+    <w:nsid w:val="1B00753C"/>
     <w:multiLevelType w:val="multilevel"/>
-    <w:tmpl w:val="FEC216D2"/>
+    <w:tmpl w:val="851273C4"/>
     <w:lvl w:ilvl="0">
       <w:start w:val="1"/>
       <w:numFmt w:val="bullet"/>
@@ -16954,9 +16992,9 @@
     </w:lvl>
   </w:abstractNum>
   <w:abstractNum w:abstractNumId="7" w15:restartNumberingAfterBreak="0">
-    <w:nsid w:val="36396C4A"/>
+    <w:nsid w:val="1C40672A"/>
     <w:multiLevelType w:val="multilevel"/>
-    <w:tmpl w:val="1D5CA262"/>
+    <w:tmpl w:val="F34E9804"/>
     <w:lvl w:ilvl="0">
       <w:start w:val="1"/>
       <w:numFmt w:val="bullet"/>
@@ -17103,9 +17141,9 @@
     </w:lvl>
   </w:abstractNum>
   <w:abstractNum w:abstractNumId="8" w15:restartNumberingAfterBreak="0">
-    <w:nsid w:val="389E56E5"/>
+    <w:nsid w:val="1C6347BD"/>
     <w:multiLevelType w:val="multilevel"/>
-    <w:tmpl w:val="B588D5B2"/>
+    <w:tmpl w:val="CCF0B9EE"/>
     <w:lvl w:ilvl="0">
       <w:start w:val="1"/>
       <w:numFmt w:val="bullet"/>
@@ -17252,9 +17290,9 @@
     </w:lvl>
   </w:abstractNum>
   <w:abstractNum w:abstractNumId="9" w15:restartNumberingAfterBreak="0">
-    <w:nsid w:val="3C4B4145"/>
+    <w:nsid w:val="2D960175"/>
     <w:multiLevelType w:val="multilevel"/>
-    <w:tmpl w:val="720257EC"/>
+    <w:tmpl w:val="165E6FDC"/>
     <w:lvl w:ilvl="0">
       <w:start w:val="1"/>
       <w:numFmt w:val="bullet"/>
@@ -17401,9 +17439,9 @@
     </w:lvl>
   </w:abstractNum>
   <w:abstractNum w:abstractNumId="10" w15:restartNumberingAfterBreak="0">
-    <w:nsid w:val="402754EC"/>
+    <w:nsid w:val="353D2815"/>
     <w:multiLevelType w:val="multilevel"/>
-    <w:tmpl w:val="8C6C71CA"/>
+    <w:tmpl w:val="C45EFB76"/>
     <w:lvl w:ilvl="0">
       <w:start w:val="1"/>
       <w:numFmt w:val="bullet"/>
@@ -17550,9 +17588,9 @@
     </w:lvl>
   </w:abstractNum>
   <w:abstractNum w:abstractNumId="11" w15:restartNumberingAfterBreak="0">
-    <w:nsid w:val="41227B58"/>
+    <w:nsid w:val="46026B21"/>
     <w:multiLevelType w:val="multilevel"/>
-    <w:tmpl w:val="46ACCB6E"/>
+    <w:tmpl w:val="4D8C714C"/>
     <w:lvl w:ilvl="0">
       <w:start w:val="1"/>
       <w:numFmt w:val="bullet"/>
@@ -17699,9 +17737,9 @@
     </w:lvl>
   </w:abstractNum>
   <w:abstractNum w:abstractNumId="12" w15:restartNumberingAfterBreak="0">
-    <w:nsid w:val="4E585B84"/>
+    <w:nsid w:val="4EA95D16"/>
     <w:multiLevelType w:val="multilevel"/>
-    <w:tmpl w:val="608EBFF8"/>
+    <w:tmpl w:val="B232AFC0"/>
     <w:lvl w:ilvl="0">
       <w:start w:val="1"/>
       <w:numFmt w:val="bullet"/>
@@ -17848,9 +17886,9 @@
     </w:lvl>
   </w:abstractNum>
   <w:abstractNum w:abstractNumId="13" w15:restartNumberingAfterBreak="0">
-    <w:nsid w:val="542D0CC0"/>
+    <w:nsid w:val="4F68138B"/>
     <w:multiLevelType w:val="multilevel"/>
-    <w:tmpl w:val="A894C54C"/>
+    <w:tmpl w:val="EE0E0F94"/>
     <w:lvl w:ilvl="0">
       <w:start w:val="1"/>
       <w:numFmt w:val="bullet"/>
@@ -17997,9 +18035,9 @@
     </w:lvl>
   </w:abstractNum>
   <w:abstractNum w:abstractNumId="14" w15:restartNumberingAfterBreak="0">
-    <w:nsid w:val="56107946"/>
+    <w:nsid w:val="53E000B6"/>
     <w:multiLevelType w:val="multilevel"/>
-    <w:tmpl w:val="9F9465E4"/>
+    <w:tmpl w:val="CCA6BBE2"/>
     <w:lvl w:ilvl="0">
       <w:start w:val="1"/>
       <w:numFmt w:val="bullet"/>
@@ -18146,9 +18184,9 @@
     </w:lvl>
   </w:abstractNum>
   <w:abstractNum w:abstractNumId="15" w15:restartNumberingAfterBreak="0">
-    <w:nsid w:val="60B54977"/>
+    <w:nsid w:val="54C26149"/>
     <w:multiLevelType w:val="multilevel"/>
-    <w:tmpl w:val="23003FE4"/>
+    <w:tmpl w:val="118A50F6"/>
     <w:lvl w:ilvl="0">
       <w:start w:val="1"/>
       <w:numFmt w:val="bullet"/>
@@ -18295,9 +18333,9 @@
     </w:lvl>
   </w:abstractNum>
   <w:abstractNum w:abstractNumId="16" w15:restartNumberingAfterBreak="0">
-    <w:nsid w:val="6655136F"/>
+    <w:nsid w:val="58C427B1"/>
     <w:multiLevelType w:val="multilevel"/>
-    <w:tmpl w:val="5FA81466"/>
+    <w:tmpl w:val="DFAA1D40"/>
     <w:lvl w:ilvl="0">
       <w:start w:val="1"/>
       <w:numFmt w:val="bullet"/>
@@ -18444,9 +18482,9 @@
     </w:lvl>
   </w:abstractNum>
   <w:abstractNum w:abstractNumId="17" w15:restartNumberingAfterBreak="0">
-    <w:nsid w:val="67737D40"/>
+    <w:nsid w:val="5BB025E7"/>
     <w:multiLevelType w:val="multilevel"/>
-    <w:tmpl w:val="B12A4294"/>
+    <w:tmpl w:val="7778C128"/>
     <w:lvl w:ilvl="0">
       <w:start w:val="1"/>
       <w:numFmt w:val="bullet"/>
@@ -18593,9 +18631,9 @@
     </w:lvl>
   </w:abstractNum>
   <w:abstractNum w:abstractNumId="18" w15:restartNumberingAfterBreak="0">
-    <w:nsid w:val="75674C08"/>
+    <w:nsid w:val="6E6B555B"/>
     <w:multiLevelType w:val="multilevel"/>
-    <w:tmpl w:val="28DE2EFE"/>
+    <w:tmpl w:val="893AF1C0"/>
     <w:lvl w:ilvl="0">
       <w:start w:val="1"/>
       <w:numFmt w:val="bullet"/>
@@ -18742,9 +18780,9 @@
     </w:lvl>
   </w:abstractNum>
   <w:abstractNum w:abstractNumId="19" w15:restartNumberingAfterBreak="0">
-    <w:nsid w:val="7B827548"/>
+    <w:nsid w:val="7AB66C9F"/>
     <w:multiLevelType w:val="multilevel"/>
-    <w:tmpl w:val="5EAC4E0C"/>
+    <w:tmpl w:val="C9B012F4"/>
     <w:lvl w:ilvl="0">
       <w:start w:val="1"/>
       <w:numFmt w:val="bullet"/>
@@ -18890,65 +18928,65 @@
       </w:rPr>
     </w:lvl>
   </w:abstractNum>
-  <w:num w:numId="1" w16cid:durableId="2025940779">
+  <w:num w:numId="1" w16cid:durableId="844904229">
+    <w:abstractNumId w:val="16"/>
+  </w:num>
+  <w:num w:numId="2" w16cid:durableId="60563974">
+    <w:abstractNumId w:val="12"/>
+  </w:num>
+  <w:num w:numId="3" w16cid:durableId="1860509090">
+    <w:abstractNumId w:val="0"/>
+  </w:num>
+  <w:num w:numId="4" w16cid:durableId="1344937396">
+    <w:abstractNumId w:val="1"/>
+  </w:num>
+  <w:num w:numId="5" w16cid:durableId="1963002090">
+    <w:abstractNumId w:val="18"/>
+  </w:num>
+  <w:num w:numId="6" w16cid:durableId="794181954">
+    <w:abstractNumId w:val="7"/>
+  </w:num>
+  <w:num w:numId="7" w16cid:durableId="1174606278">
+    <w:abstractNumId w:val="17"/>
+  </w:num>
+  <w:num w:numId="8" w16cid:durableId="1017850265">
+    <w:abstractNumId w:val="19"/>
+  </w:num>
+  <w:num w:numId="9" w16cid:durableId="803233908">
+    <w:abstractNumId w:val="14"/>
+  </w:num>
+  <w:num w:numId="10" w16cid:durableId="1072628959">
+    <w:abstractNumId w:val="6"/>
+  </w:num>
+  <w:num w:numId="11" w16cid:durableId="837119018">
+    <w:abstractNumId w:val="8"/>
+  </w:num>
+  <w:num w:numId="12" w16cid:durableId="1924560601">
+    <w:abstractNumId w:val="11"/>
+  </w:num>
+  <w:num w:numId="13" w16cid:durableId="745542461">
+    <w:abstractNumId w:val="15"/>
+  </w:num>
+  <w:num w:numId="14" w16cid:durableId="1015496822">
     <w:abstractNumId w:val="10"/>
   </w:num>
-  <w:num w:numId="2" w16cid:durableId="1683583343">
-    <w:abstractNumId w:val="8"/>
-  </w:num>
-  <w:num w:numId="3" w16cid:durableId="2089959144">
-    <w:abstractNumId w:val="16"/>
-  </w:num>
-  <w:num w:numId="4" w16cid:durableId="1734082766">
-    <w:abstractNumId w:val="2"/>
-  </w:num>
-  <w:num w:numId="5" w16cid:durableId="1285699758">
+  <w:num w:numId="15" w16cid:durableId="1399014">
     <w:abstractNumId w:val="13"/>
   </w:num>
-  <w:num w:numId="6" w16cid:durableId="943658613">
+  <w:num w:numId="16" w16cid:durableId="1779596913">
     <w:abstractNumId w:val="9"/>
   </w:num>
-  <w:num w:numId="7" w16cid:durableId="1242108456">
-    <w:abstractNumId w:val="19"/>
+  <w:num w:numId="17" w16cid:durableId="1087313908">
+    <w:abstractNumId w:val="5"/>
   </w:num>
-  <w:num w:numId="8" w16cid:durableId="840243782">
+  <w:num w:numId="18" w16cid:durableId="388188502">
     <w:abstractNumId w:val="4"/>
   </w:num>
-  <w:num w:numId="9" w16cid:durableId="1941718488">
-    <w:abstractNumId w:val="6"/>
-  </w:num>
-  <w:num w:numId="10" w16cid:durableId="273244393">
-    <w:abstractNumId w:val="7"/>
-  </w:num>
-  <w:num w:numId="11" w16cid:durableId="914317443">
-    <w:abstractNumId w:val="15"/>
-  </w:num>
-  <w:num w:numId="12" w16cid:durableId="826241957">
-    <w:abstractNumId w:val="14"/>
-  </w:num>
-  <w:num w:numId="13" w16cid:durableId="1644773497">
-    <w:abstractNumId w:val="11"/>
-  </w:num>
-  <w:num w:numId="14" w16cid:durableId="966543395">
-    <w:abstractNumId w:val="5"/>
-  </w:num>
-  <w:num w:numId="15" w16cid:durableId="429206870">
-    <w:abstractNumId w:val="12"/>
-  </w:num>
-  <w:num w:numId="16" w16cid:durableId="1243955544">
-    <w:abstractNumId w:val="17"/>
-  </w:num>
-  <w:num w:numId="17" w16cid:durableId="706104712">
-    <w:abstractNumId w:val="18"/>
-  </w:num>
-  <w:num w:numId="18" w16cid:durableId="1162620149">
+  <w:num w:numId="19" w16cid:durableId="1359626897">
     <w:abstractNumId w:val="3"/>
   </w:num>
-  <w:num w:numId="19" w16cid:durableId="613639661">
-    <w:abstractNumId w:val="1"/>
-  </w:num>
-  <w:num w:numId="20" w16cid:durableId="1970933595">
-    <w:abstractNumId w:val="0"/>
+  <w:num w:numId="20" w16cid:durableId="991107170">
+    <w:abstractNumId w:val="2"/>
   </w:num>
 </w:numbering>
 </file>
